--- a/Rapports_mensuels/Mois2026_02/ipc_note_17_ar_2026_02.docx
+++ b/Rapports_mensuels/Mois2026_02/ipc_note_17_ar_2026_02.docx
@@ -459,7 +459,7 @@
         <w:pStyle w:val="ipccorps"/>
       </w:pPr>
       <w:r>
-        <w:t xml:space="preserve">قراءة: في فبراير 2026 انخفض الرقم الاستدلالي للأثمان عند الاستهلاك</w:t>
+        <w:t xml:space="preserve">في فبراير 2026 انخفض الرقم الاستدلالي للأثمان عند الاستهلاك</w:t>
       </w:r>
       <w:r>
         <w:t xml:space="preserve"> </w:t>
@@ -528,7 +528,7 @@
         <w:pStyle w:val="ipccorps"/>
       </w:pPr>
       <w:r>
-        <w:t xml:space="preserve">قراءة: في فبراير 2026 ارتفع الرقم الاستدلالي للأثمان عند الاستهلاك</w:t>
+        <w:t xml:space="preserve">في فبراير 2026 ارتفع الرقم الاستدلالي للأثمان عند الاستهلاك</w:t>
       </w:r>
       <w:r>
         <w:t xml:space="preserve"> </w:t>
@@ -596,28 +596,28 @@
                 <w:left w:val="none" w:sz="0" w:space="0" w:color="000000"/>
                 <w:right w:val="none" w:sz="0" w:space="0" w:color="000000"/>
               </w:pBdr>
-              <w:spacing w:after="36" w:before="36" w:line="432"/>
-              <w:ind w:left="100" w:right="100" w:firstLine="0" w:firstLineChars="0"/>
-              <w:rPr>
-                <w:rFonts w:ascii="Times New Roman" w:hAnsi="Times New Roman" w:eastAsia="Times New Roman" w:cs="Times New Roman"/>
-                <w:i w:val="false"/>
-                <w:b w:val="true"/>
-                <w:u w:val="none"/>
-                <w:strike w:val="false"/>
-                <w:sz w:val="16"/>
-                <w:szCs w:val="16"/>
-                <w:color w:val="000000"/>
-              </w:rPr>
-            </w:pPr>
-            <w:r xmlns:w="http://schemas.openxmlformats.org/wordprocessingml/2006/main" xmlns:wp="http://schemas.openxmlformats.org/drawingml/2006/wordprocessingDrawing" xmlns:r="http://schemas.openxmlformats.org/officeDocument/2006/relationships" xmlns:w14="http://schemas.microsoft.com/office/word/2010/wordml">
-              <w:rPr>
-                <w:rFonts w:ascii="Times New Roman" w:hAnsi="Times New Roman" w:eastAsia="Times New Roman" w:cs="Times New Roman"/>
-                <w:i w:val="false"/>
-                <w:b w:val="true"/>
-                <w:u w:val="none"/>
-                <w:strike w:val="false"/>
-                <w:sz w:val="16"/>
-                <w:szCs w:val="16"/>
+              <w:spacing w:after="0" w:before="0" w:line="432"/>
+              <w:ind w:left="100" w:right="100" w:firstLine="0" w:firstLineChars="0"/>
+              <w:rPr>
+                <w:rFonts w:ascii="Times New Roman" w:hAnsi="Times New Roman" w:eastAsia="Times New Roman" w:cs="Times New Roman"/>
+                <w:i w:val="false"/>
+                <w:b w:val="true"/>
+                <w:u w:val="none"/>
+                <w:strike w:val="false"/>
+                <w:sz w:val="14"/>
+                <w:szCs w:val="14"/>
+                <w:color w:val="000000"/>
+              </w:rPr>
+            </w:pPr>
+            <w:r xmlns:w="http://schemas.openxmlformats.org/wordprocessingml/2006/main" xmlns:wp="http://schemas.openxmlformats.org/drawingml/2006/wordprocessingDrawing" xmlns:r="http://schemas.openxmlformats.org/officeDocument/2006/relationships" xmlns:w14="http://schemas.microsoft.com/office/word/2010/wordml">
+              <w:rPr>
+                <w:rFonts w:ascii="Times New Roman" w:hAnsi="Times New Roman" w:eastAsia="Times New Roman" w:cs="Times New Roman"/>
+                <w:i w:val="false"/>
+                <w:b w:val="true"/>
+                <w:u w:val="none"/>
+                <w:strike w:val="false"/>
+                <w:sz w:val="14"/>
+                <w:szCs w:val="14"/>
                 <w:color w:val="000000"/>
               </w:rPr>
               <w:t xml:space="preserve">التغير (%) منذ</w:t>
@@ -651,28 +651,28 @@
                 <w:left w:val="none" w:sz="0" w:space="0" w:color="000000"/>
                 <w:right w:val="none" w:sz="0" w:space="0" w:color="000000"/>
               </w:pBdr>
-              <w:spacing w:after="36" w:before="36" w:line="432"/>
-              <w:ind w:left="100" w:right="100" w:firstLine="0" w:firstLineChars="0"/>
-              <w:rPr>
-                <w:rFonts w:ascii="Times New Roman" w:hAnsi="Times New Roman" w:eastAsia="Times New Roman" w:cs="Times New Roman"/>
-                <w:i w:val="false"/>
-                <w:b w:val="true"/>
-                <w:u w:val="none"/>
-                <w:strike w:val="false"/>
-                <w:sz w:val="16"/>
-                <w:szCs w:val="16"/>
-                <w:color w:val="000000"/>
-              </w:rPr>
-            </w:pPr>
-            <w:r xmlns:w="http://schemas.openxmlformats.org/wordprocessingml/2006/main" xmlns:wp="http://schemas.openxmlformats.org/drawingml/2006/wordprocessingDrawing" xmlns:r="http://schemas.openxmlformats.org/officeDocument/2006/relationships" xmlns:w14="http://schemas.microsoft.com/office/word/2010/wordml">
-              <w:rPr>
-                <w:rFonts w:ascii="Times New Roman" w:hAnsi="Times New Roman" w:eastAsia="Times New Roman" w:cs="Times New Roman"/>
-                <w:i w:val="false"/>
-                <w:b w:val="true"/>
-                <w:u w:val="none"/>
-                <w:strike w:val="false"/>
-                <w:sz w:val="16"/>
-                <w:szCs w:val="16"/>
+              <w:spacing w:after="0" w:before="0" w:line="432"/>
+              <w:ind w:left="100" w:right="100" w:firstLine="0" w:firstLineChars="0"/>
+              <w:rPr>
+                <w:rFonts w:ascii="Times New Roman" w:hAnsi="Times New Roman" w:eastAsia="Times New Roman" w:cs="Times New Roman"/>
+                <w:i w:val="false"/>
+                <w:b w:val="true"/>
+                <w:u w:val="none"/>
+                <w:strike w:val="false"/>
+                <w:sz w:val="14"/>
+                <w:szCs w:val="14"/>
+                <w:color w:val="000000"/>
+              </w:rPr>
+            </w:pPr>
+            <w:r xmlns:w="http://schemas.openxmlformats.org/wordprocessingml/2006/main" xmlns:wp="http://schemas.openxmlformats.org/drawingml/2006/wordprocessingDrawing" xmlns:r="http://schemas.openxmlformats.org/officeDocument/2006/relationships" xmlns:w14="http://schemas.microsoft.com/office/word/2010/wordml">
+              <w:rPr>
+                <w:rFonts w:ascii="Times New Roman" w:hAnsi="Times New Roman" w:eastAsia="Times New Roman" w:cs="Times New Roman"/>
+                <w:i w:val="false"/>
+                <w:b w:val="true"/>
+                <w:u w:val="none"/>
+                <w:strike w:val="false"/>
+                <w:sz w:val="14"/>
+                <w:szCs w:val="14"/>
                 <w:color w:val="000000"/>
               </w:rPr>
               <w:t xml:space="preserve">الرقم الاستدلالي لشهر</w:t>
@@ -706,28 +706,28 @@
                 <w:left w:val="none" w:sz="0" w:space="0" w:color="000000"/>
                 <w:right w:val="none" w:sz="0" w:space="0" w:color="000000"/>
               </w:pBdr>
-              <w:spacing w:after="36" w:before="36" w:line="432"/>
-              <w:ind w:left="100" w:right="100" w:firstLine="0" w:firstLineChars="0"/>
-              <w:rPr>
-                <w:rFonts w:ascii="Times New Roman" w:hAnsi="Times New Roman" w:eastAsia="Times New Roman" w:cs="Times New Roman"/>
-                <w:i w:val="false"/>
-                <w:b w:val="true"/>
-                <w:u w:val="none"/>
-                <w:strike w:val="false"/>
-                <w:sz w:val="16"/>
-                <w:szCs w:val="16"/>
-                <w:color w:val="000000"/>
-              </w:rPr>
-            </w:pPr>
-            <w:r xmlns:w="http://schemas.openxmlformats.org/wordprocessingml/2006/main" xmlns:wp="http://schemas.openxmlformats.org/drawingml/2006/wordprocessingDrawing" xmlns:r="http://schemas.openxmlformats.org/officeDocument/2006/relationships" xmlns:w14="http://schemas.microsoft.com/office/word/2010/wordml">
-              <w:rPr>
-                <w:rFonts w:ascii="Times New Roman" w:hAnsi="Times New Roman" w:eastAsia="Times New Roman" w:cs="Times New Roman"/>
-                <w:i w:val="false"/>
-                <w:b w:val="true"/>
-                <w:u w:val="none"/>
-                <w:strike w:val="false"/>
-                <w:sz w:val="16"/>
-                <w:szCs w:val="16"/>
+              <w:spacing w:after="0" w:before="0" w:line="432"/>
+              <w:ind w:left="100" w:right="100" w:firstLine="0" w:firstLineChars="0"/>
+              <w:rPr>
+                <w:rFonts w:ascii="Times New Roman" w:hAnsi="Times New Roman" w:eastAsia="Times New Roman" w:cs="Times New Roman"/>
+                <w:i w:val="false"/>
+                <w:b w:val="true"/>
+                <w:u w:val="none"/>
+                <w:strike w:val="false"/>
+                <w:sz w:val="14"/>
+                <w:szCs w:val="14"/>
+                <w:color w:val="000000"/>
+              </w:rPr>
+            </w:pPr>
+            <w:r xmlns:w="http://schemas.openxmlformats.org/wordprocessingml/2006/main" xmlns:wp="http://schemas.openxmlformats.org/drawingml/2006/wordprocessingDrawing" xmlns:r="http://schemas.openxmlformats.org/officeDocument/2006/relationships" xmlns:w14="http://schemas.microsoft.com/office/word/2010/wordml">
+              <w:rPr>
+                <w:rFonts w:ascii="Times New Roman" w:hAnsi="Times New Roman" w:eastAsia="Times New Roman" w:cs="Times New Roman"/>
+                <w:i w:val="false"/>
+                <w:b w:val="true"/>
+                <w:u w:val="none"/>
+                <w:strike w:val="false"/>
+                <w:sz w:val="14"/>
+                <w:szCs w:val="14"/>
                 <w:color w:val="000000"/>
               </w:rPr>
               <w:t xml:space="preserve">الترجيحات</w:t>
@@ -761,28 +761,28 @@
                 <w:left w:val="none" w:sz="0" w:space="0" w:color="000000"/>
                 <w:right w:val="none" w:sz="0" w:space="0" w:color="000000"/>
               </w:pBdr>
-              <w:spacing w:after="36" w:before="36" w:line="432"/>
-              <w:ind w:left="100" w:right="100" w:firstLine="0" w:firstLineChars="0"/>
-              <w:rPr>
-                <w:rFonts w:ascii="Times New Roman" w:hAnsi="Times New Roman" w:eastAsia="Times New Roman" w:cs="Times New Roman"/>
-                <w:i w:val="false"/>
-                <w:b w:val="true"/>
-                <w:u w:val="none"/>
-                <w:strike w:val="false"/>
-                <w:sz w:val="16"/>
-                <w:szCs w:val="16"/>
-                <w:color w:val="000000"/>
-              </w:rPr>
-            </w:pPr>
-            <w:r xmlns:w="http://schemas.openxmlformats.org/wordprocessingml/2006/main" xmlns:wp="http://schemas.openxmlformats.org/drawingml/2006/wordprocessingDrawing" xmlns:r="http://schemas.openxmlformats.org/officeDocument/2006/relationships" xmlns:w14="http://schemas.microsoft.com/office/word/2010/wordml">
-              <w:rPr>
-                <w:rFonts w:ascii="Times New Roman" w:hAnsi="Times New Roman" w:eastAsia="Times New Roman" w:cs="Times New Roman"/>
-                <w:i w:val="false"/>
-                <w:b w:val="true"/>
-                <w:u w:val="none"/>
-                <w:strike w:val="false"/>
-                <w:sz w:val="16"/>
-                <w:szCs w:val="16"/>
+              <w:spacing w:after="0" w:before="0" w:line="432"/>
+              <w:ind w:left="100" w:right="100" w:firstLine="0" w:firstLineChars="0"/>
+              <w:rPr>
+                <w:rFonts w:ascii="Times New Roman" w:hAnsi="Times New Roman" w:eastAsia="Times New Roman" w:cs="Times New Roman"/>
+                <w:i w:val="false"/>
+                <w:b w:val="true"/>
+                <w:u w:val="none"/>
+                <w:strike w:val="false"/>
+                <w:sz w:val="14"/>
+                <w:szCs w:val="14"/>
+                <w:color w:val="000000"/>
+              </w:rPr>
+            </w:pPr>
+            <w:r xmlns:w="http://schemas.openxmlformats.org/wordprocessingml/2006/main" xmlns:wp="http://schemas.openxmlformats.org/drawingml/2006/wordprocessingDrawing" xmlns:r="http://schemas.openxmlformats.org/officeDocument/2006/relationships" xmlns:w14="http://schemas.microsoft.com/office/word/2010/wordml">
+              <w:rPr>
+                <w:rFonts w:ascii="Times New Roman" w:hAnsi="Times New Roman" w:eastAsia="Times New Roman" w:cs="Times New Roman"/>
+                <w:i w:val="false"/>
+                <w:b w:val="true"/>
+                <w:u w:val="none"/>
+                <w:strike w:val="false"/>
+                <w:sz w:val="14"/>
+                <w:szCs w:val="14"/>
                 <w:color w:val="000000"/>
               </w:rPr>
               <w:t xml:space="preserve">أقسام المواد</w:t>
@@ -822,28 +822,28 @@
                 <w:left w:val="none" w:sz="0" w:space="0" w:color="000000"/>
                 <w:right w:val="none" w:sz="0" w:space="0" w:color="000000"/>
               </w:pBdr>
-              <w:spacing w:after="36" w:before="36" w:line="432"/>
-              <w:ind w:left="100" w:right="100" w:firstLine="0" w:firstLineChars="0"/>
-              <w:rPr>
-                <w:rFonts w:ascii="Times New Roman" w:hAnsi="Times New Roman" w:eastAsia="Times New Roman" w:cs="Times New Roman"/>
-                <w:i w:val="false"/>
-                <w:b w:val="true"/>
-                <w:u w:val="none"/>
-                <w:strike w:val="false"/>
-                <w:sz w:val="16"/>
-                <w:szCs w:val="16"/>
-                <w:color w:val="000000"/>
-              </w:rPr>
-            </w:pPr>
-            <w:r xmlns:w="http://schemas.openxmlformats.org/wordprocessingml/2006/main" xmlns:wp="http://schemas.openxmlformats.org/drawingml/2006/wordprocessingDrawing" xmlns:r="http://schemas.openxmlformats.org/officeDocument/2006/relationships" xmlns:w14="http://schemas.microsoft.com/office/word/2010/wordml">
-              <w:rPr>
-                <w:rFonts w:ascii="Times New Roman" w:hAnsi="Times New Roman" w:eastAsia="Times New Roman" w:cs="Times New Roman"/>
-                <w:i w:val="false"/>
-                <w:b w:val="true"/>
-                <w:u w:val="none"/>
-                <w:strike w:val="false"/>
-                <w:sz w:val="16"/>
-                <w:szCs w:val="16"/>
+              <w:spacing w:after="0" w:before="0" w:line="432"/>
+              <w:ind w:left="100" w:right="100" w:firstLine="0" w:firstLineChars="0"/>
+              <w:rPr>
+                <w:rFonts w:ascii="Times New Roman" w:hAnsi="Times New Roman" w:eastAsia="Times New Roman" w:cs="Times New Roman"/>
+                <w:i w:val="false"/>
+                <w:b w:val="true"/>
+                <w:u w:val="none"/>
+                <w:strike w:val="false"/>
+                <w:sz w:val="14"/>
+                <w:szCs w:val="14"/>
+                <w:color w:val="000000"/>
+              </w:rPr>
+            </w:pPr>
+            <w:r xmlns:w="http://schemas.openxmlformats.org/wordprocessingml/2006/main" xmlns:wp="http://schemas.openxmlformats.org/drawingml/2006/wordprocessingDrawing" xmlns:r="http://schemas.openxmlformats.org/officeDocument/2006/relationships" xmlns:w14="http://schemas.microsoft.com/office/word/2010/wordml">
+              <w:rPr>
+                <w:rFonts w:ascii="Times New Roman" w:hAnsi="Times New Roman" w:eastAsia="Times New Roman" w:cs="Times New Roman"/>
+                <w:i w:val="false"/>
+                <w:b w:val="true"/>
+                <w:u w:val="none"/>
+                <w:strike w:val="false"/>
+                <w:sz w:val="14"/>
+                <w:szCs w:val="14"/>
                 <w:color w:val="000000"/>
               </w:rPr>
               <w:t xml:space="preserve">12 شهرا</w:t>
@@ -876,28 +876,28 @@
                 <w:left w:val="none" w:sz="0" w:space="0" w:color="000000"/>
                 <w:right w:val="none" w:sz="0" w:space="0" w:color="000000"/>
               </w:pBdr>
-              <w:spacing w:after="36" w:before="36" w:line="432"/>
-              <w:ind w:left="100" w:right="100" w:firstLine="0" w:firstLineChars="0"/>
-              <w:rPr>
-                <w:rFonts w:ascii="Times New Roman" w:hAnsi="Times New Roman" w:eastAsia="Times New Roman" w:cs="Times New Roman"/>
-                <w:i w:val="false"/>
-                <w:b w:val="true"/>
-                <w:u w:val="none"/>
-                <w:strike w:val="false"/>
-                <w:sz w:val="16"/>
-                <w:szCs w:val="16"/>
-                <w:color w:val="000000"/>
-              </w:rPr>
-            </w:pPr>
-            <w:r xmlns:w="http://schemas.openxmlformats.org/wordprocessingml/2006/main" xmlns:wp="http://schemas.openxmlformats.org/drawingml/2006/wordprocessingDrawing" xmlns:r="http://schemas.openxmlformats.org/officeDocument/2006/relationships" xmlns:w14="http://schemas.microsoft.com/office/word/2010/wordml">
-              <w:rPr>
-                <w:rFonts w:ascii="Times New Roman" w:hAnsi="Times New Roman" w:eastAsia="Times New Roman" w:cs="Times New Roman"/>
-                <w:i w:val="false"/>
-                <w:b w:val="true"/>
-                <w:u w:val="none"/>
-                <w:strike w:val="false"/>
-                <w:sz w:val="16"/>
-                <w:szCs w:val="16"/>
+              <w:spacing w:after="0" w:before="0" w:line="432"/>
+              <w:ind w:left="100" w:right="100" w:firstLine="0" w:firstLineChars="0"/>
+              <w:rPr>
+                <w:rFonts w:ascii="Times New Roman" w:hAnsi="Times New Roman" w:eastAsia="Times New Roman" w:cs="Times New Roman"/>
+                <w:i w:val="false"/>
+                <w:b w:val="true"/>
+                <w:u w:val="none"/>
+                <w:strike w:val="false"/>
+                <w:sz w:val="14"/>
+                <w:szCs w:val="14"/>
+                <w:color w:val="000000"/>
+              </w:rPr>
+            </w:pPr>
+            <w:r xmlns:w="http://schemas.openxmlformats.org/wordprocessingml/2006/main" xmlns:wp="http://schemas.openxmlformats.org/drawingml/2006/wordprocessingDrawing" xmlns:r="http://schemas.openxmlformats.org/officeDocument/2006/relationships" xmlns:w14="http://schemas.microsoft.com/office/word/2010/wordml">
+              <w:rPr>
+                <w:rFonts w:ascii="Times New Roman" w:hAnsi="Times New Roman" w:eastAsia="Times New Roman" w:cs="Times New Roman"/>
+                <w:i w:val="false"/>
+                <w:b w:val="true"/>
+                <w:u w:val="none"/>
+                <w:strike w:val="false"/>
+                <w:sz w:val="14"/>
+                <w:szCs w:val="14"/>
                 <w:color w:val="000000"/>
               </w:rPr>
               <w:t xml:space="preserve">3أشهر</w:t>
@@ -930,28 +930,28 @@
                 <w:left w:val="none" w:sz="0" w:space="0" w:color="000000"/>
                 <w:right w:val="none" w:sz="0" w:space="0" w:color="000000"/>
               </w:pBdr>
-              <w:spacing w:after="36" w:before="36" w:line="432"/>
-              <w:ind w:left="100" w:right="100" w:firstLine="0" w:firstLineChars="0"/>
-              <w:rPr>
-                <w:rFonts w:ascii="Times New Roman" w:hAnsi="Times New Roman" w:eastAsia="Times New Roman" w:cs="Times New Roman"/>
-                <w:i w:val="false"/>
-                <w:b w:val="true"/>
-                <w:u w:val="none"/>
-                <w:strike w:val="false"/>
-                <w:sz w:val="16"/>
-                <w:szCs w:val="16"/>
-                <w:color w:val="000000"/>
-              </w:rPr>
-            </w:pPr>
-            <w:r xmlns:w="http://schemas.openxmlformats.org/wordprocessingml/2006/main" xmlns:wp="http://schemas.openxmlformats.org/drawingml/2006/wordprocessingDrawing" xmlns:r="http://schemas.openxmlformats.org/officeDocument/2006/relationships" xmlns:w14="http://schemas.microsoft.com/office/word/2010/wordml">
-              <w:rPr>
-                <w:rFonts w:ascii="Times New Roman" w:hAnsi="Times New Roman" w:eastAsia="Times New Roman" w:cs="Times New Roman"/>
-                <w:i w:val="false"/>
-                <w:b w:val="true"/>
-                <w:u w:val="none"/>
-                <w:strike w:val="false"/>
-                <w:sz w:val="16"/>
-                <w:szCs w:val="16"/>
+              <w:spacing w:after="0" w:before="0" w:line="432"/>
+              <w:ind w:left="100" w:right="100" w:firstLine="0" w:firstLineChars="0"/>
+              <w:rPr>
+                <w:rFonts w:ascii="Times New Roman" w:hAnsi="Times New Roman" w:eastAsia="Times New Roman" w:cs="Times New Roman"/>
+                <w:i w:val="false"/>
+                <w:b w:val="true"/>
+                <w:u w:val="none"/>
+                <w:strike w:val="false"/>
+                <w:sz w:val="14"/>
+                <w:szCs w:val="14"/>
+                <w:color w:val="000000"/>
+              </w:rPr>
+            </w:pPr>
+            <w:r xmlns:w="http://schemas.openxmlformats.org/wordprocessingml/2006/main" xmlns:wp="http://schemas.openxmlformats.org/drawingml/2006/wordprocessingDrawing" xmlns:r="http://schemas.openxmlformats.org/officeDocument/2006/relationships" xmlns:w14="http://schemas.microsoft.com/office/word/2010/wordml">
+              <w:rPr>
+                <w:rFonts w:ascii="Times New Roman" w:hAnsi="Times New Roman" w:eastAsia="Times New Roman" w:cs="Times New Roman"/>
+                <w:i w:val="false"/>
+                <w:b w:val="true"/>
+                <w:u w:val="none"/>
+                <w:strike w:val="false"/>
+                <w:sz w:val="14"/>
+                <w:szCs w:val="14"/>
                 <w:color w:val="000000"/>
               </w:rPr>
               <w:t xml:space="preserve">شهر واحد</w:t>
@@ -984,28 +984,28 @@
                 <w:left w:val="none" w:sz="0" w:space="0" w:color="000000"/>
                 <w:right w:val="none" w:sz="0" w:space="0" w:color="000000"/>
               </w:pBdr>
-              <w:spacing w:after="36" w:before="36" w:line="432"/>
-              <w:ind w:left="100" w:right="100" w:firstLine="0" w:firstLineChars="0"/>
-              <w:rPr>
-                <w:rFonts w:ascii="Times New Roman" w:hAnsi="Times New Roman" w:eastAsia="Times New Roman" w:cs="Times New Roman"/>
-                <w:i w:val="false"/>
-                <w:b w:val="true"/>
-                <w:u w:val="none"/>
-                <w:strike w:val="false"/>
-                <w:sz w:val="16"/>
-                <w:szCs w:val="16"/>
-                <w:color w:val="000000"/>
-              </w:rPr>
-            </w:pPr>
-            <w:r xmlns:w="http://schemas.openxmlformats.org/wordprocessingml/2006/main" xmlns:wp="http://schemas.openxmlformats.org/drawingml/2006/wordprocessingDrawing" xmlns:r="http://schemas.openxmlformats.org/officeDocument/2006/relationships" xmlns:w14="http://schemas.microsoft.com/office/word/2010/wordml">
-              <w:rPr>
-                <w:rFonts w:ascii="Times New Roman" w:hAnsi="Times New Roman" w:eastAsia="Times New Roman" w:cs="Times New Roman"/>
-                <w:i w:val="false"/>
-                <w:b w:val="true"/>
-                <w:u w:val="none"/>
-                <w:strike w:val="false"/>
-                <w:sz w:val="16"/>
-                <w:szCs w:val="16"/>
+              <w:spacing w:after="0" w:before="0" w:line="432"/>
+              <w:ind w:left="100" w:right="100" w:firstLine="0" w:firstLineChars="0"/>
+              <w:rPr>
+                <w:rFonts w:ascii="Times New Roman" w:hAnsi="Times New Roman" w:eastAsia="Times New Roman" w:cs="Times New Roman"/>
+                <w:i w:val="false"/>
+                <w:b w:val="true"/>
+                <w:u w:val="none"/>
+                <w:strike w:val="false"/>
+                <w:sz w:val="14"/>
+                <w:szCs w:val="14"/>
+                <w:color w:val="000000"/>
+              </w:rPr>
+            </w:pPr>
+            <w:r xmlns:w="http://schemas.openxmlformats.org/wordprocessingml/2006/main" xmlns:wp="http://schemas.openxmlformats.org/drawingml/2006/wordprocessingDrawing" xmlns:r="http://schemas.openxmlformats.org/officeDocument/2006/relationships" xmlns:w14="http://schemas.microsoft.com/office/word/2010/wordml">
+              <w:rPr>
+                <w:rFonts w:ascii="Times New Roman" w:hAnsi="Times New Roman" w:eastAsia="Times New Roman" w:cs="Times New Roman"/>
+                <w:i w:val="false"/>
+                <w:b w:val="true"/>
+                <w:u w:val="none"/>
+                <w:strike w:val="false"/>
+                <w:sz w:val="14"/>
+                <w:szCs w:val="14"/>
                 <w:color w:val="000000"/>
               </w:rPr>
               <w:t xml:space="preserve">فبراير 2026</w:t>
@@ -1038,28 +1038,28 @@
                 <w:left w:val="none" w:sz="0" w:space="0" w:color="000000"/>
                 <w:right w:val="none" w:sz="0" w:space="0" w:color="000000"/>
               </w:pBdr>
-              <w:spacing w:after="36" w:before="36" w:line="432"/>
-              <w:ind w:left="100" w:right="100" w:firstLine="0" w:firstLineChars="0"/>
-              <w:rPr>
-                <w:rFonts w:ascii="Times New Roman" w:hAnsi="Times New Roman" w:eastAsia="Times New Roman" w:cs="Times New Roman"/>
-                <w:i w:val="false"/>
-                <w:b w:val="true"/>
-                <w:u w:val="none"/>
-                <w:strike w:val="false"/>
-                <w:sz w:val="16"/>
-                <w:szCs w:val="16"/>
-                <w:color w:val="000000"/>
-              </w:rPr>
-            </w:pPr>
-            <w:r xmlns:w="http://schemas.openxmlformats.org/wordprocessingml/2006/main" xmlns:wp="http://schemas.openxmlformats.org/drawingml/2006/wordprocessingDrawing" xmlns:r="http://schemas.openxmlformats.org/officeDocument/2006/relationships" xmlns:w14="http://schemas.microsoft.com/office/word/2010/wordml">
-              <w:rPr>
-                <w:rFonts w:ascii="Times New Roman" w:hAnsi="Times New Roman" w:eastAsia="Times New Roman" w:cs="Times New Roman"/>
-                <w:i w:val="false"/>
-                <w:b w:val="true"/>
-                <w:u w:val="none"/>
-                <w:strike w:val="false"/>
-                <w:sz w:val="16"/>
-                <w:szCs w:val="16"/>
+              <w:spacing w:after="0" w:before="0" w:line="432"/>
+              <w:ind w:left="100" w:right="100" w:firstLine="0" w:firstLineChars="0"/>
+              <w:rPr>
+                <w:rFonts w:ascii="Times New Roman" w:hAnsi="Times New Roman" w:eastAsia="Times New Roman" w:cs="Times New Roman"/>
+                <w:i w:val="false"/>
+                <w:b w:val="true"/>
+                <w:u w:val="none"/>
+                <w:strike w:val="false"/>
+                <w:sz w:val="14"/>
+                <w:szCs w:val="14"/>
+                <w:color w:val="000000"/>
+              </w:rPr>
+            </w:pPr>
+            <w:r xmlns:w="http://schemas.openxmlformats.org/wordprocessingml/2006/main" xmlns:wp="http://schemas.openxmlformats.org/drawingml/2006/wordprocessingDrawing" xmlns:r="http://schemas.openxmlformats.org/officeDocument/2006/relationships" xmlns:w14="http://schemas.microsoft.com/office/word/2010/wordml">
+              <w:rPr>
+                <w:rFonts w:ascii="Times New Roman" w:hAnsi="Times New Roman" w:eastAsia="Times New Roman" w:cs="Times New Roman"/>
+                <w:i w:val="false"/>
+                <w:b w:val="true"/>
+                <w:u w:val="none"/>
+                <w:strike w:val="false"/>
+                <w:sz w:val="14"/>
+                <w:szCs w:val="14"/>
                 <w:color w:val="000000"/>
               </w:rPr>
               <w:t xml:space="preserve">يناير 2026</w:t>
@@ -1092,28 +1092,28 @@
                 <w:left w:val="none" w:sz="0" w:space="0" w:color="000000"/>
                 <w:right w:val="none" w:sz="0" w:space="0" w:color="000000"/>
               </w:pBdr>
-              <w:spacing w:after="36" w:before="36" w:line="432"/>
-              <w:ind w:left="100" w:right="100" w:firstLine="0" w:firstLineChars="0"/>
-              <w:rPr>
-                <w:rFonts w:ascii="Times New Roman" w:hAnsi="Times New Roman" w:eastAsia="Times New Roman" w:cs="Times New Roman"/>
-                <w:i w:val="false"/>
-                <w:b w:val="true"/>
-                <w:u w:val="none"/>
-                <w:strike w:val="false"/>
-                <w:sz w:val="16"/>
-                <w:szCs w:val="16"/>
-                <w:color w:val="000000"/>
-              </w:rPr>
-            </w:pPr>
-            <w:r xmlns:w="http://schemas.openxmlformats.org/wordprocessingml/2006/main" xmlns:wp="http://schemas.openxmlformats.org/drawingml/2006/wordprocessingDrawing" xmlns:r="http://schemas.openxmlformats.org/officeDocument/2006/relationships" xmlns:w14="http://schemas.microsoft.com/office/word/2010/wordml">
-              <w:rPr>
-                <w:rFonts w:ascii="Times New Roman" w:hAnsi="Times New Roman" w:eastAsia="Times New Roman" w:cs="Times New Roman"/>
-                <w:i w:val="false"/>
-                <w:b w:val="true"/>
-                <w:u w:val="none"/>
-                <w:strike w:val="false"/>
-                <w:sz w:val="16"/>
-                <w:szCs w:val="16"/>
+              <w:spacing w:after="0" w:before="0" w:line="432"/>
+              <w:ind w:left="100" w:right="100" w:firstLine="0" w:firstLineChars="0"/>
+              <w:rPr>
+                <w:rFonts w:ascii="Times New Roman" w:hAnsi="Times New Roman" w:eastAsia="Times New Roman" w:cs="Times New Roman"/>
+                <w:i w:val="false"/>
+                <w:b w:val="true"/>
+                <w:u w:val="none"/>
+                <w:strike w:val="false"/>
+                <w:sz w:val="14"/>
+                <w:szCs w:val="14"/>
+                <w:color w:val="000000"/>
+              </w:rPr>
+            </w:pPr>
+            <w:r xmlns:w="http://schemas.openxmlformats.org/wordprocessingml/2006/main" xmlns:wp="http://schemas.openxmlformats.org/drawingml/2006/wordprocessingDrawing" xmlns:r="http://schemas.openxmlformats.org/officeDocument/2006/relationships" xmlns:w14="http://schemas.microsoft.com/office/word/2010/wordml">
+              <w:rPr>
+                <w:rFonts w:ascii="Times New Roman" w:hAnsi="Times New Roman" w:eastAsia="Times New Roman" w:cs="Times New Roman"/>
+                <w:i w:val="false"/>
+                <w:b w:val="true"/>
+                <w:u w:val="none"/>
+                <w:strike w:val="false"/>
+                <w:sz w:val="14"/>
+                <w:szCs w:val="14"/>
                 <w:color w:val="000000"/>
               </w:rPr>
               <w:t xml:space="preserve">دجنبر 2025</w:t>
@@ -1146,28 +1146,28 @@
                 <w:left w:val="none" w:sz="0" w:space="0" w:color="000000"/>
                 <w:right w:val="none" w:sz="0" w:space="0" w:color="000000"/>
               </w:pBdr>
-              <w:spacing w:after="36" w:before="36" w:line="432"/>
-              <w:ind w:left="100" w:right="100" w:firstLine="0" w:firstLineChars="0"/>
-              <w:rPr>
-                <w:rFonts w:ascii="Times New Roman" w:hAnsi="Times New Roman" w:eastAsia="Times New Roman" w:cs="Times New Roman"/>
-                <w:i w:val="false"/>
-                <w:b w:val="true"/>
-                <w:u w:val="none"/>
-                <w:strike w:val="false"/>
-                <w:sz w:val="16"/>
-                <w:szCs w:val="16"/>
-                <w:color w:val="000000"/>
-              </w:rPr>
-            </w:pPr>
-            <w:r xmlns:w="http://schemas.openxmlformats.org/wordprocessingml/2006/main" xmlns:wp="http://schemas.openxmlformats.org/drawingml/2006/wordprocessingDrawing" xmlns:r="http://schemas.openxmlformats.org/officeDocument/2006/relationships" xmlns:w14="http://schemas.microsoft.com/office/word/2010/wordml">
-              <w:rPr>
-                <w:rFonts w:ascii="Times New Roman" w:hAnsi="Times New Roman" w:eastAsia="Times New Roman" w:cs="Times New Roman"/>
-                <w:i w:val="false"/>
-                <w:b w:val="true"/>
-                <w:u w:val="none"/>
-                <w:strike w:val="false"/>
-                <w:sz w:val="16"/>
-                <w:szCs w:val="16"/>
+              <w:spacing w:after="0" w:before="0" w:line="432"/>
+              <w:ind w:left="100" w:right="100" w:firstLine="0" w:firstLineChars="0"/>
+              <w:rPr>
+                <w:rFonts w:ascii="Times New Roman" w:hAnsi="Times New Roman" w:eastAsia="Times New Roman" w:cs="Times New Roman"/>
+                <w:i w:val="false"/>
+                <w:b w:val="true"/>
+                <w:u w:val="none"/>
+                <w:strike w:val="false"/>
+                <w:sz w:val="14"/>
+                <w:szCs w:val="14"/>
+                <w:color w:val="000000"/>
+              </w:rPr>
+            </w:pPr>
+            <w:r xmlns:w="http://schemas.openxmlformats.org/wordprocessingml/2006/main" xmlns:wp="http://schemas.openxmlformats.org/drawingml/2006/wordprocessingDrawing" xmlns:r="http://schemas.openxmlformats.org/officeDocument/2006/relationships" xmlns:w14="http://schemas.microsoft.com/office/word/2010/wordml">
+              <w:rPr>
+                <w:rFonts w:ascii="Times New Roman" w:hAnsi="Times New Roman" w:eastAsia="Times New Roman" w:cs="Times New Roman"/>
+                <w:i w:val="false"/>
+                <w:b w:val="true"/>
+                <w:u w:val="none"/>
+                <w:strike w:val="false"/>
+                <w:sz w:val="14"/>
+                <w:szCs w:val="14"/>
                 <w:color w:val="000000"/>
               </w:rPr>
               <w:t xml:space="preserve">نونبر 2025</w:t>
@@ -1200,28 +1200,28 @@
                 <w:left w:val="none" w:sz="0" w:space="0" w:color="000000"/>
                 <w:right w:val="none" w:sz="0" w:space="0" w:color="000000"/>
               </w:pBdr>
-              <w:spacing w:after="36" w:before="36" w:line="432"/>
-              <w:ind w:left="100" w:right="100" w:firstLine="0" w:firstLineChars="0"/>
-              <w:rPr>
-                <w:rFonts w:ascii="Times New Roman" w:hAnsi="Times New Roman" w:eastAsia="Times New Roman" w:cs="Times New Roman"/>
-                <w:i w:val="false"/>
-                <w:b w:val="true"/>
-                <w:u w:val="none"/>
-                <w:strike w:val="false"/>
-                <w:sz w:val="16"/>
-                <w:szCs w:val="16"/>
-                <w:color w:val="000000"/>
-              </w:rPr>
-            </w:pPr>
-            <w:r xmlns:w="http://schemas.openxmlformats.org/wordprocessingml/2006/main" xmlns:wp="http://schemas.openxmlformats.org/drawingml/2006/wordprocessingDrawing" xmlns:r="http://schemas.openxmlformats.org/officeDocument/2006/relationships" xmlns:w14="http://schemas.microsoft.com/office/word/2010/wordml">
-              <w:rPr>
-                <w:rFonts w:ascii="Times New Roman" w:hAnsi="Times New Roman" w:eastAsia="Times New Roman" w:cs="Times New Roman"/>
-                <w:i w:val="false"/>
-                <w:b w:val="true"/>
-                <w:u w:val="none"/>
-                <w:strike w:val="false"/>
-                <w:sz w:val="16"/>
-                <w:szCs w:val="16"/>
+              <w:spacing w:after="0" w:before="0" w:line="432"/>
+              <w:ind w:left="100" w:right="100" w:firstLine="0" w:firstLineChars="0"/>
+              <w:rPr>
+                <w:rFonts w:ascii="Times New Roman" w:hAnsi="Times New Roman" w:eastAsia="Times New Roman" w:cs="Times New Roman"/>
+                <w:i w:val="false"/>
+                <w:b w:val="true"/>
+                <w:u w:val="none"/>
+                <w:strike w:val="false"/>
+                <w:sz w:val="14"/>
+                <w:szCs w:val="14"/>
+                <w:color w:val="000000"/>
+              </w:rPr>
+            </w:pPr>
+            <w:r xmlns:w="http://schemas.openxmlformats.org/wordprocessingml/2006/main" xmlns:wp="http://schemas.openxmlformats.org/drawingml/2006/wordprocessingDrawing" xmlns:r="http://schemas.openxmlformats.org/officeDocument/2006/relationships" xmlns:w14="http://schemas.microsoft.com/office/word/2010/wordml">
+              <w:rPr>
+                <w:rFonts w:ascii="Times New Roman" w:hAnsi="Times New Roman" w:eastAsia="Times New Roman" w:cs="Times New Roman"/>
+                <w:i w:val="false"/>
+                <w:b w:val="true"/>
+                <w:u w:val="none"/>
+                <w:strike w:val="false"/>
+                <w:sz w:val="14"/>
+                <w:szCs w:val="14"/>
                 <w:color w:val="000000"/>
               </w:rPr>
               <w:t xml:space="preserve">فبراير 2025</w:t>
@@ -1255,16 +1255,16 @@
                 <w:left w:val="none" w:sz="0" w:space="0" w:color="000000"/>
                 <w:right w:val="none" w:sz="0" w:space="0" w:color="000000"/>
               </w:pBdr>
-              <w:spacing w:after="36" w:before="36" w:line="432"/>
-              <w:ind w:left="100" w:right="100" w:firstLine="0" w:firstLineChars="0"/>
-              <w:rPr>
-                <w:rFonts w:ascii="Times New Roman" w:hAnsi="Times New Roman" w:eastAsia="Times New Roman" w:cs="Times New Roman"/>
-                <w:i w:val="false"/>
-                <w:b w:val="true"/>
-                <w:u w:val="none"/>
-                <w:strike w:val="false"/>
-                <w:sz w:val="16"/>
-                <w:szCs w:val="16"/>
+              <w:spacing w:after="0" w:before="0" w:line="432"/>
+              <w:ind w:left="100" w:right="100" w:firstLine="0" w:firstLineChars="0"/>
+              <w:rPr>
+                <w:rFonts w:ascii="Times New Roman" w:hAnsi="Times New Roman" w:eastAsia="Times New Roman" w:cs="Times New Roman"/>
+                <w:i w:val="false"/>
+                <w:b w:val="true"/>
+                <w:u w:val="none"/>
+                <w:strike w:val="false"/>
+                <w:sz w:val="14"/>
+                <w:szCs w:val="14"/>
                 <w:color w:val="000000"/>
               </w:rPr>
             </w:pPr>
@@ -1297,16 +1297,16 @@
                 <w:left w:val="none" w:sz="0" w:space="0" w:color="000000"/>
                 <w:right w:val="none" w:sz="0" w:space="0" w:color="000000"/>
               </w:pBdr>
-              <w:spacing w:after="36" w:before="36" w:line="432"/>
-              <w:ind w:left="100" w:right="100" w:firstLine="0" w:firstLineChars="0"/>
-              <w:rPr>
-                <w:rFonts w:ascii="Times New Roman" w:hAnsi="Times New Roman" w:eastAsia="Times New Roman" w:cs="Times New Roman"/>
-                <w:i w:val="false"/>
-                <w:b w:val="true"/>
-                <w:u w:val="none"/>
-                <w:strike w:val="false"/>
-                <w:sz w:val="16"/>
-                <w:szCs w:val="16"/>
+              <w:spacing w:after="0" w:before="0" w:line="432"/>
+              <w:ind w:left="100" w:right="100" w:firstLine="0" w:firstLineChars="0"/>
+              <w:rPr>
+                <w:rFonts w:ascii="Times New Roman" w:hAnsi="Times New Roman" w:eastAsia="Times New Roman" w:cs="Times New Roman"/>
+                <w:i w:val="false"/>
+                <w:b w:val="true"/>
+                <w:u w:val="none"/>
+                <w:strike w:val="false"/>
+                <w:sz w:val="14"/>
+                <w:szCs w:val="14"/>
                 <w:color w:val="000000"/>
               </w:rPr>
             </w:pPr>
@@ -1344,28 +1344,28 @@
                 <w:left w:val="none" w:sz="0" w:space="0" w:color="000000"/>
                 <w:right w:val="none" w:sz="0" w:space="0" w:color="000000"/>
               </w:pBdr>
-              <w:spacing w:after="36" w:before="36" w:line="240"/>
-              <w:ind w:left="100" w:right="100" w:firstLine="0" w:firstLineChars="0"/>
-              <w:rPr>
-                <w:rFonts w:ascii="Times New Roman" w:hAnsi="Times New Roman" w:eastAsia="Times New Roman" w:cs="Times New Roman"/>
-                <w:i w:val="false"/>
-                <w:b w:val="true"/>
-                <w:u w:val="none"/>
-                <w:strike w:val="false"/>
-                <w:sz w:val="16"/>
-                <w:szCs w:val="16"/>
-                <w:color w:val="000000"/>
-              </w:rPr>
-            </w:pPr>
-            <w:r xmlns:w="http://schemas.openxmlformats.org/wordprocessingml/2006/main" xmlns:wp="http://schemas.openxmlformats.org/drawingml/2006/wordprocessingDrawing" xmlns:r="http://schemas.openxmlformats.org/officeDocument/2006/relationships" xmlns:w14="http://schemas.microsoft.com/office/word/2010/wordml">
-              <w:rPr>
-                <w:rFonts w:ascii="Times New Roman" w:hAnsi="Times New Roman" w:eastAsia="Times New Roman" w:cs="Times New Roman"/>
-                <w:i w:val="false"/>
-                <w:b w:val="true"/>
-                <w:u w:val="none"/>
-                <w:strike w:val="false"/>
-                <w:sz w:val="16"/>
-                <w:szCs w:val="16"/>
+              <w:spacing w:after="0" w:before="0" w:line="240"/>
+              <w:ind w:left="100" w:right="100" w:firstLine="0" w:firstLineChars="0"/>
+              <w:rPr>
+                <w:rFonts w:ascii="Times New Roman" w:hAnsi="Times New Roman" w:eastAsia="Times New Roman" w:cs="Times New Roman"/>
+                <w:i w:val="false"/>
+                <w:b w:val="true"/>
+                <w:u w:val="none"/>
+                <w:strike w:val="false"/>
+                <w:sz w:val="14"/>
+                <w:szCs w:val="14"/>
+                <w:color w:val="000000"/>
+              </w:rPr>
+            </w:pPr>
+            <w:r xmlns:w="http://schemas.openxmlformats.org/wordprocessingml/2006/main" xmlns:wp="http://schemas.openxmlformats.org/drawingml/2006/wordprocessingDrawing" xmlns:r="http://schemas.openxmlformats.org/officeDocument/2006/relationships" xmlns:w14="http://schemas.microsoft.com/office/word/2010/wordml">
+              <w:rPr>
+                <w:rFonts w:ascii="Times New Roman" w:hAnsi="Times New Roman" w:eastAsia="Times New Roman" w:cs="Times New Roman"/>
+                <w:i w:val="false"/>
+                <w:b w:val="true"/>
+                <w:u w:val="none"/>
+                <w:strike w:val="false"/>
+                <w:sz w:val="14"/>
+                <w:szCs w:val="14"/>
                 <w:color w:val="000000"/>
               </w:rPr>
               <w:t xml:space="preserve">-0,4</w:t>
@@ -1398,28 +1398,28 @@
                 <w:left w:val="none" w:sz="0" w:space="0" w:color="000000"/>
                 <w:right w:val="none" w:sz="0" w:space="0" w:color="000000"/>
               </w:pBdr>
-              <w:spacing w:after="36" w:before="36" w:line="240"/>
-              <w:ind w:left="100" w:right="100" w:firstLine="0" w:firstLineChars="0"/>
-              <w:rPr>
-                <w:rFonts w:ascii="Times New Roman" w:hAnsi="Times New Roman" w:eastAsia="Times New Roman" w:cs="Times New Roman"/>
-                <w:i w:val="false"/>
-                <w:b w:val="true"/>
-                <w:u w:val="none"/>
-                <w:strike w:val="false"/>
-                <w:sz w:val="16"/>
-                <w:szCs w:val="16"/>
-                <w:color w:val="000000"/>
-              </w:rPr>
-            </w:pPr>
-            <w:r xmlns:w="http://schemas.openxmlformats.org/wordprocessingml/2006/main" xmlns:wp="http://schemas.openxmlformats.org/drawingml/2006/wordprocessingDrawing" xmlns:r="http://schemas.openxmlformats.org/officeDocument/2006/relationships" xmlns:w14="http://schemas.microsoft.com/office/word/2010/wordml">
-              <w:rPr>
-                <w:rFonts w:ascii="Times New Roman" w:hAnsi="Times New Roman" w:eastAsia="Times New Roman" w:cs="Times New Roman"/>
-                <w:i w:val="false"/>
-                <w:b w:val="true"/>
-                <w:u w:val="none"/>
-                <w:strike w:val="false"/>
-                <w:sz w:val="16"/>
-                <w:szCs w:val="16"/>
+              <w:spacing w:after="0" w:before="0" w:line="240"/>
+              <w:ind w:left="100" w:right="100" w:firstLine="0" w:firstLineChars="0"/>
+              <w:rPr>
+                <w:rFonts w:ascii="Times New Roman" w:hAnsi="Times New Roman" w:eastAsia="Times New Roman" w:cs="Times New Roman"/>
+                <w:i w:val="false"/>
+                <w:b w:val="true"/>
+                <w:u w:val="none"/>
+                <w:strike w:val="false"/>
+                <w:sz w:val="14"/>
+                <w:szCs w:val="14"/>
+                <w:color w:val="000000"/>
+              </w:rPr>
+            </w:pPr>
+            <w:r xmlns:w="http://schemas.openxmlformats.org/wordprocessingml/2006/main" xmlns:wp="http://schemas.openxmlformats.org/drawingml/2006/wordprocessingDrawing" xmlns:r="http://schemas.openxmlformats.org/officeDocument/2006/relationships" xmlns:w14="http://schemas.microsoft.com/office/word/2010/wordml">
+              <w:rPr>
+                <w:rFonts w:ascii="Times New Roman" w:hAnsi="Times New Roman" w:eastAsia="Times New Roman" w:cs="Times New Roman"/>
+                <w:i w:val="false"/>
+                <w:b w:val="true"/>
+                <w:u w:val="none"/>
+                <w:strike w:val="false"/>
+                <w:sz w:val="14"/>
+                <w:szCs w:val="14"/>
                 <w:color w:val="000000"/>
               </w:rPr>
               <w:t xml:space="preserve">1,8</w:t>
@@ -1452,28 +1452,28 @@
                 <w:left w:val="none" w:sz="0" w:space="0" w:color="000000"/>
                 <w:right w:val="none" w:sz="0" w:space="0" w:color="000000"/>
               </w:pBdr>
-              <w:spacing w:after="36" w:before="36" w:line="240"/>
-              <w:ind w:left="100" w:right="100" w:firstLine="0" w:firstLineChars="0"/>
-              <w:rPr>
-                <w:rFonts w:ascii="Times New Roman" w:hAnsi="Times New Roman" w:eastAsia="Times New Roman" w:cs="Times New Roman"/>
-                <w:i w:val="false"/>
-                <w:b w:val="true"/>
-                <w:u w:val="none"/>
-                <w:strike w:val="false"/>
-                <w:sz w:val="16"/>
-                <w:szCs w:val="16"/>
-                <w:color w:val="000000"/>
-              </w:rPr>
-            </w:pPr>
-            <w:r xmlns:w="http://schemas.openxmlformats.org/wordprocessingml/2006/main" xmlns:wp="http://schemas.openxmlformats.org/drawingml/2006/wordprocessingDrawing" xmlns:r="http://schemas.openxmlformats.org/officeDocument/2006/relationships" xmlns:w14="http://schemas.microsoft.com/office/word/2010/wordml">
-              <w:rPr>
-                <w:rFonts w:ascii="Times New Roman" w:hAnsi="Times New Roman" w:eastAsia="Times New Roman" w:cs="Times New Roman"/>
-                <w:i w:val="false"/>
-                <w:b w:val="true"/>
-                <w:u w:val="none"/>
-                <w:strike w:val="false"/>
-                <w:sz w:val="16"/>
-                <w:szCs w:val="16"/>
+              <w:spacing w:after="0" w:before="0" w:line="240"/>
+              <w:ind w:left="100" w:right="100" w:firstLine="0" w:firstLineChars="0"/>
+              <w:rPr>
+                <w:rFonts w:ascii="Times New Roman" w:hAnsi="Times New Roman" w:eastAsia="Times New Roman" w:cs="Times New Roman"/>
+                <w:i w:val="false"/>
+                <w:b w:val="true"/>
+                <w:u w:val="none"/>
+                <w:strike w:val="false"/>
+                <w:sz w:val="14"/>
+                <w:szCs w:val="14"/>
+                <w:color w:val="000000"/>
+              </w:rPr>
+            </w:pPr>
+            <w:r xmlns:w="http://schemas.openxmlformats.org/wordprocessingml/2006/main" xmlns:wp="http://schemas.openxmlformats.org/drawingml/2006/wordprocessingDrawing" xmlns:r="http://schemas.openxmlformats.org/officeDocument/2006/relationships" xmlns:w14="http://schemas.microsoft.com/office/word/2010/wordml">
+              <w:rPr>
+                <w:rFonts w:ascii="Times New Roman" w:hAnsi="Times New Roman" w:eastAsia="Times New Roman" w:cs="Times New Roman"/>
+                <w:i w:val="false"/>
+                <w:b w:val="true"/>
+                <w:u w:val="none"/>
+                <w:strike w:val="false"/>
+                <w:sz w:val="14"/>
+                <w:szCs w:val="14"/>
                 <w:color w:val="000000"/>
               </w:rPr>
               <w:t xml:space="preserve">1,1</w:t>
@@ -1506,28 +1506,28 @@
                 <w:left w:val="none" w:sz="0" w:space="0" w:color="000000"/>
                 <w:right w:val="none" w:sz="0" w:space="0" w:color="000000"/>
               </w:pBdr>
-              <w:spacing w:after="36" w:before="36" w:line="240"/>
-              <w:ind w:left="100" w:right="100" w:firstLine="0" w:firstLineChars="0"/>
-              <w:rPr>
-                <w:rFonts w:ascii="Times New Roman" w:hAnsi="Times New Roman" w:eastAsia="Times New Roman" w:cs="Times New Roman"/>
-                <w:i w:val="false"/>
-                <w:b w:val="true"/>
-                <w:u w:val="none"/>
-                <w:strike w:val="false"/>
-                <w:sz w:val="16"/>
-                <w:szCs w:val="16"/>
-                <w:color w:val="000000"/>
-              </w:rPr>
-            </w:pPr>
-            <w:r xmlns:w="http://schemas.openxmlformats.org/wordprocessingml/2006/main" xmlns:wp="http://schemas.openxmlformats.org/drawingml/2006/wordprocessingDrawing" xmlns:r="http://schemas.openxmlformats.org/officeDocument/2006/relationships" xmlns:w14="http://schemas.microsoft.com/office/word/2010/wordml">
-              <w:rPr>
-                <w:rFonts w:ascii="Times New Roman" w:hAnsi="Times New Roman" w:eastAsia="Times New Roman" w:cs="Times New Roman"/>
-                <w:i w:val="false"/>
-                <w:b w:val="true"/>
-                <w:u w:val="none"/>
-                <w:strike w:val="false"/>
-                <w:sz w:val="16"/>
-                <w:szCs w:val="16"/>
+              <w:spacing w:after="0" w:before="0" w:line="240"/>
+              <w:ind w:left="100" w:right="100" w:firstLine="0" w:firstLineChars="0"/>
+              <w:rPr>
+                <w:rFonts w:ascii="Times New Roman" w:hAnsi="Times New Roman" w:eastAsia="Times New Roman" w:cs="Times New Roman"/>
+                <w:i w:val="false"/>
+                <w:b w:val="true"/>
+                <w:u w:val="none"/>
+                <w:strike w:val="false"/>
+                <w:sz w:val="14"/>
+                <w:szCs w:val="14"/>
+                <w:color w:val="000000"/>
+              </w:rPr>
+            </w:pPr>
+            <w:r xmlns:w="http://schemas.openxmlformats.org/wordprocessingml/2006/main" xmlns:wp="http://schemas.openxmlformats.org/drawingml/2006/wordprocessingDrawing" xmlns:r="http://schemas.openxmlformats.org/officeDocument/2006/relationships" xmlns:w14="http://schemas.microsoft.com/office/word/2010/wordml">
+              <w:rPr>
+                <w:rFonts w:ascii="Times New Roman" w:hAnsi="Times New Roman" w:eastAsia="Times New Roman" w:cs="Times New Roman"/>
+                <w:i w:val="false"/>
+                <w:b w:val="true"/>
+                <w:u w:val="none"/>
+                <w:strike w:val="false"/>
+                <w:sz w:val="14"/>
+                <w:szCs w:val="14"/>
                 <w:color w:val="000000"/>
               </w:rPr>
               <w:t xml:space="preserve">137,7</w:t>
@@ -1560,28 +1560,28 @@
                 <w:left w:val="none" w:sz="0" w:space="0" w:color="000000"/>
                 <w:right w:val="none" w:sz="0" w:space="0" w:color="000000"/>
               </w:pBdr>
-              <w:spacing w:after="36" w:before="36" w:line="240"/>
-              <w:ind w:left="100" w:right="100" w:firstLine="0" w:firstLineChars="0"/>
-              <w:rPr>
-                <w:rFonts w:ascii="Times New Roman" w:hAnsi="Times New Roman" w:eastAsia="Times New Roman" w:cs="Times New Roman"/>
-                <w:i w:val="false"/>
-                <w:b w:val="true"/>
-                <w:u w:val="none"/>
-                <w:strike w:val="false"/>
-                <w:sz w:val="16"/>
-                <w:szCs w:val="16"/>
-                <w:color w:val="000000"/>
-              </w:rPr>
-            </w:pPr>
-            <w:r xmlns:w="http://schemas.openxmlformats.org/wordprocessingml/2006/main" xmlns:wp="http://schemas.openxmlformats.org/drawingml/2006/wordprocessingDrawing" xmlns:r="http://schemas.openxmlformats.org/officeDocument/2006/relationships" xmlns:w14="http://schemas.microsoft.com/office/word/2010/wordml">
-              <w:rPr>
-                <w:rFonts w:ascii="Times New Roman" w:hAnsi="Times New Roman" w:eastAsia="Times New Roman" w:cs="Times New Roman"/>
-                <w:i w:val="false"/>
-                <w:b w:val="true"/>
-                <w:u w:val="none"/>
-                <w:strike w:val="false"/>
-                <w:sz w:val="16"/>
-                <w:szCs w:val="16"/>
+              <w:spacing w:after="0" w:before="0" w:line="240"/>
+              <w:ind w:left="100" w:right="100" w:firstLine="0" w:firstLineChars="0"/>
+              <w:rPr>
+                <w:rFonts w:ascii="Times New Roman" w:hAnsi="Times New Roman" w:eastAsia="Times New Roman" w:cs="Times New Roman"/>
+                <w:i w:val="false"/>
+                <w:b w:val="true"/>
+                <w:u w:val="none"/>
+                <w:strike w:val="false"/>
+                <w:sz w:val="14"/>
+                <w:szCs w:val="14"/>
+                <w:color w:val="000000"/>
+              </w:rPr>
+            </w:pPr>
+            <w:r xmlns:w="http://schemas.openxmlformats.org/wordprocessingml/2006/main" xmlns:wp="http://schemas.openxmlformats.org/drawingml/2006/wordprocessingDrawing" xmlns:r="http://schemas.openxmlformats.org/officeDocument/2006/relationships" xmlns:w14="http://schemas.microsoft.com/office/word/2010/wordml">
+              <w:rPr>
+                <w:rFonts w:ascii="Times New Roman" w:hAnsi="Times New Roman" w:eastAsia="Times New Roman" w:cs="Times New Roman"/>
+                <w:i w:val="false"/>
+                <w:b w:val="true"/>
+                <w:u w:val="none"/>
+                <w:strike w:val="false"/>
+                <w:sz w:val="14"/>
+                <w:szCs w:val="14"/>
                 <w:color w:val="000000"/>
               </w:rPr>
               <w:t xml:space="preserve">136,2</w:t>
@@ -1614,28 +1614,28 @@
                 <w:left w:val="none" w:sz="0" w:space="0" w:color="000000"/>
                 <w:right w:val="none" w:sz="0" w:space="0" w:color="000000"/>
               </w:pBdr>
-              <w:spacing w:after="36" w:before="36" w:line="240"/>
-              <w:ind w:left="100" w:right="100" w:firstLine="0" w:firstLineChars="0"/>
-              <w:rPr>
-                <w:rFonts w:ascii="Times New Roman" w:hAnsi="Times New Roman" w:eastAsia="Times New Roman" w:cs="Times New Roman"/>
-                <w:i w:val="false"/>
-                <w:b w:val="true"/>
-                <w:u w:val="none"/>
-                <w:strike w:val="false"/>
-                <w:sz w:val="16"/>
-                <w:szCs w:val="16"/>
-                <w:color w:val="000000"/>
-              </w:rPr>
-            </w:pPr>
-            <w:r xmlns:w="http://schemas.openxmlformats.org/wordprocessingml/2006/main" xmlns:wp="http://schemas.openxmlformats.org/drawingml/2006/wordprocessingDrawing" xmlns:r="http://schemas.openxmlformats.org/officeDocument/2006/relationships" xmlns:w14="http://schemas.microsoft.com/office/word/2010/wordml">
-              <w:rPr>
-                <w:rFonts w:ascii="Times New Roman" w:hAnsi="Times New Roman" w:eastAsia="Times New Roman" w:cs="Times New Roman"/>
-                <w:i w:val="false"/>
-                <w:b w:val="true"/>
-                <w:u w:val="none"/>
-                <w:strike w:val="false"/>
-                <w:sz w:val="16"/>
-                <w:szCs w:val="16"/>
+              <w:spacing w:after="0" w:before="0" w:line="240"/>
+              <w:ind w:left="100" w:right="100" w:firstLine="0" w:firstLineChars="0"/>
+              <w:rPr>
+                <w:rFonts w:ascii="Times New Roman" w:hAnsi="Times New Roman" w:eastAsia="Times New Roman" w:cs="Times New Roman"/>
+                <w:i w:val="false"/>
+                <w:b w:val="true"/>
+                <w:u w:val="none"/>
+                <w:strike w:val="false"/>
+                <w:sz w:val="14"/>
+                <w:szCs w:val="14"/>
+                <w:color w:val="000000"/>
+              </w:rPr>
+            </w:pPr>
+            <w:r xmlns:w="http://schemas.openxmlformats.org/wordprocessingml/2006/main" xmlns:wp="http://schemas.openxmlformats.org/drawingml/2006/wordprocessingDrawing" xmlns:r="http://schemas.openxmlformats.org/officeDocument/2006/relationships" xmlns:w14="http://schemas.microsoft.com/office/word/2010/wordml">
+              <w:rPr>
+                <w:rFonts w:ascii="Times New Roman" w:hAnsi="Times New Roman" w:eastAsia="Times New Roman" w:cs="Times New Roman"/>
+                <w:i w:val="false"/>
+                <w:b w:val="true"/>
+                <w:u w:val="none"/>
+                <w:strike w:val="false"/>
+                <w:sz w:val="14"/>
+                <w:szCs w:val="14"/>
                 <w:color w:val="000000"/>
               </w:rPr>
               <w:t xml:space="preserve">134,1</w:t>
@@ -1668,28 +1668,28 @@
                 <w:left w:val="none" w:sz="0" w:space="0" w:color="000000"/>
                 <w:right w:val="none" w:sz="0" w:space="0" w:color="000000"/>
               </w:pBdr>
-              <w:spacing w:after="36" w:before="36" w:line="240"/>
-              <w:ind w:left="100" w:right="100" w:firstLine="0" w:firstLineChars="0"/>
-              <w:rPr>
-                <w:rFonts w:ascii="Times New Roman" w:hAnsi="Times New Roman" w:eastAsia="Times New Roman" w:cs="Times New Roman"/>
-                <w:i w:val="false"/>
-                <w:b w:val="true"/>
-                <w:u w:val="none"/>
-                <w:strike w:val="false"/>
-                <w:sz w:val="16"/>
-                <w:szCs w:val="16"/>
-                <w:color w:val="000000"/>
-              </w:rPr>
-            </w:pPr>
-            <w:r xmlns:w="http://schemas.openxmlformats.org/wordprocessingml/2006/main" xmlns:wp="http://schemas.openxmlformats.org/drawingml/2006/wordprocessingDrawing" xmlns:r="http://schemas.openxmlformats.org/officeDocument/2006/relationships" xmlns:w14="http://schemas.microsoft.com/office/word/2010/wordml">
-              <w:rPr>
-                <w:rFonts w:ascii="Times New Roman" w:hAnsi="Times New Roman" w:eastAsia="Times New Roman" w:cs="Times New Roman"/>
-                <w:i w:val="false"/>
-                <w:b w:val="true"/>
-                <w:u w:val="none"/>
-                <w:strike w:val="false"/>
-                <w:sz w:val="16"/>
-                <w:szCs w:val="16"/>
+              <w:spacing w:after="0" w:before="0" w:line="240"/>
+              <w:ind w:left="100" w:right="100" w:firstLine="0" w:firstLineChars="0"/>
+              <w:rPr>
+                <w:rFonts w:ascii="Times New Roman" w:hAnsi="Times New Roman" w:eastAsia="Times New Roman" w:cs="Times New Roman"/>
+                <w:i w:val="false"/>
+                <w:b w:val="true"/>
+                <w:u w:val="none"/>
+                <w:strike w:val="false"/>
+                <w:sz w:val="14"/>
+                <w:szCs w:val="14"/>
+                <w:color w:val="000000"/>
+              </w:rPr>
+            </w:pPr>
+            <w:r xmlns:w="http://schemas.openxmlformats.org/wordprocessingml/2006/main" xmlns:wp="http://schemas.openxmlformats.org/drawingml/2006/wordprocessingDrawing" xmlns:r="http://schemas.openxmlformats.org/officeDocument/2006/relationships" xmlns:w14="http://schemas.microsoft.com/office/word/2010/wordml">
+              <w:rPr>
+                <w:rFonts w:ascii="Times New Roman" w:hAnsi="Times New Roman" w:eastAsia="Times New Roman" w:cs="Times New Roman"/>
+                <w:i w:val="false"/>
+                <w:b w:val="true"/>
+                <w:u w:val="none"/>
+                <w:strike w:val="false"/>
+                <w:sz w:val="14"/>
+                <w:szCs w:val="14"/>
                 <w:color w:val="000000"/>
               </w:rPr>
               <w:t xml:space="preserve">135,3</w:t>
@@ -1722,28 +1722,28 @@
                 <w:left w:val="none" w:sz="0" w:space="0" w:color="000000"/>
                 <w:right w:val="none" w:sz="0" w:space="0" w:color="000000"/>
               </w:pBdr>
-              <w:spacing w:after="36" w:before="36" w:line="240"/>
-              <w:ind w:left="100" w:right="100" w:firstLine="0" w:firstLineChars="0"/>
-              <w:rPr>
-                <w:rFonts w:ascii="Times New Roman" w:hAnsi="Times New Roman" w:eastAsia="Times New Roman" w:cs="Times New Roman"/>
-                <w:i w:val="false"/>
-                <w:b w:val="true"/>
-                <w:u w:val="none"/>
-                <w:strike w:val="false"/>
-                <w:sz w:val="16"/>
-                <w:szCs w:val="16"/>
-                <w:color w:val="000000"/>
-              </w:rPr>
-            </w:pPr>
-            <w:r xmlns:w="http://schemas.openxmlformats.org/wordprocessingml/2006/main" xmlns:wp="http://schemas.openxmlformats.org/drawingml/2006/wordprocessingDrawing" xmlns:r="http://schemas.openxmlformats.org/officeDocument/2006/relationships" xmlns:w14="http://schemas.microsoft.com/office/word/2010/wordml">
-              <w:rPr>
-                <w:rFonts w:ascii="Times New Roman" w:hAnsi="Times New Roman" w:eastAsia="Times New Roman" w:cs="Times New Roman"/>
-                <w:i w:val="false"/>
-                <w:b w:val="true"/>
-                <w:u w:val="none"/>
-                <w:strike w:val="false"/>
-                <w:sz w:val="16"/>
-                <w:szCs w:val="16"/>
+              <w:spacing w:after="0" w:before="0" w:line="240"/>
+              <w:ind w:left="100" w:right="100" w:firstLine="0" w:firstLineChars="0"/>
+              <w:rPr>
+                <w:rFonts w:ascii="Times New Roman" w:hAnsi="Times New Roman" w:eastAsia="Times New Roman" w:cs="Times New Roman"/>
+                <w:i w:val="false"/>
+                <w:b w:val="true"/>
+                <w:u w:val="none"/>
+                <w:strike w:val="false"/>
+                <w:sz w:val="14"/>
+                <w:szCs w:val="14"/>
+                <w:color w:val="000000"/>
+              </w:rPr>
+            </w:pPr>
+            <w:r xmlns:w="http://schemas.openxmlformats.org/wordprocessingml/2006/main" xmlns:wp="http://schemas.openxmlformats.org/drawingml/2006/wordprocessingDrawing" xmlns:r="http://schemas.openxmlformats.org/officeDocument/2006/relationships" xmlns:w14="http://schemas.microsoft.com/office/word/2010/wordml">
+              <w:rPr>
+                <w:rFonts w:ascii="Times New Roman" w:hAnsi="Times New Roman" w:eastAsia="Times New Roman" w:cs="Times New Roman"/>
+                <w:i w:val="false"/>
+                <w:b w:val="true"/>
+                <w:u w:val="none"/>
+                <w:strike w:val="false"/>
+                <w:sz w:val="14"/>
+                <w:szCs w:val="14"/>
                 <w:color w:val="000000"/>
               </w:rPr>
               <w:t xml:space="preserve">138,3</w:t>
@@ -1776,28 +1776,28 @@
                 <w:left w:val="none" w:sz="0" w:space="0" w:color="000000"/>
                 <w:right w:val="none" w:sz="0" w:space="0" w:color="000000"/>
               </w:pBdr>
-              <w:spacing w:after="36" w:before="36" w:line="240"/>
-              <w:ind w:left="100" w:right="100" w:firstLine="0" w:firstLineChars="0"/>
-              <w:rPr>
-                <w:rFonts w:ascii="Times New Roman" w:hAnsi="Times New Roman" w:eastAsia="Times New Roman" w:cs="Times New Roman"/>
-                <w:i w:val="false"/>
-                <w:b w:val="true"/>
-                <w:u w:val="none"/>
-                <w:strike w:val="false"/>
-                <w:sz w:val="16"/>
-                <w:szCs w:val="16"/>
-                <w:color w:val="000000"/>
-              </w:rPr>
-            </w:pPr>
-            <w:r xmlns:w="http://schemas.openxmlformats.org/wordprocessingml/2006/main" xmlns:wp="http://schemas.openxmlformats.org/drawingml/2006/wordprocessingDrawing" xmlns:r="http://schemas.openxmlformats.org/officeDocument/2006/relationships" xmlns:w14="http://schemas.microsoft.com/office/word/2010/wordml">
-              <w:rPr>
-                <w:rFonts w:ascii="Times New Roman" w:hAnsi="Times New Roman" w:eastAsia="Times New Roman" w:cs="Times New Roman"/>
-                <w:i w:val="false"/>
-                <w:b w:val="true"/>
-                <w:u w:val="none"/>
-                <w:strike w:val="false"/>
-                <w:sz w:val="16"/>
-                <w:szCs w:val="16"/>
+              <w:spacing w:after="0" w:before="0" w:line="240"/>
+              <w:ind w:left="100" w:right="100" w:firstLine="0" w:firstLineChars="0"/>
+              <w:rPr>
+                <w:rFonts w:ascii="Times New Roman" w:hAnsi="Times New Roman" w:eastAsia="Times New Roman" w:cs="Times New Roman"/>
+                <w:i w:val="false"/>
+                <w:b w:val="true"/>
+                <w:u w:val="none"/>
+                <w:strike w:val="false"/>
+                <w:sz w:val="14"/>
+                <w:szCs w:val="14"/>
+                <w:color w:val="000000"/>
+              </w:rPr>
+            </w:pPr>
+            <w:r xmlns:w="http://schemas.openxmlformats.org/wordprocessingml/2006/main" xmlns:wp="http://schemas.openxmlformats.org/drawingml/2006/wordprocessingDrawing" xmlns:r="http://schemas.openxmlformats.org/officeDocument/2006/relationships" xmlns:w14="http://schemas.microsoft.com/office/word/2010/wordml">
+              <w:rPr>
+                <w:rFonts w:ascii="Times New Roman" w:hAnsi="Times New Roman" w:eastAsia="Times New Roman" w:cs="Times New Roman"/>
+                <w:i w:val="false"/>
+                <w:b w:val="true"/>
+                <w:u w:val="none"/>
+                <w:strike w:val="false"/>
+                <w:sz w:val="14"/>
+                <w:szCs w:val="14"/>
                 <w:color w:val="000000"/>
               </w:rPr>
               <w:t xml:space="preserve">49,716</w:t>
@@ -1830,28 +1830,28 @@
                 <w:left w:val="none" w:sz="0" w:space="0" w:color="000000"/>
                 <w:right w:val="none" w:sz="0" w:space="0" w:color="000000"/>
               </w:pBdr>
-              <w:spacing w:after="36" w:before="36" w:line="240"/>
-              <w:ind w:left="100" w:right="100" w:firstLine="0" w:firstLineChars="0"/>
-              <w:rPr>
-                <w:rFonts w:ascii="Times New Roman" w:hAnsi="Times New Roman" w:eastAsia="Times New Roman" w:cs="Times New Roman"/>
-                <w:i w:val="false"/>
-                <w:b w:val="true"/>
-                <w:u w:val="none"/>
-                <w:strike w:val="false"/>
-                <w:sz w:val="16"/>
-                <w:szCs w:val="16"/>
-                <w:color w:val="000000"/>
-              </w:rPr>
-            </w:pPr>
-            <w:r xmlns:w="http://schemas.openxmlformats.org/wordprocessingml/2006/main" xmlns:wp="http://schemas.openxmlformats.org/drawingml/2006/wordprocessingDrawing" xmlns:r="http://schemas.openxmlformats.org/officeDocument/2006/relationships" xmlns:w14="http://schemas.microsoft.com/office/word/2010/wordml">
-              <w:rPr>
-                <w:rFonts w:ascii="Times New Roman" w:hAnsi="Times New Roman" w:eastAsia="Times New Roman" w:cs="Times New Roman"/>
-                <w:i w:val="false"/>
-                <w:b w:val="true"/>
-                <w:u w:val="none"/>
-                <w:strike w:val="false"/>
-                <w:sz w:val="16"/>
-                <w:szCs w:val="16"/>
+              <w:spacing w:after="0" w:before="0" w:line="240"/>
+              <w:ind w:left="100" w:right="100" w:firstLine="0" w:firstLineChars="0"/>
+              <w:rPr>
+                <w:rFonts w:ascii="Times New Roman" w:hAnsi="Times New Roman" w:eastAsia="Times New Roman" w:cs="Times New Roman"/>
+                <w:i w:val="false"/>
+                <w:b w:val="true"/>
+                <w:u w:val="none"/>
+                <w:strike w:val="false"/>
+                <w:sz w:val="14"/>
+                <w:szCs w:val="14"/>
+                <w:color w:val="000000"/>
+              </w:rPr>
+            </w:pPr>
+            <w:r xmlns:w="http://schemas.openxmlformats.org/wordprocessingml/2006/main" xmlns:wp="http://schemas.openxmlformats.org/drawingml/2006/wordprocessingDrawing" xmlns:r="http://schemas.openxmlformats.org/officeDocument/2006/relationships" xmlns:w14="http://schemas.microsoft.com/office/word/2010/wordml">
+              <w:rPr>
+                <w:rFonts w:ascii="Times New Roman" w:hAnsi="Times New Roman" w:eastAsia="Times New Roman" w:cs="Times New Roman"/>
+                <w:i w:val="false"/>
+                <w:b w:val="true"/>
+                <w:u w:val="none"/>
+                <w:strike w:val="false"/>
+                <w:sz w:val="14"/>
+                <w:szCs w:val="14"/>
                 <w:color w:val="000000"/>
               </w:rPr>
               <w:t xml:space="preserve">المواد الغذائية</w:t>
@@ -1890,28 +1890,28 @@
                 <w:left w:val="none" w:sz="0" w:space="0" w:color="000000"/>
                 <w:right w:val="none" w:sz="0" w:space="0" w:color="000000"/>
               </w:pBdr>
-              <w:spacing w:after="36" w:before="36" w:line="240"/>
-              <w:ind w:left="100" w:right="100" w:firstLine="0" w:firstLineChars="0"/>
-              <w:rPr>
-                <w:rFonts w:ascii="Times New Roman" w:hAnsi="Times New Roman" w:eastAsia="Times New Roman" w:cs="Times New Roman"/>
-                <w:i w:val="false"/>
-                <w:b w:val="true"/>
-                <w:u w:val="none"/>
-                <w:strike w:val="false"/>
-                <w:sz w:val="16"/>
-                <w:szCs w:val="16"/>
-                <w:color w:val="000000"/>
-              </w:rPr>
-            </w:pPr>
-            <w:r xmlns:w="http://schemas.openxmlformats.org/wordprocessingml/2006/main" xmlns:wp="http://schemas.openxmlformats.org/drawingml/2006/wordprocessingDrawing" xmlns:r="http://schemas.openxmlformats.org/officeDocument/2006/relationships" xmlns:w14="http://schemas.microsoft.com/office/word/2010/wordml">
-              <w:rPr>
-                <w:rFonts w:ascii="Times New Roman" w:hAnsi="Times New Roman" w:eastAsia="Times New Roman" w:cs="Times New Roman"/>
-                <w:i w:val="false"/>
-                <w:b w:val="true"/>
-                <w:u w:val="none"/>
-                <w:strike w:val="false"/>
-                <w:sz w:val="16"/>
-                <w:szCs w:val="16"/>
+              <w:spacing w:after="0" w:before="0" w:line="240"/>
+              <w:ind w:left="100" w:right="100" w:firstLine="0" w:firstLineChars="0"/>
+              <w:rPr>
+                <w:rFonts w:ascii="Times New Roman" w:hAnsi="Times New Roman" w:eastAsia="Times New Roman" w:cs="Times New Roman"/>
+                <w:i w:val="false"/>
+                <w:b w:val="true"/>
+                <w:u w:val="none"/>
+                <w:strike w:val="false"/>
+                <w:sz w:val="14"/>
+                <w:szCs w:val="14"/>
+                <w:color w:val="000000"/>
+              </w:rPr>
+            </w:pPr>
+            <w:r xmlns:w="http://schemas.openxmlformats.org/wordprocessingml/2006/main" xmlns:wp="http://schemas.openxmlformats.org/drawingml/2006/wordprocessingDrawing" xmlns:r="http://schemas.openxmlformats.org/officeDocument/2006/relationships" xmlns:w14="http://schemas.microsoft.com/office/word/2010/wordml">
+              <w:rPr>
+                <w:rFonts w:ascii="Times New Roman" w:hAnsi="Times New Roman" w:eastAsia="Times New Roman" w:cs="Times New Roman"/>
+                <w:i w:val="false"/>
+                <w:b w:val="true"/>
+                <w:u w:val="none"/>
+                <w:strike w:val="false"/>
+                <w:sz w:val="14"/>
+                <w:szCs w:val="14"/>
                 <w:color w:val="000000"/>
               </w:rPr>
               <w:t xml:space="preserve">-0,6</w:t>
@@ -1944,28 +1944,28 @@
                 <w:left w:val="none" w:sz="0" w:space="0" w:color="000000"/>
                 <w:right w:val="none" w:sz="0" w:space="0" w:color="000000"/>
               </w:pBdr>
-              <w:spacing w:after="36" w:before="36" w:line="240"/>
-              <w:ind w:left="100" w:right="100" w:firstLine="0" w:firstLineChars="0"/>
-              <w:rPr>
-                <w:rFonts w:ascii="Times New Roman" w:hAnsi="Times New Roman" w:eastAsia="Times New Roman" w:cs="Times New Roman"/>
-                <w:i w:val="false"/>
-                <w:b w:val="true"/>
-                <w:u w:val="none"/>
-                <w:strike w:val="false"/>
-                <w:sz w:val="16"/>
-                <w:szCs w:val="16"/>
-                <w:color w:val="000000"/>
-              </w:rPr>
-            </w:pPr>
-            <w:r xmlns:w="http://schemas.openxmlformats.org/wordprocessingml/2006/main" xmlns:wp="http://schemas.openxmlformats.org/drawingml/2006/wordprocessingDrawing" xmlns:r="http://schemas.openxmlformats.org/officeDocument/2006/relationships" xmlns:w14="http://schemas.microsoft.com/office/word/2010/wordml">
-              <w:rPr>
-                <w:rFonts w:ascii="Times New Roman" w:hAnsi="Times New Roman" w:eastAsia="Times New Roman" w:cs="Times New Roman"/>
-                <w:i w:val="false"/>
-                <w:b w:val="true"/>
-                <w:u w:val="none"/>
-                <w:strike w:val="false"/>
-                <w:sz w:val="16"/>
-                <w:szCs w:val="16"/>
+              <w:spacing w:after="0" w:before="0" w:line="240"/>
+              <w:ind w:left="100" w:right="100" w:firstLine="0" w:firstLineChars="0"/>
+              <w:rPr>
+                <w:rFonts w:ascii="Times New Roman" w:hAnsi="Times New Roman" w:eastAsia="Times New Roman" w:cs="Times New Roman"/>
+                <w:i w:val="false"/>
+                <w:b w:val="true"/>
+                <w:u w:val="none"/>
+                <w:strike w:val="false"/>
+                <w:sz w:val="14"/>
+                <w:szCs w:val="14"/>
+                <w:color w:val="000000"/>
+              </w:rPr>
+            </w:pPr>
+            <w:r xmlns:w="http://schemas.openxmlformats.org/wordprocessingml/2006/main" xmlns:wp="http://schemas.openxmlformats.org/drawingml/2006/wordprocessingDrawing" xmlns:r="http://schemas.openxmlformats.org/officeDocument/2006/relationships" xmlns:w14="http://schemas.microsoft.com/office/word/2010/wordml">
+              <w:rPr>
+                <w:rFonts w:ascii="Times New Roman" w:hAnsi="Times New Roman" w:eastAsia="Times New Roman" w:cs="Times New Roman"/>
+                <w:i w:val="false"/>
+                <w:b w:val="true"/>
+                <w:u w:val="none"/>
+                <w:strike w:val="false"/>
+                <w:sz w:val="14"/>
+                <w:szCs w:val="14"/>
                 <w:color w:val="000000"/>
               </w:rPr>
               <w:t xml:space="preserve">1,7</w:t>
@@ -1998,28 +1998,28 @@
                 <w:left w:val="none" w:sz="0" w:space="0" w:color="000000"/>
                 <w:right w:val="none" w:sz="0" w:space="0" w:color="000000"/>
               </w:pBdr>
-              <w:spacing w:after="36" w:before="36" w:line="240"/>
-              <w:ind w:left="100" w:right="100" w:firstLine="0" w:firstLineChars="0"/>
-              <w:rPr>
-                <w:rFonts w:ascii="Times New Roman" w:hAnsi="Times New Roman" w:eastAsia="Times New Roman" w:cs="Times New Roman"/>
-                <w:i w:val="false"/>
-                <w:b w:val="true"/>
-                <w:u w:val="none"/>
-                <w:strike w:val="false"/>
-                <w:sz w:val="16"/>
-                <w:szCs w:val="16"/>
-                <w:color w:val="000000"/>
-              </w:rPr>
-            </w:pPr>
-            <w:r xmlns:w="http://schemas.openxmlformats.org/wordprocessingml/2006/main" xmlns:wp="http://schemas.openxmlformats.org/drawingml/2006/wordprocessingDrawing" xmlns:r="http://schemas.openxmlformats.org/officeDocument/2006/relationships" xmlns:w14="http://schemas.microsoft.com/office/word/2010/wordml">
-              <w:rPr>
-                <w:rFonts w:ascii="Times New Roman" w:hAnsi="Times New Roman" w:eastAsia="Times New Roman" w:cs="Times New Roman"/>
-                <w:i w:val="false"/>
-                <w:b w:val="true"/>
-                <w:u w:val="none"/>
-                <w:strike w:val="false"/>
-                <w:sz w:val="16"/>
-                <w:szCs w:val="16"/>
+              <w:spacing w:after="0" w:before="0" w:line="240"/>
+              <w:ind w:left="100" w:right="100" w:firstLine="0" w:firstLineChars="0"/>
+              <w:rPr>
+                <w:rFonts w:ascii="Times New Roman" w:hAnsi="Times New Roman" w:eastAsia="Times New Roman" w:cs="Times New Roman"/>
+                <w:i w:val="false"/>
+                <w:b w:val="true"/>
+                <w:u w:val="none"/>
+                <w:strike w:val="false"/>
+                <w:sz w:val="14"/>
+                <w:szCs w:val="14"/>
+                <w:color w:val="000000"/>
+              </w:rPr>
+            </w:pPr>
+            <w:r xmlns:w="http://schemas.openxmlformats.org/wordprocessingml/2006/main" xmlns:wp="http://schemas.openxmlformats.org/drawingml/2006/wordprocessingDrawing" xmlns:r="http://schemas.openxmlformats.org/officeDocument/2006/relationships" xmlns:w14="http://schemas.microsoft.com/office/word/2010/wordml">
+              <w:rPr>
+                <w:rFonts w:ascii="Times New Roman" w:hAnsi="Times New Roman" w:eastAsia="Times New Roman" w:cs="Times New Roman"/>
+                <w:i w:val="false"/>
+                <w:b w:val="true"/>
+                <w:u w:val="none"/>
+                <w:strike w:val="false"/>
+                <w:sz w:val="14"/>
+                <w:szCs w:val="14"/>
                 <w:color w:val="000000"/>
               </w:rPr>
               <w:t xml:space="preserve">1,2</w:t>
@@ -2052,28 +2052,28 @@
                 <w:left w:val="none" w:sz="0" w:space="0" w:color="000000"/>
                 <w:right w:val="none" w:sz="0" w:space="0" w:color="000000"/>
               </w:pBdr>
-              <w:spacing w:after="36" w:before="36" w:line="240"/>
-              <w:ind w:left="100" w:right="100" w:firstLine="0" w:firstLineChars="0"/>
-              <w:rPr>
-                <w:rFonts w:ascii="Times New Roman" w:hAnsi="Times New Roman" w:eastAsia="Times New Roman" w:cs="Times New Roman"/>
-                <w:i w:val="false"/>
-                <w:b w:val="true"/>
-                <w:u w:val="none"/>
-                <w:strike w:val="false"/>
-                <w:sz w:val="16"/>
-                <w:szCs w:val="16"/>
-                <w:color w:val="000000"/>
-              </w:rPr>
-            </w:pPr>
-            <w:r xmlns:w="http://schemas.openxmlformats.org/wordprocessingml/2006/main" xmlns:wp="http://schemas.openxmlformats.org/drawingml/2006/wordprocessingDrawing" xmlns:r="http://schemas.openxmlformats.org/officeDocument/2006/relationships" xmlns:w14="http://schemas.microsoft.com/office/word/2010/wordml">
-              <w:rPr>
-                <w:rFonts w:ascii="Times New Roman" w:hAnsi="Times New Roman" w:eastAsia="Times New Roman" w:cs="Times New Roman"/>
-                <w:i w:val="false"/>
-                <w:b w:val="true"/>
-                <w:u w:val="none"/>
-                <w:strike w:val="false"/>
-                <w:sz w:val="16"/>
-                <w:szCs w:val="16"/>
+              <w:spacing w:after="0" w:before="0" w:line="240"/>
+              <w:ind w:left="100" w:right="100" w:firstLine="0" w:firstLineChars="0"/>
+              <w:rPr>
+                <w:rFonts w:ascii="Times New Roman" w:hAnsi="Times New Roman" w:eastAsia="Times New Roman" w:cs="Times New Roman"/>
+                <w:i w:val="false"/>
+                <w:b w:val="true"/>
+                <w:u w:val="none"/>
+                <w:strike w:val="false"/>
+                <w:sz w:val="14"/>
+                <w:szCs w:val="14"/>
+                <w:color w:val="000000"/>
+              </w:rPr>
+            </w:pPr>
+            <w:r xmlns:w="http://schemas.openxmlformats.org/wordprocessingml/2006/main" xmlns:wp="http://schemas.openxmlformats.org/drawingml/2006/wordprocessingDrawing" xmlns:r="http://schemas.openxmlformats.org/officeDocument/2006/relationships" xmlns:w14="http://schemas.microsoft.com/office/word/2010/wordml">
+              <w:rPr>
+                <w:rFonts w:ascii="Times New Roman" w:hAnsi="Times New Roman" w:eastAsia="Times New Roman" w:cs="Times New Roman"/>
+                <w:i w:val="false"/>
+                <w:b w:val="true"/>
+                <w:u w:val="none"/>
+                <w:strike w:val="false"/>
+                <w:sz w:val="14"/>
+                <w:szCs w:val="14"/>
                 <w:color w:val="000000"/>
               </w:rPr>
               <w:t xml:space="preserve">137,2</w:t>
@@ -2106,28 +2106,28 @@
                 <w:left w:val="none" w:sz="0" w:space="0" w:color="000000"/>
                 <w:right w:val="none" w:sz="0" w:space="0" w:color="000000"/>
               </w:pBdr>
-              <w:spacing w:after="36" w:before="36" w:line="240"/>
-              <w:ind w:left="100" w:right="100" w:firstLine="0" w:firstLineChars="0"/>
-              <w:rPr>
-                <w:rFonts w:ascii="Times New Roman" w:hAnsi="Times New Roman" w:eastAsia="Times New Roman" w:cs="Times New Roman"/>
-                <w:i w:val="false"/>
-                <w:b w:val="true"/>
-                <w:u w:val="none"/>
-                <w:strike w:val="false"/>
-                <w:sz w:val="16"/>
-                <w:szCs w:val="16"/>
-                <w:color w:val="000000"/>
-              </w:rPr>
-            </w:pPr>
-            <w:r xmlns:w="http://schemas.openxmlformats.org/wordprocessingml/2006/main" xmlns:wp="http://schemas.openxmlformats.org/drawingml/2006/wordprocessingDrawing" xmlns:r="http://schemas.openxmlformats.org/officeDocument/2006/relationships" xmlns:w14="http://schemas.microsoft.com/office/word/2010/wordml">
-              <w:rPr>
-                <w:rFonts w:ascii="Times New Roman" w:hAnsi="Times New Roman" w:eastAsia="Times New Roman" w:cs="Times New Roman"/>
-                <w:i w:val="false"/>
-                <w:b w:val="true"/>
-                <w:u w:val="none"/>
-                <w:strike w:val="false"/>
-                <w:sz w:val="16"/>
-                <w:szCs w:val="16"/>
+              <w:spacing w:after="0" w:before="0" w:line="240"/>
+              <w:ind w:left="100" w:right="100" w:firstLine="0" w:firstLineChars="0"/>
+              <w:rPr>
+                <w:rFonts w:ascii="Times New Roman" w:hAnsi="Times New Roman" w:eastAsia="Times New Roman" w:cs="Times New Roman"/>
+                <w:i w:val="false"/>
+                <w:b w:val="true"/>
+                <w:u w:val="none"/>
+                <w:strike w:val="false"/>
+                <w:sz w:val="14"/>
+                <w:szCs w:val="14"/>
+                <w:color w:val="000000"/>
+              </w:rPr>
+            </w:pPr>
+            <w:r xmlns:w="http://schemas.openxmlformats.org/wordprocessingml/2006/main" xmlns:wp="http://schemas.openxmlformats.org/drawingml/2006/wordprocessingDrawing" xmlns:r="http://schemas.openxmlformats.org/officeDocument/2006/relationships" xmlns:w14="http://schemas.microsoft.com/office/word/2010/wordml">
+              <w:rPr>
+                <w:rFonts w:ascii="Times New Roman" w:hAnsi="Times New Roman" w:eastAsia="Times New Roman" w:cs="Times New Roman"/>
+                <w:i w:val="false"/>
+                <w:b w:val="true"/>
+                <w:u w:val="none"/>
+                <w:strike w:val="false"/>
+                <w:sz w:val="14"/>
+                <w:szCs w:val="14"/>
                 <w:color w:val="000000"/>
               </w:rPr>
               <w:t xml:space="preserve">135,6</w:t>
@@ -2160,28 +2160,28 @@
                 <w:left w:val="none" w:sz="0" w:space="0" w:color="000000"/>
                 <w:right w:val="none" w:sz="0" w:space="0" w:color="000000"/>
               </w:pBdr>
-              <w:spacing w:after="36" w:before="36" w:line="240"/>
-              <w:ind w:left="100" w:right="100" w:firstLine="0" w:firstLineChars="0"/>
-              <w:rPr>
-                <w:rFonts w:ascii="Times New Roman" w:hAnsi="Times New Roman" w:eastAsia="Times New Roman" w:cs="Times New Roman"/>
-                <w:i w:val="false"/>
-                <w:b w:val="true"/>
-                <w:u w:val="none"/>
-                <w:strike w:val="false"/>
-                <w:sz w:val="16"/>
-                <w:szCs w:val="16"/>
-                <w:color w:val="000000"/>
-              </w:rPr>
-            </w:pPr>
-            <w:r xmlns:w="http://schemas.openxmlformats.org/wordprocessingml/2006/main" xmlns:wp="http://schemas.openxmlformats.org/drawingml/2006/wordprocessingDrawing" xmlns:r="http://schemas.openxmlformats.org/officeDocument/2006/relationships" xmlns:w14="http://schemas.microsoft.com/office/word/2010/wordml">
-              <w:rPr>
-                <w:rFonts w:ascii="Times New Roman" w:hAnsi="Times New Roman" w:eastAsia="Times New Roman" w:cs="Times New Roman"/>
-                <w:i w:val="false"/>
-                <w:b w:val="true"/>
-                <w:u w:val="none"/>
-                <w:strike w:val="false"/>
-                <w:sz w:val="16"/>
-                <w:szCs w:val="16"/>
+              <w:spacing w:after="0" w:before="0" w:line="240"/>
+              <w:ind w:left="100" w:right="100" w:firstLine="0" w:firstLineChars="0"/>
+              <w:rPr>
+                <w:rFonts w:ascii="Times New Roman" w:hAnsi="Times New Roman" w:eastAsia="Times New Roman" w:cs="Times New Roman"/>
+                <w:i w:val="false"/>
+                <w:b w:val="true"/>
+                <w:u w:val="none"/>
+                <w:strike w:val="false"/>
+                <w:sz w:val="14"/>
+                <w:szCs w:val="14"/>
+                <w:color w:val="000000"/>
+              </w:rPr>
+            </w:pPr>
+            <w:r xmlns:w="http://schemas.openxmlformats.org/wordprocessingml/2006/main" xmlns:wp="http://schemas.openxmlformats.org/drawingml/2006/wordprocessingDrawing" xmlns:r="http://schemas.openxmlformats.org/officeDocument/2006/relationships" xmlns:w14="http://schemas.microsoft.com/office/word/2010/wordml">
+              <w:rPr>
+                <w:rFonts w:ascii="Times New Roman" w:hAnsi="Times New Roman" w:eastAsia="Times New Roman" w:cs="Times New Roman"/>
+                <w:i w:val="false"/>
+                <w:b w:val="true"/>
+                <w:u w:val="none"/>
+                <w:strike w:val="false"/>
+                <w:sz w:val="14"/>
+                <w:szCs w:val="14"/>
                 <w:color w:val="000000"/>
               </w:rPr>
               <w:t xml:space="preserve">133,6</w:t>
@@ -2214,28 +2214,28 @@
                 <w:left w:val="none" w:sz="0" w:space="0" w:color="000000"/>
                 <w:right w:val="none" w:sz="0" w:space="0" w:color="000000"/>
               </w:pBdr>
-              <w:spacing w:after="36" w:before="36" w:line="240"/>
-              <w:ind w:left="100" w:right="100" w:firstLine="0" w:firstLineChars="0"/>
-              <w:rPr>
-                <w:rFonts w:ascii="Times New Roman" w:hAnsi="Times New Roman" w:eastAsia="Times New Roman" w:cs="Times New Roman"/>
-                <w:i w:val="false"/>
-                <w:b w:val="true"/>
-                <w:u w:val="none"/>
-                <w:strike w:val="false"/>
-                <w:sz w:val="16"/>
-                <w:szCs w:val="16"/>
-                <w:color w:val="000000"/>
-              </w:rPr>
-            </w:pPr>
-            <w:r xmlns:w="http://schemas.openxmlformats.org/wordprocessingml/2006/main" xmlns:wp="http://schemas.openxmlformats.org/drawingml/2006/wordprocessingDrawing" xmlns:r="http://schemas.openxmlformats.org/officeDocument/2006/relationships" xmlns:w14="http://schemas.microsoft.com/office/word/2010/wordml">
-              <w:rPr>
-                <w:rFonts w:ascii="Times New Roman" w:hAnsi="Times New Roman" w:eastAsia="Times New Roman" w:cs="Times New Roman"/>
-                <w:i w:val="false"/>
-                <w:b w:val="true"/>
-                <w:u w:val="none"/>
-                <w:strike w:val="false"/>
-                <w:sz w:val="16"/>
-                <w:szCs w:val="16"/>
+              <w:spacing w:after="0" w:before="0" w:line="240"/>
+              <w:ind w:left="100" w:right="100" w:firstLine="0" w:firstLineChars="0"/>
+              <w:rPr>
+                <w:rFonts w:ascii="Times New Roman" w:hAnsi="Times New Roman" w:eastAsia="Times New Roman" w:cs="Times New Roman"/>
+                <w:i w:val="false"/>
+                <w:b w:val="true"/>
+                <w:u w:val="none"/>
+                <w:strike w:val="false"/>
+                <w:sz w:val="14"/>
+                <w:szCs w:val="14"/>
+                <w:color w:val="000000"/>
+              </w:rPr>
+            </w:pPr>
+            <w:r xmlns:w="http://schemas.openxmlformats.org/wordprocessingml/2006/main" xmlns:wp="http://schemas.openxmlformats.org/drawingml/2006/wordprocessingDrawing" xmlns:r="http://schemas.openxmlformats.org/officeDocument/2006/relationships" xmlns:w14="http://schemas.microsoft.com/office/word/2010/wordml">
+              <w:rPr>
+                <w:rFonts w:ascii="Times New Roman" w:hAnsi="Times New Roman" w:eastAsia="Times New Roman" w:cs="Times New Roman"/>
+                <w:i w:val="false"/>
+                <w:b w:val="true"/>
+                <w:u w:val="none"/>
+                <w:strike w:val="false"/>
+                <w:sz w:val="14"/>
+                <w:szCs w:val="14"/>
                 <w:color w:val="000000"/>
               </w:rPr>
               <w:t xml:space="preserve">134,9</w:t>
@@ -2268,28 +2268,28 @@
                 <w:left w:val="none" w:sz="0" w:space="0" w:color="000000"/>
                 <w:right w:val="none" w:sz="0" w:space="0" w:color="000000"/>
               </w:pBdr>
-              <w:spacing w:after="36" w:before="36" w:line="240"/>
-              <w:ind w:left="100" w:right="100" w:firstLine="0" w:firstLineChars="0"/>
-              <w:rPr>
-                <w:rFonts w:ascii="Times New Roman" w:hAnsi="Times New Roman" w:eastAsia="Times New Roman" w:cs="Times New Roman"/>
-                <w:i w:val="false"/>
-                <w:b w:val="true"/>
-                <w:u w:val="none"/>
-                <w:strike w:val="false"/>
-                <w:sz w:val="16"/>
-                <w:szCs w:val="16"/>
-                <w:color w:val="000000"/>
-              </w:rPr>
-            </w:pPr>
-            <w:r xmlns:w="http://schemas.openxmlformats.org/wordprocessingml/2006/main" xmlns:wp="http://schemas.openxmlformats.org/drawingml/2006/wordprocessingDrawing" xmlns:r="http://schemas.openxmlformats.org/officeDocument/2006/relationships" xmlns:w14="http://schemas.microsoft.com/office/word/2010/wordml">
-              <w:rPr>
-                <w:rFonts w:ascii="Times New Roman" w:hAnsi="Times New Roman" w:eastAsia="Times New Roman" w:cs="Times New Roman"/>
-                <w:i w:val="false"/>
-                <w:b w:val="true"/>
-                <w:u w:val="none"/>
-                <w:strike w:val="false"/>
-                <w:sz w:val="16"/>
-                <w:szCs w:val="16"/>
+              <w:spacing w:after="0" w:before="0" w:line="240"/>
+              <w:ind w:left="100" w:right="100" w:firstLine="0" w:firstLineChars="0"/>
+              <w:rPr>
+                <w:rFonts w:ascii="Times New Roman" w:hAnsi="Times New Roman" w:eastAsia="Times New Roman" w:cs="Times New Roman"/>
+                <w:i w:val="false"/>
+                <w:b w:val="true"/>
+                <w:u w:val="none"/>
+                <w:strike w:val="false"/>
+                <w:sz w:val="14"/>
+                <w:szCs w:val="14"/>
+                <w:color w:val="000000"/>
+              </w:rPr>
+            </w:pPr>
+            <w:r xmlns:w="http://schemas.openxmlformats.org/wordprocessingml/2006/main" xmlns:wp="http://schemas.openxmlformats.org/drawingml/2006/wordprocessingDrawing" xmlns:r="http://schemas.openxmlformats.org/officeDocument/2006/relationships" xmlns:w14="http://schemas.microsoft.com/office/word/2010/wordml">
+              <w:rPr>
+                <w:rFonts w:ascii="Times New Roman" w:hAnsi="Times New Roman" w:eastAsia="Times New Roman" w:cs="Times New Roman"/>
+                <w:i w:val="false"/>
+                <w:b w:val="true"/>
+                <w:u w:val="none"/>
+                <w:strike w:val="false"/>
+                <w:sz w:val="14"/>
+                <w:szCs w:val="14"/>
                 <w:color w:val="000000"/>
               </w:rPr>
               <w:t xml:space="preserve">138,0</w:t>
@@ -2322,28 +2322,28 @@
                 <w:left w:val="none" w:sz="0" w:space="0" w:color="000000"/>
                 <w:right w:val="none" w:sz="0" w:space="0" w:color="000000"/>
               </w:pBdr>
-              <w:spacing w:after="36" w:before="36" w:line="240"/>
-              <w:ind w:left="100" w:right="100" w:firstLine="0" w:firstLineChars="0"/>
-              <w:rPr>
-                <w:rFonts w:ascii="Times New Roman" w:hAnsi="Times New Roman" w:eastAsia="Times New Roman" w:cs="Times New Roman"/>
-                <w:i w:val="false"/>
-                <w:b w:val="true"/>
-                <w:u w:val="none"/>
-                <w:strike w:val="false"/>
-                <w:sz w:val="16"/>
-                <w:szCs w:val="16"/>
-                <w:color w:val="000000"/>
-              </w:rPr>
-            </w:pPr>
-            <w:r xmlns:w="http://schemas.openxmlformats.org/wordprocessingml/2006/main" xmlns:wp="http://schemas.openxmlformats.org/drawingml/2006/wordprocessingDrawing" xmlns:r="http://schemas.openxmlformats.org/officeDocument/2006/relationships" xmlns:w14="http://schemas.microsoft.com/office/word/2010/wordml">
-              <w:rPr>
-                <w:rFonts w:ascii="Times New Roman" w:hAnsi="Times New Roman" w:eastAsia="Times New Roman" w:cs="Times New Roman"/>
-                <w:i w:val="false"/>
-                <w:b w:val="true"/>
-                <w:u w:val="none"/>
-                <w:strike w:val="false"/>
-                <w:sz w:val="16"/>
-                <w:szCs w:val="16"/>
+              <w:spacing w:after="0" w:before="0" w:line="240"/>
+              <w:ind w:left="100" w:right="100" w:firstLine="0" w:firstLineChars="0"/>
+              <w:rPr>
+                <w:rFonts w:ascii="Times New Roman" w:hAnsi="Times New Roman" w:eastAsia="Times New Roman" w:cs="Times New Roman"/>
+                <w:i w:val="false"/>
+                <w:b w:val="true"/>
+                <w:u w:val="none"/>
+                <w:strike w:val="false"/>
+                <w:sz w:val="14"/>
+                <w:szCs w:val="14"/>
+                <w:color w:val="000000"/>
+              </w:rPr>
+            </w:pPr>
+            <w:r xmlns:w="http://schemas.openxmlformats.org/wordprocessingml/2006/main" xmlns:wp="http://schemas.openxmlformats.org/drawingml/2006/wordprocessingDrawing" xmlns:r="http://schemas.openxmlformats.org/officeDocument/2006/relationships" xmlns:w14="http://schemas.microsoft.com/office/word/2010/wordml">
+              <w:rPr>
+                <w:rFonts w:ascii="Times New Roman" w:hAnsi="Times New Roman" w:eastAsia="Times New Roman" w:cs="Times New Roman"/>
+                <w:i w:val="false"/>
+                <w:b w:val="true"/>
+                <w:u w:val="none"/>
+                <w:strike w:val="false"/>
+                <w:sz w:val="14"/>
+                <w:szCs w:val="14"/>
                 <w:color w:val="000000"/>
               </w:rPr>
               <w:t xml:space="preserve">48,371</w:t>
@@ -2376,28 +2376,28 @@
                 <w:left w:val="none" w:sz="0" w:space="0" w:color="000000"/>
                 <w:right w:val="none" w:sz="0" w:space="0" w:color="000000"/>
               </w:pBdr>
-              <w:spacing w:after="36" w:before="36" w:line="240"/>
-              <w:ind w:left="100" w:right="100" w:firstLine="0" w:firstLineChars="0"/>
-              <w:rPr>
-                <w:rFonts w:ascii="Times New Roman" w:hAnsi="Times New Roman" w:eastAsia="Times New Roman" w:cs="Times New Roman"/>
-                <w:i w:val="false"/>
-                <w:b w:val="true"/>
-                <w:u w:val="none"/>
-                <w:strike w:val="false"/>
-                <w:sz w:val="16"/>
-                <w:szCs w:val="16"/>
-                <w:color w:val="000000"/>
-              </w:rPr>
-            </w:pPr>
-            <w:r xmlns:w="http://schemas.openxmlformats.org/wordprocessingml/2006/main" xmlns:wp="http://schemas.openxmlformats.org/drawingml/2006/wordprocessingDrawing" xmlns:r="http://schemas.openxmlformats.org/officeDocument/2006/relationships" xmlns:w14="http://schemas.microsoft.com/office/word/2010/wordml">
-              <w:rPr>
-                <w:rFonts w:ascii="Times New Roman" w:hAnsi="Times New Roman" w:eastAsia="Times New Roman" w:cs="Times New Roman"/>
-                <w:i w:val="false"/>
-                <w:b w:val="true"/>
-                <w:u w:val="none"/>
-                <w:strike w:val="false"/>
-                <w:sz w:val="16"/>
-                <w:szCs w:val="16"/>
+              <w:spacing w:after="0" w:before="0" w:line="240"/>
+              <w:ind w:left="100" w:right="100" w:firstLine="0" w:firstLineChars="0"/>
+              <w:rPr>
+                <w:rFonts w:ascii="Times New Roman" w:hAnsi="Times New Roman" w:eastAsia="Times New Roman" w:cs="Times New Roman"/>
+                <w:i w:val="false"/>
+                <w:b w:val="true"/>
+                <w:u w:val="none"/>
+                <w:strike w:val="false"/>
+                <w:sz w:val="14"/>
+                <w:szCs w:val="14"/>
+                <w:color w:val="000000"/>
+              </w:rPr>
+            </w:pPr>
+            <w:r xmlns:w="http://schemas.openxmlformats.org/wordprocessingml/2006/main" xmlns:wp="http://schemas.openxmlformats.org/drawingml/2006/wordprocessingDrawing" xmlns:r="http://schemas.openxmlformats.org/officeDocument/2006/relationships" xmlns:w14="http://schemas.microsoft.com/office/word/2010/wordml">
+              <w:rPr>
+                <w:rFonts w:ascii="Times New Roman" w:hAnsi="Times New Roman" w:eastAsia="Times New Roman" w:cs="Times New Roman"/>
+                <w:i w:val="false"/>
+                <w:b w:val="true"/>
+                <w:u w:val="none"/>
+                <w:strike w:val="false"/>
+                <w:sz w:val="14"/>
+                <w:szCs w:val="14"/>
                 <w:color w:val="000000"/>
               </w:rPr>
               <w:t xml:space="preserve">01- المواد الغذائية والمشروبات غير الكحولية</w:t>
@@ -2436,28 +2436,28 @@
                 <w:left w:val="none" w:sz="0" w:space="0" w:color="000000"/>
                 <w:right w:val="none" w:sz="0" w:space="0" w:color="000000"/>
               </w:pBdr>
-              <w:spacing w:after="36" w:before="36" w:line="240"/>
-              <w:ind w:left="100" w:right="100" w:firstLine="0" w:firstLineChars="0"/>
-              <w:rPr>
-                <w:rFonts w:ascii="Times New Roman" w:hAnsi="Times New Roman" w:eastAsia="Times New Roman" w:cs="Times New Roman"/>
-                <w:i w:val="false"/>
-                <w:b w:val="true"/>
-                <w:u w:val="none"/>
-                <w:strike w:val="false"/>
-                <w:sz w:val="16"/>
-                <w:szCs w:val="16"/>
-                <w:color w:val="000000"/>
-              </w:rPr>
-            </w:pPr>
-            <w:r xmlns:w="http://schemas.openxmlformats.org/wordprocessingml/2006/main" xmlns:wp="http://schemas.openxmlformats.org/drawingml/2006/wordprocessingDrawing" xmlns:r="http://schemas.openxmlformats.org/officeDocument/2006/relationships" xmlns:w14="http://schemas.microsoft.com/office/word/2010/wordml">
-              <w:rPr>
-                <w:rFonts w:ascii="Times New Roman" w:hAnsi="Times New Roman" w:eastAsia="Times New Roman" w:cs="Times New Roman"/>
-                <w:i w:val="false"/>
-                <w:b w:val="true"/>
-                <w:u w:val="none"/>
-                <w:strike w:val="false"/>
-                <w:sz w:val="16"/>
-                <w:szCs w:val="16"/>
+              <w:spacing w:after="0" w:before="0" w:line="240"/>
+              <w:ind w:left="100" w:right="100" w:firstLine="0" w:firstLineChars="0"/>
+              <w:rPr>
+                <w:rFonts w:ascii="Times New Roman" w:hAnsi="Times New Roman" w:eastAsia="Times New Roman" w:cs="Times New Roman"/>
+                <w:i w:val="false"/>
+                <w:b w:val="true"/>
+                <w:u w:val="none"/>
+                <w:strike w:val="false"/>
+                <w:sz w:val="14"/>
+                <w:szCs w:val="14"/>
+                <w:color w:val="000000"/>
+              </w:rPr>
+            </w:pPr>
+            <w:r xmlns:w="http://schemas.openxmlformats.org/wordprocessingml/2006/main" xmlns:wp="http://schemas.openxmlformats.org/drawingml/2006/wordprocessingDrawing" xmlns:r="http://schemas.openxmlformats.org/officeDocument/2006/relationships" xmlns:w14="http://schemas.microsoft.com/office/word/2010/wordml">
+              <w:rPr>
+                <w:rFonts w:ascii="Times New Roman" w:hAnsi="Times New Roman" w:eastAsia="Times New Roman" w:cs="Times New Roman"/>
+                <w:i w:val="false"/>
+                <w:b w:val="true"/>
+                <w:u w:val="none"/>
+                <w:strike w:val="false"/>
+                <w:sz w:val="14"/>
+                <w:szCs w:val="14"/>
                 <w:color w:val="000000"/>
               </w:rPr>
               <w:t xml:space="preserve">5,0</w:t>
@@ -2490,28 +2490,28 @@
                 <w:left w:val="none" w:sz="0" w:space="0" w:color="000000"/>
                 <w:right w:val="none" w:sz="0" w:space="0" w:color="000000"/>
               </w:pBdr>
-              <w:spacing w:after="36" w:before="36" w:line="240"/>
-              <w:ind w:left="100" w:right="100" w:firstLine="0" w:firstLineChars="0"/>
-              <w:rPr>
-                <w:rFonts w:ascii="Times New Roman" w:hAnsi="Times New Roman" w:eastAsia="Times New Roman" w:cs="Times New Roman"/>
-                <w:i w:val="false"/>
-                <w:b w:val="true"/>
-                <w:u w:val="none"/>
-                <w:strike w:val="false"/>
-                <w:sz w:val="16"/>
-                <w:szCs w:val="16"/>
-                <w:color w:val="000000"/>
-              </w:rPr>
-            </w:pPr>
-            <w:r xmlns:w="http://schemas.openxmlformats.org/wordprocessingml/2006/main" xmlns:wp="http://schemas.openxmlformats.org/drawingml/2006/wordprocessingDrawing" xmlns:r="http://schemas.openxmlformats.org/officeDocument/2006/relationships" xmlns:w14="http://schemas.microsoft.com/office/word/2010/wordml">
-              <w:rPr>
-                <w:rFonts w:ascii="Times New Roman" w:hAnsi="Times New Roman" w:eastAsia="Times New Roman" w:cs="Times New Roman"/>
-                <w:i w:val="false"/>
-                <w:b w:val="true"/>
-                <w:u w:val="none"/>
-                <w:strike w:val="false"/>
-                <w:sz w:val="16"/>
-                <w:szCs w:val="16"/>
+              <w:spacing w:after="0" w:before="0" w:line="240"/>
+              <w:ind w:left="100" w:right="100" w:firstLine="0" w:firstLineChars="0"/>
+              <w:rPr>
+                <w:rFonts w:ascii="Times New Roman" w:hAnsi="Times New Roman" w:eastAsia="Times New Roman" w:cs="Times New Roman"/>
+                <w:i w:val="false"/>
+                <w:b w:val="true"/>
+                <w:u w:val="none"/>
+                <w:strike w:val="false"/>
+                <w:sz w:val="14"/>
+                <w:szCs w:val="14"/>
+                <w:color w:val="000000"/>
+              </w:rPr>
+            </w:pPr>
+            <w:r xmlns:w="http://schemas.openxmlformats.org/wordprocessingml/2006/main" xmlns:wp="http://schemas.openxmlformats.org/drawingml/2006/wordprocessingDrawing" xmlns:r="http://schemas.openxmlformats.org/officeDocument/2006/relationships" xmlns:w14="http://schemas.microsoft.com/office/word/2010/wordml">
+              <w:rPr>
+                <w:rFonts w:ascii="Times New Roman" w:hAnsi="Times New Roman" w:eastAsia="Times New Roman" w:cs="Times New Roman"/>
+                <w:i w:val="false"/>
+                <w:b w:val="true"/>
+                <w:u w:val="none"/>
+                <w:strike w:val="false"/>
+                <w:sz w:val="14"/>
+                <w:szCs w:val="14"/>
                 <w:color w:val="000000"/>
               </w:rPr>
               <w:t xml:space="preserve">4,1</w:t>
@@ -2544,28 +2544,28 @@
                 <w:left w:val="none" w:sz="0" w:space="0" w:color="000000"/>
                 <w:right w:val="none" w:sz="0" w:space="0" w:color="000000"/>
               </w:pBdr>
-              <w:spacing w:after="36" w:before="36" w:line="240"/>
-              <w:ind w:left="100" w:right="100" w:firstLine="0" w:firstLineChars="0"/>
-              <w:rPr>
-                <w:rFonts w:ascii="Times New Roman" w:hAnsi="Times New Roman" w:eastAsia="Times New Roman" w:cs="Times New Roman"/>
-                <w:i w:val="false"/>
-                <w:b w:val="true"/>
-                <w:u w:val="none"/>
-                <w:strike w:val="false"/>
-                <w:sz w:val="16"/>
-                <w:szCs w:val="16"/>
-                <w:color w:val="000000"/>
-              </w:rPr>
-            </w:pPr>
-            <w:r xmlns:w="http://schemas.openxmlformats.org/wordprocessingml/2006/main" xmlns:wp="http://schemas.openxmlformats.org/drawingml/2006/wordprocessingDrawing" xmlns:r="http://schemas.openxmlformats.org/officeDocument/2006/relationships" xmlns:w14="http://schemas.microsoft.com/office/word/2010/wordml">
-              <w:rPr>
-                <w:rFonts w:ascii="Times New Roman" w:hAnsi="Times New Roman" w:eastAsia="Times New Roman" w:cs="Times New Roman"/>
-                <w:i w:val="false"/>
-                <w:b w:val="true"/>
-                <w:u w:val="none"/>
-                <w:strike w:val="false"/>
-                <w:sz w:val="16"/>
-                <w:szCs w:val="16"/>
+              <w:spacing w:after="0" w:before="0" w:line="240"/>
+              <w:ind w:left="100" w:right="100" w:firstLine="0" w:firstLineChars="0"/>
+              <w:rPr>
+                <w:rFonts w:ascii="Times New Roman" w:hAnsi="Times New Roman" w:eastAsia="Times New Roman" w:cs="Times New Roman"/>
+                <w:i w:val="false"/>
+                <w:b w:val="true"/>
+                <w:u w:val="none"/>
+                <w:strike w:val="false"/>
+                <w:sz w:val="14"/>
+                <w:szCs w:val="14"/>
+                <w:color w:val="000000"/>
+              </w:rPr>
+            </w:pPr>
+            <w:r xmlns:w="http://schemas.openxmlformats.org/wordprocessingml/2006/main" xmlns:wp="http://schemas.openxmlformats.org/drawingml/2006/wordprocessingDrawing" xmlns:r="http://schemas.openxmlformats.org/officeDocument/2006/relationships" xmlns:w14="http://schemas.microsoft.com/office/word/2010/wordml">
+              <w:rPr>
+                <w:rFonts w:ascii="Times New Roman" w:hAnsi="Times New Roman" w:eastAsia="Times New Roman" w:cs="Times New Roman"/>
+                <w:i w:val="false"/>
+                <w:b w:val="true"/>
+                <w:u w:val="none"/>
+                <w:strike w:val="false"/>
+                <w:sz w:val="14"/>
+                <w:szCs w:val="14"/>
                 <w:color w:val="000000"/>
               </w:rPr>
               <w:t xml:space="preserve">0,0</w:t>
@@ -2598,28 +2598,28 @@
                 <w:left w:val="none" w:sz="0" w:space="0" w:color="000000"/>
                 <w:right w:val="none" w:sz="0" w:space="0" w:color="000000"/>
               </w:pBdr>
-              <w:spacing w:after="36" w:before="36" w:line="240"/>
-              <w:ind w:left="100" w:right="100" w:firstLine="0" w:firstLineChars="0"/>
-              <w:rPr>
-                <w:rFonts w:ascii="Times New Roman" w:hAnsi="Times New Roman" w:eastAsia="Times New Roman" w:cs="Times New Roman"/>
-                <w:i w:val="false"/>
-                <w:b w:val="true"/>
-                <w:u w:val="none"/>
-                <w:strike w:val="false"/>
-                <w:sz w:val="16"/>
-                <w:szCs w:val="16"/>
-                <w:color w:val="000000"/>
-              </w:rPr>
-            </w:pPr>
-            <w:r xmlns:w="http://schemas.openxmlformats.org/wordprocessingml/2006/main" xmlns:wp="http://schemas.openxmlformats.org/drawingml/2006/wordprocessingDrawing" xmlns:r="http://schemas.openxmlformats.org/officeDocument/2006/relationships" xmlns:w14="http://schemas.microsoft.com/office/word/2010/wordml">
-              <w:rPr>
-                <w:rFonts w:ascii="Times New Roman" w:hAnsi="Times New Roman" w:eastAsia="Times New Roman" w:cs="Times New Roman"/>
-                <w:i w:val="false"/>
-                <w:b w:val="true"/>
-                <w:u w:val="none"/>
-                <w:strike w:val="false"/>
-                <w:sz w:val="16"/>
-                <w:szCs w:val="16"/>
+              <w:spacing w:after="0" w:before="0" w:line="240"/>
+              <w:ind w:left="100" w:right="100" w:firstLine="0" w:firstLineChars="0"/>
+              <w:rPr>
+                <w:rFonts w:ascii="Times New Roman" w:hAnsi="Times New Roman" w:eastAsia="Times New Roman" w:cs="Times New Roman"/>
+                <w:i w:val="false"/>
+                <w:b w:val="true"/>
+                <w:u w:val="none"/>
+                <w:strike w:val="false"/>
+                <w:sz w:val="14"/>
+                <w:szCs w:val="14"/>
+                <w:color w:val="000000"/>
+              </w:rPr>
+            </w:pPr>
+            <w:r xmlns:w="http://schemas.openxmlformats.org/wordprocessingml/2006/main" xmlns:wp="http://schemas.openxmlformats.org/drawingml/2006/wordprocessingDrawing" xmlns:r="http://schemas.openxmlformats.org/officeDocument/2006/relationships" xmlns:w14="http://schemas.microsoft.com/office/word/2010/wordml">
+              <w:rPr>
+                <w:rFonts w:ascii="Times New Roman" w:hAnsi="Times New Roman" w:eastAsia="Times New Roman" w:cs="Times New Roman"/>
+                <w:i w:val="false"/>
+                <w:b w:val="true"/>
+                <w:u w:val="none"/>
+                <w:strike w:val="false"/>
+                <w:sz w:val="14"/>
+                <w:szCs w:val="14"/>
                 <w:color w:val="000000"/>
               </w:rPr>
               <w:t xml:space="preserve">156,3</w:t>
@@ -2652,28 +2652,28 @@
                 <w:left w:val="none" w:sz="0" w:space="0" w:color="000000"/>
                 <w:right w:val="none" w:sz="0" w:space="0" w:color="000000"/>
               </w:pBdr>
-              <w:spacing w:after="36" w:before="36" w:line="240"/>
-              <w:ind w:left="100" w:right="100" w:firstLine="0" w:firstLineChars="0"/>
-              <w:rPr>
-                <w:rFonts w:ascii="Times New Roman" w:hAnsi="Times New Roman" w:eastAsia="Times New Roman" w:cs="Times New Roman"/>
-                <w:i w:val="false"/>
-                <w:b w:val="true"/>
-                <w:u w:val="none"/>
-                <w:strike w:val="false"/>
-                <w:sz w:val="16"/>
-                <w:szCs w:val="16"/>
-                <w:color w:val="000000"/>
-              </w:rPr>
-            </w:pPr>
-            <w:r xmlns:w="http://schemas.openxmlformats.org/wordprocessingml/2006/main" xmlns:wp="http://schemas.openxmlformats.org/drawingml/2006/wordprocessingDrawing" xmlns:r="http://schemas.openxmlformats.org/officeDocument/2006/relationships" xmlns:w14="http://schemas.microsoft.com/office/word/2010/wordml">
-              <w:rPr>
-                <w:rFonts w:ascii="Times New Roman" w:hAnsi="Times New Roman" w:eastAsia="Times New Roman" w:cs="Times New Roman"/>
-                <w:i w:val="false"/>
-                <w:b w:val="true"/>
-                <w:u w:val="none"/>
-                <w:strike w:val="false"/>
-                <w:sz w:val="16"/>
-                <w:szCs w:val="16"/>
+              <w:spacing w:after="0" w:before="0" w:line="240"/>
+              <w:ind w:left="100" w:right="100" w:firstLine="0" w:firstLineChars="0"/>
+              <w:rPr>
+                <w:rFonts w:ascii="Times New Roman" w:hAnsi="Times New Roman" w:eastAsia="Times New Roman" w:cs="Times New Roman"/>
+                <w:i w:val="false"/>
+                <w:b w:val="true"/>
+                <w:u w:val="none"/>
+                <w:strike w:val="false"/>
+                <w:sz w:val="14"/>
+                <w:szCs w:val="14"/>
+                <w:color w:val="000000"/>
+              </w:rPr>
+            </w:pPr>
+            <w:r xmlns:w="http://schemas.openxmlformats.org/wordprocessingml/2006/main" xmlns:wp="http://schemas.openxmlformats.org/drawingml/2006/wordprocessingDrawing" xmlns:r="http://schemas.openxmlformats.org/officeDocument/2006/relationships" xmlns:w14="http://schemas.microsoft.com/office/word/2010/wordml">
+              <w:rPr>
+                <w:rFonts w:ascii="Times New Roman" w:hAnsi="Times New Roman" w:eastAsia="Times New Roman" w:cs="Times New Roman"/>
+                <w:i w:val="false"/>
+                <w:b w:val="true"/>
+                <w:u w:val="none"/>
+                <w:strike w:val="false"/>
+                <w:sz w:val="14"/>
+                <w:szCs w:val="14"/>
                 <w:color w:val="000000"/>
               </w:rPr>
               <w:t xml:space="preserve">156,3</w:t>
@@ -2706,28 +2706,28 @@
                 <w:left w:val="none" w:sz="0" w:space="0" w:color="000000"/>
                 <w:right w:val="none" w:sz="0" w:space="0" w:color="000000"/>
               </w:pBdr>
-              <w:spacing w:after="36" w:before="36" w:line="240"/>
-              <w:ind w:left="100" w:right="100" w:firstLine="0" w:firstLineChars="0"/>
-              <w:rPr>
-                <w:rFonts w:ascii="Times New Roman" w:hAnsi="Times New Roman" w:eastAsia="Times New Roman" w:cs="Times New Roman"/>
-                <w:i w:val="false"/>
-                <w:b w:val="true"/>
-                <w:u w:val="none"/>
-                <w:strike w:val="false"/>
-                <w:sz w:val="16"/>
-                <w:szCs w:val="16"/>
-                <w:color w:val="000000"/>
-              </w:rPr>
-            </w:pPr>
-            <w:r xmlns:w="http://schemas.openxmlformats.org/wordprocessingml/2006/main" xmlns:wp="http://schemas.openxmlformats.org/drawingml/2006/wordprocessingDrawing" xmlns:r="http://schemas.openxmlformats.org/officeDocument/2006/relationships" xmlns:w14="http://schemas.microsoft.com/office/word/2010/wordml">
-              <w:rPr>
-                <w:rFonts w:ascii="Times New Roman" w:hAnsi="Times New Roman" w:eastAsia="Times New Roman" w:cs="Times New Roman"/>
-                <w:i w:val="false"/>
-                <w:b w:val="true"/>
-                <w:u w:val="none"/>
-                <w:strike w:val="false"/>
-                <w:sz w:val="16"/>
-                <w:szCs w:val="16"/>
+              <w:spacing w:after="0" w:before="0" w:line="240"/>
+              <w:ind w:left="100" w:right="100" w:firstLine="0" w:firstLineChars="0"/>
+              <w:rPr>
+                <w:rFonts w:ascii="Times New Roman" w:hAnsi="Times New Roman" w:eastAsia="Times New Roman" w:cs="Times New Roman"/>
+                <w:i w:val="false"/>
+                <w:b w:val="true"/>
+                <w:u w:val="none"/>
+                <w:strike w:val="false"/>
+                <w:sz w:val="14"/>
+                <w:szCs w:val="14"/>
+                <w:color w:val="000000"/>
+              </w:rPr>
+            </w:pPr>
+            <w:r xmlns:w="http://schemas.openxmlformats.org/wordprocessingml/2006/main" xmlns:wp="http://schemas.openxmlformats.org/drawingml/2006/wordprocessingDrawing" xmlns:r="http://schemas.openxmlformats.org/officeDocument/2006/relationships" xmlns:w14="http://schemas.microsoft.com/office/word/2010/wordml">
+              <w:rPr>
+                <w:rFonts w:ascii="Times New Roman" w:hAnsi="Times New Roman" w:eastAsia="Times New Roman" w:cs="Times New Roman"/>
+                <w:i w:val="false"/>
+                <w:b w:val="true"/>
+                <w:u w:val="none"/>
+                <w:strike w:val="false"/>
+                <w:sz w:val="14"/>
+                <w:szCs w:val="14"/>
                 <w:color w:val="000000"/>
               </w:rPr>
               <w:t xml:space="preserve">150,8</w:t>
@@ -2760,28 +2760,28 @@
                 <w:left w:val="none" w:sz="0" w:space="0" w:color="000000"/>
                 <w:right w:val="none" w:sz="0" w:space="0" w:color="000000"/>
               </w:pBdr>
-              <w:spacing w:after="36" w:before="36" w:line="240"/>
-              <w:ind w:left="100" w:right="100" w:firstLine="0" w:firstLineChars="0"/>
-              <w:rPr>
-                <w:rFonts w:ascii="Times New Roman" w:hAnsi="Times New Roman" w:eastAsia="Times New Roman" w:cs="Times New Roman"/>
-                <w:i w:val="false"/>
-                <w:b w:val="true"/>
-                <w:u w:val="none"/>
-                <w:strike w:val="false"/>
-                <w:sz w:val="16"/>
-                <w:szCs w:val="16"/>
-                <w:color w:val="000000"/>
-              </w:rPr>
-            </w:pPr>
-            <w:r xmlns:w="http://schemas.openxmlformats.org/wordprocessingml/2006/main" xmlns:wp="http://schemas.openxmlformats.org/drawingml/2006/wordprocessingDrawing" xmlns:r="http://schemas.openxmlformats.org/officeDocument/2006/relationships" xmlns:w14="http://schemas.microsoft.com/office/word/2010/wordml">
-              <w:rPr>
-                <w:rFonts w:ascii="Times New Roman" w:hAnsi="Times New Roman" w:eastAsia="Times New Roman" w:cs="Times New Roman"/>
-                <w:i w:val="false"/>
-                <w:b w:val="true"/>
-                <w:u w:val="none"/>
-                <w:strike w:val="false"/>
-                <w:sz w:val="16"/>
-                <w:szCs w:val="16"/>
+              <w:spacing w:after="0" w:before="0" w:line="240"/>
+              <w:ind w:left="100" w:right="100" w:firstLine="0" w:firstLineChars="0"/>
+              <w:rPr>
+                <w:rFonts w:ascii="Times New Roman" w:hAnsi="Times New Roman" w:eastAsia="Times New Roman" w:cs="Times New Roman"/>
+                <w:i w:val="false"/>
+                <w:b w:val="true"/>
+                <w:u w:val="none"/>
+                <w:strike w:val="false"/>
+                <w:sz w:val="14"/>
+                <w:szCs w:val="14"/>
+                <w:color w:val="000000"/>
+              </w:rPr>
+            </w:pPr>
+            <w:r xmlns:w="http://schemas.openxmlformats.org/wordprocessingml/2006/main" xmlns:wp="http://schemas.openxmlformats.org/drawingml/2006/wordprocessingDrawing" xmlns:r="http://schemas.openxmlformats.org/officeDocument/2006/relationships" xmlns:w14="http://schemas.microsoft.com/office/word/2010/wordml">
+              <w:rPr>
+                <w:rFonts w:ascii="Times New Roman" w:hAnsi="Times New Roman" w:eastAsia="Times New Roman" w:cs="Times New Roman"/>
+                <w:i w:val="false"/>
+                <w:b w:val="true"/>
+                <w:u w:val="none"/>
+                <w:strike w:val="false"/>
+                <w:sz w:val="14"/>
+                <w:szCs w:val="14"/>
                 <w:color w:val="000000"/>
               </w:rPr>
               <w:t xml:space="preserve">150,1</w:t>
@@ -2814,28 +2814,28 @@
                 <w:left w:val="none" w:sz="0" w:space="0" w:color="000000"/>
                 <w:right w:val="none" w:sz="0" w:space="0" w:color="000000"/>
               </w:pBdr>
-              <w:spacing w:after="36" w:before="36" w:line="240"/>
-              <w:ind w:left="100" w:right="100" w:firstLine="0" w:firstLineChars="0"/>
-              <w:rPr>
-                <w:rFonts w:ascii="Times New Roman" w:hAnsi="Times New Roman" w:eastAsia="Times New Roman" w:cs="Times New Roman"/>
-                <w:i w:val="false"/>
-                <w:b w:val="true"/>
-                <w:u w:val="none"/>
-                <w:strike w:val="false"/>
-                <w:sz w:val="16"/>
-                <w:szCs w:val="16"/>
-                <w:color w:val="000000"/>
-              </w:rPr>
-            </w:pPr>
-            <w:r xmlns:w="http://schemas.openxmlformats.org/wordprocessingml/2006/main" xmlns:wp="http://schemas.openxmlformats.org/drawingml/2006/wordprocessingDrawing" xmlns:r="http://schemas.openxmlformats.org/officeDocument/2006/relationships" xmlns:w14="http://schemas.microsoft.com/office/word/2010/wordml">
-              <w:rPr>
-                <w:rFonts w:ascii="Times New Roman" w:hAnsi="Times New Roman" w:eastAsia="Times New Roman" w:cs="Times New Roman"/>
-                <w:i w:val="false"/>
-                <w:b w:val="true"/>
-                <w:u w:val="none"/>
-                <w:strike w:val="false"/>
-                <w:sz w:val="16"/>
-                <w:szCs w:val="16"/>
+              <w:spacing w:after="0" w:before="0" w:line="240"/>
+              <w:ind w:left="100" w:right="100" w:firstLine="0" w:firstLineChars="0"/>
+              <w:rPr>
+                <w:rFonts w:ascii="Times New Roman" w:hAnsi="Times New Roman" w:eastAsia="Times New Roman" w:cs="Times New Roman"/>
+                <w:i w:val="false"/>
+                <w:b w:val="true"/>
+                <w:u w:val="none"/>
+                <w:strike w:val="false"/>
+                <w:sz w:val="14"/>
+                <w:szCs w:val="14"/>
+                <w:color w:val="000000"/>
+              </w:rPr>
+            </w:pPr>
+            <w:r xmlns:w="http://schemas.openxmlformats.org/wordprocessingml/2006/main" xmlns:wp="http://schemas.openxmlformats.org/drawingml/2006/wordprocessingDrawing" xmlns:r="http://schemas.openxmlformats.org/officeDocument/2006/relationships" xmlns:w14="http://schemas.microsoft.com/office/word/2010/wordml">
+              <w:rPr>
+                <w:rFonts w:ascii="Times New Roman" w:hAnsi="Times New Roman" w:eastAsia="Times New Roman" w:cs="Times New Roman"/>
+                <w:i w:val="false"/>
+                <w:b w:val="true"/>
+                <w:u w:val="none"/>
+                <w:strike w:val="false"/>
+                <w:sz w:val="14"/>
+                <w:szCs w:val="14"/>
                 <w:color w:val="000000"/>
               </w:rPr>
               <w:t xml:space="preserve">148,9</w:t>
@@ -2868,28 +2868,28 @@
                 <w:left w:val="none" w:sz="0" w:space="0" w:color="000000"/>
                 <w:right w:val="none" w:sz="0" w:space="0" w:color="000000"/>
               </w:pBdr>
-              <w:spacing w:after="36" w:before="36" w:line="240"/>
-              <w:ind w:left="100" w:right="100" w:firstLine="0" w:firstLineChars="0"/>
-              <w:rPr>
-                <w:rFonts w:ascii="Times New Roman" w:hAnsi="Times New Roman" w:eastAsia="Times New Roman" w:cs="Times New Roman"/>
-                <w:i w:val="false"/>
-                <w:b w:val="true"/>
-                <w:u w:val="none"/>
-                <w:strike w:val="false"/>
-                <w:sz w:val="16"/>
-                <w:szCs w:val="16"/>
-                <w:color w:val="000000"/>
-              </w:rPr>
-            </w:pPr>
-            <w:r xmlns:w="http://schemas.openxmlformats.org/wordprocessingml/2006/main" xmlns:wp="http://schemas.openxmlformats.org/drawingml/2006/wordprocessingDrawing" xmlns:r="http://schemas.openxmlformats.org/officeDocument/2006/relationships" xmlns:w14="http://schemas.microsoft.com/office/word/2010/wordml">
-              <w:rPr>
-                <w:rFonts w:ascii="Times New Roman" w:hAnsi="Times New Roman" w:eastAsia="Times New Roman" w:cs="Times New Roman"/>
-                <w:i w:val="false"/>
-                <w:b w:val="true"/>
-                <w:u w:val="none"/>
-                <w:strike w:val="false"/>
-                <w:sz w:val="16"/>
-                <w:szCs w:val="16"/>
+              <w:spacing w:after="0" w:before="0" w:line="240"/>
+              <w:ind w:left="100" w:right="100" w:firstLine="0" w:firstLineChars="0"/>
+              <w:rPr>
+                <w:rFonts w:ascii="Times New Roman" w:hAnsi="Times New Roman" w:eastAsia="Times New Roman" w:cs="Times New Roman"/>
+                <w:i w:val="false"/>
+                <w:b w:val="true"/>
+                <w:u w:val="none"/>
+                <w:strike w:val="false"/>
+                <w:sz w:val="14"/>
+                <w:szCs w:val="14"/>
+                <w:color w:val="000000"/>
+              </w:rPr>
+            </w:pPr>
+            <w:r xmlns:w="http://schemas.openxmlformats.org/wordprocessingml/2006/main" xmlns:wp="http://schemas.openxmlformats.org/drawingml/2006/wordprocessingDrawing" xmlns:r="http://schemas.openxmlformats.org/officeDocument/2006/relationships" xmlns:w14="http://schemas.microsoft.com/office/word/2010/wordml">
+              <w:rPr>
+                <w:rFonts w:ascii="Times New Roman" w:hAnsi="Times New Roman" w:eastAsia="Times New Roman" w:cs="Times New Roman"/>
+                <w:i w:val="false"/>
+                <w:b w:val="true"/>
+                <w:u w:val="none"/>
+                <w:strike w:val="false"/>
+                <w:sz w:val="14"/>
+                <w:szCs w:val="14"/>
                 <w:color w:val="000000"/>
               </w:rPr>
               <w:t xml:space="preserve">1,345</w:t>
@@ -2922,28 +2922,28 @@
                 <w:left w:val="none" w:sz="0" w:space="0" w:color="000000"/>
                 <w:right w:val="none" w:sz="0" w:space="0" w:color="000000"/>
               </w:pBdr>
-              <w:spacing w:after="36" w:before="36" w:line="240"/>
-              <w:ind w:left="100" w:right="100" w:firstLine="0" w:firstLineChars="0"/>
-              <w:rPr>
-                <w:rFonts w:ascii="Times New Roman" w:hAnsi="Times New Roman" w:eastAsia="Times New Roman" w:cs="Times New Roman"/>
-                <w:i w:val="false"/>
-                <w:b w:val="true"/>
-                <w:u w:val="none"/>
-                <w:strike w:val="false"/>
-                <w:sz w:val="16"/>
-                <w:szCs w:val="16"/>
-                <w:color w:val="000000"/>
-              </w:rPr>
-            </w:pPr>
-            <w:r xmlns:w="http://schemas.openxmlformats.org/wordprocessingml/2006/main" xmlns:wp="http://schemas.openxmlformats.org/drawingml/2006/wordprocessingDrawing" xmlns:r="http://schemas.openxmlformats.org/officeDocument/2006/relationships" xmlns:w14="http://schemas.microsoft.com/office/word/2010/wordml">
-              <w:rPr>
-                <w:rFonts w:ascii="Times New Roman" w:hAnsi="Times New Roman" w:eastAsia="Times New Roman" w:cs="Times New Roman"/>
-                <w:i w:val="false"/>
-                <w:b w:val="true"/>
-                <w:u w:val="none"/>
-                <w:strike w:val="false"/>
-                <w:sz w:val="16"/>
-                <w:szCs w:val="16"/>
+              <w:spacing w:after="0" w:before="0" w:line="240"/>
+              <w:ind w:left="100" w:right="100" w:firstLine="0" w:firstLineChars="0"/>
+              <w:rPr>
+                <w:rFonts w:ascii="Times New Roman" w:hAnsi="Times New Roman" w:eastAsia="Times New Roman" w:cs="Times New Roman"/>
+                <w:i w:val="false"/>
+                <w:b w:val="true"/>
+                <w:u w:val="none"/>
+                <w:strike w:val="false"/>
+                <w:sz w:val="14"/>
+                <w:szCs w:val="14"/>
+                <w:color w:val="000000"/>
+              </w:rPr>
+            </w:pPr>
+            <w:r xmlns:w="http://schemas.openxmlformats.org/wordprocessingml/2006/main" xmlns:wp="http://schemas.openxmlformats.org/drawingml/2006/wordprocessingDrawing" xmlns:r="http://schemas.openxmlformats.org/officeDocument/2006/relationships" xmlns:w14="http://schemas.microsoft.com/office/word/2010/wordml">
+              <w:rPr>
+                <w:rFonts w:ascii="Times New Roman" w:hAnsi="Times New Roman" w:eastAsia="Times New Roman" w:cs="Times New Roman"/>
+                <w:i w:val="false"/>
+                <w:b w:val="true"/>
+                <w:u w:val="none"/>
+                <w:strike w:val="false"/>
+                <w:sz w:val="14"/>
+                <w:szCs w:val="14"/>
                 <w:color w:val="000000"/>
               </w:rPr>
               <w:t xml:space="preserve">02- المشروبات الكحولية والتبغ</w:t>
@@ -2982,28 +2982,28 @@
                 <w:left w:val="none" w:sz="0" w:space="0" w:color="000000"/>
                 <w:right w:val="none" w:sz="0" w:space="0" w:color="000000"/>
               </w:pBdr>
-              <w:spacing w:after="36" w:before="36" w:line="240"/>
-              <w:ind w:left="100" w:right="100" w:firstLine="0" w:firstLineChars="0"/>
-              <w:rPr>
-                <w:rFonts w:ascii="Times New Roman" w:hAnsi="Times New Roman" w:eastAsia="Times New Roman" w:cs="Times New Roman"/>
-                <w:i w:val="false"/>
-                <w:b w:val="true"/>
-                <w:u w:val="none"/>
-                <w:strike w:val="false"/>
-                <w:sz w:val="16"/>
-                <w:szCs w:val="16"/>
-                <w:color w:val="000000"/>
-              </w:rPr>
-            </w:pPr>
-            <w:r xmlns:w="http://schemas.openxmlformats.org/wordprocessingml/2006/main" xmlns:wp="http://schemas.openxmlformats.org/drawingml/2006/wordprocessingDrawing" xmlns:r="http://schemas.openxmlformats.org/officeDocument/2006/relationships" xmlns:w14="http://schemas.microsoft.com/office/word/2010/wordml">
-              <w:rPr>
-                <w:rFonts w:ascii="Times New Roman" w:hAnsi="Times New Roman" w:eastAsia="Times New Roman" w:cs="Times New Roman"/>
-                <w:i w:val="false"/>
-                <w:b w:val="true"/>
-                <w:u w:val="none"/>
-                <w:strike w:val="false"/>
-                <w:sz w:val="16"/>
-                <w:szCs w:val="16"/>
+              <w:spacing w:after="0" w:before="0" w:line="240"/>
+              <w:ind w:left="100" w:right="100" w:firstLine="0" w:firstLineChars="0"/>
+              <w:rPr>
+                <w:rFonts w:ascii="Times New Roman" w:hAnsi="Times New Roman" w:eastAsia="Times New Roman" w:cs="Times New Roman"/>
+                <w:i w:val="false"/>
+                <w:b w:val="true"/>
+                <w:u w:val="none"/>
+                <w:strike w:val="false"/>
+                <w:sz w:val="14"/>
+                <w:szCs w:val="14"/>
+                <w:color w:val="000000"/>
+              </w:rPr>
+            </w:pPr>
+            <w:r xmlns:w="http://schemas.openxmlformats.org/wordprocessingml/2006/main" xmlns:wp="http://schemas.openxmlformats.org/drawingml/2006/wordprocessingDrawing" xmlns:r="http://schemas.openxmlformats.org/officeDocument/2006/relationships" xmlns:w14="http://schemas.microsoft.com/office/word/2010/wordml">
+              <w:rPr>
+                <w:rFonts w:ascii="Times New Roman" w:hAnsi="Times New Roman" w:eastAsia="Times New Roman" w:cs="Times New Roman"/>
+                <w:i w:val="false"/>
+                <w:b w:val="true"/>
+                <w:u w:val="none"/>
+                <w:strike w:val="false"/>
+                <w:sz w:val="14"/>
+                <w:szCs w:val="14"/>
                 <w:color w:val="000000"/>
               </w:rPr>
               <w:t xml:space="preserve">-0,1</w:t>
@@ -3036,28 +3036,28 @@
                 <w:left w:val="none" w:sz="0" w:space="0" w:color="000000"/>
                 <w:right w:val="none" w:sz="0" w:space="0" w:color="000000"/>
               </w:pBdr>
-              <w:spacing w:after="36" w:before="36" w:line="240"/>
-              <w:ind w:left="100" w:right="100" w:firstLine="0" w:firstLineChars="0"/>
-              <w:rPr>
-                <w:rFonts w:ascii="Times New Roman" w:hAnsi="Times New Roman" w:eastAsia="Times New Roman" w:cs="Times New Roman"/>
-                <w:i w:val="false"/>
-                <w:b w:val="true"/>
-                <w:u w:val="none"/>
-                <w:strike w:val="false"/>
-                <w:sz w:val="16"/>
-                <w:szCs w:val="16"/>
-                <w:color w:val="000000"/>
-              </w:rPr>
-            </w:pPr>
-            <w:r xmlns:w="http://schemas.openxmlformats.org/wordprocessingml/2006/main" xmlns:wp="http://schemas.openxmlformats.org/drawingml/2006/wordprocessingDrawing" xmlns:r="http://schemas.openxmlformats.org/officeDocument/2006/relationships" xmlns:w14="http://schemas.microsoft.com/office/word/2010/wordml">
-              <w:rPr>
-                <w:rFonts w:ascii="Times New Roman" w:hAnsi="Times New Roman" w:eastAsia="Times New Roman" w:cs="Times New Roman"/>
-                <w:i w:val="false"/>
-                <w:b w:val="true"/>
-                <w:u w:val="none"/>
-                <w:strike w:val="false"/>
-                <w:sz w:val="16"/>
-                <w:szCs w:val="16"/>
+              <w:spacing w:after="0" w:before="0" w:line="240"/>
+              <w:ind w:left="100" w:right="100" w:firstLine="0" w:firstLineChars="0"/>
+              <w:rPr>
+                <w:rFonts w:ascii="Times New Roman" w:hAnsi="Times New Roman" w:eastAsia="Times New Roman" w:cs="Times New Roman"/>
+                <w:i w:val="false"/>
+                <w:b w:val="true"/>
+                <w:u w:val="none"/>
+                <w:strike w:val="false"/>
+                <w:sz w:val="14"/>
+                <w:szCs w:val="14"/>
+                <w:color w:val="000000"/>
+              </w:rPr>
+            </w:pPr>
+            <w:r xmlns:w="http://schemas.openxmlformats.org/wordprocessingml/2006/main" xmlns:wp="http://schemas.openxmlformats.org/drawingml/2006/wordprocessingDrawing" xmlns:r="http://schemas.openxmlformats.org/officeDocument/2006/relationships" xmlns:w14="http://schemas.microsoft.com/office/word/2010/wordml">
+              <w:rPr>
+                <w:rFonts w:ascii="Times New Roman" w:hAnsi="Times New Roman" w:eastAsia="Times New Roman" w:cs="Times New Roman"/>
+                <w:i w:val="false"/>
+                <w:b w:val="true"/>
+                <w:u w:val="none"/>
+                <w:strike w:val="false"/>
+                <w:sz w:val="14"/>
+                <w:szCs w:val="14"/>
                 <w:color w:val="000000"/>
               </w:rPr>
               <w:t xml:space="preserve">0,1</w:t>
@@ -3090,28 +3090,28 @@
                 <w:left w:val="none" w:sz="0" w:space="0" w:color="000000"/>
                 <w:right w:val="none" w:sz="0" w:space="0" w:color="000000"/>
               </w:pBdr>
-              <w:spacing w:after="36" w:before="36" w:line="240"/>
-              <w:ind w:left="100" w:right="100" w:firstLine="0" w:firstLineChars="0"/>
-              <w:rPr>
-                <w:rFonts w:ascii="Times New Roman" w:hAnsi="Times New Roman" w:eastAsia="Times New Roman" w:cs="Times New Roman"/>
-                <w:i w:val="false"/>
-                <w:b w:val="true"/>
-                <w:u w:val="none"/>
-                <w:strike w:val="false"/>
-                <w:sz w:val="16"/>
-                <w:szCs w:val="16"/>
-                <w:color w:val="000000"/>
-              </w:rPr>
-            </w:pPr>
-            <w:r xmlns:w="http://schemas.openxmlformats.org/wordprocessingml/2006/main" xmlns:wp="http://schemas.openxmlformats.org/drawingml/2006/wordprocessingDrawing" xmlns:r="http://schemas.openxmlformats.org/officeDocument/2006/relationships" xmlns:w14="http://schemas.microsoft.com/office/word/2010/wordml">
-              <w:rPr>
-                <w:rFonts w:ascii="Times New Roman" w:hAnsi="Times New Roman" w:eastAsia="Times New Roman" w:cs="Times New Roman"/>
-                <w:i w:val="false"/>
-                <w:b w:val="true"/>
-                <w:u w:val="none"/>
-                <w:strike w:val="false"/>
-                <w:sz w:val="16"/>
-                <w:szCs w:val="16"/>
+              <w:spacing w:after="0" w:before="0" w:line="240"/>
+              <w:ind w:left="100" w:right="100" w:firstLine="0" w:firstLineChars="0"/>
+              <w:rPr>
+                <w:rFonts w:ascii="Times New Roman" w:hAnsi="Times New Roman" w:eastAsia="Times New Roman" w:cs="Times New Roman"/>
+                <w:i w:val="false"/>
+                <w:b w:val="true"/>
+                <w:u w:val="none"/>
+                <w:strike w:val="false"/>
+                <w:sz w:val="14"/>
+                <w:szCs w:val="14"/>
+                <w:color w:val="000000"/>
+              </w:rPr>
+            </w:pPr>
+            <w:r xmlns:w="http://schemas.openxmlformats.org/wordprocessingml/2006/main" xmlns:wp="http://schemas.openxmlformats.org/drawingml/2006/wordprocessingDrawing" xmlns:r="http://schemas.openxmlformats.org/officeDocument/2006/relationships" xmlns:w14="http://schemas.microsoft.com/office/word/2010/wordml">
+              <w:rPr>
+                <w:rFonts w:ascii="Times New Roman" w:hAnsi="Times New Roman" w:eastAsia="Times New Roman" w:cs="Times New Roman"/>
+                <w:i w:val="false"/>
+                <w:b w:val="true"/>
+                <w:u w:val="none"/>
+                <w:strike w:val="false"/>
+                <w:sz w:val="14"/>
+                <w:szCs w:val="14"/>
                 <w:color w:val="000000"/>
               </w:rPr>
               <w:t xml:space="preserve">0,2</w:t>
@@ -3144,28 +3144,28 @@
                 <w:left w:val="none" w:sz="0" w:space="0" w:color="000000"/>
                 <w:right w:val="none" w:sz="0" w:space="0" w:color="000000"/>
               </w:pBdr>
-              <w:spacing w:after="36" w:before="36" w:line="240"/>
-              <w:ind w:left="100" w:right="100" w:firstLine="0" w:firstLineChars="0"/>
-              <w:rPr>
-                <w:rFonts w:ascii="Times New Roman" w:hAnsi="Times New Roman" w:eastAsia="Times New Roman" w:cs="Times New Roman"/>
-                <w:i w:val="false"/>
-                <w:b w:val="true"/>
-                <w:u w:val="none"/>
-                <w:strike w:val="false"/>
-                <w:sz w:val="16"/>
-                <w:szCs w:val="16"/>
-                <w:color w:val="000000"/>
-              </w:rPr>
-            </w:pPr>
-            <w:r xmlns:w="http://schemas.openxmlformats.org/wordprocessingml/2006/main" xmlns:wp="http://schemas.openxmlformats.org/drawingml/2006/wordprocessingDrawing" xmlns:r="http://schemas.openxmlformats.org/officeDocument/2006/relationships" xmlns:w14="http://schemas.microsoft.com/office/word/2010/wordml">
-              <w:rPr>
-                <w:rFonts w:ascii="Times New Roman" w:hAnsi="Times New Roman" w:eastAsia="Times New Roman" w:cs="Times New Roman"/>
-                <w:i w:val="false"/>
-                <w:b w:val="true"/>
-                <w:u w:val="none"/>
-                <w:strike w:val="false"/>
-                <w:sz w:val="16"/>
-                <w:szCs w:val="16"/>
+              <w:spacing w:after="0" w:before="0" w:line="240"/>
+              <w:ind w:left="100" w:right="100" w:firstLine="0" w:firstLineChars="0"/>
+              <w:rPr>
+                <w:rFonts w:ascii="Times New Roman" w:hAnsi="Times New Roman" w:eastAsia="Times New Roman" w:cs="Times New Roman"/>
+                <w:i w:val="false"/>
+                <w:b w:val="true"/>
+                <w:u w:val="none"/>
+                <w:strike w:val="false"/>
+                <w:sz w:val="14"/>
+                <w:szCs w:val="14"/>
+                <w:color w:val="000000"/>
+              </w:rPr>
+            </w:pPr>
+            <w:r xmlns:w="http://schemas.openxmlformats.org/wordprocessingml/2006/main" xmlns:wp="http://schemas.openxmlformats.org/drawingml/2006/wordprocessingDrawing" xmlns:r="http://schemas.openxmlformats.org/officeDocument/2006/relationships" xmlns:w14="http://schemas.microsoft.com/office/word/2010/wordml">
+              <w:rPr>
+                <w:rFonts w:ascii="Times New Roman" w:hAnsi="Times New Roman" w:eastAsia="Times New Roman" w:cs="Times New Roman"/>
+                <w:i w:val="false"/>
+                <w:b w:val="true"/>
+                <w:u w:val="none"/>
+                <w:strike w:val="false"/>
+                <w:sz w:val="14"/>
+                <w:szCs w:val="14"/>
                 <w:color w:val="000000"/>
               </w:rPr>
               <w:t xml:space="preserve">109,7</w:t>
@@ -3198,28 +3198,28 @@
                 <w:left w:val="none" w:sz="0" w:space="0" w:color="000000"/>
                 <w:right w:val="none" w:sz="0" w:space="0" w:color="000000"/>
               </w:pBdr>
-              <w:spacing w:after="36" w:before="36" w:line="240"/>
-              <w:ind w:left="100" w:right="100" w:firstLine="0" w:firstLineChars="0"/>
-              <w:rPr>
-                <w:rFonts w:ascii="Times New Roman" w:hAnsi="Times New Roman" w:eastAsia="Times New Roman" w:cs="Times New Roman"/>
-                <w:i w:val="false"/>
-                <w:b w:val="true"/>
-                <w:u w:val="none"/>
-                <w:strike w:val="false"/>
-                <w:sz w:val="16"/>
-                <w:szCs w:val="16"/>
-                <w:color w:val="000000"/>
-              </w:rPr>
-            </w:pPr>
-            <w:r xmlns:w="http://schemas.openxmlformats.org/wordprocessingml/2006/main" xmlns:wp="http://schemas.openxmlformats.org/drawingml/2006/wordprocessingDrawing" xmlns:r="http://schemas.openxmlformats.org/officeDocument/2006/relationships" xmlns:w14="http://schemas.microsoft.com/office/word/2010/wordml">
-              <w:rPr>
-                <w:rFonts w:ascii="Times New Roman" w:hAnsi="Times New Roman" w:eastAsia="Times New Roman" w:cs="Times New Roman"/>
-                <w:i w:val="false"/>
-                <w:b w:val="true"/>
-                <w:u w:val="none"/>
-                <w:strike w:val="false"/>
-                <w:sz w:val="16"/>
-                <w:szCs w:val="16"/>
+              <w:spacing w:after="0" w:before="0" w:line="240"/>
+              <w:ind w:left="100" w:right="100" w:firstLine="0" w:firstLineChars="0"/>
+              <w:rPr>
+                <w:rFonts w:ascii="Times New Roman" w:hAnsi="Times New Roman" w:eastAsia="Times New Roman" w:cs="Times New Roman"/>
+                <w:i w:val="false"/>
+                <w:b w:val="true"/>
+                <w:u w:val="none"/>
+                <w:strike w:val="false"/>
+                <w:sz w:val="14"/>
+                <w:szCs w:val="14"/>
+                <w:color w:val="000000"/>
+              </w:rPr>
+            </w:pPr>
+            <w:r xmlns:w="http://schemas.openxmlformats.org/wordprocessingml/2006/main" xmlns:wp="http://schemas.openxmlformats.org/drawingml/2006/wordprocessingDrawing" xmlns:r="http://schemas.openxmlformats.org/officeDocument/2006/relationships" xmlns:w14="http://schemas.microsoft.com/office/word/2010/wordml">
+              <w:rPr>
+                <w:rFonts w:ascii="Times New Roman" w:hAnsi="Times New Roman" w:eastAsia="Times New Roman" w:cs="Times New Roman"/>
+                <w:i w:val="false"/>
+                <w:b w:val="true"/>
+                <w:u w:val="none"/>
+                <w:strike w:val="false"/>
+                <w:sz w:val="14"/>
+                <w:szCs w:val="14"/>
                 <w:color w:val="000000"/>
               </w:rPr>
               <w:t xml:space="preserve">109,5</w:t>
@@ -3252,28 +3252,28 @@
                 <w:left w:val="none" w:sz="0" w:space="0" w:color="000000"/>
                 <w:right w:val="none" w:sz="0" w:space="0" w:color="000000"/>
               </w:pBdr>
-              <w:spacing w:after="36" w:before="36" w:line="240"/>
-              <w:ind w:left="100" w:right="100" w:firstLine="0" w:firstLineChars="0"/>
-              <w:rPr>
-                <w:rFonts w:ascii="Times New Roman" w:hAnsi="Times New Roman" w:eastAsia="Times New Roman" w:cs="Times New Roman"/>
-                <w:i w:val="false"/>
-                <w:b w:val="true"/>
-                <w:u w:val="none"/>
-                <w:strike w:val="false"/>
-                <w:sz w:val="16"/>
-                <w:szCs w:val="16"/>
-                <w:color w:val="000000"/>
-              </w:rPr>
-            </w:pPr>
-            <w:r xmlns:w="http://schemas.openxmlformats.org/wordprocessingml/2006/main" xmlns:wp="http://schemas.openxmlformats.org/drawingml/2006/wordprocessingDrawing" xmlns:r="http://schemas.openxmlformats.org/officeDocument/2006/relationships" xmlns:w14="http://schemas.microsoft.com/office/word/2010/wordml">
-              <w:rPr>
-                <w:rFonts w:ascii="Times New Roman" w:hAnsi="Times New Roman" w:eastAsia="Times New Roman" w:cs="Times New Roman"/>
-                <w:i w:val="false"/>
-                <w:b w:val="true"/>
-                <w:u w:val="none"/>
-                <w:strike w:val="false"/>
-                <w:sz w:val="16"/>
-                <w:szCs w:val="16"/>
+              <w:spacing w:after="0" w:before="0" w:line="240"/>
+              <w:ind w:left="100" w:right="100" w:firstLine="0" w:firstLineChars="0"/>
+              <w:rPr>
+                <w:rFonts w:ascii="Times New Roman" w:hAnsi="Times New Roman" w:eastAsia="Times New Roman" w:cs="Times New Roman"/>
+                <w:i w:val="false"/>
+                <w:b w:val="true"/>
+                <w:u w:val="none"/>
+                <w:strike w:val="false"/>
+                <w:sz w:val="14"/>
+                <w:szCs w:val="14"/>
+                <w:color w:val="000000"/>
+              </w:rPr>
+            </w:pPr>
+            <w:r xmlns:w="http://schemas.openxmlformats.org/wordprocessingml/2006/main" xmlns:wp="http://schemas.openxmlformats.org/drawingml/2006/wordprocessingDrawing" xmlns:r="http://schemas.openxmlformats.org/officeDocument/2006/relationships" xmlns:w14="http://schemas.microsoft.com/office/word/2010/wordml">
+              <w:rPr>
+                <w:rFonts w:ascii="Times New Roman" w:hAnsi="Times New Roman" w:eastAsia="Times New Roman" w:cs="Times New Roman"/>
+                <w:i w:val="false"/>
+                <w:b w:val="true"/>
+                <w:u w:val="none"/>
+                <w:strike w:val="false"/>
+                <w:sz w:val="14"/>
+                <w:szCs w:val="14"/>
                 <w:color w:val="000000"/>
               </w:rPr>
               <w:t xml:space="preserve">109,8</w:t>
@@ -3306,28 +3306,28 @@
                 <w:left w:val="none" w:sz="0" w:space="0" w:color="000000"/>
                 <w:right w:val="none" w:sz="0" w:space="0" w:color="000000"/>
               </w:pBdr>
-              <w:spacing w:after="36" w:before="36" w:line="240"/>
-              <w:ind w:left="100" w:right="100" w:firstLine="0" w:firstLineChars="0"/>
-              <w:rPr>
-                <w:rFonts w:ascii="Times New Roman" w:hAnsi="Times New Roman" w:eastAsia="Times New Roman" w:cs="Times New Roman"/>
-                <w:i w:val="false"/>
-                <w:b w:val="true"/>
-                <w:u w:val="none"/>
-                <w:strike w:val="false"/>
-                <w:sz w:val="16"/>
-                <w:szCs w:val="16"/>
-                <w:color w:val="000000"/>
-              </w:rPr>
-            </w:pPr>
-            <w:r xmlns:w="http://schemas.openxmlformats.org/wordprocessingml/2006/main" xmlns:wp="http://schemas.openxmlformats.org/drawingml/2006/wordprocessingDrawing" xmlns:r="http://schemas.openxmlformats.org/officeDocument/2006/relationships" xmlns:w14="http://schemas.microsoft.com/office/word/2010/wordml">
-              <w:rPr>
-                <w:rFonts w:ascii="Times New Roman" w:hAnsi="Times New Roman" w:eastAsia="Times New Roman" w:cs="Times New Roman"/>
-                <w:i w:val="false"/>
-                <w:b w:val="true"/>
-                <w:u w:val="none"/>
-                <w:strike w:val="false"/>
-                <w:sz w:val="16"/>
-                <w:szCs w:val="16"/>
+              <w:spacing w:after="0" w:before="0" w:line="240"/>
+              <w:ind w:left="100" w:right="100" w:firstLine="0" w:firstLineChars="0"/>
+              <w:rPr>
+                <w:rFonts w:ascii="Times New Roman" w:hAnsi="Times New Roman" w:eastAsia="Times New Roman" w:cs="Times New Roman"/>
+                <w:i w:val="false"/>
+                <w:b w:val="true"/>
+                <w:u w:val="none"/>
+                <w:strike w:val="false"/>
+                <w:sz w:val="14"/>
+                <w:szCs w:val="14"/>
+                <w:color w:val="000000"/>
+              </w:rPr>
+            </w:pPr>
+            <w:r xmlns:w="http://schemas.openxmlformats.org/wordprocessingml/2006/main" xmlns:wp="http://schemas.openxmlformats.org/drawingml/2006/wordprocessingDrawing" xmlns:r="http://schemas.openxmlformats.org/officeDocument/2006/relationships" xmlns:w14="http://schemas.microsoft.com/office/word/2010/wordml">
+              <w:rPr>
+                <w:rFonts w:ascii="Times New Roman" w:hAnsi="Times New Roman" w:eastAsia="Times New Roman" w:cs="Times New Roman"/>
+                <w:i w:val="false"/>
+                <w:b w:val="true"/>
+                <w:u w:val="none"/>
+                <w:strike w:val="false"/>
+                <w:sz w:val="14"/>
+                <w:szCs w:val="14"/>
                 <w:color w:val="000000"/>
               </w:rPr>
               <w:t xml:space="preserve">109,6</w:t>
@@ -3360,28 +3360,28 @@
                 <w:left w:val="none" w:sz="0" w:space="0" w:color="000000"/>
                 <w:right w:val="none" w:sz="0" w:space="0" w:color="000000"/>
               </w:pBdr>
-              <w:spacing w:after="36" w:before="36" w:line="240"/>
-              <w:ind w:left="100" w:right="100" w:firstLine="0" w:firstLineChars="0"/>
-              <w:rPr>
-                <w:rFonts w:ascii="Times New Roman" w:hAnsi="Times New Roman" w:eastAsia="Times New Roman" w:cs="Times New Roman"/>
-                <w:i w:val="false"/>
-                <w:b w:val="true"/>
-                <w:u w:val="none"/>
-                <w:strike w:val="false"/>
-                <w:sz w:val="16"/>
-                <w:szCs w:val="16"/>
-                <w:color w:val="000000"/>
-              </w:rPr>
-            </w:pPr>
-            <w:r xmlns:w="http://schemas.openxmlformats.org/wordprocessingml/2006/main" xmlns:wp="http://schemas.openxmlformats.org/drawingml/2006/wordprocessingDrawing" xmlns:r="http://schemas.openxmlformats.org/officeDocument/2006/relationships" xmlns:w14="http://schemas.microsoft.com/office/word/2010/wordml">
-              <w:rPr>
-                <w:rFonts w:ascii="Times New Roman" w:hAnsi="Times New Roman" w:eastAsia="Times New Roman" w:cs="Times New Roman"/>
-                <w:i w:val="false"/>
-                <w:b w:val="true"/>
-                <w:u w:val="none"/>
-                <w:strike w:val="false"/>
-                <w:sz w:val="16"/>
-                <w:szCs w:val="16"/>
+              <w:spacing w:after="0" w:before="0" w:line="240"/>
+              <w:ind w:left="100" w:right="100" w:firstLine="0" w:firstLineChars="0"/>
+              <w:rPr>
+                <w:rFonts w:ascii="Times New Roman" w:hAnsi="Times New Roman" w:eastAsia="Times New Roman" w:cs="Times New Roman"/>
+                <w:i w:val="false"/>
+                <w:b w:val="true"/>
+                <w:u w:val="none"/>
+                <w:strike w:val="false"/>
+                <w:sz w:val="14"/>
+                <w:szCs w:val="14"/>
+                <w:color w:val="000000"/>
+              </w:rPr>
+            </w:pPr>
+            <w:r xmlns:w="http://schemas.openxmlformats.org/wordprocessingml/2006/main" xmlns:wp="http://schemas.openxmlformats.org/drawingml/2006/wordprocessingDrawing" xmlns:r="http://schemas.openxmlformats.org/officeDocument/2006/relationships" xmlns:w14="http://schemas.microsoft.com/office/word/2010/wordml">
+              <w:rPr>
+                <w:rFonts w:ascii="Times New Roman" w:hAnsi="Times New Roman" w:eastAsia="Times New Roman" w:cs="Times New Roman"/>
+                <w:i w:val="false"/>
+                <w:b w:val="true"/>
+                <w:u w:val="none"/>
+                <w:strike w:val="false"/>
+                <w:sz w:val="14"/>
+                <w:szCs w:val="14"/>
                 <w:color w:val="000000"/>
               </w:rPr>
               <w:t xml:space="preserve">109,8</w:t>
@@ -3414,28 +3414,28 @@
                 <w:left w:val="none" w:sz="0" w:space="0" w:color="000000"/>
                 <w:right w:val="none" w:sz="0" w:space="0" w:color="000000"/>
               </w:pBdr>
-              <w:spacing w:after="36" w:before="36" w:line="240"/>
-              <w:ind w:left="100" w:right="100" w:firstLine="0" w:firstLineChars="0"/>
-              <w:rPr>
-                <w:rFonts w:ascii="Times New Roman" w:hAnsi="Times New Roman" w:eastAsia="Times New Roman" w:cs="Times New Roman"/>
-                <w:i w:val="false"/>
-                <w:b w:val="true"/>
-                <w:u w:val="none"/>
-                <w:strike w:val="false"/>
-                <w:sz w:val="16"/>
-                <w:szCs w:val="16"/>
-                <w:color w:val="000000"/>
-              </w:rPr>
-            </w:pPr>
-            <w:r xmlns:w="http://schemas.openxmlformats.org/wordprocessingml/2006/main" xmlns:wp="http://schemas.openxmlformats.org/drawingml/2006/wordprocessingDrawing" xmlns:r="http://schemas.openxmlformats.org/officeDocument/2006/relationships" xmlns:w14="http://schemas.microsoft.com/office/word/2010/wordml">
-              <w:rPr>
-                <w:rFonts w:ascii="Times New Roman" w:hAnsi="Times New Roman" w:eastAsia="Times New Roman" w:cs="Times New Roman"/>
-                <w:i w:val="false"/>
-                <w:b w:val="true"/>
-                <w:u w:val="none"/>
-                <w:strike w:val="false"/>
-                <w:sz w:val="16"/>
-                <w:szCs w:val="16"/>
+              <w:spacing w:after="0" w:before="0" w:line="240"/>
+              <w:ind w:left="100" w:right="100" w:firstLine="0" w:firstLineChars="0"/>
+              <w:rPr>
+                <w:rFonts w:ascii="Times New Roman" w:hAnsi="Times New Roman" w:eastAsia="Times New Roman" w:cs="Times New Roman"/>
+                <w:i w:val="false"/>
+                <w:b w:val="true"/>
+                <w:u w:val="none"/>
+                <w:strike w:val="false"/>
+                <w:sz w:val="14"/>
+                <w:szCs w:val="14"/>
+                <w:color w:val="000000"/>
+              </w:rPr>
+            </w:pPr>
+            <w:r xmlns:w="http://schemas.openxmlformats.org/wordprocessingml/2006/main" xmlns:wp="http://schemas.openxmlformats.org/drawingml/2006/wordprocessingDrawing" xmlns:r="http://schemas.openxmlformats.org/officeDocument/2006/relationships" xmlns:w14="http://schemas.microsoft.com/office/word/2010/wordml">
+              <w:rPr>
+                <w:rFonts w:ascii="Times New Roman" w:hAnsi="Times New Roman" w:eastAsia="Times New Roman" w:cs="Times New Roman"/>
+                <w:i w:val="false"/>
+                <w:b w:val="true"/>
+                <w:u w:val="none"/>
+                <w:strike w:val="false"/>
+                <w:sz w:val="14"/>
+                <w:szCs w:val="14"/>
                 <w:color w:val="000000"/>
               </w:rPr>
               <w:t xml:space="preserve">50,284</w:t>
@@ -3468,28 +3468,28 @@
                 <w:left w:val="none" w:sz="0" w:space="0" w:color="000000"/>
                 <w:right w:val="none" w:sz="0" w:space="0" w:color="000000"/>
               </w:pBdr>
-              <w:spacing w:after="36" w:before="36" w:line="240"/>
-              <w:ind w:left="100" w:right="100" w:firstLine="0" w:firstLineChars="0"/>
-              <w:rPr>
-                <w:rFonts w:ascii="Times New Roman" w:hAnsi="Times New Roman" w:eastAsia="Times New Roman" w:cs="Times New Roman"/>
-                <w:i w:val="false"/>
-                <w:b w:val="true"/>
-                <w:u w:val="none"/>
-                <w:strike w:val="false"/>
-                <w:sz w:val="16"/>
-                <w:szCs w:val="16"/>
-                <w:color w:val="000000"/>
-              </w:rPr>
-            </w:pPr>
-            <w:r xmlns:w="http://schemas.openxmlformats.org/wordprocessingml/2006/main" xmlns:wp="http://schemas.openxmlformats.org/drawingml/2006/wordprocessingDrawing" xmlns:r="http://schemas.openxmlformats.org/officeDocument/2006/relationships" xmlns:w14="http://schemas.microsoft.com/office/word/2010/wordml">
-              <w:rPr>
-                <w:rFonts w:ascii="Times New Roman" w:hAnsi="Times New Roman" w:eastAsia="Times New Roman" w:cs="Times New Roman"/>
-                <w:i w:val="false"/>
-                <w:b w:val="true"/>
-                <w:u w:val="none"/>
-                <w:strike w:val="false"/>
-                <w:sz w:val="16"/>
-                <w:szCs w:val="16"/>
+              <w:spacing w:after="0" w:before="0" w:line="240"/>
+              <w:ind w:left="100" w:right="100" w:firstLine="0" w:firstLineChars="0"/>
+              <w:rPr>
+                <w:rFonts w:ascii="Times New Roman" w:hAnsi="Times New Roman" w:eastAsia="Times New Roman" w:cs="Times New Roman"/>
+                <w:i w:val="false"/>
+                <w:b w:val="true"/>
+                <w:u w:val="none"/>
+                <w:strike w:val="false"/>
+                <w:sz w:val="14"/>
+                <w:szCs w:val="14"/>
+                <w:color w:val="000000"/>
+              </w:rPr>
+            </w:pPr>
+            <w:r xmlns:w="http://schemas.openxmlformats.org/wordprocessingml/2006/main" xmlns:wp="http://schemas.openxmlformats.org/drawingml/2006/wordprocessingDrawing" xmlns:r="http://schemas.openxmlformats.org/officeDocument/2006/relationships" xmlns:w14="http://schemas.microsoft.com/office/word/2010/wordml">
+              <w:rPr>
+                <w:rFonts w:ascii="Times New Roman" w:hAnsi="Times New Roman" w:eastAsia="Times New Roman" w:cs="Times New Roman"/>
+                <w:i w:val="false"/>
+                <w:b w:val="true"/>
+                <w:u w:val="none"/>
+                <w:strike w:val="false"/>
+                <w:sz w:val="14"/>
+                <w:szCs w:val="14"/>
                 <w:color w:val="000000"/>
               </w:rPr>
               <w:t xml:space="preserve">المواد غير الغذائية</w:t>
@@ -3528,28 +3528,28 @@
                 <w:left w:val="none" w:sz="0" w:space="0" w:color="000000"/>
                 <w:right w:val="none" w:sz="0" w:space="0" w:color="000000"/>
               </w:pBdr>
-              <w:spacing w:after="36" w:before="36" w:line="240"/>
-              <w:ind w:left="100" w:right="100" w:firstLine="0" w:firstLineChars="0"/>
-              <w:rPr>
-                <w:rFonts w:ascii="Times New Roman" w:hAnsi="Times New Roman" w:eastAsia="Times New Roman" w:cs="Times New Roman"/>
-                <w:i w:val="false"/>
-                <w:b w:val="true"/>
-                <w:u w:val="none"/>
-                <w:strike w:val="false"/>
-                <w:sz w:val="16"/>
-                <w:szCs w:val="16"/>
-                <w:color w:val="000000"/>
-              </w:rPr>
-            </w:pPr>
-            <w:r xmlns:w="http://schemas.openxmlformats.org/wordprocessingml/2006/main" xmlns:wp="http://schemas.openxmlformats.org/drawingml/2006/wordprocessingDrawing" xmlns:r="http://schemas.openxmlformats.org/officeDocument/2006/relationships" xmlns:w14="http://schemas.microsoft.com/office/word/2010/wordml">
-              <w:rPr>
-                <w:rFonts w:ascii="Times New Roman" w:hAnsi="Times New Roman" w:eastAsia="Times New Roman" w:cs="Times New Roman"/>
-                <w:i w:val="false"/>
-                <w:b w:val="true"/>
-                <w:u w:val="none"/>
-                <w:strike w:val="false"/>
-                <w:sz w:val="16"/>
-                <w:szCs w:val="16"/>
+              <w:spacing w:after="0" w:before="0" w:line="240"/>
+              <w:ind w:left="100" w:right="100" w:firstLine="0" w:firstLineChars="0"/>
+              <w:rPr>
+                <w:rFonts w:ascii="Times New Roman" w:hAnsi="Times New Roman" w:eastAsia="Times New Roman" w:cs="Times New Roman"/>
+                <w:i w:val="false"/>
+                <w:b w:val="true"/>
+                <w:u w:val="none"/>
+                <w:strike w:val="false"/>
+                <w:sz w:val="14"/>
+                <w:szCs w:val="14"/>
+                <w:color w:val="000000"/>
+              </w:rPr>
+            </w:pPr>
+            <w:r xmlns:w="http://schemas.openxmlformats.org/wordprocessingml/2006/main" xmlns:wp="http://schemas.openxmlformats.org/drawingml/2006/wordprocessingDrawing" xmlns:r="http://schemas.openxmlformats.org/officeDocument/2006/relationships" xmlns:w14="http://schemas.microsoft.com/office/word/2010/wordml">
+              <w:rPr>
+                <w:rFonts w:ascii="Times New Roman" w:hAnsi="Times New Roman" w:eastAsia="Times New Roman" w:cs="Times New Roman"/>
+                <w:i w:val="false"/>
+                <w:b w:val="true"/>
+                <w:u w:val="none"/>
+                <w:strike w:val="false"/>
+                <w:sz w:val="14"/>
+                <w:szCs w:val="14"/>
                 <w:color w:val="000000"/>
               </w:rPr>
               <w:t xml:space="preserve">-0,9</w:t>
@@ -3582,28 +3582,28 @@
                 <w:left w:val="none" w:sz="0" w:space="0" w:color="000000"/>
                 <w:right w:val="none" w:sz="0" w:space="0" w:color="000000"/>
               </w:pBdr>
-              <w:spacing w:after="36" w:before="36" w:line="240"/>
-              <w:ind w:left="100" w:right="100" w:firstLine="0" w:firstLineChars="0"/>
-              <w:rPr>
-                <w:rFonts w:ascii="Times New Roman" w:hAnsi="Times New Roman" w:eastAsia="Times New Roman" w:cs="Times New Roman"/>
-                <w:i w:val="false"/>
-                <w:b w:val="true"/>
-                <w:u w:val="none"/>
-                <w:strike w:val="false"/>
-                <w:sz w:val="16"/>
-                <w:szCs w:val="16"/>
-                <w:color w:val="000000"/>
-              </w:rPr>
-            </w:pPr>
-            <w:r xmlns:w="http://schemas.openxmlformats.org/wordprocessingml/2006/main" xmlns:wp="http://schemas.openxmlformats.org/drawingml/2006/wordprocessingDrawing" xmlns:r="http://schemas.openxmlformats.org/officeDocument/2006/relationships" xmlns:w14="http://schemas.microsoft.com/office/word/2010/wordml">
-              <w:rPr>
-                <w:rFonts w:ascii="Times New Roman" w:hAnsi="Times New Roman" w:eastAsia="Times New Roman" w:cs="Times New Roman"/>
-                <w:i w:val="false"/>
-                <w:b w:val="true"/>
-                <w:u w:val="none"/>
-                <w:strike w:val="false"/>
-                <w:sz w:val="16"/>
-                <w:szCs w:val="16"/>
+              <w:spacing w:after="0" w:before="0" w:line="240"/>
+              <w:ind w:left="100" w:right="100" w:firstLine="0" w:firstLineChars="0"/>
+              <w:rPr>
+                <w:rFonts w:ascii="Times New Roman" w:hAnsi="Times New Roman" w:eastAsia="Times New Roman" w:cs="Times New Roman"/>
+                <w:i w:val="false"/>
+                <w:b w:val="true"/>
+                <w:u w:val="none"/>
+                <w:strike w:val="false"/>
+                <w:sz w:val="14"/>
+                <w:szCs w:val="14"/>
+                <w:color w:val="000000"/>
+              </w:rPr>
+            </w:pPr>
+            <w:r xmlns:w="http://schemas.openxmlformats.org/wordprocessingml/2006/main" xmlns:wp="http://schemas.openxmlformats.org/drawingml/2006/wordprocessingDrawing" xmlns:r="http://schemas.openxmlformats.org/officeDocument/2006/relationships" xmlns:w14="http://schemas.microsoft.com/office/word/2010/wordml">
+              <w:rPr>
+                <w:rFonts w:ascii="Times New Roman" w:hAnsi="Times New Roman" w:eastAsia="Times New Roman" w:cs="Times New Roman"/>
+                <w:i w:val="false"/>
+                <w:b w:val="true"/>
+                <w:u w:val="none"/>
+                <w:strike w:val="false"/>
+                <w:sz w:val="14"/>
+                <w:szCs w:val="14"/>
                 <w:color w:val="000000"/>
               </w:rPr>
               <w:t xml:space="preserve">0,1</w:t>
@@ -3636,28 +3636,28 @@
                 <w:left w:val="none" w:sz="0" w:space="0" w:color="000000"/>
                 <w:right w:val="none" w:sz="0" w:space="0" w:color="000000"/>
               </w:pBdr>
-              <w:spacing w:after="36" w:before="36" w:line="240"/>
-              <w:ind w:left="100" w:right="100" w:firstLine="0" w:firstLineChars="0"/>
-              <w:rPr>
-                <w:rFonts w:ascii="Times New Roman" w:hAnsi="Times New Roman" w:eastAsia="Times New Roman" w:cs="Times New Roman"/>
-                <w:i w:val="false"/>
-                <w:b w:val="true"/>
-                <w:u w:val="none"/>
-                <w:strike w:val="false"/>
-                <w:sz w:val="16"/>
-                <w:szCs w:val="16"/>
-                <w:color w:val="000000"/>
-              </w:rPr>
-            </w:pPr>
-            <w:r xmlns:w="http://schemas.openxmlformats.org/wordprocessingml/2006/main" xmlns:wp="http://schemas.openxmlformats.org/drawingml/2006/wordprocessingDrawing" xmlns:r="http://schemas.openxmlformats.org/officeDocument/2006/relationships" xmlns:w14="http://schemas.microsoft.com/office/word/2010/wordml">
-              <w:rPr>
-                <w:rFonts w:ascii="Times New Roman" w:hAnsi="Times New Roman" w:eastAsia="Times New Roman" w:cs="Times New Roman"/>
-                <w:i w:val="false"/>
-                <w:b w:val="true"/>
-                <w:u w:val="none"/>
-                <w:strike w:val="false"/>
-                <w:sz w:val="16"/>
-                <w:szCs w:val="16"/>
+              <w:spacing w:after="0" w:before="0" w:line="240"/>
+              <w:ind w:left="100" w:right="100" w:firstLine="0" w:firstLineChars="0"/>
+              <w:rPr>
+                <w:rFonts w:ascii="Times New Roman" w:hAnsi="Times New Roman" w:eastAsia="Times New Roman" w:cs="Times New Roman"/>
+                <w:i w:val="false"/>
+                <w:b w:val="true"/>
+                <w:u w:val="none"/>
+                <w:strike w:val="false"/>
+                <w:sz w:val="14"/>
+                <w:szCs w:val="14"/>
+                <w:color w:val="000000"/>
+              </w:rPr>
+            </w:pPr>
+            <w:r xmlns:w="http://schemas.openxmlformats.org/wordprocessingml/2006/main" xmlns:wp="http://schemas.openxmlformats.org/drawingml/2006/wordprocessingDrawing" xmlns:r="http://schemas.openxmlformats.org/officeDocument/2006/relationships" xmlns:w14="http://schemas.microsoft.com/office/word/2010/wordml">
+              <w:rPr>
+                <w:rFonts w:ascii="Times New Roman" w:hAnsi="Times New Roman" w:eastAsia="Times New Roman" w:cs="Times New Roman"/>
+                <w:i w:val="false"/>
+                <w:b w:val="true"/>
+                <w:u w:val="none"/>
+                <w:strike w:val="false"/>
+                <w:sz w:val="14"/>
+                <w:szCs w:val="14"/>
                 <w:color w:val="000000"/>
               </w:rPr>
               <w:t xml:space="preserve">-0,1</w:t>
@@ -3690,28 +3690,28 @@
                 <w:left w:val="none" w:sz="0" w:space="0" w:color="000000"/>
                 <w:right w:val="none" w:sz="0" w:space="0" w:color="000000"/>
               </w:pBdr>
-              <w:spacing w:after="36" w:before="36" w:line="240"/>
-              <w:ind w:left="100" w:right="100" w:firstLine="0" w:firstLineChars="0"/>
-              <w:rPr>
-                <w:rFonts w:ascii="Times New Roman" w:hAnsi="Times New Roman" w:eastAsia="Times New Roman" w:cs="Times New Roman"/>
-                <w:i w:val="false"/>
-                <w:b w:val="true"/>
-                <w:u w:val="none"/>
-                <w:strike w:val="false"/>
-                <w:sz w:val="16"/>
-                <w:szCs w:val="16"/>
-                <w:color w:val="000000"/>
-              </w:rPr>
-            </w:pPr>
-            <w:r xmlns:w="http://schemas.openxmlformats.org/wordprocessingml/2006/main" xmlns:wp="http://schemas.openxmlformats.org/drawingml/2006/wordprocessingDrawing" xmlns:r="http://schemas.openxmlformats.org/officeDocument/2006/relationships" xmlns:w14="http://schemas.microsoft.com/office/word/2010/wordml">
-              <w:rPr>
-                <w:rFonts w:ascii="Times New Roman" w:hAnsi="Times New Roman" w:eastAsia="Times New Roman" w:cs="Times New Roman"/>
-                <w:i w:val="false"/>
-                <w:b w:val="true"/>
-                <w:u w:val="none"/>
-                <w:strike w:val="false"/>
-                <w:sz w:val="16"/>
-                <w:szCs w:val="16"/>
+              <w:spacing w:after="0" w:before="0" w:line="240"/>
+              <w:ind w:left="100" w:right="100" w:firstLine="0" w:firstLineChars="0"/>
+              <w:rPr>
+                <w:rFonts w:ascii="Times New Roman" w:hAnsi="Times New Roman" w:eastAsia="Times New Roman" w:cs="Times New Roman"/>
+                <w:i w:val="false"/>
+                <w:b w:val="true"/>
+                <w:u w:val="none"/>
+                <w:strike w:val="false"/>
+                <w:sz w:val="14"/>
+                <w:szCs w:val="14"/>
+                <w:color w:val="000000"/>
+              </w:rPr>
+            </w:pPr>
+            <w:r xmlns:w="http://schemas.openxmlformats.org/wordprocessingml/2006/main" xmlns:wp="http://schemas.openxmlformats.org/drawingml/2006/wordprocessingDrawing" xmlns:r="http://schemas.openxmlformats.org/officeDocument/2006/relationships" xmlns:w14="http://schemas.microsoft.com/office/word/2010/wordml">
+              <w:rPr>
+                <w:rFonts w:ascii="Times New Roman" w:hAnsi="Times New Roman" w:eastAsia="Times New Roman" w:cs="Times New Roman"/>
+                <w:i w:val="false"/>
+                <w:b w:val="true"/>
+                <w:u w:val="none"/>
+                <w:strike w:val="false"/>
+                <w:sz w:val="14"/>
+                <w:szCs w:val="14"/>
                 <w:color w:val="000000"/>
               </w:rPr>
               <w:t xml:space="preserve">117,4</w:t>
@@ -3744,28 +3744,28 @@
                 <w:left w:val="none" w:sz="0" w:space="0" w:color="000000"/>
                 <w:right w:val="none" w:sz="0" w:space="0" w:color="000000"/>
               </w:pBdr>
-              <w:spacing w:after="36" w:before="36" w:line="240"/>
-              <w:ind w:left="100" w:right="100" w:firstLine="0" w:firstLineChars="0"/>
-              <w:rPr>
-                <w:rFonts w:ascii="Times New Roman" w:hAnsi="Times New Roman" w:eastAsia="Times New Roman" w:cs="Times New Roman"/>
-                <w:i w:val="false"/>
-                <w:b w:val="true"/>
-                <w:u w:val="none"/>
-                <w:strike w:val="false"/>
-                <w:sz w:val="16"/>
-                <w:szCs w:val="16"/>
-                <w:color w:val="000000"/>
-              </w:rPr>
-            </w:pPr>
-            <w:r xmlns:w="http://schemas.openxmlformats.org/wordprocessingml/2006/main" xmlns:wp="http://schemas.openxmlformats.org/drawingml/2006/wordprocessingDrawing" xmlns:r="http://schemas.openxmlformats.org/officeDocument/2006/relationships" xmlns:w14="http://schemas.microsoft.com/office/word/2010/wordml">
-              <w:rPr>
-                <w:rFonts w:ascii="Times New Roman" w:hAnsi="Times New Roman" w:eastAsia="Times New Roman" w:cs="Times New Roman"/>
-                <w:i w:val="false"/>
-                <w:b w:val="true"/>
-                <w:u w:val="none"/>
-                <w:strike w:val="false"/>
-                <w:sz w:val="16"/>
-                <w:szCs w:val="16"/>
+              <w:spacing w:after="0" w:before="0" w:line="240"/>
+              <w:ind w:left="100" w:right="100" w:firstLine="0" w:firstLineChars="0"/>
+              <w:rPr>
+                <w:rFonts w:ascii="Times New Roman" w:hAnsi="Times New Roman" w:eastAsia="Times New Roman" w:cs="Times New Roman"/>
+                <w:i w:val="false"/>
+                <w:b w:val="true"/>
+                <w:u w:val="none"/>
+                <w:strike w:val="false"/>
+                <w:sz w:val="14"/>
+                <w:szCs w:val="14"/>
+                <w:color w:val="000000"/>
+              </w:rPr>
+            </w:pPr>
+            <w:r xmlns:w="http://schemas.openxmlformats.org/wordprocessingml/2006/main" xmlns:wp="http://schemas.openxmlformats.org/drawingml/2006/wordprocessingDrawing" xmlns:r="http://schemas.openxmlformats.org/officeDocument/2006/relationships" xmlns:w14="http://schemas.microsoft.com/office/word/2010/wordml">
+              <w:rPr>
+                <w:rFonts w:ascii="Times New Roman" w:hAnsi="Times New Roman" w:eastAsia="Times New Roman" w:cs="Times New Roman"/>
+                <w:i w:val="false"/>
+                <w:b w:val="true"/>
+                <w:u w:val="none"/>
+                <w:strike w:val="false"/>
+                <w:sz w:val="14"/>
+                <w:szCs w:val="14"/>
                 <w:color w:val="000000"/>
               </w:rPr>
               <w:t xml:space="preserve">117,5</w:t>
@@ -3798,28 +3798,28 @@
                 <w:left w:val="none" w:sz="0" w:space="0" w:color="000000"/>
                 <w:right w:val="none" w:sz="0" w:space="0" w:color="000000"/>
               </w:pBdr>
-              <w:spacing w:after="36" w:before="36" w:line="240"/>
-              <w:ind w:left="100" w:right="100" w:firstLine="0" w:firstLineChars="0"/>
-              <w:rPr>
-                <w:rFonts w:ascii="Times New Roman" w:hAnsi="Times New Roman" w:eastAsia="Times New Roman" w:cs="Times New Roman"/>
-                <w:i w:val="false"/>
-                <w:b w:val="true"/>
-                <w:u w:val="none"/>
-                <w:strike w:val="false"/>
-                <w:sz w:val="16"/>
-                <w:szCs w:val="16"/>
-                <w:color w:val="000000"/>
-              </w:rPr>
-            </w:pPr>
-            <w:r xmlns:w="http://schemas.openxmlformats.org/wordprocessingml/2006/main" xmlns:wp="http://schemas.openxmlformats.org/drawingml/2006/wordprocessingDrawing" xmlns:r="http://schemas.openxmlformats.org/officeDocument/2006/relationships" xmlns:w14="http://schemas.microsoft.com/office/word/2010/wordml">
-              <w:rPr>
-                <w:rFonts w:ascii="Times New Roman" w:hAnsi="Times New Roman" w:eastAsia="Times New Roman" w:cs="Times New Roman"/>
-                <w:i w:val="false"/>
-                <w:b w:val="true"/>
-                <w:u w:val="none"/>
-                <w:strike w:val="false"/>
-                <w:sz w:val="16"/>
-                <w:szCs w:val="16"/>
+              <w:spacing w:after="0" w:before="0" w:line="240"/>
+              <w:ind w:left="100" w:right="100" w:firstLine="0" w:firstLineChars="0"/>
+              <w:rPr>
+                <w:rFonts w:ascii="Times New Roman" w:hAnsi="Times New Roman" w:eastAsia="Times New Roman" w:cs="Times New Roman"/>
+                <w:i w:val="false"/>
+                <w:b w:val="true"/>
+                <w:u w:val="none"/>
+                <w:strike w:val="false"/>
+                <w:sz w:val="14"/>
+                <w:szCs w:val="14"/>
+                <w:color w:val="000000"/>
+              </w:rPr>
+            </w:pPr>
+            <w:r xmlns:w="http://schemas.openxmlformats.org/wordprocessingml/2006/main" xmlns:wp="http://schemas.openxmlformats.org/drawingml/2006/wordprocessingDrawing" xmlns:r="http://schemas.openxmlformats.org/officeDocument/2006/relationships" xmlns:w14="http://schemas.microsoft.com/office/word/2010/wordml">
+              <w:rPr>
+                <w:rFonts w:ascii="Times New Roman" w:hAnsi="Times New Roman" w:eastAsia="Times New Roman" w:cs="Times New Roman"/>
+                <w:i w:val="false"/>
+                <w:b w:val="true"/>
+                <w:u w:val="none"/>
+                <w:strike w:val="false"/>
+                <w:sz w:val="14"/>
+                <w:szCs w:val="14"/>
                 <w:color w:val="000000"/>
               </w:rPr>
               <w:t xml:space="preserve">117,5</w:t>
@@ -3852,28 +3852,28 @@
                 <w:left w:val="none" w:sz="0" w:space="0" w:color="000000"/>
                 <w:right w:val="none" w:sz="0" w:space="0" w:color="000000"/>
               </w:pBdr>
-              <w:spacing w:after="36" w:before="36" w:line="240"/>
-              <w:ind w:left="100" w:right="100" w:firstLine="0" w:firstLineChars="0"/>
-              <w:rPr>
-                <w:rFonts w:ascii="Times New Roman" w:hAnsi="Times New Roman" w:eastAsia="Times New Roman" w:cs="Times New Roman"/>
-                <w:i w:val="false"/>
-                <w:b w:val="true"/>
-                <w:u w:val="none"/>
-                <w:strike w:val="false"/>
-                <w:sz w:val="16"/>
-                <w:szCs w:val="16"/>
-                <w:color w:val="000000"/>
-              </w:rPr>
-            </w:pPr>
-            <w:r xmlns:w="http://schemas.openxmlformats.org/wordprocessingml/2006/main" xmlns:wp="http://schemas.openxmlformats.org/drawingml/2006/wordprocessingDrawing" xmlns:r="http://schemas.openxmlformats.org/officeDocument/2006/relationships" xmlns:w14="http://schemas.microsoft.com/office/word/2010/wordml">
-              <w:rPr>
-                <w:rFonts w:ascii="Times New Roman" w:hAnsi="Times New Roman" w:eastAsia="Times New Roman" w:cs="Times New Roman"/>
-                <w:i w:val="false"/>
-                <w:b w:val="true"/>
-                <w:u w:val="none"/>
-                <w:strike w:val="false"/>
-                <w:sz w:val="16"/>
-                <w:szCs w:val="16"/>
+              <w:spacing w:after="0" w:before="0" w:line="240"/>
+              <w:ind w:left="100" w:right="100" w:firstLine="0" w:firstLineChars="0"/>
+              <w:rPr>
+                <w:rFonts w:ascii="Times New Roman" w:hAnsi="Times New Roman" w:eastAsia="Times New Roman" w:cs="Times New Roman"/>
+                <w:i w:val="false"/>
+                <w:b w:val="true"/>
+                <w:u w:val="none"/>
+                <w:strike w:val="false"/>
+                <w:sz w:val="14"/>
+                <w:szCs w:val="14"/>
+                <w:color w:val="000000"/>
+              </w:rPr>
+            </w:pPr>
+            <w:r xmlns:w="http://schemas.openxmlformats.org/wordprocessingml/2006/main" xmlns:wp="http://schemas.openxmlformats.org/drawingml/2006/wordprocessingDrawing" xmlns:r="http://schemas.openxmlformats.org/officeDocument/2006/relationships" xmlns:w14="http://schemas.microsoft.com/office/word/2010/wordml">
+              <w:rPr>
+                <w:rFonts w:ascii="Times New Roman" w:hAnsi="Times New Roman" w:eastAsia="Times New Roman" w:cs="Times New Roman"/>
+                <w:i w:val="false"/>
+                <w:b w:val="true"/>
+                <w:u w:val="none"/>
+                <w:strike w:val="false"/>
+                <w:sz w:val="14"/>
+                <w:szCs w:val="14"/>
                 <w:color w:val="000000"/>
               </w:rPr>
               <w:t xml:space="preserve">117,3</w:t>
@@ -3906,28 +3906,28 @@
                 <w:left w:val="none" w:sz="0" w:space="0" w:color="000000"/>
                 <w:right w:val="none" w:sz="0" w:space="0" w:color="000000"/>
               </w:pBdr>
-              <w:spacing w:after="36" w:before="36" w:line="240"/>
-              <w:ind w:left="100" w:right="100" w:firstLine="0" w:firstLineChars="0"/>
-              <w:rPr>
-                <w:rFonts w:ascii="Times New Roman" w:hAnsi="Times New Roman" w:eastAsia="Times New Roman" w:cs="Times New Roman"/>
-                <w:i w:val="false"/>
-                <w:b w:val="true"/>
-                <w:u w:val="none"/>
-                <w:strike w:val="false"/>
-                <w:sz w:val="16"/>
-                <w:szCs w:val="16"/>
-                <w:color w:val="000000"/>
-              </w:rPr>
-            </w:pPr>
-            <w:r xmlns:w="http://schemas.openxmlformats.org/wordprocessingml/2006/main" xmlns:wp="http://schemas.openxmlformats.org/drawingml/2006/wordprocessingDrawing" xmlns:r="http://schemas.openxmlformats.org/officeDocument/2006/relationships" xmlns:w14="http://schemas.microsoft.com/office/word/2010/wordml">
-              <w:rPr>
-                <w:rFonts w:ascii="Times New Roman" w:hAnsi="Times New Roman" w:eastAsia="Times New Roman" w:cs="Times New Roman"/>
-                <w:i w:val="false"/>
-                <w:b w:val="true"/>
-                <w:u w:val="none"/>
-                <w:strike w:val="false"/>
-                <w:sz w:val="16"/>
-                <w:szCs w:val="16"/>
+              <w:spacing w:after="0" w:before="0" w:line="240"/>
+              <w:ind w:left="100" w:right="100" w:firstLine="0" w:firstLineChars="0"/>
+              <w:rPr>
+                <w:rFonts w:ascii="Times New Roman" w:hAnsi="Times New Roman" w:eastAsia="Times New Roman" w:cs="Times New Roman"/>
+                <w:i w:val="false"/>
+                <w:b w:val="true"/>
+                <w:u w:val="none"/>
+                <w:strike w:val="false"/>
+                <w:sz w:val="14"/>
+                <w:szCs w:val="14"/>
+                <w:color w:val="000000"/>
+              </w:rPr>
+            </w:pPr>
+            <w:r xmlns:w="http://schemas.openxmlformats.org/wordprocessingml/2006/main" xmlns:wp="http://schemas.openxmlformats.org/drawingml/2006/wordprocessingDrawing" xmlns:r="http://schemas.openxmlformats.org/officeDocument/2006/relationships" xmlns:w14="http://schemas.microsoft.com/office/word/2010/wordml">
+              <w:rPr>
+                <w:rFonts w:ascii="Times New Roman" w:hAnsi="Times New Roman" w:eastAsia="Times New Roman" w:cs="Times New Roman"/>
+                <w:i w:val="false"/>
+                <w:b w:val="true"/>
+                <w:u w:val="none"/>
+                <w:strike w:val="false"/>
+                <w:sz w:val="14"/>
+                <w:szCs w:val="14"/>
                 <w:color w:val="000000"/>
               </w:rPr>
               <w:t xml:space="preserve">118,5</w:t>
@@ -3960,28 +3960,28 @@
                 <w:left w:val="none" w:sz="0" w:space="0" w:color="000000"/>
                 <w:right w:val="none" w:sz="0" w:space="0" w:color="000000"/>
               </w:pBdr>
-              <w:spacing w:after="36" w:before="36" w:line="240"/>
-              <w:ind w:left="100" w:right="100" w:firstLine="0" w:firstLineChars="0"/>
-              <w:rPr>
-                <w:rFonts w:ascii="Times New Roman" w:hAnsi="Times New Roman" w:eastAsia="Times New Roman" w:cs="Times New Roman"/>
-                <w:i w:val="false"/>
-                <w:b w:val="true"/>
-                <w:u w:val="none"/>
-                <w:strike w:val="false"/>
-                <w:sz w:val="16"/>
-                <w:szCs w:val="16"/>
-                <w:color w:val="000000"/>
-              </w:rPr>
-            </w:pPr>
-            <w:r xmlns:w="http://schemas.openxmlformats.org/wordprocessingml/2006/main" xmlns:wp="http://schemas.openxmlformats.org/drawingml/2006/wordprocessingDrawing" xmlns:r="http://schemas.openxmlformats.org/officeDocument/2006/relationships" xmlns:w14="http://schemas.microsoft.com/office/word/2010/wordml">
-              <w:rPr>
-                <w:rFonts w:ascii="Times New Roman" w:hAnsi="Times New Roman" w:eastAsia="Times New Roman" w:cs="Times New Roman"/>
-                <w:i w:val="false"/>
-                <w:b w:val="true"/>
-                <w:u w:val="none"/>
-                <w:strike w:val="false"/>
-                <w:sz w:val="16"/>
-                <w:szCs w:val="16"/>
+              <w:spacing w:after="0" w:before="0" w:line="240"/>
+              <w:ind w:left="100" w:right="100" w:firstLine="0" w:firstLineChars="0"/>
+              <w:rPr>
+                <w:rFonts w:ascii="Times New Roman" w:hAnsi="Times New Roman" w:eastAsia="Times New Roman" w:cs="Times New Roman"/>
+                <w:i w:val="false"/>
+                <w:b w:val="true"/>
+                <w:u w:val="none"/>
+                <w:strike w:val="false"/>
+                <w:sz w:val="14"/>
+                <w:szCs w:val="14"/>
+                <w:color w:val="000000"/>
+              </w:rPr>
+            </w:pPr>
+            <w:r xmlns:w="http://schemas.openxmlformats.org/wordprocessingml/2006/main" xmlns:wp="http://schemas.openxmlformats.org/drawingml/2006/wordprocessingDrawing" xmlns:r="http://schemas.openxmlformats.org/officeDocument/2006/relationships" xmlns:w14="http://schemas.microsoft.com/office/word/2010/wordml">
+              <w:rPr>
+                <w:rFonts w:ascii="Times New Roman" w:hAnsi="Times New Roman" w:eastAsia="Times New Roman" w:cs="Times New Roman"/>
+                <w:i w:val="false"/>
+                <w:b w:val="true"/>
+                <w:u w:val="none"/>
+                <w:strike w:val="false"/>
+                <w:sz w:val="14"/>
+                <w:szCs w:val="14"/>
                 <w:color w:val="000000"/>
               </w:rPr>
               <w:t xml:space="preserve">5,155</w:t>
@@ -4014,28 +4014,28 @@
                 <w:left w:val="none" w:sz="0" w:space="0" w:color="000000"/>
                 <w:right w:val="none" w:sz="0" w:space="0" w:color="000000"/>
               </w:pBdr>
-              <w:spacing w:after="36" w:before="36" w:line="240"/>
-              <w:ind w:left="100" w:right="100" w:firstLine="0" w:firstLineChars="0"/>
-              <w:rPr>
-                <w:rFonts w:ascii="Times New Roman" w:hAnsi="Times New Roman" w:eastAsia="Times New Roman" w:cs="Times New Roman"/>
-                <w:i w:val="false"/>
-                <w:b w:val="true"/>
-                <w:u w:val="none"/>
-                <w:strike w:val="false"/>
-                <w:sz w:val="16"/>
-                <w:szCs w:val="16"/>
-                <w:color w:val="000000"/>
-              </w:rPr>
-            </w:pPr>
-            <w:r xmlns:w="http://schemas.openxmlformats.org/wordprocessingml/2006/main" xmlns:wp="http://schemas.openxmlformats.org/drawingml/2006/wordprocessingDrawing" xmlns:r="http://schemas.openxmlformats.org/officeDocument/2006/relationships" xmlns:w14="http://schemas.microsoft.com/office/word/2010/wordml">
-              <w:rPr>
-                <w:rFonts w:ascii="Times New Roman" w:hAnsi="Times New Roman" w:eastAsia="Times New Roman" w:cs="Times New Roman"/>
-                <w:i w:val="false"/>
-                <w:b w:val="true"/>
-                <w:u w:val="none"/>
-                <w:strike w:val="false"/>
-                <w:sz w:val="16"/>
-                <w:szCs w:val="16"/>
+              <w:spacing w:after="0" w:before="0" w:line="240"/>
+              <w:ind w:left="100" w:right="100" w:firstLine="0" w:firstLineChars="0"/>
+              <w:rPr>
+                <w:rFonts w:ascii="Times New Roman" w:hAnsi="Times New Roman" w:eastAsia="Times New Roman" w:cs="Times New Roman"/>
+                <w:i w:val="false"/>
+                <w:b w:val="true"/>
+                <w:u w:val="none"/>
+                <w:strike w:val="false"/>
+                <w:sz w:val="14"/>
+                <w:szCs w:val="14"/>
+                <w:color w:val="000000"/>
+              </w:rPr>
+            </w:pPr>
+            <w:r xmlns:w="http://schemas.openxmlformats.org/wordprocessingml/2006/main" xmlns:wp="http://schemas.openxmlformats.org/drawingml/2006/wordprocessingDrawing" xmlns:r="http://schemas.openxmlformats.org/officeDocument/2006/relationships" xmlns:w14="http://schemas.microsoft.com/office/word/2010/wordml">
+              <w:rPr>
+                <w:rFonts w:ascii="Times New Roman" w:hAnsi="Times New Roman" w:eastAsia="Times New Roman" w:cs="Times New Roman"/>
+                <w:i w:val="false"/>
+                <w:b w:val="true"/>
+                <w:u w:val="none"/>
+                <w:strike w:val="false"/>
+                <w:sz w:val="14"/>
+                <w:szCs w:val="14"/>
                 <w:color w:val="000000"/>
               </w:rPr>
               <w:t xml:space="preserve">03 - الملابس والأحذية</w:t>
@@ -4074,28 +4074,28 @@
                 <w:left w:val="none" w:sz="0" w:space="0" w:color="000000"/>
                 <w:right w:val="none" w:sz="0" w:space="0" w:color="000000"/>
               </w:pBdr>
-              <w:spacing w:after="36" w:before="36" w:line="240"/>
-              <w:ind w:left="100" w:right="100" w:firstLine="0" w:firstLineChars="0"/>
-              <w:rPr>
-                <w:rFonts w:ascii="Times New Roman" w:hAnsi="Times New Roman" w:eastAsia="Times New Roman" w:cs="Times New Roman"/>
-                <w:i w:val="false"/>
-                <w:b w:val="true"/>
-                <w:u w:val="none"/>
-                <w:strike w:val="false"/>
-                <w:sz w:val="16"/>
-                <w:szCs w:val="16"/>
-                <w:color w:val="000000"/>
-              </w:rPr>
-            </w:pPr>
-            <w:r xmlns:w="http://schemas.openxmlformats.org/wordprocessingml/2006/main" xmlns:wp="http://schemas.openxmlformats.org/drawingml/2006/wordprocessingDrawing" xmlns:r="http://schemas.openxmlformats.org/officeDocument/2006/relationships" xmlns:w14="http://schemas.microsoft.com/office/word/2010/wordml">
-              <w:rPr>
-                <w:rFonts w:ascii="Times New Roman" w:hAnsi="Times New Roman" w:eastAsia="Times New Roman" w:cs="Times New Roman"/>
-                <w:i w:val="false"/>
-                <w:b w:val="true"/>
-                <w:u w:val="none"/>
-                <w:strike w:val="false"/>
-                <w:sz w:val="16"/>
-                <w:szCs w:val="16"/>
+              <w:spacing w:after="0" w:before="0" w:line="240"/>
+              <w:ind w:left="100" w:right="100" w:firstLine="0" w:firstLineChars="0"/>
+              <w:rPr>
+                <w:rFonts w:ascii="Times New Roman" w:hAnsi="Times New Roman" w:eastAsia="Times New Roman" w:cs="Times New Roman"/>
+                <w:i w:val="false"/>
+                <w:b w:val="true"/>
+                <w:u w:val="none"/>
+                <w:strike w:val="false"/>
+                <w:sz w:val="14"/>
+                <w:szCs w:val="14"/>
+                <w:color w:val="000000"/>
+              </w:rPr>
+            </w:pPr>
+            <w:r xmlns:w="http://schemas.openxmlformats.org/wordprocessingml/2006/main" xmlns:wp="http://schemas.openxmlformats.org/drawingml/2006/wordprocessingDrawing" xmlns:r="http://schemas.openxmlformats.org/officeDocument/2006/relationships" xmlns:w14="http://schemas.microsoft.com/office/word/2010/wordml">
+              <w:rPr>
+                <w:rFonts w:ascii="Times New Roman" w:hAnsi="Times New Roman" w:eastAsia="Times New Roman" w:cs="Times New Roman"/>
+                <w:i w:val="false"/>
+                <w:b w:val="true"/>
+                <w:u w:val="none"/>
+                <w:strike w:val="false"/>
+                <w:sz w:val="14"/>
+                <w:szCs w:val="14"/>
                 <w:color w:val="000000"/>
               </w:rPr>
               <w:t xml:space="preserve">1,5</w:t>
@@ -4128,28 +4128,28 @@
                 <w:left w:val="none" w:sz="0" w:space="0" w:color="000000"/>
                 <w:right w:val="none" w:sz="0" w:space="0" w:color="000000"/>
               </w:pBdr>
-              <w:spacing w:after="36" w:before="36" w:line="240"/>
-              <w:ind w:left="100" w:right="100" w:firstLine="0" w:firstLineChars="0"/>
-              <w:rPr>
-                <w:rFonts w:ascii="Times New Roman" w:hAnsi="Times New Roman" w:eastAsia="Times New Roman" w:cs="Times New Roman"/>
-                <w:i w:val="false"/>
-                <w:b w:val="true"/>
-                <w:u w:val="none"/>
-                <w:strike w:val="false"/>
-                <w:sz w:val="16"/>
-                <w:szCs w:val="16"/>
-                <w:color w:val="000000"/>
-              </w:rPr>
-            </w:pPr>
-            <w:r xmlns:w="http://schemas.openxmlformats.org/wordprocessingml/2006/main" xmlns:wp="http://schemas.openxmlformats.org/drawingml/2006/wordprocessingDrawing" xmlns:r="http://schemas.openxmlformats.org/officeDocument/2006/relationships" xmlns:w14="http://schemas.microsoft.com/office/word/2010/wordml">
-              <w:rPr>
-                <w:rFonts w:ascii="Times New Roman" w:hAnsi="Times New Roman" w:eastAsia="Times New Roman" w:cs="Times New Roman"/>
-                <w:i w:val="false"/>
-                <w:b w:val="true"/>
-                <w:u w:val="none"/>
-                <w:strike w:val="false"/>
-                <w:sz w:val="16"/>
-                <w:szCs w:val="16"/>
+              <w:spacing w:after="0" w:before="0" w:line="240"/>
+              <w:ind w:left="100" w:right="100" w:firstLine="0" w:firstLineChars="0"/>
+              <w:rPr>
+                <w:rFonts w:ascii="Times New Roman" w:hAnsi="Times New Roman" w:eastAsia="Times New Roman" w:cs="Times New Roman"/>
+                <w:i w:val="false"/>
+                <w:b w:val="true"/>
+                <w:u w:val="none"/>
+                <w:strike w:val="false"/>
+                <w:sz w:val="14"/>
+                <w:szCs w:val="14"/>
+                <w:color w:val="000000"/>
+              </w:rPr>
+            </w:pPr>
+            <w:r xmlns:w="http://schemas.openxmlformats.org/wordprocessingml/2006/main" xmlns:wp="http://schemas.openxmlformats.org/drawingml/2006/wordprocessingDrawing" xmlns:r="http://schemas.openxmlformats.org/officeDocument/2006/relationships" xmlns:w14="http://schemas.microsoft.com/office/word/2010/wordml">
+              <w:rPr>
+                <w:rFonts w:ascii="Times New Roman" w:hAnsi="Times New Roman" w:eastAsia="Times New Roman" w:cs="Times New Roman"/>
+                <w:i w:val="false"/>
+                <w:b w:val="true"/>
+                <w:u w:val="none"/>
+                <w:strike w:val="false"/>
+                <w:sz w:val="14"/>
+                <w:szCs w:val="14"/>
                 <w:color w:val="000000"/>
               </w:rPr>
               <w:t xml:space="preserve">0,2</w:t>
@@ -4182,28 +4182,28 @@
                 <w:left w:val="none" w:sz="0" w:space="0" w:color="000000"/>
                 <w:right w:val="none" w:sz="0" w:space="0" w:color="000000"/>
               </w:pBdr>
-              <w:spacing w:after="36" w:before="36" w:line="240"/>
-              <w:ind w:left="100" w:right="100" w:firstLine="0" w:firstLineChars="0"/>
-              <w:rPr>
-                <w:rFonts w:ascii="Times New Roman" w:hAnsi="Times New Roman" w:eastAsia="Times New Roman" w:cs="Times New Roman"/>
-                <w:i w:val="false"/>
-                <w:b w:val="true"/>
-                <w:u w:val="none"/>
-                <w:strike w:val="false"/>
-                <w:sz w:val="16"/>
-                <w:szCs w:val="16"/>
-                <w:color w:val="000000"/>
-              </w:rPr>
-            </w:pPr>
-            <w:r xmlns:w="http://schemas.openxmlformats.org/wordprocessingml/2006/main" xmlns:wp="http://schemas.openxmlformats.org/drawingml/2006/wordprocessingDrawing" xmlns:r="http://schemas.openxmlformats.org/officeDocument/2006/relationships" xmlns:w14="http://schemas.microsoft.com/office/word/2010/wordml">
-              <w:rPr>
-                <w:rFonts w:ascii="Times New Roman" w:hAnsi="Times New Roman" w:eastAsia="Times New Roman" w:cs="Times New Roman"/>
-                <w:i w:val="false"/>
-                <w:b w:val="true"/>
-                <w:u w:val="none"/>
-                <w:strike w:val="false"/>
-                <w:sz w:val="16"/>
-                <w:szCs w:val="16"/>
+              <w:spacing w:after="0" w:before="0" w:line="240"/>
+              <w:ind w:left="100" w:right="100" w:firstLine="0" w:firstLineChars="0"/>
+              <w:rPr>
+                <w:rFonts w:ascii="Times New Roman" w:hAnsi="Times New Roman" w:eastAsia="Times New Roman" w:cs="Times New Roman"/>
+                <w:i w:val="false"/>
+                <w:b w:val="true"/>
+                <w:u w:val="none"/>
+                <w:strike w:val="false"/>
+                <w:sz w:val="14"/>
+                <w:szCs w:val="14"/>
+                <w:color w:val="000000"/>
+              </w:rPr>
+            </w:pPr>
+            <w:r xmlns:w="http://schemas.openxmlformats.org/wordprocessingml/2006/main" xmlns:wp="http://schemas.openxmlformats.org/drawingml/2006/wordprocessingDrawing" xmlns:r="http://schemas.openxmlformats.org/officeDocument/2006/relationships" xmlns:w14="http://schemas.microsoft.com/office/word/2010/wordml">
+              <w:rPr>
+                <w:rFonts w:ascii="Times New Roman" w:hAnsi="Times New Roman" w:eastAsia="Times New Roman" w:cs="Times New Roman"/>
+                <w:i w:val="false"/>
+                <w:b w:val="true"/>
+                <w:u w:val="none"/>
+                <w:strike w:val="false"/>
+                <w:sz w:val="14"/>
+                <w:szCs w:val="14"/>
                 <w:color w:val="000000"/>
               </w:rPr>
               <w:t xml:space="preserve">0,0</w:t>
@@ -4236,28 +4236,28 @@
                 <w:left w:val="none" w:sz="0" w:space="0" w:color="000000"/>
                 <w:right w:val="none" w:sz="0" w:space="0" w:color="000000"/>
               </w:pBdr>
-              <w:spacing w:after="36" w:before="36" w:line="240"/>
-              <w:ind w:left="100" w:right="100" w:firstLine="0" w:firstLineChars="0"/>
-              <w:rPr>
-                <w:rFonts w:ascii="Times New Roman" w:hAnsi="Times New Roman" w:eastAsia="Times New Roman" w:cs="Times New Roman"/>
-                <w:i w:val="false"/>
-                <w:b w:val="true"/>
-                <w:u w:val="none"/>
-                <w:strike w:val="false"/>
-                <w:sz w:val="16"/>
-                <w:szCs w:val="16"/>
-                <w:color w:val="000000"/>
-              </w:rPr>
-            </w:pPr>
-            <w:r xmlns:w="http://schemas.openxmlformats.org/wordprocessingml/2006/main" xmlns:wp="http://schemas.openxmlformats.org/drawingml/2006/wordprocessingDrawing" xmlns:r="http://schemas.openxmlformats.org/officeDocument/2006/relationships" xmlns:w14="http://schemas.microsoft.com/office/word/2010/wordml">
-              <w:rPr>
-                <w:rFonts w:ascii="Times New Roman" w:hAnsi="Times New Roman" w:eastAsia="Times New Roman" w:cs="Times New Roman"/>
-                <w:i w:val="false"/>
-                <w:b w:val="true"/>
-                <w:u w:val="none"/>
-                <w:strike w:val="false"/>
-                <w:sz w:val="16"/>
-                <w:szCs w:val="16"/>
+              <w:spacing w:after="0" w:before="0" w:line="240"/>
+              <w:ind w:left="100" w:right="100" w:firstLine="0" w:firstLineChars="0"/>
+              <w:rPr>
+                <w:rFonts w:ascii="Times New Roman" w:hAnsi="Times New Roman" w:eastAsia="Times New Roman" w:cs="Times New Roman"/>
+                <w:i w:val="false"/>
+                <w:b w:val="true"/>
+                <w:u w:val="none"/>
+                <w:strike w:val="false"/>
+                <w:sz w:val="14"/>
+                <w:szCs w:val="14"/>
+                <w:color w:val="000000"/>
+              </w:rPr>
+            </w:pPr>
+            <w:r xmlns:w="http://schemas.openxmlformats.org/wordprocessingml/2006/main" xmlns:wp="http://schemas.openxmlformats.org/drawingml/2006/wordprocessingDrawing" xmlns:r="http://schemas.openxmlformats.org/officeDocument/2006/relationships" xmlns:w14="http://schemas.microsoft.com/office/word/2010/wordml">
+              <w:rPr>
+                <w:rFonts w:ascii="Times New Roman" w:hAnsi="Times New Roman" w:eastAsia="Times New Roman" w:cs="Times New Roman"/>
+                <w:i w:val="false"/>
+                <w:b w:val="true"/>
+                <w:u w:val="none"/>
+                <w:strike w:val="false"/>
+                <w:sz w:val="14"/>
+                <w:szCs w:val="14"/>
                 <w:color w:val="000000"/>
               </w:rPr>
               <w:t xml:space="preserve">107,1</w:t>
@@ -4290,28 +4290,28 @@
                 <w:left w:val="none" w:sz="0" w:space="0" w:color="000000"/>
                 <w:right w:val="none" w:sz="0" w:space="0" w:color="000000"/>
               </w:pBdr>
-              <w:spacing w:after="36" w:before="36" w:line="240"/>
-              <w:ind w:left="100" w:right="100" w:firstLine="0" w:firstLineChars="0"/>
-              <w:rPr>
-                <w:rFonts w:ascii="Times New Roman" w:hAnsi="Times New Roman" w:eastAsia="Times New Roman" w:cs="Times New Roman"/>
-                <w:i w:val="false"/>
-                <w:b w:val="true"/>
-                <w:u w:val="none"/>
-                <w:strike w:val="false"/>
-                <w:sz w:val="16"/>
-                <w:szCs w:val="16"/>
-                <w:color w:val="000000"/>
-              </w:rPr>
-            </w:pPr>
-            <w:r xmlns:w="http://schemas.openxmlformats.org/wordprocessingml/2006/main" xmlns:wp="http://schemas.openxmlformats.org/drawingml/2006/wordprocessingDrawing" xmlns:r="http://schemas.openxmlformats.org/officeDocument/2006/relationships" xmlns:w14="http://schemas.microsoft.com/office/word/2010/wordml">
-              <w:rPr>
-                <w:rFonts w:ascii="Times New Roman" w:hAnsi="Times New Roman" w:eastAsia="Times New Roman" w:cs="Times New Roman"/>
-                <w:i w:val="false"/>
-                <w:b w:val="true"/>
-                <w:u w:val="none"/>
-                <w:strike w:val="false"/>
-                <w:sz w:val="16"/>
-                <w:szCs w:val="16"/>
+              <w:spacing w:after="0" w:before="0" w:line="240"/>
+              <w:ind w:left="100" w:right="100" w:firstLine="0" w:firstLineChars="0"/>
+              <w:rPr>
+                <w:rFonts w:ascii="Times New Roman" w:hAnsi="Times New Roman" w:eastAsia="Times New Roman" w:cs="Times New Roman"/>
+                <w:i w:val="false"/>
+                <w:b w:val="true"/>
+                <w:u w:val="none"/>
+                <w:strike w:val="false"/>
+                <w:sz w:val="14"/>
+                <w:szCs w:val="14"/>
+                <w:color w:val="000000"/>
+              </w:rPr>
+            </w:pPr>
+            <w:r xmlns:w="http://schemas.openxmlformats.org/wordprocessingml/2006/main" xmlns:wp="http://schemas.openxmlformats.org/drawingml/2006/wordprocessingDrawing" xmlns:r="http://schemas.openxmlformats.org/officeDocument/2006/relationships" xmlns:w14="http://schemas.microsoft.com/office/word/2010/wordml">
+              <w:rPr>
+                <w:rFonts w:ascii="Times New Roman" w:hAnsi="Times New Roman" w:eastAsia="Times New Roman" w:cs="Times New Roman"/>
+                <w:i w:val="false"/>
+                <w:b w:val="true"/>
+                <w:u w:val="none"/>
+                <w:strike w:val="false"/>
+                <w:sz w:val="14"/>
+                <w:szCs w:val="14"/>
                 <w:color w:val="000000"/>
               </w:rPr>
               <w:t xml:space="preserve">107,1</w:t>
@@ -4344,28 +4344,28 @@
                 <w:left w:val="none" w:sz="0" w:space="0" w:color="000000"/>
                 <w:right w:val="none" w:sz="0" w:space="0" w:color="000000"/>
               </w:pBdr>
-              <w:spacing w:after="36" w:before="36" w:line="240"/>
-              <w:ind w:left="100" w:right="100" w:firstLine="0" w:firstLineChars="0"/>
-              <w:rPr>
-                <w:rFonts w:ascii="Times New Roman" w:hAnsi="Times New Roman" w:eastAsia="Times New Roman" w:cs="Times New Roman"/>
-                <w:i w:val="false"/>
-                <w:b w:val="true"/>
-                <w:u w:val="none"/>
-                <w:strike w:val="false"/>
-                <w:sz w:val="16"/>
-                <w:szCs w:val="16"/>
-                <w:color w:val="000000"/>
-              </w:rPr>
-            </w:pPr>
-            <w:r xmlns:w="http://schemas.openxmlformats.org/wordprocessingml/2006/main" xmlns:wp="http://schemas.openxmlformats.org/drawingml/2006/wordprocessingDrawing" xmlns:r="http://schemas.openxmlformats.org/officeDocument/2006/relationships" xmlns:w14="http://schemas.microsoft.com/office/word/2010/wordml">
-              <w:rPr>
-                <w:rFonts w:ascii="Times New Roman" w:hAnsi="Times New Roman" w:eastAsia="Times New Roman" w:cs="Times New Roman"/>
-                <w:i w:val="false"/>
-                <w:b w:val="true"/>
-                <w:u w:val="none"/>
-                <w:strike w:val="false"/>
-                <w:sz w:val="16"/>
-                <w:szCs w:val="16"/>
+              <w:spacing w:after="0" w:before="0" w:line="240"/>
+              <w:ind w:left="100" w:right="100" w:firstLine="0" w:firstLineChars="0"/>
+              <w:rPr>
+                <w:rFonts w:ascii="Times New Roman" w:hAnsi="Times New Roman" w:eastAsia="Times New Roman" w:cs="Times New Roman"/>
+                <w:i w:val="false"/>
+                <w:b w:val="true"/>
+                <w:u w:val="none"/>
+                <w:strike w:val="false"/>
+                <w:sz w:val="14"/>
+                <w:szCs w:val="14"/>
+                <w:color w:val="000000"/>
+              </w:rPr>
+            </w:pPr>
+            <w:r xmlns:w="http://schemas.openxmlformats.org/wordprocessingml/2006/main" xmlns:wp="http://schemas.openxmlformats.org/drawingml/2006/wordprocessingDrawing" xmlns:r="http://schemas.openxmlformats.org/officeDocument/2006/relationships" xmlns:w14="http://schemas.microsoft.com/office/word/2010/wordml">
+              <w:rPr>
+                <w:rFonts w:ascii="Times New Roman" w:hAnsi="Times New Roman" w:eastAsia="Times New Roman" w:cs="Times New Roman"/>
+                <w:i w:val="false"/>
+                <w:b w:val="true"/>
+                <w:u w:val="none"/>
+                <w:strike w:val="false"/>
+                <w:sz w:val="14"/>
+                <w:szCs w:val="14"/>
                 <w:color w:val="000000"/>
               </w:rPr>
               <w:t xml:space="preserve">106,9</w:t>
@@ -4398,28 +4398,28 @@
                 <w:left w:val="none" w:sz="0" w:space="0" w:color="000000"/>
                 <w:right w:val="none" w:sz="0" w:space="0" w:color="000000"/>
               </w:pBdr>
-              <w:spacing w:after="36" w:before="36" w:line="240"/>
-              <w:ind w:left="100" w:right="100" w:firstLine="0" w:firstLineChars="0"/>
-              <w:rPr>
-                <w:rFonts w:ascii="Times New Roman" w:hAnsi="Times New Roman" w:eastAsia="Times New Roman" w:cs="Times New Roman"/>
-                <w:i w:val="false"/>
-                <w:b w:val="true"/>
-                <w:u w:val="none"/>
-                <w:strike w:val="false"/>
-                <w:sz w:val="16"/>
-                <w:szCs w:val="16"/>
-                <w:color w:val="000000"/>
-              </w:rPr>
-            </w:pPr>
-            <w:r xmlns:w="http://schemas.openxmlformats.org/wordprocessingml/2006/main" xmlns:wp="http://schemas.openxmlformats.org/drawingml/2006/wordprocessingDrawing" xmlns:r="http://schemas.openxmlformats.org/officeDocument/2006/relationships" xmlns:w14="http://schemas.microsoft.com/office/word/2010/wordml">
-              <w:rPr>
-                <w:rFonts w:ascii="Times New Roman" w:hAnsi="Times New Roman" w:eastAsia="Times New Roman" w:cs="Times New Roman"/>
-                <w:i w:val="false"/>
-                <w:b w:val="true"/>
-                <w:u w:val="none"/>
-                <w:strike w:val="false"/>
-                <w:sz w:val="16"/>
-                <w:szCs w:val="16"/>
+              <w:spacing w:after="0" w:before="0" w:line="240"/>
+              <w:ind w:left="100" w:right="100" w:firstLine="0" w:firstLineChars="0"/>
+              <w:rPr>
+                <w:rFonts w:ascii="Times New Roman" w:hAnsi="Times New Roman" w:eastAsia="Times New Roman" w:cs="Times New Roman"/>
+                <w:i w:val="false"/>
+                <w:b w:val="true"/>
+                <w:u w:val="none"/>
+                <w:strike w:val="false"/>
+                <w:sz w:val="14"/>
+                <w:szCs w:val="14"/>
+                <w:color w:val="000000"/>
+              </w:rPr>
+            </w:pPr>
+            <w:r xmlns:w="http://schemas.openxmlformats.org/wordprocessingml/2006/main" xmlns:wp="http://schemas.openxmlformats.org/drawingml/2006/wordprocessingDrawing" xmlns:r="http://schemas.openxmlformats.org/officeDocument/2006/relationships" xmlns:w14="http://schemas.microsoft.com/office/word/2010/wordml">
+              <w:rPr>
+                <w:rFonts w:ascii="Times New Roman" w:hAnsi="Times New Roman" w:eastAsia="Times New Roman" w:cs="Times New Roman"/>
+                <w:i w:val="false"/>
+                <w:b w:val="true"/>
+                <w:u w:val="none"/>
+                <w:strike w:val="false"/>
+                <w:sz w:val="14"/>
+                <w:szCs w:val="14"/>
                 <w:color w:val="000000"/>
               </w:rPr>
               <w:t xml:space="preserve">106,9</w:t>
@@ -4452,28 +4452,28 @@
                 <w:left w:val="none" w:sz="0" w:space="0" w:color="000000"/>
                 <w:right w:val="none" w:sz="0" w:space="0" w:color="000000"/>
               </w:pBdr>
-              <w:spacing w:after="36" w:before="36" w:line="240"/>
-              <w:ind w:left="100" w:right="100" w:firstLine="0" w:firstLineChars="0"/>
-              <w:rPr>
-                <w:rFonts w:ascii="Times New Roman" w:hAnsi="Times New Roman" w:eastAsia="Times New Roman" w:cs="Times New Roman"/>
-                <w:i w:val="false"/>
-                <w:b w:val="true"/>
-                <w:u w:val="none"/>
-                <w:strike w:val="false"/>
-                <w:sz w:val="16"/>
-                <w:szCs w:val="16"/>
-                <w:color w:val="000000"/>
-              </w:rPr>
-            </w:pPr>
-            <w:r xmlns:w="http://schemas.openxmlformats.org/wordprocessingml/2006/main" xmlns:wp="http://schemas.openxmlformats.org/drawingml/2006/wordprocessingDrawing" xmlns:r="http://schemas.openxmlformats.org/officeDocument/2006/relationships" xmlns:w14="http://schemas.microsoft.com/office/word/2010/wordml">
-              <w:rPr>
-                <w:rFonts w:ascii="Times New Roman" w:hAnsi="Times New Roman" w:eastAsia="Times New Roman" w:cs="Times New Roman"/>
-                <w:i w:val="false"/>
-                <w:b w:val="true"/>
-                <w:u w:val="none"/>
-                <w:strike w:val="false"/>
-                <w:sz w:val="16"/>
-                <w:szCs w:val="16"/>
+              <w:spacing w:after="0" w:before="0" w:line="240"/>
+              <w:ind w:left="100" w:right="100" w:firstLine="0" w:firstLineChars="0"/>
+              <w:rPr>
+                <w:rFonts w:ascii="Times New Roman" w:hAnsi="Times New Roman" w:eastAsia="Times New Roman" w:cs="Times New Roman"/>
+                <w:i w:val="false"/>
+                <w:b w:val="true"/>
+                <w:u w:val="none"/>
+                <w:strike w:val="false"/>
+                <w:sz w:val="14"/>
+                <w:szCs w:val="14"/>
+                <w:color w:val="000000"/>
+              </w:rPr>
+            </w:pPr>
+            <w:r xmlns:w="http://schemas.openxmlformats.org/wordprocessingml/2006/main" xmlns:wp="http://schemas.openxmlformats.org/drawingml/2006/wordprocessingDrawing" xmlns:r="http://schemas.openxmlformats.org/officeDocument/2006/relationships" xmlns:w14="http://schemas.microsoft.com/office/word/2010/wordml">
+              <w:rPr>
+                <w:rFonts w:ascii="Times New Roman" w:hAnsi="Times New Roman" w:eastAsia="Times New Roman" w:cs="Times New Roman"/>
+                <w:i w:val="false"/>
+                <w:b w:val="true"/>
+                <w:u w:val="none"/>
+                <w:strike w:val="false"/>
+                <w:sz w:val="14"/>
+                <w:szCs w:val="14"/>
                 <w:color w:val="000000"/>
               </w:rPr>
               <w:t xml:space="preserve">105,5</w:t>
@@ -4506,28 +4506,28 @@
                 <w:left w:val="none" w:sz="0" w:space="0" w:color="000000"/>
                 <w:right w:val="none" w:sz="0" w:space="0" w:color="000000"/>
               </w:pBdr>
-              <w:spacing w:after="36" w:before="36" w:line="240"/>
-              <w:ind w:left="100" w:right="100" w:firstLine="0" w:firstLineChars="0"/>
-              <w:rPr>
-                <w:rFonts w:ascii="Times New Roman" w:hAnsi="Times New Roman" w:eastAsia="Times New Roman" w:cs="Times New Roman"/>
-                <w:i w:val="false"/>
-                <w:b w:val="true"/>
-                <w:u w:val="none"/>
-                <w:strike w:val="false"/>
-                <w:sz w:val="16"/>
-                <w:szCs w:val="16"/>
-                <w:color w:val="000000"/>
-              </w:rPr>
-            </w:pPr>
-            <w:r xmlns:w="http://schemas.openxmlformats.org/wordprocessingml/2006/main" xmlns:wp="http://schemas.openxmlformats.org/drawingml/2006/wordprocessingDrawing" xmlns:r="http://schemas.openxmlformats.org/officeDocument/2006/relationships" xmlns:w14="http://schemas.microsoft.com/office/word/2010/wordml">
-              <w:rPr>
-                <w:rFonts w:ascii="Times New Roman" w:hAnsi="Times New Roman" w:eastAsia="Times New Roman" w:cs="Times New Roman"/>
-                <w:i w:val="false"/>
-                <w:b w:val="true"/>
-                <w:u w:val="none"/>
-                <w:strike w:val="false"/>
-                <w:sz w:val="16"/>
-                <w:szCs w:val="16"/>
+              <w:spacing w:after="0" w:before="0" w:line="240"/>
+              <w:ind w:left="100" w:right="100" w:firstLine="0" w:firstLineChars="0"/>
+              <w:rPr>
+                <w:rFonts w:ascii="Times New Roman" w:hAnsi="Times New Roman" w:eastAsia="Times New Roman" w:cs="Times New Roman"/>
+                <w:i w:val="false"/>
+                <w:b w:val="true"/>
+                <w:u w:val="none"/>
+                <w:strike w:val="false"/>
+                <w:sz w:val="14"/>
+                <w:szCs w:val="14"/>
+                <w:color w:val="000000"/>
+              </w:rPr>
+            </w:pPr>
+            <w:r xmlns:w="http://schemas.openxmlformats.org/wordprocessingml/2006/main" xmlns:wp="http://schemas.openxmlformats.org/drawingml/2006/wordprocessingDrawing" xmlns:r="http://schemas.openxmlformats.org/officeDocument/2006/relationships" xmlns:w14="http://schemas.microsoft.com/office/word/2010/wordml">
+              <w:rPr>
+                <w:rFonts w:ascii="Times New Roman" w:hAnsi="Times New Roman" w:eastAsia="Times New Roman" w:cs="Times New Roman"/>
+                <w:i w:val="false"/>
+                <w:b w:val="true"/>
+                <w:u w:val="none"/>
+                <w:strike w:val="false"/>
+                <w:sz w:val="14"/>
+                <w:szCs w:val="14"/>
                 <w:color w:val="000000"/>
               </w:rPr>
               <w:t xml:space="preserve">11,732</w:t>
@@ -4560,28 +4560,28 @@
                 <w:left w:val="none" w:sz="0" w:space="0" w:color="000000"/>
                 <w:right w:val="none" w:sz="0" w:space="0" w:color="000000"/>
               </w:pBdr>
-              <w:spacing w:after="36" w:before="36" w:line="240"/>
-              <w:ind w:left="100" w:right="100" w:firstLine="0" w:firstLineChars="0"/>
-              <w:rPr>
-                <w:rFonts w:ascii="Times New Roman" w:hAnsi="Times New Roman" w:eastAsia="Times New Roman" w:cs="Times New Roman"/>
-                <w:i w:val="false"/>
-                <w:b w:val="true"/>
-                <w:u w:val="none"/>
-                <w:strike w:val="false"/>
-                <w:sz w:val="16"/>
-                <w:szCs w:val="16"/>
-                <w:color w:val="000000"/>
-              </w:rPr>
-            </w:pPr>
-            <w:r xmlns:w="http://schemas.openxmlformats.org/wordprocessingml/2006/main" xmlns:wp="http://schemas.openxmlformats.org/drawingml/2006/wordprocessingDrawing" xmlns:r="http://schemas.openxmlformats.org/officeDocument/2006/relationships" xmlns:w14="http://schemas.microsoft.com/office/word/2010/wordml">
-              <w:rPr>
-                <w:rFonts w:ascii="Times New Roman" w:hAnsi="Times New Roman" w:eastAsia="Times New Roman" w:cs="Times New Roman"/>
-                <w:i w:val="false"/>
-                <w:b w:val="true"/>
-                <w:u w:val="none"/>
-                <w:strike w:val="false"/>
-                <w:sz w:val="16"/>
-                <w:szCs w:val="16"/>
+              <w:spacing w:after="0" w:before="0" w:line="240"/>
+              <w:ind w:left="100" w:right="100" w:firstLine="0" w:firstLineChars="0"/>
+              <w:rPr>
+                <w:rFonts w:ascii="Times New Roman" w:hAnsi="Times New Roman" w:eastAsia="Times New Roman" w:cs="Times New Roman"/>
+                <w:i w:val="false"/>
+                <w:b w:val="true"/>
+                <w:u w:val="none"/>
+                <w:strike w:val="false"/>
+                <w:sz w:val="14"/>
+                <w:szCs w:val="14"/>
+                <w:color w:val="000000"/>
+              </w:rPr>
+            </w:pPr>
+            <w:r xmlns:w="http://schemas.openxmlformats.org/wordprocessingml/2006/main" xmlns:wp="http://schemas.openxmlformats.org/drawingml/2006/wordprocessingDrawing" xmlns:r="http://schemas.openxmlformats.org/officeDocument/2006/relationships" xmlns:w14="http://schemas.microsoft.com/office/word/2010/wordml">
+              <w:rPr>
+                <w:rFonts w:ascii="Times New Roman" w:hAnsi="Times New Roman" w:eastAsia="Times New Roman" w:cs="Times New Roman"/>
+                <w:i w:val="false"/>
+                <w:b w:val="true"/>
+                <w:u w:val="none"/>
+                <w:strike w:val="false"/>
+                <w:sz w:val="14"/>
+                <w:szCs w:val="14"/>
                 <w:color w:val="000000"/>
               </w:rPr>
               <w:t xml:space="preserve">04 - السكن والماء والكهرباء والغاز ومحروقات أخرى</w:t>
@@ -4620,28 +4620,28 @@
                 <w:left w:val="none" w:sz="0" w:space="0" w:color="000000"/>
                 <w:right w:val="none" w:sz="0" w:space="0" w:color="000000"/>
               </w:pBdr>
-              <w:spacing w:after="36" w:before="36" w:line="240"/>
-              <w:ind w:left="100" w:right="100" w:firstLine="0" w:firstLineChars="0"/>
-              <w:rPr>
-                <w:rFonts w:ascii="Times New Roman" w:hAnsi="Times New Roman" w:eastAsia="Times New Roman" w:cs="Times New Roman"/>
-                <w:i w:val="false"/>
-                <w:b w:val="true"/>
-                <w:u w:val="none"/>
-                <w:strike w:val="false"/>
-                <w:sz w:val="16"/>
-                <w:szCs w:val="16"/>
-                <w:color w:val="000000"/>
-              </w:rPr>
-            </w:pPr>
-            <w:r xmlns:w="http://schemas.openxmlformats.org/wordprocessingml/2006/main" xmlns:wp="http://schemas.openxmlformats.org/drawingml/2006/wordprocessingDrawing" xmlns:r="http://schemas.openxmlformats.org/officeDocument/2006/relationships" xmlns:w14="http://schemas.microsoft.com/office/word/2010/wordml">
-              <w:rPr>
-                <w:rFonts w:ascii="Times New Roman" w:hAnsi="Times New Roman" w:eastAsia="Times New Roman" w:cs="Times New Roman"/>
-                <w:i w:val="false"/>
-                <w:b w:val="true"/>
-                <w:u w:val="none"/>
-                <w:strike w:val="false"/>
-                <w:sz w:val="16"/>
-                <w:szCs w:val="16"/>
+              <w:spacing w:after="0" w:before="0" w:line="240"/>
+              <w:ind w:left="100" w:right="100" w:firstLine="0" w:firstLineChars="0"/>
+              <w:rPr>
+                <w:rFonts w:ascii="Times New Roman" w:hAnsi="Times New Roman" w:eastAsia="Times New Roman" w:cs="Times New Roman"/>
+                <w:i w:val="false"/>
+                <w:b w:val="true"/>
+                <w:u w:val="none"/>
+                <w:strike w:val="false"/>
+                <w:sz w:val="14"/>
+                <w:szCs w:val="14"/>
+                <w:color w:val="000000"/>
+              </w:rPr>
+            </w:pPr>
+            <w:r xmlns:w="http://schemas.openxmlformats.org/wordprocessingml/2006/main" xmlns:wp="http://schemas.openxmlformats.org/drawingml/2006/wordprocessingDrawing" xmlns:r="http://schemas.openxmlformats.org/officeDocument/2006/relationships" xmlns:w14="http://schemas.microsoft.com/office/word/2010/wordml">
+              <w:rPr>
+                <w:rFonts w:ascii="Times New Roman" w:hAnsi="Times New Roman" w:eastAsia="Times New Roman" w:cs="Times New Roman"/>
+                <w:i w:val="false"/>
+                <w:b w:val="true"/>
+                <w:u w:val="none"/>
+                <w:strike w:val="false"/>
+                <w:sz w:val="14"/>
+                <w:szCs w:val="14"/>
                 <w:color w:val="000000"/>
               </w:rPr>
               <w:t xml:space="preserve">-0,5</w:t>
@@ -4674,28 +4674,28 @@
                 <w:left w:val="none" w:sz="0" w:space="0" w:color="000000"/>
                 <w:right w:val="none" w:sz="0" w:space="0" w:color="000000"/>
               </w:pBdr>
-              <w:spacing w:after="36" w:before="36" w:line="240"/>
-              <w:ind w:left="100" w:right="100" w:firstLine="0" w:firstLineChars="0"/>
-              <w:rPr>
-                <w:rFonts w:ascii="Times New Roman" w:hAnsi="Times New Roman" w:eastAsia="Times New Roman" w:cs="Times New Roman"/>
-                <w:i w:val="false"/>
-                <w:b w:val="true"/>
-                <w:u w:val="none"/>
-                <w:strike w:val="false"/>
-                <w:sz w:val="16"/>
-                <w:szCs w:val="16"/>
-                <w:color w:val="000000"/>
-              </w:rPr>
-            </w:pPr>
-            <w:r xmlns:w="http://schemas.openxmlformats.org/wordprocessingml/2006/main" xmlns:wp="http://schemas.openxmlformats.org/drawingml/2006/wordprocessingDrawing" xmlns:r="http://schemas.openxmlformats.org/officeDocument/2006/relationships" xmlns:w14="http://schemas.microsoft.com/office/word/2010/wordml">
-              <w:rPr>
-                <w:rFonts w:ascii="Times New Roman" w:hAnsi="Times New Roman" w:eastAsia="Times New Roman" w:cs="Times New Roman"/>
-                <w:i w:val="false"/>
-                <w:b w:val="true"/>
-                <w:u w:val="none"/>
-                <w:strike w:val="false"/>
-                <w:sz w:val="16"/>
-                <w:szCs w:val="16"/>
+              <w:spacing w:after="0" w:before="0" w:line="240"/>
+              <w:ind w:left="100" w:right="100" w:firstLine="0" w:firstLineChars="0"/>
+              <w:rPr>
+                <w:rFonts w:ascii="Times New Roman" w:hAnsi="Times New Roman" w:eastAsia="Times New Roman" w:cs="Times New Roman"/>
+                <w:i w:val="false"/>
+                <w:b w:val="true"/>
+                <w:u w:val="none"/>
+                <w:strike w:val="false"/>
+                <w:sz w:val="14"/>
+                <w:szCs w:val="14"/>
+                <w:color w:val="000000"/>
+              </w:rPr>
+            </w:pPr>
+            <w:r xmlns:w="http://schemas.openxmlformats.org/wordprocessingml/2006/main" xmlns:wp="http://schemas.openxmlformats.org/drawingml/2006/wordprocessingDrawing" xmlns:r="http://schemas.openxmlformats.org/officeDocument/2006/relationships" xmlns:w14="http://schemas.microsoft.com/office/word/2010/wordml">
+              <w:rPr>
+                <w:rFonts w:ascii="Times New Roman" w:hAnsi="Times New Roman" w:eastAsia="Times New Roman" w:cs="Times New Roman"/>
+                <w:i w:val="false"/>
+                <w:b w:val="true"/>
+                <w:u w:val="none"/>
+                <w:strike w:val="false"/>
+                <w:sz w:val="14"/>
+                <w:szCs w:val="14"/>
                 <w:color w:val="000000"/>
               </w:rPr>
               <w:t xml:space="preserve">-0,3</w:t>
@@ -4728,28 +4728,28 @@
                 <w:left w:val="none" w:sz="0" w:space="0" w:color="000000"/>
                 <w:right w:val="none" w:sz="0" w:space="0" w:color="000000"/>
               </w:pBdr>
-              <w:spacing w:after="36" w:before="36" w:line="240"/>
-              <w:ind w:left="100" w:right="100" w:firstLine="0" w:firstLineChars="0"/>
-              <w:rPr>
-                <w:rFonts w:ascii="Times New Roman" w:hAnsi="Times New Roman" w:eastAsia="Times New Roman" w:cs="Times New Roman"/>
-                <w:i w:val="false"/>
-                <w:b w:val="true"/>
-                <w:u w:val="none"/>
-                <w:strike w:val="false"/>
-                <w:sz w:val="16"/>
-                <w:szCs w:val="16"/>
-                <w:color w:val="000000"/>
-              </w:rPr>
-            </w:pPr>
-            <w:r xmlns:w="http://schemas.openxmlformats.org/wordprocessingml/2006/main" xmlns:wp="http://schemas.openxmlformats.org/drawingml/2006/wordprocessingDrawing" xmlns:r="http://schemas.openxmlformats.org/officeDocument/2006/relationships" xmlns:w14="http://schemas.microsoft.com/office/word/2010/wordml">
-              <w:rPr>
-                <w:rFonts w:ascii="Times New Roman" w:hAnsi="Times New Roman" w:eastAsia="Times New Roman" w:cs="Times New Roman"/>
-                <w:i w:val="false"/>
-                <w:b w:val="true"/>
-                <w:u w:val="none"/>
-                <w:strike w:val="false"/>
-                <w:sz w:val="16"/>
-                <w:szCs w:val="16"/>
+              <w:spacing w:after="0" w:before="0" w:line="240"/>
+              <w:ind w:left="100" w:right="100" w:firstLine="0" w:firstLineChars="0"/>
+              <w:rPr>
+                <w:rFonts w:ascii="Times New Roman" w:hAnsi="Times New Roman" w:eastAsia="Times New Roman" w:cs="Times New Roman"/>
+                <w:i w:val="false"/>
+                <w:b w:val="true"/>
+                <w:u w:val="none"/>
+                <w:strike w:val="false"/>
+                <w:sz w:val="14"/>
+                <w:szCs w:val="14"/>
+                <w:color w:val="000000"/>
+              </w:rPr>
+            </w:pPr>
+            <w:r xmlns:w="http://schemas.openxmlformats.org/wordprocessingml/2006/main" xmlns:wp="http://schemas.openxmlformats.org/drawingml/2006/wordprocessingDrawing" xmlns:r="http://schemas.openxmlformats.org/officeDocument/2006/relationships" xmlns:w14="http://schemas.microsoft.com/office/word/2010/wordml">
+              <w:rPr>
+                <w:rFonts w:ascii="Times New Roman" w:hAnsi="Times New Roman" w:eastAsia="Times New Roman" w:cs="Times New Roman"/>
+                <w:i w:val="false"/>
+                <w:b w:val="true"/>
+                <w:u w:val="none"/>
+                <w:strike w:val="false"/>
+                <w:sz w:val="14"/>
+                <w:szCs w:val="14"/>
                 <w:color w:val="000000"/>
               </w:rPr>
               <w:t xml:space="preserve">-0,1</w:t>
@@ -4782,28 +4782,28 @@
                 <w:left w:val="none" w:sz="0" w:space="0" w:color="000000"/>
                 <w:right w:val="none" w:sz="0" w:space="0" w:color="000000"/>
               </w:pBdr>
-              <w:spacing w:after="36" w:before="36" w:line="240"/>
-              <w:ind w:left="100" w:right="100" w:firstLine="0" w:firstLineChars="0"/>
-              <w:rPr>
-                <w:rFonts w:ascii="Times New Roman" w:hAnsi="Times New Roman" w:eastAsia="Times New Roman" w:cs="Times New Roman"/>
-                <w:i w:val="false"/>
-                <w:b w:val="true"/>
-                <w:u w:val="none"/>
-                <w:strike w:val="false"/>
-                <w:sz w:val="16"/>
-                <w:szCs w:val="16"/>
-                <w:color w:val="000000"/>
-              </w:rPr>
-            </w:pPr>
-            <w:r xmlns:w="http://schemas.openxmlformats.org/wordprocessingml/2006/main" xmlns:wp="http://schemas.openxmlformats.org/drawingml/2006/wordprocessingDrawing" xmlns:r="http://schemas.openxmlformats.org/officeDocument/2006/relationships" xmlns:w14="http://schemas.microsoft.com/office/word/2010/wordml">
-              <w:rPr>
-                <w:rFonts w:ascii="Times New Roman" w:hAnsi="Times New Roman" w:eastAsia="Times New Roman" w:cs="Times New Roman"/>
-                <w:i w:val="false"/>
-                <w:b w:val="true"/>
-                <w:u w:val="none"/>
-                <w:strike w:val="false"/>
-                <w:sz w:val="16"/>
-                <w:szCs w:val="16"/>
+              <w:spacing w:after="0" w:before="0" w:line="240"/>
+              <w:ind w:left="100" w:right="100" w:firstLine="0" w:firstLineChars="0"/>
+              <w:rPr>
+                <w:rFonts w:ascii="Times New Roman" w:hAnsi="Times New Roman" w:eastAsia="Times New Roman" w:cs="Times New Roman"/>
+                <w:i w:val="false"/>
+                <w:b w:val="true"/>
+                <w:u w:val="none"/>
+                <w:strike w:val="false"/>
+                <w:sz w:val="14"/>
+                <w:szCs w:val="14"/>
+                <w:color w:val="000000"/>
+              </w:rPr>
+            </w:pPr>
+            <w:r xmlns:w="http://schemas.openxmlformats.org/wordprocessingml/2006/main" xmlns:wp="http://schemas.openxmlformats.org/drawingml/2006/wordprocessingDrawing" xmlns:r="http://schemas.openxmlformats.org/officeDocument/2006/relationships" xmlns:w14="http://schemas.microsoft.com/office/word/2010/wordml">
+              <w:rPr>
+                <w:rFonts w:ascii="Times New Roman" w:hAnsi="Times New Roman" w:eastAsia="Times New Roman" w:cs="Times New Roman"/>
+                <w:i w:val="false"/>
+                <w:b w:val="true"/>
+                <w:u w:val="none"/>
+                <w:strike w:val="false"/>
+                <w:sz w:val="14"/>
+                <w:szCs w:val="14"/>
                 <w:color w:val="000000"/>
               </w:rPr>
               <w:t xml:space="preserve">112,8</w:t>
@@ -4836,28 +4836,28 @@
                 <w:left w:val="none" w:sz="0" w:space="0" w:color="000000"/>
                 <w:right w:val="none" w:sz="0" w:space="0" w:color="000000"/>
               </w:pBdr>
-              <w:spacing w:after="36" w:before="36" w:line="240"/>
-              <w:ind w:left="100" w:right="100" w:firstLine="0" w:firstLineChars="0"/>
-              <w:rPr>
-                <w:rFonts w:ascii="Times New Roman" w:hAnsi="Times New Roman" w:eastAsia="Times New Roman" w:cs="Times New Roman"/>
-                <w:i w:val="false"/>
-                <w:b w:val="true"/>
-                <w:u w:val="none"/>
-                <w:strike w:val="false"/>
-                <w:sz w:val="16"/>
-                <w:szCs w:val="16"/>
-                <w:color w:val="000000"/>
-              </w:rPr>
-            </w:pPr>
-            <w:r xmlns:w="http://schemas.openxmlformats.org/wordprocessingml/2006/main" xmlns:wp="http://schemas.openxmlformats.org/drawingml/2006/wordprocessingDrawing" xmlns:r="http://schemas.openxmlformats.org/officeDocument/2006/relationships" xmlns:w14="http://schemas.microsoft.com/office/word/2010/wordml">
-              <w:rPr>
-                <w:rFonts w:ascii="Times New Roman" w:hAnsi="Times New Roman" w:eastAsia="Times New Roman" w:cs="Times New Roman"/>
-                <w:i w:val="false"/>
-                <w:b w:val="true"/>
-                <w:u w:val="none"/>
-                <w:strike w:val="false"/>
-                <w:sz w:val="16"/>
-                <w:szCs w:val="16"/>
+              <w:spacing w:after="0" w:before="0" w:line="240"/>
+              <w:ind w:left="100" w:right="100" w:firstLine="0" w:firstLineChars="0"/>
+              <w:rPr>
+                <w:rFonts w:ascii="Times New Roman" w:hAnsi="Times New Roman" w:eastAsia="Times New Roman" w:cs="Times New Roman"/>
+                <w:i w:val="false"/>
+                <w:b w:val="true"/>
+                <w:u w:val="none"/>
+                <w:strike w:val="false"/>
+                <w:sz w:val="14"/>
+                <w:szCs w:val="14"/>
+                <w:color w:val="000000"/>
+              </w:rPr>
+            </w:pPr>
+            <w:r xmlns:w="http://schemas.openxmlformats.org/wordprocessingml/2006/main" xmlns:wp="http://schemas.openxmlformats.org/drawingml/2006/wordprocessingDrawing" xmlns:r="http://schemas.openxmlformats.org/officeDocument/2006/relationships" xmlns:w14="http://schemas.microsoft.com/office/word/2010/wordml">
+              <w:rPr>
+                <w:rFonts w:ascii="Times New Roman" w:hAnsi="Times New Roman" w:eastAsia="Times New Roman" w:cs="Times New Roman"/>
+                <w:i w:val="false"/>
+                <w:b w:val="true"/>
+                <w:u w:val="none"/>
+                <w:strike w:val="false"/>
+                <w:sz w:val="14"/>
+                <w:szCs w:val="14"/>
                 <w:color w:val="000000"/>
               </w:rPr>
               <w:t xml:space="preserve">112,9</w:t>
@@ -4890,28 +4890,28 @@
                 <w:left w:val="none" w:sz="0" w:space="0" w:color="000000"/>
                 <w:right w:val="none" w:sz="0" w:space="0" w:color="000000"/>
               </w:pBdr>
-              <w:spacing w:after="36" w:before="36" w:line="240"/>
-              <w:ind w:left="100" w:right="100" w:firstLine="0" w:firstLineChars="0"/>
-              <w:rPr>
-                <w:rFonts w:ascii="Times New Roman" w:hAnsi="Times New Roman" w:eastAsia="Times New Roman" w:cs="Times New Roman"/>
-                <w:i w:val="false"/>
-                <w:b w:val="true"/>
-                <w:u w:val="none"/>
-                <w:strike w:val="false"/>
-                <w:sz w:val="16"/>
-                <w:szCs w:val="16"/>
-                <w:color w:val="000000"/>
-              </w:rPr>
-            </w:pPr>
-            <w:r xmlns:w="http://schemas.openxmlformats.org/wordprocessingml/2006/main" xmlns:wp="http://schemas.openxmlformats.org/drawingml/2006/wordprocessingDrawing" xmlns:r="http://schemas.openxmlformats.org/officeDocument/2006/relationships" xmlns:w14="http://schemas.microsoft.com/office/word/2010/wordml">
-              <w:rPr>
-                <w:rFonts w:ascii="Times New Roman" w:hAnsi="Times New Roman" w:eastAsia="Times New Roman" w:cs="Times New Roman"/>
-                <w:i w:val="false"/>
-                <w:b w:val="true"/>
-                <w:u w:val="none"/>
-                <w:strike w:val="false"/>
-                <w:sz w:val="16"/>
-                <w:szCs w:val="16"/>
+              <w:spacing w:after="0" w:before="0" w:line="240"/>
+              <w:ind w:left="100" w:right="100" w:firstLine="0" w:firstLineChars="0"/>
+              <w:rPr>
+                <w:rFonts w:ascii="Times New Roman" w:hAnsi="Times New Roman" w:eastAsia="Times New Roman" w:cs="Times New Roman"/>
+                <w:i w:val="false"/>
+                <w:b w:val="true"/>
+                <w:u w:val="none"/>
+                <w:strike w:val="false"/>
+                <w:sz w:val="14"/>
+                <w:szCs w:val="14"/>
+                <w:color w:val="000000"/>
+              </w:rPr>
+            </w:pPr>
+            <w:r xmlns:w="http://schemas.openxmlformats.org/wordprocessingml/2006/main" xmlns:wp="http://schemas.openxmlformats.org/drawingml/2006/wordprocessingDrawing" xmlns:r="http://schemas.openxmlformats.org/officeDocument/2006/relationships" xmlns:w14="http://schemas.microsoft.com/office/word/2010/wordml">
+              <w:rPr>
+                <w:rFonts w:ascii="Times New Roman" w:hAnsi="Times New Roman" w:eastAsia="Times New Roman" w:cs="Times New Roman"/>
+                <w:i w:val="false"/>
+                <w:b w:val="true"/>
+                <w:u w:val="none"/>
+                <w:strike w:val="false"/>
+                <w:sz w:val="14"/>
+                <w:szCs w:val="14"/>
                 <w:color w:val="000000"/>
               </w:rPr>
               <w:t xml:space="preserve">113,0</w:t>
@@ -4944,28 +4944,28 @@
                 <w:left w:val="none" w:sz="0" w:space="0" w:color="000000"/>
                 <w:right w:val="none" w:sz="0" w:space="0" w:color="000000"/>
               </w:pBdr>
-              <w:spacing w:after="36" w:before="36" w:line="240"/>
-              <w:ind w:left="100" w:right="100" w:firstLine="0" w:firstLineChars="0"/>
-              <w:rPr>
-                <w:rFonts w:ascii="Times New Roman" w:hAnsi="Times New Roman" w:eastAsia="Times New Roman" w:cs="Times New Roman"/>
-                <w:i w:val="false"/>
-                <w:b w:val="true"/>
-                <w:u w:val="none"/>
-                <w:strike w:val="false"/>
-                <w:sz w:val="16"/>
-                <w:szCs w:val="16"/>
-                <w:color w:val="000000"/>
-              </w:rPr>
-            </w:pPr>
-            <w:r xmlns:w="http://schemas.openxmlformats.org/wordprocessingml/2006/main" xmlns:wp="http://schemas.openxmlformats.org/drawingml/2006/wordprocessingDrawing" xmlns:r="http://schemas.openxmlformats.org/officeDocument/2006/relationships" xmlns:w14="http://schemas.microsoft.com/office/word/2010/wordml">
-              <w:rPr>
-                <w:rFonts w:ascii="Times New Roman" w:hAnsi="Times New Roman" w:eastAsia="Times New Roman" w:cs="Times New Roman"/>
-                <w:i w:val="false"/>
-                <w:b w:val="true"/>
-                <w:u w:val="none"/>
-                <w:strike w:val="false"/>
-                <w:sz w:val="16"/>
-                <w:szCs w:val="16"/>
+              <w:spacing w:after="0" w:before="0" w:line="240"/>
+              <w:ind w:left="100" w:right="100" w:firstLine="0" w:firstLineChars="0"/>
+              <w:rPr>
+                <w:rFonts w:ascii="Times New Roman" w:hAnsi="Times New Roman" w:eastAsia="Times New Roman" w:cs="Times New Roman"/>
+                <w:i w:val="false"/>
+                <w:b w:val="true"/>
+                <w:u w:val="none"/>
+                <w:strike w:val="false"/>
+                <w:sz w:val="14"/>
+                <w:szCs w:val="14"/>
+                <w:color w:val="000000"/>
+              </w:rPr>
+            </w:pPr>
+            <w:r xmlns:w="http://schemas.openxmlformats.org/wordprocessingml/2006/main" xmlns:wp="http://schemas.openxmlformats.org/drawingml/2006/wordprocessingDrawing" xmlns:r="http://schemas.openxmlformats.org/officeDocument/2006/relationships" xmlns:w14="http://schemas.microsoft.com/office/word/2010/wordml">
+              <w:rPr>
+                <w:rFonts w:ascii="Times New Roman" w:hAnsi="Times New Roman" w:eastAsia="Times New Roman" w:cs="Times New Roman"/>
+                <w:i w:val="false"/>
+                <w:b w:val="true"/>
+                <w:u w:val="none"/>
+                <w:strike w:val="false"/>
+                <w:sz w:val="14"/>
+                <w:szCs w:val="14"/>
                 <w:color w:val="000000"/>
               </w:rPr>
               <w:t xml:space="preserve">113,1</w:t>
@@ -4998,28 +4998,28 @@
                 <w:left w:val="none" w:sz="0" w:space="0" w:color="000000"/>
                 <w:right w:val="none" w:sz="0" w:space="0" w:color="000000"/>
               </w:pBdr>
-              <w:spacing w:after="36" w:before="36" w:line="240"/>
-              <w:ind w:left="100" w:right="100" w:firstLine="0" w:firstLineChars="0"/>
-              <w:rPr>
-                <w:rFonts w:ascii="Times New Roman" w:hAnsi="Times New Roman" w:eastAsia="Times New Roman" w:cs="Times New Roman"/>
-                <w:i w:val="false"/>
-                <w:b w:val="true"/>
-                <w:u w:val="none"/>
-                <w:strike w:val="false"/>
-                <w:sz w:val="16"/>
-                <w:szCs w:val="16"/>
-                <w:color w:val="000000"/>
-              </w:rPr>
-            </w:pPr>
-            <w:r xmlns:w="http://schemas.openxmlformats.org/wordprocessingml/2006/main" xmlns:wp="http://schemas.openxmlformats.org/drawingml/2006/wordprocessingDrawing" xmlns:r="http://schemas.openxmlformats.org/officeDocument/2006/relationships" xmlns:w14="http://schemas.microsoft.com/office/word/2010/wordml">
-              <w:rPr>
-                <w:rFonts w:ascii="Times New Roman" w:hAnsi="Times New Roman" w:eastAsia="Times New Roman" w:cs="Times New Roman"/>
-                <w:i w:val="false"/>
-                <w:b w:val="true"/>
-                <w:u w:val="none"/>
-                <w:strike w:val="false"/>
-                <w:sz w:val="16"/>
-                <w:szCs w:val="16"/>
+              <w:spacing w:after="0" w:before="0" w:line="240"/>
+              <w:ind w:left="100" w:right="100" w:firstLine="0" w:firstLineChars="0"/>
+              <w:rPr>
+                <w:rFonts w:ascii="Times New Roman" w:hAnsi="Times New Roman" w:eastAsia="Times New Roman" w:cs="Times New Roman"/>
+                <w:i w:val="false"/>
+                <w:b w:val="true"/>
+                <w:u w:val="none"/>
+                <w:strike w:val="false"/>
+                <w:sz w:val="14"/>
+                <w:szCs w:val="14"/>
+                <w:color w:val="000000"/>
+              </w:rPr>
+            </w:pPr>
+            <w:r xmlns:w="http://schemas.openxmlformats.org/wordprocessingml/2006/main" xmlns:wp="http://schemas.openxmlformats.org/drawingml/2006/wordprocessingDrawing" xmlns:r="http://schemas.openxmlformats.org/officeDocument/2006/relationships" xmlns:w14="http://schemas.microsoft.com/office/word/2010/wordml">
+              <w:rPr>
+                <w:rFonts w:ascii="Times New Roman" w:hAnsi="Times New Roman" w:eastAsia="Times New Roman" w:cs="Times New Roman"/>
+                <w:i w:val="false"/>
+                <w:b w:val="true"/>
+                <w:u w:val="none"/>
+                <w:strike w:val="false"/>
+                <w:sz w:val="14"/>
+                <w:szCs w:val="14"/>
                 <w:color w:val="000000"/>
               </w:rPr>
               <w:t xml:space="preserve">113,4</w:t>
@@ -5052,28 +5052,28 @@
                 <w:left w:val="none" w:sz="0" w:space="0" w:color="000000"/>
                 <w:right w:val="none" w:sz="0" w:space="0" w:color="000000"/>
               </w:pBdr>
-              <w:spacing w:after="36" w:before="36" w:line="240"/>
-              <w:ind w:left="100" w:right="100" w:firstLine="0" w:firstLineChars="0"/>
-              <w:rPr>
-                <w:rFonts w:ascii="Times New Roman" w:hAnsi="Times New Roman" w:eastAsia="Times New Roman" w:cs="Times New Roman"/>
-                <w:i w:val="false"/>
-                <w:b w:val="true"/>
-                <w:u w:val="none"/>
-                <w:strike w:val="false"/>
-                <w:sz w:val="16"/>
-                <w:szCs w:val="16"/>
-                <w:color w:val="000000"/>
-              </w:rPr>
-            </w:pPr>
-            <w:r xmlns:w="http://schemas.openxmlformats.org/wordprocessingml/2006/main" xmlns:wp="http://schemas.openxmlformats.org/drawingml/2006/wordprocessingDrawing" xmlns:r="http://schemas.openxmlformats.org/officeDocument/2006/relationships" xmlns:w14="http://schemas.microsoft.com/office/word/2010/wordml">
-              <w:rPr>
-                <w:rFonts w:ascii="Times New Roman" w:hAnsi="Times New Roman" w:eastAsia="Times New Roman" w:cs="Times New Roman"/>
-                <w:i w:val="false"/>
-                <w:b w:val="true"/>
-                <w:u w:val="none"/>
-                <w:strike w:val="false"/>
-                <w:sz w:val="16"/>
-                <w:szCs w:val="16"/>
+              <w:spacing w:after="0" w:before="0" w:line="240"/>
+              <w:ind w:left="100" w:right="100" w:firstLine="0" w:firstLineChars="0"/>
+              <w:rPr>
+                <w:rFonts w:ascii="Times New Roman" w:hAnsi="Times New Roman" w:eastAsia="Times New Roman" w:cs="Times New Roman"/>
+                <w:i w:val="false"/>
+                <w:b w:val="true"/>
+                <w:u w:val="none"/>
+                <w:strike w:val="false"/>
+                <w:sz w:val="14"/>
+                <w:szCs w:val="14"/>
+                <w:color w:val="000000"/>
+              </w:rPr>
+            </w:pPr>
+            <w:r xmlns:w="http://schemas.openxmlformats.org/wordprocessingml/2006/main" xmlns:wp="http://schemas.openxmlformats.org/drawingml/2006/wordprocessingDrawing" xmlns:r="http://schemas.openxmlformats.org/officeDocument/2006/relationships" xmlns:w14="http://schemas.microsoft.com/office/word/2010/wordml">
+              <w:rPr>
+                <w:rFonts w:ascii="Times New Roman" w:hAnsi="Times New Roman" w:eastAsia="Times New Roman" w:cs="Times New Roman"/>
+                <w:i w:val="false"/>
+                <w:b w:val="true"/>
+                <w:u w:val="none"/>
+                <w:strike w:val="false"/>
+                <w:sz w:val="14"/>
+                <w:szCs w:val="14"/>
                 <w:color w:val="000000"/>
               </w:rPr>
               <w:t xml:space="preserve">3,094</w:t>
@@ -5106,28 +5106,28 @@
                 <w:left w:val="none" w:sz="0" w:space="0" w:color="000000"/>
                 <w:right w:val="none" w:sz="0" w:space="0" w:color="000000"/>
               </w:pBdr>
-              <w:spacing w:after="36" w:before="36" w:line="240"/>
-              <w:ind w:left="100" w:right="100" w:firstLine="0" w:firstLineChars="0"/>
-              <w:rPr>
-                <w:rFonts w:ascii="Times New Roman" w:hAnsi="Times New Roman" w:eastAsia="Times New Roman" w:cs="Times New Roman"/>
-                <w:i w:val="false"/>
-                <w:b w:val="true"/>
-                <w:u w:val="none"/>
-                <w:strike w:val="false"/>
-                <w:sz w:val="16"/>
-                <w:szCs w:val="16"/>
-                <w:color w:val="000000"/>
-              </w:rPr>
-            </w:pPr>
-            <w:r xmlns:w="http://schemas.openxmlformats.org/wordprocessingml/2006/main" xmlns:wp="http://schemas.openxmlformats.org/drawingml/2006/wordprocessingDrawing" xmlns:r="http://schemas.openxmlformats.org/officeDocument/2006/relationships" xmlns:w14="http://schemas.microsoft.com/office/word/2010/wordml">
-              <w:rPr>
-                <w:rFonts w:ascii="Times New Roman" w:hAnsi="Times New Roman" w:eastAsia="Times New Roman" w:cs="Times New Roman"/>
-                <w:i w:val="false"/>
-                <w:b w:val="true"/>
-                <w:u w:val="none"/>
-                <w:strike w:val="false"/>
-                <w:sz w:val="16"/>
-                <w:szCs w:val="16"/>
+              <w:spacing w:after="0" w:before="0" w:line="240"/>
+              <w:ind w:left="100" w:right="100" w:firstLine="0" w:firstLineChars="0"/>
+              <w:rPr>
+                <w:rFonts w:ascii="Times New Roman" w:hAnsi="Times New Roman" w:eastAsia="Times New Roman" w:cs="Times New Roman"/>
+                <w:i w:val="false"/>
+                <w:b w:val="true"/>
+                <w:u w:val="none"/>
+                <w:strike w:val="false"/>
+                <w:sz w:val="14"/>
+                <w:szCs w:val="14"/>
+                <w:color w:val="000000"/>
+              </w:rPr>
+            </w:pPr>
+            <w:r xmlns:w="http://schemas.openxmlformats.org/wordprocessingml/2006/main" xmlns:wp="http://schemas.openxmlformats.org/drawingml/2006/wordprocessingDrawing" xmlns:r="http://schemas.openxmlformats.org/officeDocument/2006/relationships" xmlns:w14="http://schemas.microsoft.com/office/word/2010/wordml">
+              <w:rPr>
+                <w:rFonts w:ascii="Times New Roman" w:hAnsi="Times New Roman" w:eastAsia="Times New Roman" w:cs="Times New Roman"/>
+                <w:i w:val="false"/>
+                <w:b w:val="true"/>
+                <w:u w:val="none"/>
+                <w:strike w:val="false"/>
+                <w:sz w:val="14"/>
+                <w:szCs w:val="14"/>
                 <w:color w:val="000000"/>
               </w:rPr>
               <w:t xml:space="preserve">05 - الأثاث والأدوات المنزلية والصيانة العادية للمنزل</w:t>
@@ -5166,28 +5166,28 @@
                 <w:left w:val="none" w:sz="0" w:space="0" w:color="000000"/>
                 <w:right w:val="none" w:sz="0" w:space="0" w:color="000000"/>
               </w:pBdr>
-              <w:spacing w:after="36" w:before="36" w:line="240"/>
-              <w:ind w:left="100" w:right="100" w:firstLine="0" w:firstLineChars="0"/>
-              <w:rPr>
-                <w:rFonts w:ascii="Times New Roman" w:hAnsi="Times New Roman" w:eastAsia="Times New Roman" w:cs="Times New Roman"/>
-                <w:i w:val="false"/>
-                <w:b w:val="true"/>
-                <w:u w:val="none"/>
-                <w:strike w:val="false"/>
-                <w:sz w:val="16"/>
-                <w:szCs w:val="16"/>
-                <w:color w:val="000000"/>
-              </w:rPr>
-            </w:pPr>
-            <w:r xmlns:w="http://schemas.openxmlformats.org/wordprocessingml/2006/main" xmlns:wp="http://schemas.openxmlformats.org/drawingml/2006/wordprocessingDrawing" xmlns:r="http://schemas.openxmlformats.org/officeDocument/2006/relationships" xmlns:w14="http://schemas.microsoft.com/office/word/2010/wordml">
-              <w:rPr>
-                <w:rFonts w:ascii="Times New Roman" w:hAnsi="Times New Roman" w:eastAsia="Times New Roman" w:cs="Times New Roman"/>
-                <w:i w:val="false"/>
-                <w:b w:val="true"/>
-                <w:u w:val="none"/>
-                <w:strike w:val="false"/>
-                <w:sz w:val="16"/>
-                <w:szCs w:val="16"/>
+              <w:spacing w:after="0" w:before="0" w:line="240"/>
+              <w:ind w:left="100" w:right="100" w:firstLine="0" w:firstLineChars="0"/>
+              <w:rPr>
+                <w:rFonts w:ascii="Times New Roman" w:hAnsi="Times New Roman" w:eastAsia="Times New Roman" w:cs="Times New Roman"/>
+                <w:i w:val="false"/>
+                <w:b w:val="true"/>
+                <w:u w:val="none"/>
+                <w:strike w:val="false"/>
+                <w:sz w:val="14"/>
+                <w:szCs w:val="14"/>
+                <w:color w:val="000000"/>
+              </w:rPr>
+            </w:pPr>
+            <w:r xmlns:w="http://schemas.openxmlformats.org/wordprocessingml/2006/main" xmlns:wp="http://schemas.openxmlformats.org/drawingml/2006/wordprocessingDrawing" xmlns:r="http://schemas.openxmlformats.org/officeDocument/2006/relationships" xmlns:w14="http://schemas.microsoft.com/office/word/2010/wordml">
+              <w:rPr>
+                <w:rFonts w:ascii="Times New Roman" w:hAnsi="Times New Roman" w:eastAsia="Times New Roman" w:cs="Times New Roman"/>
+                <w:i w:val="false"/>
+                <w:b w:val="true"/>
+                <w:u w:val="none"/>
+                <w:strike w:val="false"/>
+                <w:sz w:val="14"/>
+                <w:szCs w:val="14"/>
                 <w:color w:val="000000"/>
               </w:rPr>
               <w:t xml:space="preserve">0,3</w:t>
@@ -5220,28 +5220,28 @@
                 <w:left w:val="none" w:sz="0" w:space="0" w:color="000000"/>
                 <w:right w:val="none" w:sz="0" w:space="0" w:color="000000"/>
               </w:pBdr>
-              <w:spacing w:after="36" w:before="36" w:line="240"/>
-              <w:ind w:left="100" w:right="100" w:firstLine="0" w:firstLineChars="0"/>
-              <w:rPr>
-                <w:rFonts w:ascii="Times New Roman" w:hAnsi="Times New Roman" w:eastAsia="Times New Roman" w:cs="Times New Roman"/>
-                <w:i w:val="false"/>
-                <w:b w:val="true"/>
-                <w:u w:val="none"/>
-                <w:strike w:val="false"/>
-                <w:sz w:val="16"/>
-                <w:szCs w:val="16"/>
-                <w:color w:val="000000"/>
-              </w:rPr>
-            </w:pPr>
-            <w:r xmlns:w="http://schemas.openxmlformats.org/wordprocessingml/2006/main" xmlns:wp="http://schemas.openxmlformats.org/drawingml/2006/wordprocessingDrawing" xmlns:r="http://schemas.openxmlformats.org/officeDocument/2006/relationships" xmlns:w14="http://schemas.microsoft.com/office/word/2010/wordml">
-              <w:rPr>
-                <w:rFonts w:ascii="Times New Roman" w:hAnsi="Times New Roman" w:eastAsia="Times New Roman" w:cs="Times New Roman"/>
-                <w:i w:val="false"/>
-                <w:b w:val="true"/>
-                <w:u w:val="none"/>
-                <w:strike w:val="false"/>
-                <w:sz w:val="16"/>
-                <w:szCs w:val="16"/>
+              <w:spacing w:after="0" w:before="0" w:line="240"/>
+              <w:ind w:left="100" w:right="100" w:firstLine="0" w:firstLineChars="0"/>
+              <w:rPr>
+                <w:rFonts w:ascii="Times New Roman" w:hAnsi="Times New Roman" w:eastAsia="Times New Roman" w:cs="Times New Roman"/>
+                <w:i w:val="false"/>
+                <w:b w:val="true"/>
+                <w:u w:val="none"/>
+                <w:strike w:val="false"/>
+                <w:sz w:val="14"/>
+                <w:szCs w:val="14"/>
+                <w:color w:val="000000"/>
+              </w:rPr>
+            </w:pPr>
+            <w:r xmlns:w="http://schemas.openxmlformats.org/wordprocessingml/2006/main" xmlns:wp="http://schemas.openxmlformats.org/drawingml/2006/wordprocessingDrawing" xmlns:r="http://schemas.openxmlformats.org/officeDocument/2006/relationships" xmlns:w14="http://schemas.microsoft.com/office/word/2010/wordml">
+              <w:rPr>
+                <w:rFonts w:ascii="Times New Roman" w:hAnsi="Times New Roman" w:eastAsia="Times New Roman" w:cs="Times New Roman"/>
+                <w:i w:val="false"/>
+                <w:b w:val="true"/>
+                <w:u w:val="none"/>
+                <w:strike w:val="false"/>
+                <w:sz w:val="14"/>
+                <w:szCs w:val="14"/>
                 <w:color w:val="000000"/>
               </w:rPr>
               <w:t xml:space="preserve">0,3</w:t>
@@ -5274,28 +5274,28 @@
                 <w:left w:val="none" w:sz="0" w:space="0" w:color="000000"/>
                 <w:right w:val="none" w:sz="0" w:space="0" w:color="000000"/>
               </w:pBdr>
-              <w:spacing w:after="36" w:before="36" w:line="240"/>
-              <w:ind w:left="100" w:right="100" w:firstLine="0" w:firstLineChars="0"/>
-              <w:rPr>
-                <w:rFonts w:ascii="Times New Roman" w:hAnsi="Times New Roman" w:eastAsia="Times New Roman" w:cs="Times New Roman"/>
-                <w:i w:val="false"/>
-                <w:b w:val="true"/>
-                <w:u w:val="none"/>
-                <w:strike w:val="false"/>
-                <w:sz w:val="16"/>
-                <w:szCs w:val="16"/>
-                <w:color w:val="000000"/>
-              </w:rPr>
-            </w:pPr>
-            <w:r xmlns:w="http://schemas.openxmlformats.org/wordprocessingml/2006/main" xmlns:wp="http://schemas.openxmlformats.org/drawingml/2006/wordprocessingDrawing" xmlns:r="http://schemas.openxmlformats.org/officeDocument/2006/relationships" xmlns:w14="http://schemas.microsoft.com/office/word/2010/wordml">
-              <w:rPr>
-                <w:rFonts w:ascii="Times New Roman" w:hAnsi="Times New Roman" w:eastAsia="Times New Roman" w:cs="Times New Roman"/>
-                <w:i w:val="false"/>
-                <w:b w:val="true"/>
-                <w:u w:val="none"/>
-                <w:strike w:val="false"/>
-                <w:sz w:val="16"/>
-                <w:szCs w:val="16"/>
+              <w:spacing w:after="0" w:before="0" w:line="240"/>
+              <w:ind w:left="100" w:right="100" w:firstLine="0" w:firstLineChars="0"/>
+              <w:rPr>
+                <w:rFonts w:ascii="Times New Roman" w:hAnsi="Times New Roman" w:eastAsia="Times New Roman" w:cs="Times New Roman"/>
+                <w:i w:val="false"/>
+                <w:b w:val="true"/>
+                <w:u w:val="none"/>
+                <w:strike w:val="false"/>
+                <w:sz w:val="14"/>
+                <w:szCs w:val="14"/>
+                <w:color w:val="000000"/>
+              </w:rPr>
+            </w:pPr>
+            <w:r xmlns:w="http://schemas.openxmlformats.org/wordprocessingml/2006/main" xmlns:wp="http://schemas.openxmlformats.org/drawingml/2006/wordprocessingDrawing" xmlns:r="http://schemas.openxmlformats.org/officeDocument/2006/relationships" xmlns:w14="http://schemas.microsoft.com/office/word/2010/wordml">
+              <w:rPr>
+                <w:rFonts w:ascii="Times New Roman" w:hAnsi="Times New Roman" w:eastAsia="Times New Roman" w:cs="Times New Roman"/>
+                <w:i w:val="false"/>
+                <w:b w:val="true"/>
+                <w:u w:val="none"/>
+                <w:strike w:val="false"/>
+                <w:sz w:val="14"/>
+                <w:szCs w:val="14"/>
                 <w:color w:val="000000"/>
               </w:rPr>
               <w:t xml:space="preserve">0,0</w:t>
@@ -5328,28 +5328,28 @@
                 <w:left w:val="none" w:sz="0" w:space="0" w:color="000000"/>
                 <w:right w:val="none" w:sz="0" w:space="0" w:color="000000"/>
               </w:pBdr>
-              <w:spacing w:after="36" w:before="36" w:line="240"/>
-              <w:ind w:left="100" w:right="100" w:firstLine="0" w:firstLineChars="0"/>
-              <w:rPr>
-                <w:rFonts w:ascii="Times New Roman" w:hAnsi="Times New Roman" w:eastAsia="Times New Roman" w:cs="Times New Roman"/>
-                <w:i w:val="false"/>
-                <w:b w:val="true"/>
-                <w:u w:val="none"/>
-                <w:strike w:val="false"/>
-                <w:sz w:val="16"/>
-                <w:szCs w:val="16"/>
-                <w:color w:val="000000"/>
-              </w:rPr>
-            </w:pPr>
-            <w:r xmlns:w="http://schemas.openxmlformats.org/wordprocessingml/2006/main" xmlns:wp="http://schemas.openxmlformats.org/drawingml/2006/wordprocessingDrawing" xmlns:r="http://schemas.openxmlformats.org/officeDocument/2006/relationships" xmlns:w14="http://schemas.microsoft.com/office/word/2010/wordml">
-              <w:rPr>
-                <w:rFonts w:ascii="Times New Roman" w:hAnsi="Times New Roman" w:eastAsia="Times New Roman" w:cs="Times New Roman"/>
-                <w:i w:val="false"/>
-                <w:b w:val="true"/>
-                <w:u w:val="none"/>
-                <w:strike w:val="false"/>
-                <w:sz w:val="16"/>
-                <w:szCs w:val="16"/>
+              <w:spacing w:after="0" w:before="0" w:line="240"/>
+              <w:ind w:left="100" w:right="100" w:firstLine="0" w:firstLineChars="0"/>
+              <w:rPr>
+                <w:rFonts w:ascii="Times New Roman" w:hAnsi="Times New Roman" w:eastAsia="Times New Roman" w:cs="Times New Roman"/>
+                <w:i w:val="false"/>
+                <w:b w:val="true"/>
+                <w:u w:val="none"/>
+                <w:strike w:val="false"/>
+                <w:sz w:val="14"/>
+                <w:szCs w:val="14"/>
+                <w:color w:val="000000"/>
+              </w:rPr>
+            </w:pPr>
+            <w:r xmlns:w="http://schemas.openxmlformats.org/wordprocessingml/2006/main" xmlns:wp="http://schemas.openxmlformats.org/drawingml/2006/wordprocessingDrawing" xmlns:r="http://schemas.openxmlformats.org/officeDocument/2006/relationships" xmlns:w14="http://schemas.microsoft.com/office/word/2010/wordml">
+              <w:rPr>
+                <w:rFonts w:ascii="Times New Roman" w:hAnsi="Times New Roman" w:eastAsia="Times New Roman" w:cs="Times New Roman"/>
+                <w:i w:val="false"/>
+                <w:b w:val="true"/>
+                <w:u w:val="none"/>
+                <w:strike w:val="false"/>
+                <w:sz w:val="14"/>
+                <w:szCs w:val="14"/>
                 <w:color w:val="000000"/>
               </w:rPr>
               <w:t xml:space="preserve">99,1</w:t>
@@ -5382,28 +5382,28 @@
                 <w:left w:val="none" w:sz="0" w:space="0" w:color="000000"/>
                 <w:right w:val="none" w:sz="0" w:space="0" w:color="000000"/>
               </w:pBdr>
-              <w:spacing w:after="36" w:before="36" w:line="240"/>
-              <w:ind w:left="100" w:right="100" w:firstLine="0" w:firstLineChars="0"/>
-              <w:rPr>
-                <w:rFonts w:ascii="Times New Roman" w:hAnsi="Times New Roman" w:eastAsia="Times New Roman" w:cs="Times New Roman"/>
-                <w:i w:val="false"/>
-                <w:b w:val="true"/>
-                <w:u w:val="none"/>
-                <w:strike w:val="false"/>
-                <w:sz w:val="16"/>
-                <w:szCs w:val="16"/>
-                <w:color w:val="000000"/>
-              </w:rPr>
-            </w:pPr>
-            <w:r xmlns:w="http://schemas.openxmlformats.org/wordprocessingml/2006/main" xmlns:wp="http://schemas.openxmlformats.org/drawingml/2006/wordprocessingDrawing" xmlns:r="http://schemas.openxmlformats.org/officeDocument/2006/relationships" xmlns:w14="http://schemas.microsoft.com/office/word/2010/wordml">
-              <w:rPr>
-                <w:rFonts w:ascii="Times New Roman" w:hAnsi="Times New Roman" w:eastAsia="Times New Roman" w:cs="Times New Roman"/>
-                <w:i w:val="false"/>
-                <w:b w:val="true"/>
-                <w:u w:val="none"/>
-                <w:strike w:val="false"/>
-                <w:sz w:val="16"/>
-                <w:szCs w:val="16"/>
+              <w:spacing w:after="0" w:before="0" w:line="240"/>
+              <w:ind w:left="100" w:right="100" w:firstLine="0" w:firstLineChars="0"/>
+              <w:rPr>
+                <w:rFonts w:ascii="Times New Roman" w:hAnsi="Times New Roman" w:eastAsia="Times New Roman" w:cs="Times New Roman"/>
+                <w:i w:val="false"/>
+                <w:b w:val="true"/>
+                <w:u w:val="none"/>
+                <w:strike w:val="false"/>
+                <w:sz w:val="14"/>
+                <w:szCs w:val="14"/>
+                <w:color w:val="000000"/>
+              </w:rPr>
+            </w:pPr>
+            <w:r xmlns:w="http://schemas.openxmlformats.org/wordprocessingml/2006/main" xmlns:wp="http://schemas.openxmlformats.org/drawingml/2006/wordprocessingDrawing" xmlns:r="http://schemas.openxmlformats.org/officeDocument/2006/relationships" xmlns:w14="http://schemas.microsoft.com/office/word/2010/wordml">
+              <w:rPr>
+                <w:rFonts w:ascii="Times New Roman" w:hAnsi="Times New Roman" w:eastAsia="Times New Roman" w:cs="Times New Roman"/>
+                <w:i w:val="false"/>
+                <w:b w:val="true"/>
+                <w:u w:val="none"/>
+                <w:strike w:val="false"/>
+                <w:sz w:val="14"/>
+                <w:szCs w:val="14"/>
                 <w:color w:val="000000"/>
               </w:rPr>
               <w:t xml:space="preserve">99,1</w:t>
@@ -5436,28 +5436,28 @@
                 <w:left w:val="none" w:sz="0" w:space="0" w:color="000000"/>
                 <w:right w:val="none" w:sz="0" w:space="0" w:color="000000"/>
               </w:pBdr>
-              <w:spacing w:after="36" w:before="36" w:line="240"/>
-              <w:ind w:left="100" w:right="100" w:firstLine="0" w:firstLineChars="0"/>
-              <w:rPr>
-                <w:rFonts w:ascii="Times New Roman" w:hAnsi="Times New Roman" w:eastAsia="Times New Roman" w:cs="Times New Roman"/>
-                <w:i w:val="false"/>
-                <w:b w:val="true"/>
-                <w:u w:val="none"/>
-                <w:strike w:val="false"/>
-                <w:sz w:val="16"/>
-                <w:szCs w:val="16"/>
-                <w:color w:val="000000"/>
-              </w:rPr>
-            </w:pPr>
-            <w:r xmlns:w="http://schemas.openxmlformats.org/wordprocessingml/2006/main" xmlns:wp="http://schemas.openxmlformats.org/drawingml/2006/wordprocessingDrawing" xmlns:r="http://schemas.openxmlformats.org/officeDocument/2006/relationships" xmlns:w14="http://schemas.microsoft.com/office/word/2010/wordml">
-              <w:rPr>
-                <w:rFonts w:ascii="Times New Roman" w:hAnsi="Times New Roman" w:eastAsia="Times New Roman" w:cs="Times New Roman"/>
-                <w:i w:val="false"/>
-                <w:b w:val="true"/>
-                <w:u w:val="none"/>
-                <w:strike w:val="false"/>
-                <w:sz w:val="16"/>
-                <w:szCs w:val="16"/>
+              <w:spacing w:after="0" w:before="0" w:line="240"/>
+              <w:ind w:left="100" w:right="100" w:firstLine="0" w:firstLineChars="0"/>
+              <w:rPr>
+                <w:rFonts w:ascii="Times New Roman" w:hAnsi="Times New Roman" w:eastAsia="Times New Roman" w:cs="Times New Roman"/>
+                <w:i w:val="false"/>
+                <w:b w:val="true"/>
+                <w:u w:val="none"/>
+                <w:strike w:val="false"/>
+                <w:sz w:val="14"/>
+                <w:szCs w:val="14"/>
+                <w:color w:val="000000"/>
+              </w:rPr>
+            </w:pPr>
+            <w:r xmlns:w="http://schemas.openxmlformats.org/wordprocessingml/2006/main" xmlns:wp="http://schemas.openxmlformats.org/drawingml/2006/wordprocessingDrawing" xmlns:r="http://schemas.openxmlformats.org/officeDocument/2006/relationships" xmlns:w14="http://schemas.microsoft.com/office/word/2010/wordml">
+              <w:rPr>
+                <w:rFonts w:ascii="Times New Roman" w:hAnsi="Times New Roman" w:eastAsia="Times New Roman" w:cs="Times New Roman"/>
+                <w:i w:val="false"/>
+                <w:b w:val="true"/>
+                <w:u w:val="none"/>
+                <w:strike w:val="false"/>
+                <w:sz w:val="14"/>
+                <w:szCs w:val="14"/>
                 <w:color w:val="000000"/>
               </w:rPr>
               <w:t xml:space="preserve">98,8</w:t>
@@ -5490,28 +5490,28 @@
                 <w:left w:val="none" w:sz="0" w:space="0" w:color="000000"/>
                 <w:right w:val="none" w:sz="0" w:space="0" w:color="000000"/>
               </w:pBdr>
-              <w:spacing w:after="36" w:before="36" w:line="240"/>
-              <w:ind w:left="100" w:right="100" w:firstLine="0" w:firstLineChars="0"/>
-              <w:rPr>
-                <w:rFonts w:ascii="Times New Roman" w:hAnsi="Times New Roman" w:eastAsia="Times New Roman" w:cs="Times New Roman"/>
-                <w:i w:val="false"/>
-                <w:b w:val="true"/>
-                <w:u w:val="none"/>
-                <w:strike w:val="false"/>
-                <w:sz w:val="16"/>
-                <w:szCs w:val="16"/>
-                <w:color w:val="000000"/>
-              </w:rPr>
-            </w:pPr>
-            <w:r xmlns:w="http://schemas.openxmlformats.org/wordprocessingml/2006/main" xmlns:wp="http://schemas.openxmlformats.org/drawingml/2006/wordprocessingDrawing" xmlns:r="http://schemas.openxmlformats.org/officeDocument/2006/relationships" xmlns:w14="http://schemas.microsoft.com/office/word/2010/wordml">
-              <w:rPr>
-                <w:rFonts w:ascii="Times New Roman" w:hAnsi="Times New Roman" w:eastAsia="Times New Roman" w:cs="Times New Roman"/>
-                <w:i w:val="false"/>
-                <w:b w:val="true"/>
-                <w:u w:val="none"/>
-                <w:strike w:val="false"/>
-                <w:sz w:val="16"/>
-                <w:szCs w:val="16"/>
+              <w:spacing w:after="0" w:before="0" w:line="240"/>
+              <w:ind w:left="100" w:right="100" w:firstLine="0" w:firstLineChars="0"/>
+              <w:rPr>
+                <w:rFonts w:ascii="Times New Roman" w:hAnsi="Times New Roman" w:eastAsia="Times New Roman" w:cs="Times New Roman"/>
+                <w:i w:val="false"/>
+                <w:b w:val="true"/>
+                <w:u w:val="none"/>
+                <w:strike w:val="false"/>
+                <w:sz w:val="14"/>
+                <w:szCs w:val="14"/>
+                <w:color w:val="000000"/>
+              </w:rPr>
+            </w:pPr>
+            <w:r xmlns:w="http://schemas.openxmlformats.org/wordprocessingml/2006/main" xmlns:wp="http://schemas.openxmlformats.org/drawingml/2006/wordprocessingDrawing" xmlns:r="http://schemas.openxmlformats.org/officeDocument/2006/relationships" xmlns:w14="http://schemas.microsoft.com/office/word/2010/wordml">
+              <w:rPr>
+                <w:rFonts w:ascii="Times New Roman" w:hAnsi="Times New Roman" w:eastAsia="Times New Roman" w:cs="Times New Roman"/>
+                <w:i w:val="false"/>
+                <w:b w:val="true"/>
+                <w:u w:val="none"/>
+                <w:strike w:val="false"/>
+                <w:sz w:val="14"/>
+                <w:szCs w:val="14"/>
                 <w:color w:val="000000"/>
               </w:rPr>
               <w:t xml:space="preserve">98,8</w:t>
@@ -5544,28 +5544,28 @@
                 <w:left w:val="none" w:sz="0" w:space="0" w:color="000000"/>
                 <w:right w:val="none" w:sz="0" w:space="0" w:color="000000"/>
               </w:pBdr>
-              <w:spacing w:after="36" w:before="36" w:line="240"/>
-              <w:ind w:left="100" w:right="100" w:firstLine="0" w:firstLineChars="0"/>
-              <w:rPr>
-                <w:rFonts w:ascii="Times New Roman" w:hAnsi="Times New Roman" w:eastAsia="Times New Roman" w:cs="Times New Roman"/>
-                <w:i w:val="false"/>
-                <w:b w:val="true"/>
-                <w:u w:val="none"/>
-                <w:strike w:val="false"/>
-                <w:sz w:val="16"/>
-                <w:szCs w:val="16"/>
-                <w:color w:val="000000"/>
-              </w:rPr>
-            </w:pPr>
-            <w:r xmlns:w="http://schemas.openxmlformats.org/wordprocessingml/2006/main" xmlns:wp="http://schemas.openxmlformats.org/drawingml/2006/wordprocessingDrawing" xmlns:r="http://schemas.openxmlformats.org/officeDocument/2006/relationships" xmlns:w14="http://schemas.microsoft.com/office/word/2010/wordml">
-              <w:rPr>
-                <w:rFonts w:ascii="Times New Roman" w:hAnsi="Times New Roman" w:eastAsia="Times New Roman" w:cs="Times New Roman"/>
-                <w:i w:val="false"/>
-                <w:b w:val="true"/>
-                <w:u w:val="none"/>
-                <w:strike w:val="false"/>
-                <w:sz w:val="16"/>
-                <w:szCs w:val="16"/>
+              <w:spacing w:after="0" w:before="0" w:line="240"/>
+              <w:ind w:left="100" w:right="100" w:firstLine="0" w:firstLineChars="0"/>
+              <w:rPr>
+                <w:rFonts w:ascii="Times New Roman" w:hAnsi="Times New Roman" w:eastAsia="Times New Roman" w:cs="Times New Roman"/>
+                <w:i w:val="false"/>
+                <w:b w:val="true"/>
+                <w:u w:val="none"/>
+                <w:strike w:val="false"/>
+                <w:sz w:val="14"/>
+                <w:szCs w:val="14"/>
+                <w:color w:val="000000"/>
+              </w:rPr>
+            </w:pPr>
+            <w:r xmlns:w="http://schemas.openxmlformats.org/wordprocessingml/2006/main" xmlns:wp="http://schemas.openxmlformats.org/drawingml/2006/wordprocessingDrawing" xmlns:r="http://schemas.openxmlformats.org/officeDocument/2006/relationships" xmlns:w14="http://schemas.microsoft.com/office/word/2010/wordml">
+              <w:rPr>
+                <w:rFonts w:ascii="Times New Roman" w:hAnsi="Times New Roman" w:eastAsia="Times New Roman" w:cs="Times New Roman"/>
+                <w:i w:val="false"/>
+                <w:b w:val="true"/>
+                <w:u w:val="none"/>
+                <w:strike w:val="false"/>
+                <w:sz w:val="14"/>
+                <w:szCs w:val="14"/>
                 <w:color w:val="000000"/>
               </w:rPr>
               <w:t xml:space="preserve">98,8</w:t>
@@ -5598,28 +5598,28 @@
                 <w:left w:val="none" w:sz="0" w:space="0" w:color="000000"/>
                 <w:right w:val="none" w:sz="0" w:space="0" w:color="000000"/>
               </w:pBdr>
-              <w:spacing w:after="36" w:before="36" w:line="240"/>
-              <w:ind w:left="100" w:right="100" w:firstLine="0" w:firstLineChars="0"/>
-              <w:rPr>
-                <w:rFonts w:ascii="Times New Roman" w:hAnsi="Times New Roman" w:eastAsia="Times New Roman" w:cs="Times New Roman"/>
-                <w:i w:val="false"/>
-                <w:b w:val="true"/>
-                <w:u w:val="none"/>
-                <w:strike w:val="false"/>
-                <w:sz w:val="16"/>
-                <w:szCs w:val="16"/>
-                <w:color w:val="000000"/>
-              </w:rPr>
-            </w:pPr>
-            <w:r xmlns:w="http://schemas.openxmlformats.org/wordprocessingml/2006/main" xmlns:wp="http://schemas.openxmlformats.org/drawingml/2006/wordprocessingDrawing" xmlns:r="http://schemas.openxmlformats.org/officeDocument/2006/relationships" xmlns:w14="http://schemas.microsoft.com/office/word/2010/wordml">
-              <w:rPr>
-                <w:rFonts w:ascii="Times New Roman" w:hAnsi="Times New Roman" w:eastAsia="Times New Roman" w:cs="Times New Roman"/>
-                <w:i w:val="false"/>
-                <w:b w:val="true"/>
-                <w:u w:val="none"/>
-                <w:strike w:val="false"/>
-                <w:sz w:val="16"/>
-                <w:szCs w:val="16"/>
+              <w:spacing w:after="0" w:before="0" w:line="240"/>
+              <w:ind w:left="100" w:right="100" w:firstLine="0" w:firstLineChars="0"/>
+              <w:rPr>
+                <w:rFonts w:ascii="Times New Roman" w:hAnsi="Times New Roman" w:eastAsia="Times New Roman" w:cs="Times New Roman"/>
+                <w:i w:val="false"/>
+                <w:b w:val="true"/>
+                <w:u w:val="none"/>
+                <w:strike w:val="false"/>
+                <w:sz w:val="14"/>
+                <w:szCs w:val="14"/>
+                <w:color w:val="000000"/>
+              </w:rPr>
+            </w:pPr>
+            <w:r xmlns:w="http://schemas.openxmlformats.org/wordprocessingml/2006/main" xmlns:wp="http://schemas.openxmlformats.org/drawingml/2006/wordprocessingDrawing" xmlns:r="http://schemas.openxmlformats.org/officeDocument/2006/relationships" xmlns:w14="http://schemas.microsoft.com/office/word/2010/wordml">
+              <w:rPr>
+                <w:rFonts w:ascii="Times New Roman" w:hAnsi="Times New Roman" w:eastAsia="Times New Roman" w:cs="Times New Roman"/>
+                <w:i w:val="false"/>
+                <w:b w:val="true"/>
+                <w:u w:val="none"/>
+                <w:strike w:val="false"/>
+                <w:sz w:val="14"/>
+                <w:szCs w:val="14"/>
                 <w:color w:val="000000"/>
               </w:rPr>
               <w:t xml:space="preserve">6,413</w:t>
@@ -5652,28 +5652,28 @@
                 <w:left w:val="none" w:sz="0" w:space="0" w:color="000000"/>
                 <w:right w:val="none" w:sz="0" w:space="0" w:color="000000"/>
               </w:pBdr>
-              <w:spacing w:after="36" w:before="36" w:line="240"/>
-              <w:ind w:left="100" w:right="100" w:firstLine="0" w:firstLineChars="0"/>
-              <w:rPr>
-                <w:rFonts w:ascii="Times New Roman" w:hAnsi="Times New Roman" w:eastAsia="Times New Roman" w:cs="Times New Roman"/>
-                <w:i w:val="false"/>
-                <w:b w:val="true"/>
-                <w:u w:val="none"/>
-                <w:strike w:val="false"/>
-                <w:sz w:val="16"/>
-                <w:szCs w:val="16"/>
-                <w:color w:val="000000"/>
-              </w:rPr>
-            </w:pPr>
-            <w:r xmlns:w="http://schemas.openxmlformats.org/wordprocessingml/2006/main" xmlns:wp="http://schemas.openxmlformats.org/drawingml/2006/wordprocessingDrawing" xmlns:r="http://schemas.openxmlformats.org/officeDocument/2006/relationships" xmlns:w14="http://schemas.microsoft.com/office/word/2010/wordml">
-              <w:rPr>
-                <w:rFonts w:ascii="Times New Roman" w:hAnsi="Times New Roman" w:eastAsia="Times New Roman" w:cs="Times New Roman"/>
-                <w:i w:val="false"/>
-                <w:b w:val="true"/>
-                <w:u w:val="none"/>
-                <w:strike w:val="false"/>
-                <w:sz w:val="16"/>
-                <w:szCs w:val="16"/>
+              <w:spacing w:after="0" w:before="0" w:line="240"/>
+              <w:ind w:left="100" w:right="100" w:firstLine="0" w:firstLineChars="0"/>
+              <w:rPr>
+                <w:rFonts w:ascii="Times New Roman" w:hAnsi="Times New Roman" w:eastAsia="Times New Roman" w:cs="Times New Roman"/>
+                <w:i w:val="false"/>
+                <w:b w:val="true"/>
+                <w:u w:val="none"/>
+                <w:strike w:val="false"/>
+                <w:sz w:val="14"/>
+                <w:szCs w:val="14"/>
+                <w:color w:val="000000"/>
+              </w:rPr>
+            </w:pPr>
+            <w:r xmlns:w="http://schemas.openxmlformats.org/wordprocessingml/2006/main" xmlns:wp="http://schemas.openxmlformats.org/drawingml/2006/wordprocessingDrawing" xmlns:r="http://schemas.openxmlformats.org/officeDocument/2006/relationships" xmlns:w14="http://schemas.microsoft.com/office/word/2010/wordml">
+              <w:rPr>
+                <w:rFonts w:ascii="Times New Roman" w:hAnsi="Times New Roman" w:eastAsia="Times New Roman" w:cs="Times New Roman"/>
+                <w:i w:val="false"/>
+                <w:b w:val="true"/>
+                <w:u w:val="none"/>
+                <w:strike w:val="false"/>
+                <w:sz w:val="14"/>
+                <w:szCs w:val="14"/>
                 <w:color w:val="000000"/>
               </w:rPr>
               <w:t xml:space="preserve">06 - الصحة</w:t>
@@ -5712,28 +5712,28 @@
                 <w:left w:val="none" w:sz="0" w:space="0" w:color="000000"/>
                 <w:right w:val="none" w:sz="0" w:space="0" w:color="000000"/>
               </w:pBdr>
-              <w:spacing w:after="36" w:before="36" w:line="240"/>
-              <w:ind w:left="100" w:right="100" w:firstLine="0" w:firstLineChars="0"/>
-              <w:rPr>
-                <w:rFonts w:ascii="Times New Roman" w:hAnsi="Times New Roman" w:eastAsia="Times New Roman" w:cs="Times New Roman"/>
-                <w:i w:val="false"/>
-                <w:b w:val="true"/>
-                <w:u w:val="none"/>
-                <w:strike w:val="false"/>
-                <w:sz w:val="16"/>
-                <w:szCs w:val="16"/>
-                <w:color w:val="000000"/>
-              </w:rPr>
-            </w:pPr>
-            <w:r xmlns:w="http://schemas.openxmlformats.org/wordprocessingml/2006/main" xmlns:wp="http://schemas.openxmlformats.org/drawingml/2006/wordprocessingDrawing" xmlns:r="http://schemas.openxmlformats.org/officeDocument/2006/relationships" xmlns:w14="http://schemas.microsoft.com/office/word/2010/wordml">
-              <w:rPr>
-                <w:rFonts w:ascii="Times New Roman" w:hAnsi="Times New Roman" w:eastAsia="Times New Roman" w:cs="Times New Roman"/>
-                <w:i w:val="false"/>
-                <w:b w:val="true"/>
-                <w:u w:val="none"/>
-                <w:strike w:val="false"/>
-                <w:sz w:val="16"/>
-                <w:szCs w:val="16"/>
+              <w:spacing w:after="0" w:before="0" w:line="240"/>
+              <w:ind w:left="100" w:right="100" w:firstLine="0" w:firstLineChars="0"/>
+              <w:rPr>
+                <w:rFonts w:ascii="Times New Roman" w:hAnsi="Times New Roman" w:eastAsia="Times New Roman" w:cs="Times New Roman"/>
+                <w:i w:val="false"/>
+                <w:b w:val="true"/>
+                <w:u w:val="none"/>
+                <w:strike w:val="false"/>
+                <w:sz w:val="14"/>
+                <w:szCs w:val="14"/>
+                <w:color w:val="000000"/>
+              </w:rPr>
+            </w:pPr>
+            <w:r xmlns:w="http://schemas.openxmlformats.org/wordprocessingml/2006/main" xmlns:wp="http://schemas.openxmlformats.org/drawingml/2006/wordprocessingDrawing" xmlns:r="http://schemas.openxmlformats.org/officeDocument/2006/relationships" xmlns:w14="http://schemas.microsoft.com/office/word/2010/wordml">
+              <w:rPr>
+                <w:rFonts w:ascii="Times New Roman" w:hAnsi="Times New Roman" w:eastAsia="Times New Roman" w:cs="Times New Roman"/>
+                <w:i w:val="false"/>
+                <w:b w:val="true"/>
+                <w:u w:val="none"/>
+                <w:strike w:val="false"/>
+                <w:sz w:val="14"/>
+                <w:szCs w:val="14"/>
                 <w:color w:val="000000"/>
               </w:rPr>
               <w:t xml:space="preserve">-5,6</w:t>
@@ -5766,28 +5766,28 @@
                 <w:left w:val="none" w:sz="0" w:space="0" w:color="000000"/>
                 <w:right w:val="none" w:sz="0" w:space="0" w:color="000000"/>
               </w:pBdr>
-              <w:spacing w:after="36" w:before="36" w:line="240"/>
-              <w:ind w:left="100" w:right="100" w:firstLine="0" w:firstLineChars="0"/>
-              <w:rPr>
-                <w:rFonts w:ascii="Times New Roman" w:hAnsi="Times New Roman" w:eastAsia="Times New Roman" w:cs="Times New Roman"/>
-                <w:i w:val="false"/>
-                <w:b w:val="true"/>
-                <w:u w:val="none"/>
-                <w:strike w:val="false"/>
-                <w:sz w:val="16"/>
-                <w:szCs w:val="16"/>
-                <w:color w:val="000000"/>
-              </w:rPr>
-            </w:pPr>
-            <w:r xmlns:w="http://schemas.openxmlformats.org/wordprocessingml/2006/main" xmlns:wp="http://schemas.openxmlformats.org/drawingml/2006/wordprocessingDrawing" xmlns:r="http://schemas.openxmlformats.org/officeDocument/2006/relationships" xmlns:w14="http://schemas.microsoft.com/office/word/2010/wordml">
-              <w:rPr>
-                <w:rFonts w:ascii="Times New Roman" w:hAnsi="Times New Roman" w:eastAsia="Times New Roman" w:cs="Times New Roman"/>
-                <w:i w:val="false"/>
-                <w:b w:val="true"/>
-                <w:u w:val="none"/>
-                <w:strike w:val="false"/>
-                <w:sz w:val="16"/>
-                <w:szCs w:val="16"/>
+              <w:spacing w:after="0" w:before="0" w:line="240"/>
+              <w:ind w:left="100" w:right="100" w:firstLine="0" w:firstLineChars="0"/>
+              <w:rPr>
+                <w:rFonts w:ascii="Times New Roman" w:hAnsi="Times New Roman" w:eastAsia="Times New Roman" w:cs="Times New Roman"/>
+                <w:i w:val="false"/>
+                <w:b w:val="true"/>
+                <w:u w:val="none"/>
+                <w:strike w:val="false"/>
+                <w:sz w:val="14"/>
+                <w:szCs w:val="14"/>
+                <w:color w:val="000000"/>
+              </w:rPr>
+            </w:pPr>
+            <w:r xmlns:w="http://schemas.openxmlformats.org/wordprocessingml/2006/main" xmlns:wp="http://schemas.openxmlformats.org/drawingml/2006/wordprocessingDrawing" xmlns:r="http://schemas.openxmlformats.org/officeDocument/2006/relationships" xmlns:w14="http://schemas.microsoft.com/office/word/2010/wordml">
+              <w:rPr>
+                <w:rFonts w:ascii="Times New Roman" w:hAnsi="Times New Roman" w:eastAsia="Times New Roman" w:cs="Times New Roman"/>
+                <w:i w:val="false"/>
+                <w:b w:val="true"/>
+                <w:u w:val="none"/>
+                <w:strike w:val="false"/>
+                <w:sz w:val="14"/>
+                <w:szCs w:val="14"/>
                 <w:color w:val="000000"/>
               </w:rPr>
               <w:t xml:space="preserve">-1,6</w:t>
@@ -5820,28 +5820,28 @@
                 <w:left w:val="none" w:sz="0" w:space="0" w:color="000000"/>
                 <w:right w:val="none" w:sz="0" w:space="0" w:color="000000"/>
               </w:pBdr>
-              <w:spacing w:after="36" w:before="36" w:line="240"/>
-              <w:ind w:left="100" w:right="100" w:firstLine="0" w:firstLineChars="0"/>
-              <w:rPr>
-                <w:rFonts w:ascii="Times New Roman" w:hAnsi="Times New Roman" w:eastAsia="Times New Roman" w:cs="Times New Roman"/>
-                <w:i w:val="false"/>
-                <w:b w:val="true"/>
-                <w:u w:val="none"/>
-                <w:strike w:val="false"/>
-                <w:sz w:val="16"/>
-                <w:szCs w:val="16"/>
-                <w:color w:val="000000"/>
-              </w:rPr>
-            </w:pPr>
-            <w:r xmlns:w="http://schemas.openxmlformats.org/wordprocessingml/2006/main" xmlns:wp="http://schemas.openxmlformats.org/drawingml/2006/wordprocessingDrawing" xmlns:r="http://schemas.openxmlformats.org/officeDocument/2006/relationships" xmlns:w14="http://schemas.microsoft.com/office/word/2010/wordml">
-              <w:rPr>
-                <w:rFonts w:ascii="Times New Roman" w:hAnsi="Times New Roman" w:eastAsia="Times New Roman" w:cs="Times New Roman"/>
-                <w:i w:val="false"/>
-                <w:b w:val="true"/>
-                <w:u w:val="none"/>
-                <w:strike w:val="false"/>
-                <w:sz w:val="16"/>
-                <w:szCs w:val="16"/>
+              <w:spacing w:after="0" w:before="0" w:line="240"/>
+              <w:ind w:left="100" w:right="100" w:firstLine="0" w:firstLineChars="0"/>
+              <w:rPr>
+                <w:rFonts w:ascii="Times New Roman" w:hAnsi="Times New Roman" w:eastAsia="Times New Roman" w:cs="Times New Roman"/>
+                <w:i w:val="false"/>
+                <w:b w:val="true"/>
+                <w:u w:val="none"/>
+                <w:strike w:val="false"/>
+                <w:sz w:val="14"/>
+                <w:szCs w:val="14"/>
+                <w:color w:val="000000"/>
+              </w:rPr>
+            </w:pPr>
+            <w:r xmlns:w="http://schemas.openxmlformats.org/wordprocessingml/2006/main" xmlns:wp="http://schemas.openxmlformats.org/drawingml/2006/wordprocessingDrawing" xmlns:r="http://schemas.openxmlformats.org/officeDocument/2006/relationships" xmlns:w14="http://schemas.microsoft.com/office/word/2010/wordml">
+              <w:rPr>
+                <w:rFonts w:ascii="Times New Roman" w:hAnsi="Times New Roman" w:eastAsia="Times New Roman" w:cs="Times New Roman"/>
+                <w:i w:val="false"/>
+                <w:b w:val="true"/>
+                <w:u w:val="none"/>
+                <w:strike w:val="false"/>
+                <w:sz w:val="14"/>
+                <w:szCs w:val="14"/>
                 <w:color w:val="000000"/>
               </w:rPr>
               <w:t xml:space="preserve">0,4</w:t>
@@ -5874,28 +5874,28 @@
                 <w:left w:val="none" w:sz="0" w:space="0" w:color="000000"/>
                 <w:right w:val="none" w:sz="0" w:space="0" w:color="000000"/>
               </w:pBdr>
-              <w:spacing w:after="36" w:before="36" w:line="240"/>
-              <w:ind w:left="100" w:right="100" w:firstLine="0" w:firstLineChars="0"/>
-              <w:rPr>
-                <w:rFonts w:ascii="Times New Roman" w:hAnsi="Times New Roman" w:eastAsia="Times New Roman" w:cs="Times New Roman"/>
-                <w:i w:val="false"/>
-                <w:b w:val="true"/>
-                <w:u w:val="none"/>
-                <w:strike w:val="false"/>
-                <w:sz w:val="16"/>
-                <w:szCs w:val="16"/>
-                <w:color w:val="000000"/>
-              </w:rPr>
-            </w:pPr>
-            <w:r xmlns:w="http://schemas.openxmlformats.org/wordprocessingml/2006/main" xmlns:wp="http://schemas.openxmlformats.org/drawingml/2006/wordprocessingDrawing" xmlns:r="http://schemas.openxmlformats.org/officeDocument/2006/relationships" xmlns:w14="http://schemas.microsoft.com/office/word/2010/wordml">
-              <w:rPr>
-                <w:rFonts w:ascii="Times New Roman" w:hAnsi="Times New Roman" w:eastAsia="Times New Roman" w:cs="Times New Roman"/>
-                <w:i w:val="false"/>
-                <w:b w:val="true"/>
-                <w:u w:val="none"/>
-                <w:strike w:val="false"/>
-                <w:sz w:val="16"/>
-                <w:szCs w:val="16"/>
+              <w:spacing w:after="0" w:before="0" w:line="240"/>
+              <w:ind w:left="100" w:right="100" w:firstLine="0" w:firstLineChars="0"/>
+              <w:rPr>
+                <w:rFonts w:ascii="Times New Roman" w:hAnsi="Times New Roman" w:eastAsia="Times New Roman" w:cs="Times New Roman"/>
+                <w:i w:val="false"/>
+                <w:b w:val="true"/>
+                <w:u w:val="none"/>
+                <w:strike w:val="false"/>
+                <w:sz w:val="14"/>
+                <w:szCs w:val="14"/>
+                <w:color w:val="000000"/>
+              </w:rPr>
+            </w:pPr>
+            <w:r xmlns:w="http://schemas.openxmlformats.org/wordprocessingml/2006/main" xmlns:wp="http://schemas.openxmlformats.org/drawingml/2006/wordprocessingDrawing" xmlns:r="http://schemas.openxmlformats.org/officeDocument/2006/relationships" xmlns:w14="http://schemas.microsoft.com/office/word/2010/wordml">
+              <w:rPr>
+                <w:rFonts w:ascii="Times New Roman" w:hAnsi="Times New Roman" w:eastAsia="Times New Roman" w:cs="Times New Roman"/>
+                <w:i w:val="false"/>
+                <w:b w:val="true"/>
+                <w:u w:val="none"/>
+                <w:strike w:val="false"/>
+                <w:sz w:val="14"/>
+                <w:szCs w:val="14"/>
                 <w:color w:val="000000"/>
               </w:rPr>
               <w:t xml:space="preserve">114,3</w:t>
@@ -5928,28 +5928,28 @@
                 <w:left w:val="none" w:sz="0" w:space="0" w:color="000000"/>
                 <w:right w:val="none" w:sz="0" w:space="0" w:color="000000"/>
               </w:pBdr>
-              <w:spacing w:after="36" w:before="36" w:line="240"/>
-              <w:ind w:left="100" w:right="100" w:firstLine="0" w:firstLineChars="0"/>
-              <w:rPr>
-                <w:rFonts w:ascii="Times New Roman" w:hAnsi="Times New Roman" w:eastAsia="Times New Roman" w:cs="Times New Roman"/>
-                <w:i w:val="false"/>
-                <w:b w:val="true"/>
-                <w:u w:val="none"/>
-                <w:strike w:val="false"/>
-                <w:sz w:val="16"/>
-                <w:szCs w:val="16"/>
-                <w:color w:val="000000"/>
-              </w:rPr>
-            </w:pPr>
-            <w:r xmlns:w="http://schemas.openxmlformats.org/wordprocessingml/2006/main" xmlns:wp="http://schemas.openxmlformats.org/drawingml/2006/wordprocessingDrawing" xmlns:r="http://schemas.openxmlformats.org/officeDocument/2006/relationships" xmlns:w14="http://schemas.microsoft.com/office/word/2010/wordml">
-              <w:rPr>
-                <w:rFonts w:ascii="Times New Roman" w:hAnsi="Times New Roman" w:eastAsia="Times New Roman" w:cs="Times New Roman"/>
-                <w:i w:val="false"/>
-                <w:b w:val="true"/>
-                <w:u w:val="none"/>
-                <w:strike w:val="false"/>
-                <w:sz w:val="16"/>
-                <w:szCs w:val="16"/>
+              <w:spacing w:after="0" w:before="0" w:line="240"/>
+              <w:ind w:left="100" w:right="100" w:firstLine="0" w:firstLineChars="0"/>
+              <w:rPr>
+                <w:rFonts w:ascii="Times New Roman" w:hAnsi="Times New Roman" w:eastAsia="Times New Roman" w:cs="Times New Roman"/>
+                <w:i w:val="false"/>
+                <w:b w:val="true"/>
+                <w:u w:val="none"/>
+                <w:strike w:val="false"/>
+                <w:sz w:val="14"/>
+                <w:szCs w:val="14"/>
+                <w:color w:val="000000"/>
+              </w:rPr>
+            </w:pPr>
+            <w:r xmlns:w="http://schemas.openxmlformats.org/wordprocessingml/2006/main" xmlns:wp="http://schemas.openxmlformats.org/drawingml/2006/wordprocessingDrawing" xmlns:r="http://schemas.openxmlformats.org/officeDocument/2006/relationships" xmlns:w14="http://schemas.microsoft.com/office/word/2010/wordml">
+              <w:rPr>
+                <w:rFonts w:ascii="Times New Roman" w:hAnsi="Times New Roman" w:eastAsia="Times New Roman" w:cs="Times New Roman"/>
+                <w:i w:val="false"/>
+                <w:b w:val="true"/>
+                <w:u w:val="none"/>
+                <w:strike w:val="false"/>
+                <w:sz w:val="14"/>
+                <w:szCs w:val="14"/>
                 <w:color w:val="000000"/>
               </w:rPr>
               <w:t xml:space="preserve">113,9</w:t>
@@ -5982,28 +5982,28 @@
                 <w:left w:val="none" w:sz="0" w:space="0" w:color="000000"/>
                 <w:right w:val="none" w:sz="0" w:space="0" w:color="000000"/>
               </w:pBdr>
-              <w:spacing w:after="36" w:before="36" w:line="240"/>
-              <w:ind w:left="100" w:right="100" w:firstLine="0" w:firstLineChars="0"/>
-              <w:rPr>
-                <w:rFonts w:ascii="Times New Roman" w:hAnsi="Times New Roman" w:eastAsia="Times New Roman" w:cs="Times New Roman"/>
-                <w:i w:val="false"/>
-                <w:b w:val="true"/>
-                <w:u w:val="none"/>
-                <w:strike w:val="false"/>
-                <w:sz w:val="16"/>
-                <w:szCs w:val="16"/>
-                <w:color w:val="000000"/>
-              </w:rPr>
-            </w:pPr>
-            <w:r xmlns:w="http://schemas.openxmlformats.org/wordprocessingml/2006/main" xmlns:wp="http://schemas.openxmlformats.org/drawingml/2006/wordprocessingDrawing" xmlns:r="http://schemas.openxmlformats.org/officeDocument/2006/relationships" xmlns:w14="http://schemas.microsoft.com/office/word/2010/wordml">
-              <w:rPr>
-                <w:rFonts w:ascii="Times New Roman" w:hAnsi="Times New Roman" w:eastAsia="Times New Roman" w:cs="Times New Roman"/>
-                <w:i w:val="false"/>
-                <w:b w:val="true"/>
-                <w:u w:val="none"/>
-                <w:strike w:val="false"/>
-                <w:sz w:val="16"/>
-                <w:szCs w:val="16"/>
+              <w:spacing w:after="0" w:before="0" w:line="240"/>
+              <w:ind w:left="100" w:right="100" w:firstLine="0" w:firstLineChars="0"/>
+              <w:rPr>
+                <w:rFonts w:ascii="Times New Roman" w:hAnsi="Times New Roman" w:eastAsia="Times New Roman" w:cs="Times New Roman"/>
+                <w:i w:val="false"/>
+                <w:b w:val="true"/>
+                <w:u w:val="none"/>
+                <w:strike w:val="false"/>
+                <w:sz w:val="14"/>
+                <w:szCs w:val="14"/>
+                <w:color w:val="000000"/>
+              </w:rPr>
+            </w:pPr>
+            <w:r xmlns:w="http://schemas.openxmlformats.org/wordprocessingml/2006/main" xmlns:wp="http://schemas.openxmlformats.org/drawingml/2006/wordprocessingDrawing" xmlns:r="http://schemas.openxmlformats.org/officeDocument/2006/relationships" xmlns:w14="http://schemas.microsoft.com/office/word/2010/wordml">
+              <w:rPr>
+                <w:rFonts w:ascii="Times New Roman" w:hAnsi="Times New Roman" w:eastAsia="Times New Roman" w:cs="Times New Roman"/>
+                <w:i w:val="false"/>
+                <w:b w:val="true"/>
+                <w:u w:val="none"/>
+                <w:strike w:val="false"/>
+                <w:sz w:val="14"/>
+                <w:szCs w:val="14"/>
                 <w:color w:val="000000"/>
               </w:rPr>
               <w:t xml:space="preserve">116,8</w:t>
@@ -6036,28 +6036,28 @@
                 <w:left w:val="none" w:sz="0" w:space="0" w:color="000000"/>
                 <w:right w:val="none" w:sz="0" w:space="0" w:color="000000"/>
               </w:pBdr>
-              <w:spacing w:after="36" w:before="36" w:line="240"/>
-              <w:ind w:left="100" w:right="100" w:firstLine="0" w:firstLineChars="0"/>
-              <w:rPr>
-                <w:rFonts w:ascii="Times New Roman" w:hAnsi="Times New Roman" w:eastAsia="Times New Roman" w:cs="Times New Roman"/>
-                <w:i w:val="false"/>
-                <w:b w:val="true"/>
-                <w:u w:val="none"/>
-                <w:strike w:val="false"/>
-                <w:sz w:val="16"/>
-                <w:szCs w:val="16"/>
-                <w:color w:val="000000"/>
-              </w:rPr>
-            </w:pPr>
-            <w:r xmlns:w="http://schemas.openxmlformats.org/wordprocessingml/2006/main" xmlns:wp="http://schemas.openxmlformats.org/drawingml/2006/wordprocessingDrawing" xmlns:r="http://schemas.openxmlformats.org/officeDocument/2006/relationships" xmlns:w14="http://schemas.microsoft.com/office/word/2010/wordml">
-              <w:rPr>
-                <w:rFonts w:ascii="Times New Roman" w:hAnsi="Times New Roman" w:eastAsia="Times New Roman" w:cs="Times New Roman"/>
-                <w:i w:val="false"/>
-                <w:b w:val="true"/>
-                <w:u w:val="none"/>
-                <w:strike w:val="false"/>
-                <w:sz w:val="16"/>
-                <w:szCs w:val="16"/>
+              <w:spacing w:after="0" w:before="0" w:line="240"/>
+              <w:ind w:left="100" w:right="100" w:firstLine="0" w:firstLineChars="0"/>
+              <w:rPr>
+                <w:rFonts w:ascii="Times New Roman" w:hAnsi="Times New Roman" w:eastAsia="Times New Roman" w:cs="Times New Roman"/>
+                <w:i w:val="false"/>
+                <w:b w:val="true"/>
+                <w:u w:val="none"/>
+                <w:strike w:val="false"/>
+                <w:sz w:val="14"/>
+                <w:szCs w:val="14"/>
+                <w:color w:val="000000"/>
+              </w:rPr>
+            </w:pPr>
+            <w:r xmlns:w="http://schemas.openxmlformats.org/wordprocessingml/2006/main" xmlns:wp="http://schemas.openxmlformats.org/drawingml/2006/wordprocessingDrawing" xmlns:r="http://schemas.openxmlformats.org/officeDocument/2006/relationships" xmlns:w14="http://schemas.microsoft.com/office/word/2010/wordml">
+              <w:rPr>
+                <w:rFonts w:ascii="Times New Roman" w:hAnsi="Times New Roman" w:eastAsia="Times New Roman" w:cs="Times New Roman"/>
+                <w:i w:val="false"/>
+                <w:b w:val="true"/>
+                <w:u w:val="none"/>
+                <w:strike w:val="false"/>
+                <w:sz w:val="14"/>
+                <w:szCs w:val="14"/>
                 <w:color w:val="000000"/>
               </w:rPr>
               <w:t xml:space="preserve">116,2</w:t>
@@ -6090,28 +6090,28 @@
                 <w:left w:val="none" w:sz="0" w:space="0" w:color="000000"/>
                 <w:right w:val="none" w:sz="0" w:space="0" w:color="000000"/>
               </w:pBdr>
-              <w:spacing w:after="36" w:before="36" w:line="240"/>
-              <w:ind w:left="100" w:right="100" w:firstLine="0" w:firstLineChars="0"/>
-              <w:rPr>
-                <w:rFonts w:ascii="Times New Roman" w:hAnsi="Times New Roman" w:eastAsia="Times New Roman" w:cs="Times New Roman"/>
-                <w:i w:val="false"/>
-                <w:b w:val="true"/>
-                <w:u w:val="none"/>
-                <w:strike w:val="false"/>
-                <w:sz w:val="16"/>
-                <w:szCs w:val="16"/>
-                <w:color w:val="000000"/>
-              </w:rPr>
-            </w:pPr>
-            <w:r xmlns:w="http://schemas.openxmlformats.org/wordprocessingml/2006/main" xmlns:wp="http://schemas.openxmlformats.org/drawingml/2006/wordprocessingDrawing" xmlns:r="http://schemas.openxmlformats.org/officeDocument/2006/relationships" xmlns:w14="http://schemas.microsoft.com/office/word/2010/wordml">
-              <w:rPr>
-                <w:rFonts w:ascii="Times New Roman" w:hAnsi="Times New Roman" w:eastAsia="Times New Roman" w:cs="Times New Roman"/>
-                <w:i w:val="false"/>
-                <w:b w:val="true"/>
-                <w:u w:val="none"/>
-                <w:strike w:val="false"/>
-                <w:sz w:val="16"/>
-                <w:szCs w:val="16"/>
+              <w:spacing w:after="0" w:before="0" w:line="240"/>
+              <w:ind w:left="100" w:right="100" w:firstLine="0" w:firstLineChars="0"/>
+              <w:rPr>
+                <w:rFonts w:ascii="Times New Roman" w:hAnsi="Times New Roman" w:eastAsia="Times New Roman" w:cs="Times New Roman"/>
+                <w:i w:val="false"/>
+                <w:b w:val="true"/>
+                <w:u w:val="none"/>
+                <w:strike w:val="false"/>
+                <w:sz w:val="14"/>
+                <w:szCs w:val="14"/>
+                <w:color w:val="000000"/>
+              </w:rPr>
+            </w:pPr>
+            <w:r xmlns:w="http://schemas.openxmlformats.org/wordprocessingml/2006/main" xmlns:wp="http://schemas.openxmlformats.org/drawingml/2006/wordprocessingDrawing" xmlns:r="http://schemas.openxmlformats.org/officeDocument/2006/relationships" xmlns:w14="http://schemas.microsoft.com/office/word/2010/wordml">
+              <w:rPr>
+                <w:rFonts w:ascii="Times New Roman" w:hAnsi="Times New Roman" w:eastAsia="Times New Roman" w:cs="Times New Roman"/>
+                <w:i w:val="false"/>
+                <w:b w:val="true"/>
+                <w:u w:val="none"/>
+                <w:strike w:val="false"/>
+                <w:sz w:val="14"/>
+                <w:szCs w:val="14"/>
                 <w:color w:val="000000"/>
               </w:rPr>
               <w:t xml:space="preserve">121,1</w:t>
@@ -6144,28 +6144,28 @@
                 <w:left w:val="none" w:sz="0" w:space="0" w:color="000000"/>
                 <w:right w:val="none" w:sz="0" w:space="0" w:color="000000"/>
               </w:pBdr>
-              <w:spacing w:after="36" w:before="36" w:line="240"/>
-              <w:ind w:left="100" w:right="100" w:firstLine="0" w:firstLineChars="0"/>
-              <w:rPr>
-                <w:rFonts w:ascii="Times New Roman" w:hAnsi="Times New Roman" w:eastAsia="Times New Roman" w:cs="Times New Roman"/>
-                <w:i w:val="false"/>
-                <w:b w:val="true"/>
-                <w:u w:val="none"/>
-                <w:strike w:val="false"/>
-                <w:sz w:val="16"/>
-                <w:szCs w:val="16"/>
-                <w:color w:val="000000"/>
-              </w:rPr>
-            </w:pPr>
-            <w:r xmlns:w="http://schemas.openxmlformats.org/wordprocessingml/2006/main" xmlns:wp="http://schemas.openxmlformats.org/drawingml/2006/wordprocessingDrawing" xmlns:r="http://schemas.openxmlformats.org/officeDocument/2006/relationships" xmlns:w14="http://schemas.microsoft.com/office/word/2010/wordml">
-              <w:rPr>
-                <w:rFonts w:ascii="Times New Roman" w:hAnsi="Times New Roman" w:eastAsia="Times New Roman" w:cs="Times New Roman"/>
-                <w:i w:val="false"/>
-                <w:b w:val="true"/>
-                <w:u w:val="none"/>
-                <w:strike w:val="false"/>
-                <w:sz w:val="16"/>
-                <w:szCs w:val="16"/>
+              <w:spacing w:after="0" w:before="0" w:line="240"/>
+              <w:ind w:left="100" w:right="100" w:firstLine="0" w:firstLineChars="0"/>
+              <w:rPr>
+                <w:rFonts w:ascii="Times New Roman" w:hAnsi="Times New Roman" w:eastAsia="Times New Roman" w:cs="Times New Roman"/>
+                <w:i w:val="false"/>
+                <w:b w:val="true"/>
+                <w:u w:val="none"/>
+                <w:strike w:val="false"/>
+                <w:sz w:val="14"/>
+                <w:szCs w:val="14"/>
+                <w:color w:val="000000"/>
+              </w:rPr>
+            </w:pPr>
+            <w:r xmlns:w="http://schemas.openxmlformats.org/wordprocessingml/2006/main" xmlns:wp="http://schemas.openxmlformats.org/drawingml/2006/wordprocessingDrawing" xmlns:r="http://schemas.openxmlformats.org/officeDocument/2006/relationships" xmlns:w14="http://schemas.microsoft.com/office/word/2010/wordml">
+              <w:rPr>
+                <w:rFonts w:ascii="Times New Roman" w:hAnsi="Times New Roman" w:eastAsia="Times New Roman" w:cs="Times New Roman"/>
+                <w:i w:val="false"/>
+                <w:b w:val="true"/>
+                <w:u w:val="none"/>
+                <w:strike w:val="false"/>
+                <w:sz w:val="14"/>
+                <w:szCs w:val="14"/>
                 <w:color w:val="000000"/>
               </w:rPr>
               <w:t xml:space="preserve">7,704</w:t>
@@ -6198,28 +6198,28 @@
                 <w:left w:val="none" w:sz="0" w:space="0" w:color="000000"/>
                 <w:right w:val="none" w:sz="0" w:space="0" w:color="000000"/>
               </w:pBdr>
-              <w:spacing w:after="36" w:before="36" w:line="240"/>
-              <w:ind w:left="100" w:right="100" w:firstLine="0" w:firstLineChars="0"/>
-              <w:rPr>
-                <w:rFonts w:ascii="Times New Roman" w:hAnsi="Times New Roman" w:eastAsia="Times New Roman" w:cs="Times New Roman"/>
-                <w:i w:val="false"/>
-                <w:b w:val="true"/>
-                <w:u w:val="none"/>
-                <w:strike w:val="false"/>
-                <w:sz w:val="16"/>
-                <w:szCs w:val="16"/>
-                <w:color w:val="000000"/>
-              </w:rPr>
-            </w:pPr>
-            <w:r xmlns:w="http://schemas.openxmlformats.org/wordprocessingml/2006/main" xmlns:wp="http://schemas.openxmlformats.org/drawingml/2006/wordprocessingDrawing" xmlns:r="http://schemas.openxmlformats.org/officeDocument/2006/relationships" xmlns:w14="http://schemas.microsoft.com/office/word/2010/wordml">
-              <w:rPr>
-                <w:rFonts w:ascii="Times New Roman" w:hAnsi="Times New Roman" w:eastAsia="Times New Roman" w:cs="Times New Roman"/>
-                <w:i w:val="false"/>
-                <w:b w:val="true"/>
-                <w:u w:val="none"/>
-                <w:strike w:val="false"/>
-                <w:sz w:val="16"/>
-                <w:szCs w:val="16"/>
+              <w:spacing w:after="0" w:before="0" w:line="240"/>
+              <w:ind w:left="100" w:right="100" w:firstLine="0" w:firstLineChars="0"/>
+              <w:rPr>
+                <w:rFonts w:ascii="Times New Roman" w:hAnsi="Times New Roman" w:eastAsia="Times New Roman" w:cs="Times New Roman"/>
+                <w:i w:val="false"/>
+                <w:b w:val="true"/>
+                <w:u w:val="none"/>
+                <w:strike w:val="false"/>
+                <w:sz w:val="14"/>
+                <w:szCs w:val="14"/>
+                <w:color w:val="000000"/>
+              </w:rPr>
+            </w:pPr>
+            <w:r xmlns:w="http://schemas.openxmlformats.org/wordprocessingml/2006/main" xmlns:wp="http://schemas.openxmlformats.org/drawingml/2006/wordprocessingDrawing" xmlns:r="http://schemas.openxmlformats.org/officeDocument/2006/relationships" xmlns:w14="http://schemas.microsoft.com/office/word/2010/wordml">
+              <w:rPr>
+                <w:rFonts w:ascii="Times New Roman" w:hAnsi="Times New Roman" w:eastAsia="Times New Roman" w:cs="Times New Roman"/>
+                <w:i w:val="false"/>
+                <w:b w:val="true"/>
+                <w:u w:val="none"/>
+                <w:strike w:val="false"/>
+                <w:sz w:val="14"/>
+                <w:szCs w:val="14"/>
                 <w:color w:val="000000"/>
               </w:rPr>
               <w:t xml:space="preserve">07 - النقل</w:t>
@@ -6258,28 +6258,28 @@
                 <w:left w:val="none" w:sz="0" w:space="0" w:color="000000"/>
                 <w:right w:val="none" w:sz="0" w:space="0" w:color="000000"/>
               </w:pBdr>
-              <w:spacing w:after="36" w:before="36" w:line="240"/>
-              <w:ind w:left="100" w:right="100" w:firstLine="0" w:firstLineChars="0"/>
-              <w:rPr>
-                <w:rFonts w:ascii="Times New Roman" w:hAnsi="Times New Roman" w:eastAsia="Times New Roman" w:cs="Times New Roman"/>
-                <w:i w:val="false"/>
-                <w:b w:val="true"/>
-                <w:u w:val="none"/>
-                <w:strike w:val="false"/>
-                <w:sz w:val="16"/>
-                <w:szCs w:val="16"/>
-                <w:color w:val="000000"/>
-              </w:rPr>
-            </w:pPr>
-            <w:r xmlns:w="http://schemas.openxmlformats.org/wordprocessingml/2006/main" xmlns:wp="http://schemas.openxmlformats.org/drawingml/2006/wordprocessingDrawing" xmlns:r="http://schemas.openxmlformats.org/officeDocument/2006/relationships" xmlns:w14="http://schemas.microsoft.com/office/word/2010/wordml">
-              <w:rPr>
-                <w:rFonts w:ascii="Times New Roman" w:hAnsi="Times New Roman" w:eastAsia="Times New Roman" w:cs="Times New Roman"/>
-                <w:i w:val="false"/>
-                <w:b w:val="true"/>
-                <w:u w:val="none"/>
-                <w:strike w:val="false"/>
-                <w:sz w:val="16"/>
-                <w:szCs w:val="16"/>
+              <w:spacing w:after="0" w:before="0" w:line="240"/>
+              <w:ind w:left="100" w:right="100" w:firstLine="0" w:firstLineChars="0"/>
+              <w:rPr>
+                <w:rFonts w:ascii="Times New Roman" w:hAnsi="Times New Roman" w:eastAsia="Times New Roman" w:cs="Times New Roman"/>
+                <w:i w:val="false"/>
+                <w:b w:val="true"/>
+                <w:u w:val="none"/>
+                <w:strike w:val="false"/>
+                <w:sz w:val="14"/>
+                <w:szCs w:val="14"/>
+                <w:color w:val="000000"/>
+              </w:rPr>
+            </w:pPr>
+            <w:r xmlns:w="http://schemas.openxmlformats.org/wordprocessingml/2006/main" xmlns:wp="http://schemas.openxmlformats.org/drawingml/2006/wordprocessingDrawing" xmlns:r="http://schemas.openxmlformats.org/officeDocument/2006/relationships" xmlns:w14="http://schemas.microsoft.com/office/word/2010/wordml">
+              <w:rPr>
+                <w:rFonts w:ascii="Times New Roman" w:hAnsi="Times New Roman" w:eastAsia="Times New Roman" w:cs="Times New Roman"/>
+                <w:i w:val="false"/>
+                <w:b w:val="true"/>
+                <w:u w:val="none"/>
+                <w:strike w:val="false"/>
+                <w:sz w:val="14"/>
+                <w:szCs w:val="14"/>
                 <w:color w:val="000000"/>
               </w:rPr>
               <w:t xml:space="preserve">-0,2</w:t>
@@ -6312,28 +6312,28 @@
                 <w:left w:val="none" w:sz="0" w:space="0" w:color="000000"/>
                 <w:right w:val="none" w:sz="0" w:space="0" w:color="000000"/>
               </w:pBdr>
-              <w:spacing w:after="36" w:before="36" w:line="240"/>
-              <w:ind w:left="100" w:right="100" w:firstLine="0" w:firstLineChars="0"/>
-              <w:rPr>
-                <w:rFonts w:ascii="Times New Roman" w:hAnsi="Times New Roman" w:eastAsia="Times New Roman" w:cs="Times New Roman"/>
-                <w:i w:val="false"/>
-                <w:b w:val="true"/>
-                <w:u w:val="none"/>
-                <w:strike w:val="false"/>
-                <w:sz w:val="16"/>
-                <w:szCs w:val="16"/>
-                <w:color w:val="000000"/>
-              </w:rPr>
-            </w:pPr>
-            <w:r xmlns:w="http://schemas.openxmlformats.org/wordprocessingml/2006/main" xmlns:wp="http://schemas.openxmlformats.org/drawingml/2006/wordprocessingDrawing" xmlns:r="http://schemas.openxmlformats.org/officeDocument/2006/relationships" xmlns:w14="http://schemas.microsoft.com/office/word/2010/wordml">
-              <w:rPr>
-                <w:rFonts w:ascii="Times New Roman" w:hAnsi="Times New Roman" w:eastAsia="Times New Roman" w:cs="Times New Roman"/>
-                <w:i w:val="false"/>
-                <w:b w:val="true"/>
-                <w:u w:val="none"/>
-                <w:strike w:val="false"/>
-                <w:sz w:val="16"/>
-                <w:szCs w:val="16"/>
+              <w:spacing w:after="0" w:before="0" w:line="240"/>
+              <w:ind w:left="100" w:right="100" w:firstLine="0" w:firstLineChars="0"/>
+              <w:rPr>
+                <w:rFonts w:ascii="Times New Roman" w:hAnsi="Times New Roman" w:eastAsia="Times New Roman" w:cs="Times New Roman"/>
+                <w:i w:val="false"/>
+                <w:b w:val="true"/>
+                <w:u w:val="none"/>
+                <w:strike w:val="false"/>
+                <w:sz w:val="14"/>
+                <w:szCs w:val="14"/>
+                <w:color w:val="000000"/>
+              </w:rPr>
+            </w:pPr>
+            <w:r xmlns:w="http://schemas.openxmlformats.org/wordprocessingml/2006/main" xmlns:wp="http://schemas.openxmlformats.org/drawingml/2006/wordprocessingDrawing" xmlns:r="http://schemas.openxmlformats.org/officeDocument/2006/relationships" xmlns:w14="http://schemas.microsoft.com/office/word/2010/wordml">
+              <w:rPr>
+                <w:rFonts w:ascii="Times New Roman" w:hAnsi="Times New Roman" w:eastAsia="Times New Roman" w:cs="Times New Roman"/>
+                <w:i w:val="false"/>
+                <w:b w:val="true"/>
+                <w:u w:val="none"/>
+                <w:strike w:val="false"/>
+                <w:sz w:val="14"/>
+                <w:szCs w:val="14"/>
                 <w:color w:val="000000"/>
               </w:rPr>
               <w:t xml:space="preserve">0,0</w:t>
@@ -6366,28 +6366,28 @@
                 <w:left w:val="none" w:sz="0" w:space="0" w:color="000000"/>
                 <w:right w:val="none" w:sz="0" w:space="0" w:color="000000"/>
               </w:pBdr>
-              <w:spacing w:after="36" w:before="36" w:line="240"/>
-              <w:ind w:left="100" w:right="100" w:firstLine="0" w:firstLineChars="0"/>
-              <w:rPr>
-                <w:rFonts w:ascii="Times New Roman" w:hAnsi="Times New Roman" w:eastAsia="Times New Roman" w:cs="Times New Roman"/>
-                <w:i w:val="false"/>
-                <w:b w:val="true"/>
-                <w:u w:val="none"/>
-                <w:strike w:val="false"/>
-                <w:sz w:val="16"/>
-                <w:szCs w:val="16"/>
-                <w:color w:val="000000"/>
-              </w:rPr>
-            </w:pPr>
-            <w:r xmlns:w="http://schemas.openxmlformats.org/wordprocessingml/2006/main" xmlns:wp="http://schemas.openxmlformats.org/drawingml/2006/wordprocessingDrawing" xmlns:r="http://schemas.openxmlformats.org/officeDocument/2006/relationships" xmlns:w14="http://schemas.microsoft.com/office/word/2010/wordml">
-              <w:rPr>
-                <w:rFonts w:ascii="Times New Roman" w:hAnsi="Times New Roman" w:eastAsia="Times New Roman" w:cs="Times New Roman"/>
-                <w:i w:val="false"/>
-                <w:b w:val="true"/>
-                <w:u w:val="none"/>
-                <w:strike w:val="false"/>
-                <w:sz w:val="16"/>
-                <w:szCs w:val="16"/>
+              <w:spacing w:after="0" w:before="0" w:line="240"/>
+              <w:ind w:left="100" w:right="100" w:firstLine="0" w:firstLineChars="0"/>
+              <w:rPr>
+                <w:rFonts w:ascii="Times New Roman" w:hAnsi="Times New Roman" w:eastAsia="Times New Roman" w:cs="Times New Roman"/>
+                <w:i w:val="false"/>
+                <w:b w:val="true"/>
+                <w:u w:val="none"/>
+                <w:strike w:val="false"/>
+                <w:sz w:val="14"/>
+                <w:szCs w:val="14"/>
+                <w:color w:val="000000"/>
+              </w:rPr>
+            </w:pPr>
+            <w:r xmlns:w="http://schemas.openxmlformats.org/wordprocessingml/2006/main" xmlns:wp="http://schemas.openxmlformats.org/drawingml/2006/wordprocessingDrawing" xmlns:r="http://schemas.openxmlformats.org/officeDocument/2006/relationships" xmlns:w14="http://schemas.microsoft.com/office/word/2010/wordml">
+              <w:rPr>
+                <w:rFonts w:ascii="Times New Roman" w:hAnsi="Times New Roman" w:eastAsia="Times New Roman" w:cs="Times New Roman"/>
+                <w:i w:val="false"/>
+                <w:b w:val="true"/>
+                <w:u w:val="none"/>
+                <w:strike w:val="false"/>
+                <w:sz w:val="14"/>
+                <w:szCs w:val="14"/>
                 <w:color w:val="000000"/>
               </w:rPr>
               <w:t xml:space="preserve">0,0</w:t>
@@ -6420,28 +6420,28 @@
                 <w:left w:val="none" w:sz="0" w:space="0" w:color="000000"/>
                 <w:right w:val="none" w:sz="0" w:space="0" w:color="000000"/>
               </w:pBdr>
-              <w:spacing w:after="36" w:before="36" w:line="240"/>
-              <w:ind w:left="100" w:right="100" w:firstLine="0" w:firstLineChars="0"/>
-              <w:rPr>
-                <w:rFonts w:ascii="Times New Roman" w:hAnsi="Times New Roman" w:eastAsia="Times New Roman" w:cs="Times New Roman"/>
-                <w:i w:val="false"/>
-                <w:b w:val="true"/>
-                <w:u w:val="none"/>
-                <w:strike w:val="false"/>
-                <w:sz w:val="16"/>
-                <w:szCs w:val="16"/>
-                <w:color w:val="000000"/>
-              </w:rPr>
-            </w:pPr>
-            <w:r xmlns:w="http://schemas.openxmlformats.org/wordprocessingml/2006/main" xmlns:wp="http://schemas.openxmlformats.org/drawingml/2006/wordprocessingDrawing" xmlns:r="http://schemas.openxmlformats.org/officeDocument/2006/relationships" xmlns:w14="http://schemas.microsoft.com/office/word/2010/wordml">
-              <w:rPr>
-                <w:rFonts w:ascii="Times New Roman" w:hAnsi="Times New Roman" w:eastAsia="Times New Roman" w:cs="Times New Roman"/>
-                <w:i w:val="false"/>
-                <w:b w:val="true"/>
-                <w:u w:val="none"/>
-                <w:strike w:val="false"/>
-                <w:sz w:val="16"/>
-                <w:szCs w:val="16"/>
+              <w:spacing w:after="0" w:before="0" w:line="240"/>
+              <w:ind w:left="100" w:right="100" w:firstLine="0" w:firstLineChars="0"/>
+              <w:rPr>
+                <w:rFonts w:ascii="Times New Roman" w:hAnsi="Times New Roman" w:eastAsia="Times New Roman" w:cs="Times New Roman"/>
+                <w:i w:val="false"/>
+                <w:b w:val="true"/>
+                <w:u w:val="none"/>
+                <w:strike w:val="false"/>
+                <w:sz w:val="14"/>
+                <w:szCs w:val="14"/>
+                <w:color w:val="000000"/>
+              </w:rPr>
+            </w:pPr>
+            <w:r xmlns:w="http://schemas.openxmlformats.org/wordprocessingml/2006/main" xmlns:wp="http://schemas.openxmlformats.org/drawingml/2006/wordprocessingDrawing" xmlns:r="http://schemas.openxmlformats.org/officeDocument/2006/relationships" xmlns:w14="http://schemas.microsoft.com/office/word/2010/wordml">
+              <w:rPr>
+                <w:rFonts w:ascii="Times New Roman" w:hAnsi="Times New Roman" w:eastAsia="Times New Roman" w:cs="Times New Roman"/>
+                <w:i w:val="false"/>
+                <w:b w:val="true"/>
+                <w:u w:val="none"/>
+                <w:strike w:val="false"/>
+                <w:sz w:val="14"/>
+                <w:szCs w:val="14"/>
                 <w:color w:val="000000"/>
               </w:rPr>
               <w:t xml:space="preserve">101,4</w:t>
@@ -6474,28 +6474,28 @@
                 <w:left w:val="none" w:sz="0" w:space="0" w:color="000000"/>
                 <w:right w:val="none" w:sz="0" w:space="0" w:color="000000"/>
               </w:pBdr>
-              <w:spacing w:after="36" w:before="36" w:line="240"/>
-              <w:ind w:left="100" w:right="100" w:firstLine="0" w:firstLineChars="0"/>
-              <w:rPr>
-                <w:rFonts w:ascii="Times New Roman" w:hAnsi="Times New Roman" w:eastAsia="Times New Roman" w:cs="Times New Roman"/>
-                <w:i w:val="false"/>
-                <w:b w:val="true"/>
-                <w:u w:val="none"/>
-                <w:strike w:val="false"/>
-                <w:sz w:val="16"/>
-                <w:szCs w:val="16"/>
-                <w:color w:val="000000"/>
-              </w:rPr>
-            </w:pPr>
-            <w:r xmlns:w="http://schemas.openxmlformats.org/wordprocessingml/2006/main" xmlns:wp="http://schemas.openxmlformats.org/drawingml/2006/wordprocessingDrawing" xmlns:r="http://schemas.openxmlformats.org/officeDocument/2006/relationships" xmlns:w14="http://schemas.microsoft.com/office/word/2010/wordml">
-              <w:rPr>
-                <w:rFonts w:ascii="Times New Roman" w:hAnsi="Times New Roman" w:eastAsia="Times New Roman" w:cs="Times New Roman"/>
-                <w:i w:val="false"/>
-                <w:b w:val="true"/>
-                <w:u w:val="none"/>
-                <w:strike w:val="false"/>
-                <w:sz w:val="16"/>
-                <w:szCs w:val="16"/>
+              <w:spacing w:after="0" w:before="0" w:line="240"/>
+              <w:ind w:left="100" w:right="100" w:firstLine="0" w:firstLineChars="0"/>
+              <w:rPr>
+                <w:rFonts w:ascii="Times New Roman" w:hAnsi="Times New Roman" w:eastAsia="Times New Roman" w:cs="Times New Roman"/>
+                <w:i w:val="false"/>
+                <w:b w:val="true"/>
+                <w:u w:val="none"/>
+                <w:strike w:val="false"/>
+                <w:sz w:val="14"/>
+                <w:szCs w:val="14"/>
+                <w:color w:val="000000"/>
+              </w:rPr>
+            </w:pPr>
+            <w:r xmlns:w="http://schemas.openxmlformats.org/wordprocessingml/2006/main" xmlns:wp="http://schemas.openxmlformats.org/drawingml/2006/wordprocessingDrawing" xmlns:r="http://schemas.openxmlformats.org/officeDocument/2006/relationships" xmlns:w14="http://schemas.microsoft.com/office/word/2010/wordml">
+              <w:rPr>
+                <w:rFonts w:ascii="Times New Roman" w:hAnsi="Times New Roman" w:eastAsia="Times New Roman" w:cs="Times New Roman"/>
+                <w:i w:val="false"/>
+                <w:b w:val="true"/>
+                <w:u w:val="none"/>
+                <w:strike w:val="false"/>
+                <w:sz w:val="14"/>
+                <w:szCs w:val="14"/>
                 <w:color w:val="000000"/>
               </w:rPr>
               <w:t xml:space="preserve">101,4</w:t>
@@ -6528,28 +6528,28 @@
                 <w:left w:val="none" w:sz="0" w:space="0" w:color="000000"/>
                 <w:right w:val="none" w:sz="0" w:space="0" w:color="000000"/>
               </w:pBdr>
-              <w:spacing w:after="36" w:before="36" w:line="240"/>
-              <w:ind w:left="100" w:right="100" w:firstLine="0" w:firstLineChars="0"/>
-              <w:rPr>
-                <w:rFonts w:ascii="Times New Roman" w:hAnsi="Times New Roman" w:eastAsia="Times New Roman" w:cs="Times New Roman"/>
-                <w:i w:val="false"/>
-                <w:b w:val="true"/>
-                <w:u w:val="none"/>
-                <w:strike w:val="false"/>
-                <w:sz w:val="16"/>
-                <w:szCs w:val="16"/>
-                <w:color w:val="000000"/>
-              </w:rPr>
-            </w:pPr>
-            <w:r xmlns:w="http://schemas.openxmlformats.org/wordprocessingml/2006/main" xmlns:wp="http://schemas.openxmlformats.org/drawingml/2006/wordprocessingDrawing" xmlns:r="http://schemas.openxmlformats.org/officeDocument/2006/relationships" xmlns:w14="http://schemas.microsoft.com/office/word/2010/wordml">
-              <w:rPr>
-                <w:rFonts w:ascii="Times New Roman" w:hAnsi="Times New Roman" w:eastAsia="Times New Roman" w:cs="Times New Roman"/>
-                <w:i w:val="false"/>
-                <w:b w:val="true"/>
-                <w:u w:val="none"/>
-                <w:strike w:val="false"/>
-                <w:sz w:val="16"/>
-                <w:szCs w:val="16"/>
+              <w:spacing w:after="0" w:before="0" w:line="240"/>
+              <w:ind w:left="100" w:right="100" w:firstLine="0" w:firstLineChars="0"/>
+              <w:rPr>
+                <w:rFonts w:ascii="Times New Roman" w:hAnsi="Times New Roman" w:eastAsia="Times New Roman" w:cs="Times New Roman"/>
+                <w:i w:val="false"/>
+                <w:b w:val="true"/>
+                <w:u w:val="none"/>
+                <w:strike w:val="false"/>
+                <w:sz w:val="14"/>
+                <w:szCs w:val="14"/>
+                <w:color w:val="000000"/>
+              </w:rPr>
+            </w:pPr>
+            <w:r xmlns:w="http://schemas.openxmlformats.org/wordprocessingml/2006/main" xmlns:wp="http://schemas.openxmlformats.org/drawingml/2006/wordprocessingDrawing" xmlns:r="http://schemas.openxmlformats.org/officeDocument/2006/relationships" xmlns:w14="http://schemas.microsoft.com/office/word/2010/wordml">
+              <w:rPr>
+                <w:rFonts w:ascii="Times New Roman" w:hAnsi="Times New Roman" w:eastAsia="Times New Roman" w:cs="Times New Roman"/>
+                <w:i w:val="false"/>
+                <w:b w:val="true"/>
+                <w:u w:val="none"/>
+                <w:strike w:val="false"/>
+                <w:sz w:val="14"/>
+                <w:szCs w:val="14"/>
                 <w:color w:val="000000"/>
               </w:rPr>
               <w:t xml:space="preserve">101,4</w:t>
@@ -6582,28 +6582,28 @@
                 <w:left w:val="none" w:sz="0" w:space="0" w:color="000000"/>
                 <w:right w:val="none" w:sz="0" w:space="0" w:color="000000"/>
               </w:pBdr>
-              <w:spacing w:after="36" w:before="36" w:line="240"/>
-              <w:ind w:left="100" w:right="100" w:firstLine="0" w:firstLineChars="0"/>
-              <w:rPr>
-                <w:rFonts w:ascii="Times New Roman" w:hAnsi="Times New Roman" w:eastAsia="Times New Roman" w:cs="Times New Roman"/>
-                <w:i w:val="false"/>
-                <w:b w:val="true"/>
-                <w:u w:val="none"/>
-                <w:strike w:val="false"/>
-                <w:sz w:val="16"/>
-                <w:szCs w:val="16"/>
-                <w:color w:val="000000"/>
-              </w:rPr>
-            </w:pPr>
-            <w:r xmlns:w="http://schemas.openxmlformats.org/wordprocessingml/2006/main" xmlns:wp="http://schemas.openxmlformats.org/drawingml/2006/wordprocessingDrawing" xmlns:r="http://schemas.openxmlformats.org/officeDocument/2006/relationships" xmlns:w14="http://schemas.microsoft.com/office/word/2010/wordml">
-              <w:rPr>
-                <w:rFonts w:ascii="Times New Roman" w:hAnsi="Times New Roman" w:eastAsia="Times New Roman" w:cs="Times New Roman"/>
-                <w:i w:val="false"/>
-                <w:b w:val="true"/>
-                <w:u w:val="none"/>
-                <w:strike w:val="false"/>
-                <w:sz w:val="16"/>
-                <w:szCs w:val="16"/>
+              <w:spacing w:after="0" w:before="0" w:line="240"/>
+              <w:ind w:left="100" w:right="100" w:firstLine="0" w:firstLineChars="0"/>
+              <w:rPr>
+                <w:rFonts w:ascii="Times New Roman" w:hAnsi="Times New Roman" w:eastAsia="Times New Roman" w:cs="Times New Roman"/>
+                <w:i w:val="false"/>
+                <w:b w:val="true"/>
+                <w:u w:val="none"/>
+                <w:strike w:val="false"/>
+                <w:sz w:val="14"/>
+                <w:szCs w:val="14"/>
+                <w:color w:val="000000"/>
+              </w:rPr>
+            </w:pPr>
+            <w:r xmlns:w="http://schemas.openxmlformats.org/wordprocessingml/2006/main" xmlns:wp="http://schemas.openxmlformats.org/drawingml/2006/wordprocessingDrawing" xmlns:r="http://schemas.openxmlformats.org/officeDocument/2006/relationships" xmlns:w14="http://schemas.microsoft.com/office/word/2010/wordml">
+              <w:rPr>
+                <w:rFonts w:ascii="Times New Roman" w:hAnsi="Times New Roman" w:eastAsia="Times New Roman" w:cs="Times New Roman"/>
+                <w:i w:val="false"/>
+                <w:b w:val="true"/>
+                <w:u w:val="none"/>
+                <w:strike w:val="false"/>
+                <w:sz w:val="14"/>
+                <w:szCs w:val="14"/>
                 <w:color w:val="000000"/>
               </w:rPr>
               <w:t xml:space="preserve">101,4</w:t>
@@ -6636,28 +6636,28 @@
                 <w:left w:val="none" w:sz="0" w:space="0" w:color="000000"/>
                 <w:right w:val="none" w:sz="0" w:space="0" w:color="000000"/>
               </w:pBdr>
-              <w:spacing w:after="36" w:before="36" w:line="240"/>
-              <w:ind w:left="100" w:right="100" w:firstLine="0" w:firstLineChars="0"/>
-              <w:rPr>
-                <w:rFonts w:ascii="Times New Roman" w:hAnsi="Times New Roman" w:eastAsia="Times New Roman" w:cs="Times New Roman"/>
-                <w:i w:val="false"/>
-                <w:b w:val="true"/>
-                <w:u w:val="none"/>
-                <w:strike w:val="false"/>
-                <w:sz w:val="16"/>
-                <w:szCs w:val="16"/>
-                <w:color w:val="000000"/>
-              </w:rPr>
-            </w:pPr>
-            <w:r xmlns:w="http://schemas.openxmlformats.org/wordprocessingml/2006/main" xmlns:wp="http://schemas.openxmlformats.org/drawingml/2006/wordprocessingDrawing" xmlns:r="http://schemas.openxmlformats.org/officeDocument/2006/relationships" xmlns:w14="http://schemas.microsoft.com/office/word/2010/wordml">
-              <w:rPr>
-                <w:rFonts w:ascii="Times New Roman" w:hAnsi="Times New Roman" w:eastAsia="Times New Roman" w:cs="Times New Roman"/>
-                <w:i w:val="false"/>
-                <w:b w:val="true"/>
-                <w:u w:val="none"/>
-                <w:strike w:val="false"/>
-                <w:sz w:val="16"/>
-                <w:szCs w:val="16"/>
+              <w:spacing w:after="0" w:before="0" w:line="240"/>
+              <w:ind w:left="100" w:right="100" w:firstLine="0" w:firstLineChars="0"/>
+              <w:rPr>
+                <w:rFonts w:ascii="Times New Roman" w:hAnsi="Times New Roman" w:eastAsia="Times New Roman" w:cs="Times New Roman"/>
+                <w:i w:val="false"/>
+                <w:b w:val="true"/>
+                <w:u w:val="none"/>
+                <w:strike w:val="false"/>
+                <w:sz w:val="14"/>
+                <w:szCs w:val="14"/>
+                <w:color w:val="000000"/>
+              </w:rPr>
+            </w:pPr>
+            <w:r xmlns:w="http://schemas.openxmlformats.org/wordprocessingml/2006/main" xmlns:wp="http://schemas.openxmlformats.org/drawingml/2006/wordprocessingDrawing" xmlns:r="http://schemas.openxmlformats.org/officeDocument/2006/relationships" xmlns:w14="http://schemas.microsoft.com/office/word/2010/wordml">
+              <w:rPr>
+                <w:rFonts w:ascii="Times New Roman" w:hAnsi="Times New Roman" w:eastAsia="Times New Roman" w:cs="Times New Roman"/>
+                <w:i w:val="false"/>
+                <w:b w:val="true"/>
+                <w:u w:val="none"/>
+                <w:strike w:val="false"/>
+                <w:sz w:val="14"/>
+                <w:szCs w:val="14"/>
                 <w:color w:val="000000"/>
               </w:rPr>
               <w:t xml:space="preserve">101,6</w:t>
@@ -6690,28 +6690,28 @@
                 <w:left w:val="none" w:sz="0" w:space="0" w:color="000000"/>
                 <w:right w:val="none" w:sz="0" w:space="0" w:color="000000"/>
               </w:pBdr>
-              <w:spacing w:after="36" w:before="36" w:line="240"/>
-              <w:ind w:left="100" w:right="100" w:firstLine="0" w:firstLineChars="0"/>
-              <w:rPr>
-                <w:rFonts w:ascii="Times New Roman" w:hAnsi="Times New Roman" w:eastAsia="Times New Roman" w:cs="Times New Roman"/>
-                <w:i w:val="false"/>
-                <w:b w:val="true"/>
-                <w:u w:val="none"/>
-                <w:strike w:val="false"/>
-                <w:sz w:val="16"/>
-                <w:szCs w:val="16"/>
-                <w:color w:val="000000"/>
-              </w:rPr>
-            </w:pPr>
-            <w:r xmlns:w="http://schemas.openxmlformats.org/wordprocessingml/2006/main" xmlns:wp="http://schemas.openxmlformats.org/drawingml/2006/wordprocessingDrawing" xmlns:r="http://schemas.openxmlformats.org/officeDocument/2006/relationships" xmlns:w14="http://schemas.microsoft.com/office/word/2010/wordml">
-              <w:rPr>
-                <w:rFonts w:ascii="Times New Roman" w:hAnsi="Times New Roman" w:eastAsia="Times New Roman" w:cs="Times New Roman"/>
-                <w:i w:val="false"/>
-                <w:b w:val="true"/>
-                <w:u w:val="none"/>
-                <w:strike w:val="false"/>
-                <w:sz w:val="16"/>
-                <w:szCs w:val="16"/>
+              <w:spacing w:after="0" w:before="0" w:line="240"/>
+              <w:ind w:left="100" w:right="100" w:firstLine="0" w:firstLineChars="0"/>
+              <w:rPr>
+                <w:rFonts w:ascii="Times New Roman" w:hAnsi="Times New Roman" w:eastAsia="Times New Roman" w:cs="Times New Roman"/>
+                <w:i w:val="false"/>
+                <w:b w:val="true"/>
+                <w:u w:val="none"/>
+                <w:strike w:val="false"/>
+                <w:sz w:val="14"/>
+                <w:szCs w:val="14"/>
+                <w:color w:val="000000"/>
+              </w:rPr>
+            </w:pPr>
+            <w:r xmlns:w="http://schemas.openxmlformats.org/wordprocessingml/2006/main" xmlns:wp="http://schemas.openxmlformats.org/drawingml/2006/wordprocessingDrawing" xmlns:r="http://schemas.openxmlformats.org/officeDocument/2006/relationships" xmlns:w14="http://schemas.microsoft.com/office/word/2010/wordml">
+              <w:rPr>
+                <w:rFonts w:ascii="Times New Roman" w:hAnsi="Times New Roman" w:eastAsia="Times New Roman" w:cs="Times New Roman"/>
+                <w:i w:val="false"/>
+                <w:b w:val="true"/>
+                <w:u w:val="none"/>
+                <w:strike w:val="false"/>
+                <w:sz w:val="14"/>
+                <w:szCs w:val="14"/>
                 <w:color w:val="000000"/>
               </w:rPr>
               <w:t xml:space="preserve">2,892</w:t>
@@ -6744,28 +6744,28 @@
                 <w:left w:val="none" w:sz="0" w:space="0" w:color="000000"/>
                 <w:right w:val="none" w:sz="0" w:space="0" w:color="000000"/>
               </w:pBdr>
-              <w:spacing w:after="36" w:before="36" w:line="240"/>
-              <w:ind w:left="100" w:right="100" w:firstLine="0" w:firstLineChars="0"/>
-              <w:rPr>
-                <w:rFonts w:ascii="Times New Roman" w:hAnsi="Times New Roman" w:eastAsia="Times New Roman" w:cs="Times New Roman"/>
-                <w:i w:val="false"/>
-                <w:b w:val="true"/>
-                <w:u w:val="none"/>
-                <w:strike w:val="false"/>
-                <w:sz w:val="16"/>
-                <w:szCs w:val="16"/>
-                <w:color w:val="000000"/>
-              </w:rPr>
-            </w:pPr>
-            <w:r xmlns:w="http://schemas.openxmlformats.org/wordprocessingml/2006/main" xmlns:wp="http://schemas.openxmlformats.org/drawingml/2006/wordprocessingDrawing" xmlns:r="http://schemas.openxmlformats.org/officeDocument/2006/relationships" xmlns:w14="http://schemas.microsoft.com/office/word/2010/wordml">
-              <w:rPr>
-                <w:rFonts w:ascii="Times New Roman" w:hAnsi="Times New Roman" w:eastAsia="Times New Roman" w:cs="Times New Roman"/>
-                <w:i w:val="false"/>
-                <w:b w:val="true"/>
-                <w:u w:val="none"/>
-                <w:strike w:val="false"/>
-                <w:sz w:val="16"/>
-                <w:szCs w:val="16"/>
+              <w:spacing w:after="0" w:before="0" w:line="240"/>
+              <w:ind w:left="100" w:right="100" w:firstLine="0" w:firstLineChars="0"/>
+              <w:rPr>
+                <w:rFonts w:ascii="Times New Roman" w:hAnsi="Times New Roman" w:eastAsia="Times New Roman" w:cs="Times New Roman"/>
+                <w:i w:val="false"/>
+                <w:b w:val="true"/>
+                <w:u w:val="none"/>
+                <w:strike w:val="false"/>
+                <w:sz w:val="14"/>
+                <w:szCs w:val="14"/>
+                <w:color w:val="000000"/>
+              </w:rPr>
+            </w:pPr>
+            <w:r xmlns:w="http://schemas.openxmlformats.org/wordprocessingml/2006/main" xmlns:wp="http://schemas.openxmlformats.org/drawingml/2006/wordprocessingDrawing" xmlns:r="http://schemas.openxmlformats.org/officeDocument/2006/relationships" xmlns:w14="http://schemas.microsoft.com/office/word/2010/wordml">
+              <w:rPr>
+                <w:rFonts w:ascii="Times New Roman" w:hAnsi="Times New Roman" w:eastAsia="Times New Roman" w:cs="Times New Roman"/>
+                <w:i w:val="false"/>
+                <w:b w:val="true"/>
+                <w:u w:val="none"/>
+                <w:strike w:val="false"/>
+                <w:sz w:val="14"/>
+                <w:szCs w:val="14"/>
                 <w:color w:val="000000"/>
               </w:rPr>
               <w:t xml:space="preserve">08 - المواصلات</w:t>
@@ -6804,28 +6804,28 @@
                 <w:left w:val="none" w:sz="0" w:space="0" w:color="000000"/>
                 <w:right w:val="none" w:sz="0" w:space="0" w:color="000000"/>
               </w:pBdr>
-              <w:spacing w:after="36" w:before="36" w:line="240"/>
-              <w:ind w:left="100" w:right="100" w:firstLine="0" w:firstLineChars="0"/>
-              <w:rPr>
-                <w:rFonts w:ascii="Times New Roman" w:hAnsi="Times New Roman" w:eastAsia="Times New Roman" w:cs="Times New Roman"/>
-                <w:i w:val="false"/>
-                <w:b w:val="true"/>
-                <w:u w:val="none"/>
-                <w:strike w:val="false"/>
-                <w:sz w:val="16"/>
-                <w:szCs w:val="16"/>
-                <w:color w:val="000000"/>
-              </w:rPr>
-            </w:pPr>
-            <w:r xmlns:w="http://schemas.openxmlformats.org/wordprocessingml/2006/main" xmlns:wp="http://schemas.openxmlformats.org/drawingml/2006/wordprocessingDrawing" xmlns:r="http://schemas.openxmlformats.org/officeDocument/2006/relationships" xmlns:w14="http://schemas.microsoft.com/office/word/2010/wordml">
-              <w:rPr>
-                <w:rFonts w:ascii="Times New Roman" w:hAnsi="Times New Roman" w:eastAsia="Times New Roman" w:cs="Times New Roman"/>
-                <w:i w:val="false"/>
-                <w:b w:val="true"/>
-                <w:u w:val="none"/>
-                <w:strike w:val="false"/>
-                <w:sz w:val="16"/>
-                <w:szCs w:val="16"/>
+              <w:spacing w:after="0" w:before="0" w:line="240"/>
+              <w:ind w:left="100" w:right="100" w:firstLine="0" w:firstLineChars="0"/>
+              <w:rPr>
+                <w:rFonts w:ascii="Times New Roman" w:hAnsi="Times New Roman" w:eastAsia="Times New Roman" w:cs="Times New Roman"/>
+                <w:i w:val="false"/>
+                <w:b w:val="true"/>
+                <w:u w:val="none"/>
+                <w:strike w:val="false"/>
+                <w:sz w:val="14"/>
+                <w:szCs w:val="14"/>
+                <w:color w:val="000000"/>
+              </w:rPr>
+            </w:pPr>
+            <w:r xmlns:w="http://schemas.openxmlformats.org/wordprocessingml/2006/main" xmlns:wp="http://schemas.openxmlformats.org/drawingml/2006/wordprocessingDrawing" xmlns:r="http://schemas.openxmlformats.org/officeDocument/2006/relationships" xmlns:w14="http://schemas.microsoft.com/office/word/2010/wordml">
+              <w:rPr>
+                <w:rFonts w:ascii="Times New Roman" w:hAnsi="Times New Roman" w:eastAsia="Times New Roman" w:cs="Times New Roman"/>
+                <w:i w:val="false"/>
+                <w:b w:val="true"/>
+                <w:u w:val="none"/>
+                <w:strike w:val="false"/>
+                <w:sz w:val="14"/>
+                <w:szCs w:val="14"/>
                 <w:color w:val="000000"/>
               </w:rPr>
               <w:t xml:space="preserve">2,1</w:t>
@@ -6858,28 +6858,28 @@
                 <w:left w:val="none" w:sz="0" w:space="0" w:color="000000"/>
                 <w:right w:val="none" w:sz="0" w:space="0" w:color="000000"/>
               </w:pBdr>
-              <w:spacing w:after="36" w:before="36" w:line="240"/>
-              <w:ind w:left="100" w:right="100" w:firstLine="0" w:firstLineChars="0"/>
-              <w:rPr>
-                <w:rFonts w:ascii="Times New Roman" w:hAnsi="Times New Roman" w:eastAsia="Times New Roman" w:cs="Times New Roman"/>
-                <w:i w:val="false"/>
-                <w:b w:val="true"/>
-                <w:u w:val="none"/>
-                <w:strike w:val="false"/>
-                <w:sz w:val="16"/>
-                <w:szCs w:val="16"/>
-                <w:color w:val="000000"/>
-              </w:rPr>
-            </w:pPr>
-            <w:r xmlns:w="http://schemas.openxmlformats.org/wordprocessingml/2006/main" xmlns:wp="http://schemas.openxmlformats.org/drawingml/2006/wordprocessingDrawing" xmlns:r="http://schemas.openxmlformats.org/officeDocument/2006/relationships" xmlns:w14="http://schemas.microsoft.com/office/word/2010/wordml">
-              <w:rPr>
-                <w:rFonts w:ascii="Times New Roman" w:hAnsi="Times New Roman" w:eastAsia="Times New Roman" w:cs="Times New Roman"/>
-                <w:i w:val="false"/>
-                <w:b w:val="true"/>
-                <w:u w:val="none"/>
-                <w:strike w:val="false"/>
-                <w:sz w:val="16"/>
-                <w:szCs w:val="16"/>
+              <w:spacing w:after="0" w:before="0" w:line="240"/>
+              <w:ind w:left="100" w:right="100" w:firstLine="0" w:firstLineChars="0"/>
+              <w:rPr>
+                <w:rFonts w:ascii="Times New Roman" w:hAnsi="Times New Roman" w:eastAsia="Times New Roman" w:cs="Times New Roman"/>
+                <w:i w:val="false"/>
+                <w:b w:val="true"/>
+                <w:u w:val="none"/>
+                <w:strike w:val="false"/>
+                <w:sz w:val="14"/>
+                <w:szCs w:val="14"/>
+                <w:color w:val="000000"/>
+              </w:rPr>
+            </w:pPr>
+            <w:r xmlns:w="http://schemas.openxmlformats.org/wordprocessingml/2006/main" xmlns:wp="http://schemas.openxmlformats.org/drawingml/2006/wordprocessingDrawing" xmlns:r="http://schemas.openxmlformats.org/officeDocument/2006/relationships" xmlns:w14="http://schemas.microsoft.com/office/word/2010/wordml">
+              <w:rPr>
+                <w:rFonts w:ascii="Times New Roman" w:hAnsi="Times New Roman" w:eastAsia="Times New Roman" w:cs="Times New Roman"/>
+                <w:i w:val="false"/>
+                <w:b w:val="true"/>
+                <w:u w:val="none"/>
+                <w:strike w:val="false"/>
+                <w:sz w:val="14"/>
+                <w:szCs w:val="14"/>
                 <w:color w:val="000000"/>
               </w:rPr>
               <w:t xml:space="preserve">2,2</w:t>
@@ -6912,28 +6912,28 @@
                 <w:left w:val="none" w:sz="0" w:space="0" w:color="000000"/>
                 <w:right w:val="none" w:sz="0" w:space="0" w:color="000000"/>
               </w:pBdr>
-              <w:spacing w:after="36" w:before="36" w:line="240"/>
-              <w:ind w:left="100" w:right="100" w:firstLine="0" w:firstLineChars="0"/>
-              <w:rPr>
-                <w:rFonts w:ascii="Times New Roman" w:hAnsi="Times New Roman" w:eastAsia="Times New Roman" w:cs="Times New Roman"/>
-                <w:i w:val="false"/>
-                <w:b w:val="true"/>
-                <w:u w:val="none"/>
-                <w:strike w:val="false"/>
-                <w:sz w:val="16"/>
-                <w:szCs w:val="16"/>
-                <w:color w:val="000000"/>
-              </w:rPr>
-            </w:pPr>
-            <w:r xmlns:w="http://schemas.openxmlformats.org/wordprocessingml/2006/main" xmlns:wp="http://schemas.openxmlformats.org/drawingml/2006/wordprocessingDrawing" xmlns:r="http://schemas.openxmlformats.org/officeDocument/2006/relationships" xmlns:w14="http://schemas.microsoft.com/office/word/2010/wordml">
-              <w:rPr>
-                <w:rFonts w:ascii="Times New Roman" w:hAnsi="Times New Roman" w:eastAsia="Times New Roman" w:cs="Times New Roman"/>
-                <w:i w:val="false"/>
-                <w:b w:val="true"/>
-                <w:u w:val="none"/>
-                <w:strike w:val="false"/>
-                <w:sz w:val="16"/>
-                <w:szCs w:val="16"/>
+              <w:spacing w:after="0" w:before="0" w:line="240"/>
+              <w:ind w:left="100" w:right="100" w:firstLine="0" w:firstLineChars="0"/>
+              <w:rPr>
+                <w:rFonts w:ascii="Times New Roman" w:hAnsi="Times New Roman" w:eastAsia="Times New Roman" w:cs="Times New Roman"/>
+                <w:i w:val="false"/>
+                <w:b w:val="true"/>
+                <w:u w:val="none"/>
+                <w:strike w:val="false"/>
+                <w:sz w:val="14"/>
+                <w:szCs w:val="14"/>
+                <w:color w:val="000000"/>
+              </w:rPr>
+            </w:pPr>
+            <w:r xmlns:w="http://schemas.openxmlformats.org/wordprocessingml/2006/main" xmlns:wp="http://schemas.openxmlformats.org/drawingml/2006/wordprocessingDrawing" xmlns:r="http://schemas.openxmlformats.org/officeDocument/2006/relationships" xmlns:w14="http://schemas.microsoft.com/office/word/2010/wordml">
+              <w:rPr>
+                <w:rFonts w:ascii="Times New Roman" w:hAnsi="Times New Roman" w:eastAsia="Times New Roman" w:cs="Times New Roman"/>
+                <w:i w:val="false"/>
+                <w:b w:val="true"/>
+                <w:u w:val="none"/>
+                <w:strike w:val="false"/>
+                <w:sz w:val="14"/>
+                <w:szCs w:val="14"/>
                 <w:color w:val="000000"/>
               </w:rPr>
               <w:t xml:space="preserve">0,0</w:t>
@@ -6966,28 +6966,28 @@
                 <w:left w:val="none" w:sz="0" w:space="0" w:color="000000"/>
                 <w:right w:val="none" w:sz="0" w:space="0" w:color="000000"/>
               </w:pBdr>
-              <w:spacing w:after="36" w:before="36" w:line="240"/>
-              <w:ind w:left="100" w:right="100" w:firstLine="0" w:firstLineChars="0"/>
-              <w:rPr>
-                <w:rFonts w:ascii="Times New Roman" w:hAnsi="Times New Roman" w:eastAsia="Times New Roman" w:cs="Times New Roman"/>
-                <w:i w:val="false"/>
-                <w:b w:val="true"/>
-                <w:u w:val="none"/>
-                <w:strike w:val="false"/>
-                <w:sz w:val="16"/>
-                <w:szCs w:val="16"/>
-                <w:color w:val="000000"/>
-              </w:rPr>
-            </w:pPr>
-            <w:r xmlns:w="http://schemas.openxmlformats.org/wordprocessingml/2006/main" xmlns:wp="http://schemas.openxmlformats.org/drawingml/2006/wordprocessingDrawing" xmlns:r="http://schemas.openxmlformats.org/officeDocument/2006/relationships" xmlns:w14="http://schemas.microsoft.com/office/word/2010/wordml">
-              <w:rPr>
-                <w:rFonts w:ascii="Times New Roman" w:hAnsi="Times New Roman" w:eastAsia="Times New Roman" w:cs="Times New Roman"/>
-                <w:i w:val="false"/>
-                <w:b w:val="true"/>
-                <w:u w:val="none"/>
-                <w:strike w:val="false"/>
-                <w:sz w:val="16"/>
-                <w:szCs w:val="16"/>
+              <w:spacing w:after="0" w:before="0" w:line="240"/>
+              <w:ind w:left="100" w:right="100" w:firstLine="0" w:firstLineChars="0"/>
+              <w:rPr>
+                <w:rFonts w:ascii="Times New Roman" w:hAnsi="Times New Roman" w:eastAsia="Times New Roman" w:cs="Times New Roman"/>
+                <w:i w:val="false"/>
+                <w:b w:val="true"/>
+                <w:u w:val="none"/>
+                <w:strike w:val="false"/>
+                <w:sz w:val="14"/>
+                <w:szCs w:val="14"/>
+                <w:color w:val="000000"/>
+              </w:rPr>
+            </w:pPr>
+            <w:r xmlns:w="http://schemas.openxmlformats.org/wordprocessingml/2006/main" xmlns:wp="http://schemas.openxmlformats.org/drawingml/2006/wordprocessingDrawing" xmlns:r="http://schemas.openxmlformats.org/officeDocument/2006/relationships" xmlns:w14="http://schemas.microsoft.com/office/word/2010/wordml">
+              <w:rPr>
+                <w:rFonts w:ascii="Times New Roman" w:hAnsi="Times New Roman" w:eastAsia="Times New Roman" w:cs="Times New Roman"/>
+                <w:i w:val="false"/>
+                <w:b w:val="true"/>
+                <w:u w:val="none"/>
+                <w:strike w:val="false"/>
+                <w:sz w:val="14"/>
+                <w:szCs w:val="14"/>
                 <w:color w:val="000000"/>
               </w:rPr>
               <w:t xml:space="preserve">97,0</w:t>
@@ -7020,28 +7020,28 @@
                 <w:left w:val="none" w:sz="0" w:space="0" w:color="000000"/>
                 <w:right w:val="none" w:sz="0" w:space="0" w:color="000000"/>
               </w:pBdr>
-              <w:spacing w:after="36" w:before="36" w:line="240"/>
-              <w:ind w:left="100" w:right="100" w:firstLine="0" w:firstLineChars="0"/>
-              <w:rPr>
-                <w:rFonts w:ascii="Times New Roman" w:hAnsi="Times New Roman" w:eastAsia="Times New Roman" w:cs="Times New Roman"/>
-                <w:i w:val="false"/>
-                <w:b w:val="true"/>
-                <w:u w:val="none"/>
-                <w:strike w:val="false"/>
-                <w:sz w:val="16"/>
-                <w:szCs w:val="16"/>
-                <w:color w:val="000000"/>
-              </w:rPr>
-            </w:pPr>
-            <w:r xmlns:w="http://schemas.openxmlformats.org/wordprocessingml/2006/main" xmlns:wp="http://schemas.openxmlformats.org/drawingml/2006/wordprocessingDrawing" xmlns:r="http://schemas.openxmlformats.org/officeDocument/2006/relationships" xmlns:w14="http://schemas.microsoft.com/office/word/2010/wordml">
-              <w:rPr>
-                <w:rFonts w:ascii="Times New Roman" w:hAnsi="Times New Roman" w:eastAsia="Times New Roman" w:cs="Times New Roman"/>
-                <w:i w:val="false"/>
-                <w:b w:val="true"/>
-                <w:u w:val="none"/>
-                <w:strike w:val="false"/>
-                <w:sz w:val="16"/>
-                <w:szCs w:val="16"/>
+              <w:spacing w:after="0" w:before="0" w:line="240"/>
+              <w:ind w:left="100" w:right="100" w:firstLine="0" w:firstLineChars="0"/>
+              <w:rPr>
+                <w:rFonts w:ascii="Times New Roman" w:hAnsi="Times New Roman" w:eastAsia="Times New Roman" w:cs="Times New Roman"/>
+                <w:i w:val="false"/>
+                <w:b w:val="true"/>
+                <w:u w:val="none"/>
+                <w:strike w:val="false"/>
+                <w:sz w:val="14"/>
+                <w:szCs w:val="14"/>
+                <w:color w:val="000000"/>
+              </w:rPr>
+            </w:pPr>
+            <w:r xmlns:w="http://schemas.openxmlformats.org/wordprocessingml/2006/main" xmlns:wp="http://schemas.openxmlformats.org/drawingml/2006/wordprocessingDrawing" xmlns:r="http://schemas.openxmlformats.org/officeDocument/2006/relationships" xmlns:w14="http://schemas.microsoft.com/office/word/2010/wordml">
+              <w:rPr>
+                <w:rFonts w:ascii="Times New Roman" w:hAnsi="Times New Roman" w:eastAsia="Times New Roman" w:cs="Times New Roman"/>
+                <w:i w:val="false"/>
+                <w:b w:val="true"/>
+                <w:u w:val="none"/>
+                <w:strike w:val="false"/>
+                <w:sz w:val="14"/>
+                <w:szCs w:val="14"/>
                 <w:color w:val="000000"/>
               </w:rPr>
               <w:t xml:space="preserve">97,0</w:t>
@@ -7074,28 +7074,28 @@
                 <w:left w:val="none" w:sz="0" w:space="0" w:color="000000"/>
                 <w:right w:val="none" w:sz="0" w:space="0" w:color="000000"/>
               </w:pBdr>
-              <w:spacing w:after="36" w:before="36" w:line="240"/>
-              <w:ind w:left="100" w:right="100" w:firstLine="0" w:firstLineChars="0"/>
-              <w:rPr>
-                <w:rFonts w:ascii="Times New Roman" w:hAnsi="Times New Roman" w:eastAsia="Times New Roman" w:cs="Times New Roman"/>
-                <w:i w:val="false"/>
-                <w:b w:val="true"/>
-                <w:u w:val="none"/>
-                <w:strike w:val="false"/>
-                <w:sz w:val="16"/>
-                <w:szCs w:val="16"/>
-                <w:color w:val="000000"/>
-              </w:rPr>
-            </w:pPr>
-            <w:r xmlns:w="http://schemas.openxmlformats.org/wordprocessingml/2006/main" xmlns:wp="http://schemas.openxmlformats.org/drawingml/2006/wordprocessingDrawing" xmlns:r="http://schemas.openxmlformats.org/officeDocument/2006/relationships" xmlns:w14="http://schemas.microsoft.com/office/word/2010/wordml">
-              <w:rPr>
-                <w:rFonts w:ascii="Times New Roman" w:hAnsi="Times New Roman" w:eastAsia="Times New Roman" w:cs="Times New Roman"/>
-                <w:i w:val="false"/>
-                <w:b w:val="true"/>
-                <w:u w:val="none"/>
-                <w:strike w:val="false"/>
-                <w:sz w:val="16"/>
-                <w:szCs w:val="16"/>
+              <w:spacing w:after="0" w:before="0" w:line="240"/>
+              <w:ind w:left="100" w:right="100" w:firstLine="0" w:firstLineChars="0"/>
+              <w:rPr>
+                <w:rFonts w:ascii="Times New Roman" w:hAnsi="Times New Roman" w:eastAsia="Times New Roman" w:cs="Times New Roman"/>
+                <w:i w:val="false"/>
+                <w:b w:val="true"/>
+                <w:u w:val="none"/>
+                <w:strike w:val="false"/>
+                <w:sz w:val="14"/>
+                <w:szCs w:val="14"/>
+                <w:color w:val="000000"/>
+              </w:rPr>
+            </w:pPr>
+            <w:r xmlns:w="http://schemas.openxmlformats.org/wordprocessingml/2006/main" xmlns:wp="http://schemas.openxmlformats.org/drawingml/2006/wordprocessingDrawing" xmlns:r="http://schemas.openxmlformats.org/officeDocument/2006/relationships" xmlns:w14="http://schemas.microsoft.com/office/word/2010/wordml">
+              <w:rPr>
+                <w:rFonts w:ascii="Times New Roman" w:hAnsi="Times New Roman" w:eastAsia="Times New Roman" w:cs="Times New Roman"/>
+                <w:i w:val="false"/>
+                <w:b w:val="true"/>
+                <w:u w:val="none"/>
+                <w:strike w:val="false"/>
+                <w:sz w:val="14"/>
+                <w:szCs w:val="14"/>
                 <w:color w:val="000000"/>
               </w:rPr>
               <w:t xml:space="preserve">96,4</w:t>
@@ -7128,28 +7128,28 @@
                 <w:left w:val="none" w:sz="0" w:space="0" w:color="000000"/>
                 <w:right w:val="none" w:sz="0" w:space="0" w:color="000000"/>
               </w:pBdr>
-              <w:spacing w:after="36" w:before="36" w:line="240"/>
-              <w:ind w:left="100" w:right="100" w:firstLine="0" w:firstLineChars="0"/>
-              <w:rPr>
-                <w:rFonts w:ascii="Times New Roman" w:hAnsi="Times New Roman" w:eastAsia="Times New Roman" w:cs="Times New Roman"/>
-                <w:i w:val="false"/>
-                <w:b w:val="true"/>
-                <w:u w:val="none"/>
-                <w:strike w:val="false"/>
-                <w:sz w:val="16"/>
-                <w:szCs w:val="16"/>
-                <w:color w:val="000000"/>
-              </w:rPr>
-            </w:pPr>
-            <w:r xmlns:w="http://schemas.openxmlformats.org/wordprocessingml/2006/main" xmlns:wp="http://schemas.openxmlformats.org/drawingml/2006/wordprocessingDrawing" xmlns:r="http://schemas.openxmlformats.org/officeDocument/2006/relationships" xmlns:w14="http://schemas.microsoft.com/office/word/2010/wordml">
-              <w:rPr>
-                <w:rFonts w:ascii="Times New Roman" w:hAnsi="Times New Roman" w:eastAsia="Times New Roman" w:cs="Times New Roman"/>
-                <w:i w:val="false"/>
-                <w:b w:val="true"/>
-                <w:u w:val="none"/>
-                <w:strike w:val="false"/>
-                <w:sz w:val="16"/>
-                <w:szCs w:val="16"/>
+              <w:spacing w:after="0" w:before="0" w:line="240"/>
+              <w:ind w:left="100" w:right="100" w:firstLine="0" w:firstLineChars="0"/>
+              <w:rPr>
+                <w:rFonts w:ascii="Times New Roman" w:hAnsi="Times New Roman" w:eastAsia="Times New Roman" w:cs="Times New Roman"/>
+                <w:i w:val="false"/>
+                <w:b w:val="true"/>
+                <w:u w:val="none"/>
+                <w:strike w:val="false"/>
+                <w:sz w:val="14"/>
+                <w:szCs w:val="14"/>
+                <w:color w:val="000000"/>
+              </w:rPr>
+            </w:pPr>
+            <w:r xmlns:w="http://schemas.openxmlformats.org/wordprocessingml/2006/main" xmlns:wp="http://schemas.openxmlformats.org/drawingml/2006/wordprocessingDrawing" xmlns:r="http://schemas.openxmlformats.org/officeDocument/2006/relationships" xmlns:w14="http://schemas.microsoft.com/office/word/2010/wordml">
+              <w:rPr>
+                <w:rFonts w:ascii="Times New Roman" w:hAnsi="Times New Roman" w:eastAsia="Times New Roman" w:cs="Times New Roman"/>
+                <w:i w:val="false"/>
+                <w:b w:val="true"/>
+                <w:u w:val="none"/>
+                <w:strike w:val="false"/>
+                <w:sz w:val="14"/>
+                <w:szCs w:val="14"/>
                 <w:color w:val="000000"/>
               </w:rPr>
               <w:t xml:space="preserve">94,9</w:t>
@@ -7182,28 +7182,28 @@
                 <w:left w:val="none" w:sz="0" w:space="0" w:color="000000"/>
                 <w:right w:val="none" w:sz="0" w:space="0" w:color="000000"/>
               </w:pBdr>
-              <w:spacing w:after="36" w:before="36" w:line="240"/>
-              <w:ind w:left="100" w:right="100" w:firstLine="0" w:firstLineChars="0"/>
-              <w:rPr>
-                <w:rFonts w:ascii="Times New Roman" w:hAnsi="Times New Roman" w:eastAsia="Times New Roman" w:cs="Times New Roman"/>
-                <w:i w:val="false"/>
-                <w:b w:val="true"/>
-                <w:u w:val="none"/>
-                <w:strike w:val="false"/>
-                <w:sz w:val="16"/>
-                <w:szCs w:val="16"/>
-                <w:color w:val="000000"/>
-              </w:rPr>
-            </w:pPr>
-            <w:r xmlns:w="http://schemas.openxmlformats.org/wordprocessingml/2006/main" xmlns:wp="http://schemas.openxmlformats.org/drawingml/2006/wordprocessingDrawing" xmlns:r="http://schemas.openxmlformats.org/officeDocument/2006/relationships" xmlns:w14="http://schemas.microsoft.com/office/word/2010/wordml">
-              <w:rPr>
-                <w:rFonts w:ascii="Times New Roman" w:hAnsi="Times New Roman" w:eastAsia="Times New Roman" w:cs="Times New Roman"/>
-                <w:i w:val="false"/>
-                <w:b w:val="true"/>
-                <w:u w:val="none"/>
-                <w:strike w:val="false"/>
-                <w:sz w:val="16"/>
-                <w:szCs w:val="16"/>
+              <w:spacing w:after="0" w:before="0" w:line="240"/>
+              <w:ind w:left="100" w:right="100" w:firstLine="0" w:firstLineChars="0"/>
+              <w:rPr>
+                <w:rFonts w:ascii="Times New Roman" w:hAnsi="Times New Roman" w:eastAsia="Times New Roman" w:cs="Times New Roman"/>
+                <w:i w:val="false"/>
+                <w:b w:val="true"/>
+                <w:u w:val="none"/>
+                <w:strike w:val="false"/>
+                <w:sz w:val="14"/>
+                <w:szCs w:val="14"/>
+                <w:color w:val="000000"/>
+              </w:rPr>
+            </w:pPr>
+            <w:r xmlns:w="http://schemas.openxmlformats.org/wordprocessingml/2006/main" xmlns:wp="http://schemas.openxmlformats.org/drawingml/2006/wordprocessingDrawing" xmlns:r="http://schemas.openxmlformats.org/officeDocument/2006/relationships" xmlns:w14="http://schemas.microsoft.com/office/word/2010/wordml">
+              <w:rPr>
+                <w:rFonts w:ascii="Times New Roman" w:hAnsi="Times New Roman" w:eastAsia="Times New Roman" w:cs="Times New Roman"/>
+                <w:i w:val="false"/>
+                <w:b w:val="true"/>
+                <w:u w:val="none"/>
+                <w:strike w:val="false"/>
+                <w:sz w:val="14"/>
+                <w:szCs w:val="14"/>
                 <w:color w:val="000000"/>
               </w:rPr>
               <w:t xml:space="preserve">95,0</w:t>
@@ -7236,28 +7236,28 @@
                 <w:left w:val="none" w:sz="0" w:space="0" w:color="000000"/>
                 <w:right w:val="none" w:sz="0" w:space="0" w:color="000000"/>
               </w:pBdr>
-              <w:spacing w:after="36" w:before="36" w:line="240"/>
-              <w:ind w:left="100" w:right="100" w:firstLine="0" w:firstLineChars="0"/>
-              <w:rPr>
-                <w:rFonts w:ascii="Times New Roman" w:hAnsi="Times New Roman" w:eastAsia="Times New Roman" w:cs="Times New Roman"/>
-                <w:i w:val="false"/>
-                <w:b w:val="true"/>
-                <w:u w:val="none"/>
-                <w:strike w:val="false"/>
-                <w:sz w:val="16"/>
-                <w:szCs w:val="16"/>
-                <w:color w:val="000000"/>
-              </w:rPr>
-            </w:pPr>
-            <w:r xmlns:w="http://schemas.openxmlformats.org/wordprocessingml/2006/main" xmlns:wp="http://schemas.openxmlformats.org/drawingml/2006/wordprocessingDrawing" xmlns:r="http://schemas.openxmlformats.org/officeDocument/2006/relationships" xmlns:w14="http://schemas.microsoft.com/office/word/2010/wordml">
-              <w:rPr>
-                <w:rFonts w:ascii="Times New Roman" w:hAnsi="Times New Roman" w:eastAsia="Times New Roman" w:cs="Times New Roman"/>
-                <w:i w:val="false"/>
-                <w:b w:val="true"/>
-                <w:u w:val="none"/>
-                <w:strike w:val="false"/>
-                <w:sz w:val="16"/>
-                <w:szCs w:val="16"/>
+              <w:spacing w:after="0" w:before="0" w:line="240"/>
+              <w:ind w:left="100" w:right="100" w:firstLine="0" w:firstLineChars="0"/>
+              <w:rPr>
+                <w:rFonts w:ascii="Times New Roman" w:hAnsi="Times New Roman" w:eastAsia="Times New Roman" w:cs="Times New Roman"/>
+                <w:i w:val="false"/>
+                <w:b w:val="true"/>
+                <w:u w:val="none"/>
+                <w:strike w:val="false"/>
+                <w:sz w:val="14"/>
+                <w:szCs w:val="14"/>
+                <w:color w:val="000000"/>
+              </w:rPr>
+            </w:pPr>
+            <w:r xmlns:w="http://schemas.openxmlformats.org/wordprocessingml/2006/main" xmlns:wp="http://schemas.openxmlformats.org/drawingml/2006/wordprocessingDrawing" xmlns:r="http://schemas.openxmlformats.org/officeDocument/2006/relationships" xmlns:w14="http://schemas.microsoft.com/office/word/2010/wordml">
+              <w:rPr>
+                <w:rFonts w:ascii="Times New Roman" w:hAnsi="Times New Roman" w:eastAsia="Times New Roman" w:cs="Times New Roman"/>
+                <w:i w:val="false"/>
+                <w:b w:val="true"/>
+                <w:u w:val="none"/>
+                <w:strike w:val="false"/>
+                <w:sz w:val="14"/>
+                <w:szCs w:val="14"/>
                 <w:color w:val="000000"/>
               </w:rPr>
               <w:t xml:space="preserve">1,933</w:t>
@@ -7290,28 +7290,28 @@
                 <w:left w:val="none" w:sz="0" w:space="0" w:color="000000"/>
                 <w:right w:val="none" w:sz="0" w:space="0" w:color="000000"/>
               </w:pBdr>
-              <w:spacing w:after="36" w:before="36" w:line="240"/>
-              <w:ind w:left="100" w:right="100" w:firstLine="0" w:firstLineChars="0"/>
-              <w:rPr>
-                <w:rFonts w:ascii="Times New Roman" w:hAnsi="Times New Roman" w:eastAsia="Times New Roman" w:cs="Times New Roman"/>
-                <w:i w:val="false"/>
-                <w:b w:val="true"/>
-                <w:u w:val="none"/>
-                <w:strike w:val="false"/>
-                <w:sz w:val="16"/>
-                <w:szCs w:val="16"/>
-                <w:color w:val="000000"/>
-              </w:rPr>
-            </w:pPr>
-            <w:r xmlns:w="http://schemas.openxmlformats.org/wordprocessingml/2006/main" xmlns:wp="http://schemas.openxmlformats.org/drawingml/2006/wordprocessingDrawing" xmlns:r="http://schemas.openxmlformats.org/officeDocument/2006/relationships" xmlns:w14="http://schemas.microsoft.com/office/word/2010/wordml">
-              <w:rPr>
-                <w:rFonts w:ascii="Times New Roman" w:hAnsi="Times New Roman" w:eastAsia="Times New Roman" w:cs="Times New Roman"/>
-                <w:i w:val="false"/>
-                <w:b w:val="true"/>
-                <w:u w:val="none"/>
-                <w:strike w:val="false"/>
-                <w:sz w:val="16"/>
-                <w:szCs w:val="16"/>
+              <w:spacing w:after="0" w:before="0" w:line="240"/>
+              <w:ind w:left="100" w:right="100" w:firstLine="0" w:firstLineChars="0"/>
+              <w:rPr>
+                <w:rFonts w:ascii="Times New Roman" w:hAnsi="Times New Roman" w:eastAsia="Times New Roman" w:cs="Times New Roman"/>
+                <w:i w:val="false"/>
+                <w:b w:val="true"/>
+                <w:u w:val="none"/>
+                <w:strike w:val="false"/>
+                <w:sz w:val="14"/>
+                <w:szCs w:val="14"/>
+                <w:color w:val="000000"/>
+              </w:rPr>
+            </w:pPr>
+            <w:r xmlns:w="http://schemas.openxmlformats.org/wordprocessingml/2006/main" xmlns:wp="http://schemas.openxmlformats.org/drawingml/2006/wordprocessingDrawing" xmlns:r="http://schemas.openxmlformats.org/officeDocument/2006/relationships" xmlns:w14="http://schemas.microsoft.com/office/word/2010/wordml">
+              <w:rPr>
+                <w:rFonts w:ascii="Times New Roman" w:hAnsi="Times New Roman" w:eastAsia="Times New Roman" w:cs="Times New Roman"/>
+                <w:i w:val="false"/>
+                <w:b w:val="true"/>
+                <w:u w:val="none"/>
+                <w:strike w:val="false"/>
+                <w:sz w:val="14"/>
+                <w:szCs w:val="14"/>
                 <w:color w:val="000000"/>
               </w:rPr>
               <w:t xml:space="preserve">09 - الترفيه والثقافة</w:t>
@@ -7350,28 +7350,28 @@
                 <w:left w:val="none" w:sz="0" w:space="0" w:color="000000"/>
                 <w:right w:val="none" w:sz="0" w:space="0" w:color="000000"/>
               </w:pBdr>
-              <w:spacing w:after="36" w:before="36" w:line="240"/>
-              <w:ind w:left="100" w:right="100" w:firstLine="0" w:firstLineChars="0"/>
-              <w:rPr>
-                <w:rFonts w:ascii="Times New Roman" w:hAnsi="Times New Roman" w:eastAsia="Times New Roman" w:cs="Times New Roman"/>
-                <w:i w:val="false"/>
-                <w:b w:val="true"/>
-                <w:u w:val="none"/>
-                <w:strike w:val="false"/>
-                <w:sz w:val="16"/>
-                <w:szCs w:val="16"/>
-                <w:color w:val="000000"/>
-              </w:rPr>
-            </w:pPr>
-            <w:r xmlns:w="http://schemas.openxmlformats.org/wordprocessingml/2006/main" xmlns:wp="http://schemas.openxmlformats.org/drawingml/2006/wordprocessingDrawing" xmlns:r="http://schemas.openxmlformats.org/officeDocument/2006/relationships" xmlns:w14="http://schemas.microsoft.com/office/word/2010/wordml">
-              <w:rPr>
-                <w:rFonts w:ascii="Times New Roman" w:hAnsi="Times New Roman" w:eastAsia="Times New Roman" w:cs="Times New Roman"/>
-                <w:i w:val="false"/>
-                <w:b w:val="true"/>
-                <w:u w:val="none"/>
-                <w:strike w:val="false"/>
-                <w:sz w:val="16"/>
-                <w:szCs w:val="16"/>
+              <w:spacing w:after="0" w:before="0" w:line="240"/>
+              <w:ind w:left="100" w:right="100" w:firstLine="0" w:firstLineChars="0"/>
+              <w:rPr>
+                <w:rFonts w:ascii="Times New Roman" w:hAnsi="Times New Roman" w:eastAsia="Times New Roman" w:cs="Times New Roman"/>
+                <w:i w:val="false"/>
+                <w:b w:val="true"/>
+                <w:u w:val="none"/>
+                <w:strike w:val="false"/>
+                <w:sz w:val="14"/>
+                <w:szCs w:val="14"/>
+                <w:color w:val="000000"/>
+              </w:rPr>
+            </w:pPr>
+            <w:r xmlns:w="http://schemas.openxmlformats.org/wordprocessingml/2006/main" xmlns:wp="http://schemas.openxmlformats.org/drawingml/2006/wordprocessingDrawing" xmlns:r="http://schemas.openxmlformats.org/officeDocument/2006/relationships" xmlns:w14="http://schemas.microsoft.com/office/word/2010/wordml">
+              <w:rPr>
+                <w:rFonts w:ascii="Times New Roman" w:hAnsi="Times New Roman" w:eastAsia="Times New Roman" w:cs="Times New Roman"/>
+                <w:i w:val="false"/>
+                <w:b w:val="true"/>
+                <w:u w:val="none"/>
+                <w:strike w:val="false"/>
+                <w:sz w:val="14"/>
+                <w:szCs w:val="14"/>
                 <w:color w:val="000000"/>
               </w:rPr>
               <w:t xml:space="preserve">0,6</w:t>
@@ -7404,28 +7404,28 @@
                 <w:left w:val="none" w:sz="0" w:space="0" w:color="000000"/>
                 <w:right w:val="none" w:sz="0" w:space="0" w:color="000000"/>
               </w:pBdr>
-              <w:spacing w:after="36" w:before="36" w:line="240"/>
-              <w:ind w:left="100" w:right="100" w:firstLine="0" w:firstLineChars="0"/>
-              <w:rPr>
-                <w:rFonts w:ascii="Times New Roman" w:hAnsi="Times New Roman" w:eastAsia="Times New Roman" w:cs="Times New Roman"/>
-                <w:i w:val="false"/>
-                <w:b w:val="true"/>
-                <w:u w:val="none"/>
-                <w:strike w:val="false"/>
-                <w:sz w:val="16"/>
-                <w:szCs w:val="16"/>
-                <w:color w:val="000000"/>
-              </w:rPr>
-            </w:pPr>
-            <w:r xmlns:w="http://schemas.openxmlformats.org/wordprocessingml/2006/main" xmlns:wp="http://schemas.openxmlformats.org/drawingml/2006/wordprocessingDrawing" xmlns:r="http://schemas.openxmlformats.org/officeDocument/2006/relationships" xmlns:w14="http://schemas.microsoft.com/office/word/2010/wordml">
-              <w:rPr>
-                <w:rFonts w:ascii="Times New Roman" w:hAnsi="Times New Roman" w:eastAsia="Times New Roman" w:cs="Times New Roman"/>
-                <w:i w:val="false"/>
-                <w:b w:val="true"/>
-                <w:u w:val="none"/>
-                <w:strike w:val="false"/>
-                <w:sz w:val="16"/>
-                <w:szCs w:val="16"/>
+              <w:spacing w:after="0" w:before="0" w:line="240"/>
+              <w:ind w:left="100" w:right="100" w:firstLine="0" w:firstLineChars="0"/>
+              <w:rPr>
+                <w:rFonts w:ascii="Times New Roman" w:hAnsi="Times New Roman" w:eastAsia="Times New Roman" w:cs="Times New Roman"/>
+                <w:i w:val="false"/>
+                <w:b w:val="true"/>
+                <w:u w:val="none"/>
+                <w:strike w:val="false"/>
+                <w:sz w:val="14"/>
+                <w:szCs w:val="14"/>
+                <w:color w:val="000000"/>
+              </w:rPr>
+            </w:pPr>
+            <w:r xmlns:w="http://schemas.openxmlformats.org/wordprocessingml/2006/main" xmlns:wp="http://schemas.openxmlformats.org/drawingml/2006/wordprocessingDrawing" xmlns:r="http://schemas.openxmlformats.org/officeDocument/2006/relationships" xmlns:w14="http://schemas.microsoft.com/office/word/2010/wordml">
+              <w:rPr>
+                <w:rFonts w:ascii="Times New Roman" w:hAnsi="Times New Roman" w:eastAsia="Times New Roman" w:cs="Times New Roman"/>
+                <w:i w:val="false"/>
+                <w:b w:val="true"/>
+                <w:u w:val="none"/>
+                <w:strike w:val="false"/>
+                <w:sz w:val="14"/>
+                <w:szCs w:val="14"/>
                 <w:color w:val="000000"/>
               </w:rPr>
               <w:t xml:space="preserve">0,0</w:t>
@@ -7458,28 +7458,28 @@
                 <w:left w:val="none" w:sz="0" w:space="0" w:color="000000"/>
                 <w:right w:val="none" w:sz="0" w:space="0" w:color="000000"/>
               </w:pBdr>
-              <w:spacing w:after="36" w:before="36" w:line="240"/>
-              <w:ind w:left="100" w:right="100" w:firstLine="0" w:firstLineChars="0"/>
-              <w:rPr>
-                <w:rFonts w:ascii="Times New Roman" w:hAnsi="Times New Roman" w:eastAsia="Times New Roman" w:cs="Times New Roman"/>
-                <w:i w:val="false"/>
-                <w:b w:val="true"/>
-                <w:u w:val="none"/>
-                <w:strike w:val="false"/>
-                <w:sz w:val="16"/>
-                <w:szCs w:val="16"/>
-                <w:color w:val="000000"/>
-              </w:rPr>
-            </w:pPr>
-            <w:r xmlns:w="http://schemas.openxmlformats.org/wordprocessingml/2006/main" xmlns:wp="http://schemas.openxmlformats.org/drawingml/2006/wordprocessingDrawing" xmlns:r="http://schemas.openxmlformats.org/officeDocument/2006/relationships" xmlns:w14="http://schemas.microsoft.com/office/word/2010/wordml">
-              <w:rPr>
-                <w:rFonts w:ascii="Times New Roman" w:hAnsi="Times New Roman" w:eastAsia="Times New Roman" w:cs="Times New Roman"/>
-                <w:i w:val="false"/>
-                <w:b w:val="true"/>
-                <w:u w:val="none"/>
-                <w:strike w:val="false"/>
-                <w:sz w:val="16"/>
-                <w:szCs w:val="16"/>
+              <w:spacing w:after="0" w:before="0" w:line="240"/>
+              <w:ind w:left="100" w:right="100" w:firstLine="0" w:firstLineChars="0"/>
+              <w:rPr>
+                <w:rFonts w:ascii="Times New Roman" w:hAnsi="Times New Roman" w:eastAsia="Times New Roman" w:cs="Times New Roman"/>
+                <w:i w:val="false"/>
+                <w:b w:val="true"/>
+                <w:u w:val="none"/>
+                <w:strike w:val="false"/>
+                <w:sz w:val="14"/>
+                <w:szCs w:val="14"/>
+                <w:color w:val="000000"/>
+              </w:rPr>
+            </w:pPr>
+            <w:r xmlns:w="http://schemas.openxmlformats.org/wordprocessingml/2006/main" xmlns:wp="http://schemas.openxmlformats.org/drawingml/2006/wordprocessingDrawing" xmlns:r="http://schemas.openxmlformats.org/officeDocument/2006/relationships" xmlns:w14="http://schemas.microsoft.com/office/word/2010/wordml">
+              <w:rPr>
+                <w:rFonts w:ascii="Times New Roman" w:hAnsi="Times New Roman" w:eastAsia="Times New Roman" w:cs="Times New Roman"/>
+                <w:i w:val="false"/>
+                <w:b w:val="true"/>
+                <w:u w:val="none"/>
+                <w:strike w:val="false"/>
+                <w:sz w:val="14"/>
+                <w:szCs w:val="14"/>
                 <w:color w:val="000000"/>
               </w:rPr>
               <w:t xml:space="preserve">0,0</w:t>
@@ -7512,28 +7512,28 @@
                 <w:left w:val="none" w:sz="0" w:space="0" w:color="000000"/>
                 <w:right w:val="none" w:sz="0" w:space="0" w:color="000000"/>
               </w:pBdr>
-              <w:spacing w:after="36" w:before="36" w:line="240"/>
-              <w:ind w:left="100" w:right="100" w:firstLine="0" w:firstLineChars="0"/>
-              <w:rPr>
-                <w:rFonts w:ascii="Times New Roman" w:hAnsi="Times New Roman" w:eastAsia="Times New Roman" w:cs="Times New Roman"/>
-                <w:i w:val="false"/>
-                <w:b w:val="true"/>
-                <w:u w:val="none"/>
-                <w:strike w:val="false"/>
-                <w:sz w:val="16"/>
-                <w:szCs w:val="16"/>
-                <w:color w:val="000000"/>
-              </w:rPr>
-            </w:pPr>
-            <w:r xmlns:w="http://schemas.openxmlformats.org/wordprocessingml/2006/main" xmlns:wp="http://schemas.openxmlformats.org/drawingml/2006/wordprocessingDrawing" xmlns:r="http://schemas.openxmlformats.org/officeDocument/2006/relationships" xmlns:w14="http://schemas.microsoft.com/office/word/2010/wordml">
-              <w:rPr>
-                <w:rFonts w:ascii="Times New Roman" w:hAnsi="Times New Roman" w:eastAsia="Times New Roman" w:cs="Times New Roman"/>
-                <w:i w:val="false"/>
-                <w:b w:val="true"/>
-                <w:u w:val="none"/>
-                <w:strike w:val="false"/>
-                <w:sz w:val="16"/>
-                <w:szCs w:val="16"/>
+              <w:spacing w:after="0" w:before="0" w:line="240"/>
+              <w:ind w:left="100" w:right="100" w:firstLine="0" w:firstLineChars="0"/>
+              <w:rPr>
+                <w:rFonts w:ascii="Times New Roman" w:hAnsi="Times New Roman" w:eastAsia="Times New Roman" w:cs="Times New Roman"/>
+                <w:i w:val="false"/>
+                <w:b w:val="true"/>
+                <w:u w:val="none"/>
+                <w:strike w:val="false"/>
+                <w:sz w:val="14"/>
+                <w:szCs w:val="14"/>
+                <w:color w:val="000000"/>
+              </w:rPr>
+            </w:pPr>
+            <w:r xmlns:w="http://schemas.openxmlformats.org/wordprocessingml/2006/main" xmlns:wp="http://schemas.openxmlformats.org/drawingml/2006/wordprocessingDrawing" xmlns:r="http://schemas.openxmlformats.org/officeDocument/2006/relationships" xmlns:w14="http://schemas.microsoft.com/office/word/2010/wordml">
+              <w:rPr>
+                <w:rFonts w:ascii="Times New Roman" w:hAnsi="Times New Roman" w:eastAsia="Times New Roman" w:cs="Times New Roman"/>
+                <w:i w:val="false"/>
+                <w:b w:val="true"/>
+                <w:u w:val="none"/>
+                <w:strike w:val="false"/>
+                <w:sz w:val="14"/>
+                <w:szCs w:val="14"/>
                 <w:color w:val="000000"/>
               </w:rPr>
               <w:t xml:space="preserve">114,8</w:t>
@@ -7566,28 +7566,28 @@
                 <w:left w:val="none" w:sz="0" w:space="0" w:color="000000"/>
                 <w:right w:val="none" w:sz="0" w:space="0" w:color="000000"/>
               </w:pBdr>
-              <w:spacing w:after="36" w:before="36" w:line="240"/>
-              <w:ind w:left="100" w:right="100" w:firstLine="0" w:firstLineChars="0"/>
-              <w:rPr>
-                <w:rFonts w:ascii="Times New Roman" w:hAnsi="Times New Roman" w:eastAsia="Times New Roman" w:cs="Times New Roman"/>
-                <w:i w:val="false"/>
-                <w:b w:val="true"/>
-                <w:u w:val="none"/>
-                <w:strike w:val="false"/>
-                <w:sz w:val="16"/>
-                <w:szCs w:val="16"/>
-                <w:color w:val="000000"/>
-              </w:rPr>
-            </w:pPr>
-            <w:r xmlns:w="http://schemas.openxmlformats.org/wordprocessingml/2006/main" xmlns:wp="http://schemas.openxmlformats.org/drawingml/2006/wordprocessingDrawing" xmlns:r="http://schemas.openxmlformats.org/officeDocument/2006/relationships" xmlns:w14="http://schemas.microsoft.com/office/word/2010/wordml">
-              <w:rPr>
-                <w:rFonts w:ascii="Times New Roman" w:hAnsi="Times New Roman" w:eastAsia="Times New Roman" w:cs="Times New Roman"/>
-                <w:i w:val="false"/>
-                <w:b w:val="true"/>
-                <w:u w:val="none"/>
-                <w:strike w:val="false"/>
-                <w:sz w:val="16"/>
-                <w:szCs w:val="16"/>
+              <w:spacing w:after="0" w:before="0" w:line="240"/>
+              <w:ind w:left="100" w:right="100" w:firstLine="0" w:firstLineChars="0"/>
+              <w:rPr>
+                <w:rFonts w:ascii="Times New Roman" w:hAnsi="Times New Roman" w:eastAsia="Times New Roman" w:cs="Times New Roman"/>
+                <w:i w:val="false"/>
+                <w:b w:val="true"/>
+                <w:u w:val="none"/>
+                <w:strike w:val="false"/>
+                <w:sz w:val="14"/>
+                <w:szCs w:val="14"/>
+                <w:color w:val="000000"/>
+              </w:rPr>
+            </w:pPr>
+            <w:r xmlns:w="http://schemas.openxmlformats.org/wordprocessingml/2006/main" xmlns:wp="http://schemas.openxmlformats.org/drawingml/2006/wordprocessingDrawing" xmlns:r="http://schemas.openxmlformats.org/officeDocument/2006/relationships" xmlns:w14="http://schemas.microsoft.com/office/word/2010/wordml">
+              <w:rPr>
+                <w:rFonts w:ascii="Times New Roman" w:hAnsi="Times New Roman" w:eastAsia="Times New Roman" w:cs="Times New Roman"/>
+                <w:i w:val="false"/>
+                <w:b w:val="true"/>
+                <w:u w:val="none"/>
+                <w:strike w:val="false"/>
+                <w:sz w:val="14"/>
+                <w:szCs w:val="14"/>
                 <w:color w:val="000000"/>
               </w:rPr>
               <w:t xml:space="preserve">114,8</w:t>
@@ -7620,28 +7620,28 @@
                 <w:left w:val="none" w:sz="0" w:space="0" w:color="000000"/>
                 <w:right w:val="none" w:sz="0" w:space="0" w:color="000000"/>
               </w:pBdr>
-              <w:spacing w:after="36" w:before="36" w:line="240"/>
-              <w:ind w:left="100" w:right="100" w:firstLine="0" w:firstLineChars="0"/>
-              <w:rPr>
-                <w:rFonts w:ascii="Times New Roman" w:hAnsi="Times New Roman" w:eastAsia="Times New Roman" w:cs="Times New Roman"/>
-                <w:i w:val="false"/>
-                <w:b w:val="true"/>
-                <w:u w:val="none"/>
-                <w:strike w:val="false"/>
-                <w:sz w:val="16"/>
-                <w:szCs w:val="16"/>
-                <w:color w:val="000000"/>
-              </w:rPr>
-            </w:pPr>
-            <w:r xmlns:w="http://schemas.openxmlformats.org/wordprocessingml/2006/main" xmlns:wp="http://schemas.openxmlformats.org/drawingml/2006/wordprocessingDrawing" xmlns:r="http://schemas.openxmlformats.org/officeDocument/2006/relationships" xmlns:w14="http://schemas.microsoft.com/office/word/2010/wordml">
-              <w:rPr>
-                <w:rFonts w:ascii="Times New Roman" w:hAnsi="Times New Roman" w:eastAsia="Times New Roman" w:cs="Times New Roman"/>
-                <w:i w:val="false"/>
-                <w:b w:val="true"/>
-                <w:u w:val="none"/>
-                <w:strike w:val="false"/>
-                <w:sz w:val="16"/>
-                <w:szCs w:val="16"/>
+              <w:spacing w:after="0" w:before="0" w:line="240"/>
+              <w:ind w:left="100" w:right="100" w:firstLine="0" w:firstLineChars="0"/>
+              <w:rPr>
+                <w:rFonts w:ascii="Times New Roman" w:hAnsi="Times New Roman" w:eastAsia="Times New Roman" w:cs="Times New Roman"/>
+                <w:i w:val="false"/>
+                <w:b w:val="true"/>
+                <w:u w:val="none"/>
+                <w:strike w:val="false"/>
+                <w:sz w:val="14"/>
+                <w:szCs w:val="14"/>
+                <w:color w:val="000000"/>
+              </w:rPr>
+            </w:pPr>
+            <w:r xmlns:w="http://schemas.openxmlformats.org/wordprocessingml/2006/main" xmlns:wp="http://schemas.openxmlformats.org/drawingml/2006/wordprocessingDrawing" xmlns:r="http://schemas.openxmlformats.org/officeDocument/2006/relationships" xmlns:w14="http://schemas.microsoft.com/office/word/2010/wordml">
+              <w:rPr>
+                <w:rFonts w:ascii="Times New Roman" w:hAnsi="Times New Roman" w:eastAsia="Times New Roman" w:cs="Times New Roman"/>
+                <w:i w:val="false"/>
+                <w:b w:val="true"/>
+                <w:u w:val="none"/>
+                <w:strike w:val="false"/>
+                <w:sz w:val="14"/>
+                <w:szCs w:val="14"/>
                 <w:color w:val="000000"/>
               </w:rPr>
               <w:t xml:space="preserve">114,8</w:t>
@@ -7674,28 +7674,28 @@
                 <w:left w:val="none" w:sz="0" w:space="0" w:color="000000"/>
                 <w:right w:val="none" w:sz="0" w:space="0" w:color="000000"/>
               </w:pBdr>
-              <w:spacing w:after="36" w:before="36" w:line="240"/>
-              <w:ind w:left="100" w:right="100" w:firstLine="0" w:firstLineChars="0"/>
-              <w:rPr>
-                <w:rFonts w:ascii="Times New Roman" w:hAnsi="Times New Roman" w:eastAsia="Times New Roman" w:cs="Times New Roman"/>
-                <w:i w:val="false"/>
-                <w:b w:val="true"/>
-                <w:u w:val="none"/>
-                <w:strike w:val="false"/>
-                <w:sz w:val="16"/>
-                <w:szCs w:val="16"/>
-                <w:color w:val="000000"/>
-              </w:rPr>
-            </w:pPr>
-            <w:r xmlns:w="http://schemas.openxmlformats.org/wordprocessingml/2006/main" xmlns:wp="http://schemas.openxmlformats.org/drawingml/2006/wordprocessingDrawing" xmlns:r="http://schemas.openxmlformats.org/officeDocument/2006/relationships" xmlns:w14="http://schemas.microsoft.com/office/word/2010/wordml">
-              <w:rPr>
-                <w:rFonts w:ascii="Times New Roman" w:hAnsi="Times New Roman" w:eastAsia="Times New Roman" w:cs="Times New Roman"/>
-                <w:i w:val="false"/>
-                <w:b w:val="true"/>
-                <w:u w:val="none"/>
-                <w:strike w:val="false"/>
-                <w:sz w:val="16"/>
-                <w:szCs w:val="16"/>
+              <w:spacing w:after="0" w:before="0" w:line="240"/>
+              <w:ind w:left="100" w:right="100" w:firstLine="0" w:firstLineChars="0"/>
+              <w:rPr>
+                <w:rFonts w:ascii="Times New Roman" w:hAnsi="Times New Roman" w:eastAsia="Times New Roman" w:cs="Times New Roman"/>
+                <w:i w:val="false"/>
+                <w:b w:val="true"/>
+                <w:u w:val="none"/>
+                <w:strike w:val="false"/>
+                <w:sz w:val="14"/>
+                <w:szCs w:val="14"/>
+                <w:color w:val="000000"/>
+              </w:rPr>
+            </w:pPr>
+            <w:r xmlns:w="http://schemas.openxmlformats.org/wordprocessingml/2006/main" xmlns:wp="http://schemas.openxmlformats.org/drawingml/2006/wordprocessingDrawing" xmlns:r="http://schemas.openxmlformats.org/officeDocument/2006/relationships" xmlns:w14="http://schemas.microsoft.com/office/word/2010/wordml">
+              <w:rPr>
+                <w:rFonts w:ascii="Times New Roman" w:hAnsi="Times New Roman" w:eastAsia="Times New Roman" w:cs="Times New Roman"/>
+                <w:i w:val="false"/>
+                <w:b w:val="true"/>
+                <w:u w:val="none"/>
+                <w:strike w:val="false"/>
+                <w:sz w:val="14"/>
+                <w:szCs w:val="14"/>
                 <w:color w:val="000000"/>
               </w:rPr>
               <w:t xml:space="preserve">114,8</w:t>
@@ -7728,28 +7728,28 @@
                 <w:left w:val="none" w:sz="0" w:space="0" w:color="000000"/>
                 <w:right w:val="none" w:sz="0" w:space="0" w:color="000000"/>
               </w:pBdr>
-              <w:spacing w:after="36" w:before="36" w:line="240"/>
-              <w:ind w:left="100" w:right="100" w:firstLine="0" w:firstLineChars="0"/>
-              <w:rPr>
-                <w:rFonts w:ascii="Times New Roman" w:hAnsi="Times New Roman" w:eastAsia="Times New Roman" w:cs="Times New Roman"/>
-                <w:i w:val="false"/>
-                <w:b w:val="true"/>
-                <w:u w:val="none"/>
-                <w:strike w:val="false"/>
-                <w:sz w:val="16"/>
-                <w:szCs w:val="16"/>
-                <w:color w:val="000000"/>
-              </w:rPr>
-            </w:pPr>
-            <w:r xmlns:w="http://schemas.openxmlformats.org/wordprocessingml/2006/main" xmlns:wp="http://schemas.openxmlformats.org/drawingml/2006/wordprocessingDrawing" xmlns:r="http://schemas.openxmlformats.org/officeDocument/2006/relationships" xmlns:w14="http://schemas.microsoft.com/office/word/2010/wordml">
-              <w:rPr>
-                <w:rFonts w:ascii="Times New Roman" w:hAnsi="Times New Roman" w:eastAsia="Times New Roman" w:cs="Times New Roman"/>
-                <w:i w:val="false"/>
-                <w:b w:val="true"/>
-                <w:u w:val="none"/>
-                <w:strike w:val="false"/>
-                <w:sz w:val="16"/>
-                <w:szCs w:val="16"/>
+              <w:spacing w:after="0" w:before="0" w:line="240"/>
+              <w:ind w:left="100" w:right="100" w:firstLine="0" w:firstLineChars="0"/>
+              <w:rPr>
+                <w:rFonts w:ascii="Times New Roman" w:hAnsi="Times New Roman" w:eastAsia="Times New Roman" w:cs="Times New Roman"/>
+                <w:i w:val="false"/>
+                <w:b w:val="true"/>
+                <w:u w:val="none"/>
+                <w:strike w:val="false"/>
+                <w:sz w:val="14"/>
+                <w:szCs w:val="14"/>
+                <w:color w:val="000000"/>
+              </w:rPr>
+            </w:pPr>
+            <w:r xmlns:w="http://schemas.openxmlformats.org/wordprocessingml/2006/main" xmlns:wp="http://schemas.openxmlformats.org/drawingml/2006/wordprocessingDrawing" xmlns:r="http://schemas.openxmlformats.org/officeDocument/2006/relationships" xmlns:w14="http://schemas.microsoft.com/office/word/2010/wordml">
+              <w:rPr>
+                <w:rFonts w:ascii="Times New Roman" w:hAnsi="Times New Roman" w:eastAsia="Times New Roman" w:cs="Times New Roman"/>
+                <w:i w:val="false"/>
+                <w:b w:val="true"/>
+                <w:u w:val="none"/>
+                <w:strike w:val="false"/>
+                <w:sz w:val="14"/>
+                <w:szCs w:val="14"/>
                 <w:color w:val="000000"/>
               </w:rPr>
               <w:t xml:space="preserve">114,1</w:t>
@@ -7782,28 +7782,28 @@
                 <w:left w:val="none" w:sz="0" w:space="0" w:color="000000"/>
                 <w:right w:val="none" w:sz="0" w:space="0" w:color="000000"/>
               </w:pBdr>
-              <w:spacing w:after="36" w:before="36" w:line="240"/>
-              <w:ind w:left="100" w:right="100" w:firstLine="0" w:firstLineChars="0"/>
-              <w:rPr>
-                <w:rFonts w:ascii="Times New Roman" w:hAnsi="Times New Roman" w:eastAsia="Times New Roman" w:cs="Times New Roman"/>
-                <w:i w:val="false"/>
-                <w:b w:val="true"/>
-                <w:u w:val="none"/>
-                <w:strike w:val="false"/>
-                <w:sz w:val="16"/>
-                <w:szCs w:val="16"/>
-                <w:color w:val="000000"/>
-              </w:rPr>
-            </w:pPr>
-            <w:r xmlns:w="http://schemas.openxmlformats.org/wordprocessingml/2006/main" xmlns:wp="http://schemas.openxmlformats.org/drawingml/2006/wordprocessingDrawing" xmlns:r="http://schemas.openxmlformats.org/officeDocument/2006/relationships" xmlns:w14="http://schemas.microsoft.com/office/word/2010/wordml">
-              <w:rPr>
-                <w:rFonts w:ascii="Times New Roman" w:hAnsi="Times New Roman" w:eastAsia="Times New Roman" w:cs="Times New Roman"/>
-                <w:i w:val="false"/>
-                <w:b w:val="true"/>
-                <w:u w:val="none"/>
-                <w:strike w:val="false"/>
-                <w:sz w:val="16"/>
-                <w:szCs w:val="16"/>
+              <w:spacing w:after="0" w:before="0" w:line="240"/>
+              <w:ind w:left="100" w:right="100" w:firstLine="0" w:firstLineChars="0"/>
+              <w:rPr>
+                <w:rFonts w:ascii="Times New Roman" w:hAnsi="Times New Roman" w:eastAsia="Times New Roman" w:cs="Times New Roman"/>
+                <w:i w:val="false"/>
+                <w:b w:val="true"/>
+                <w:u w:val="none"/>
+                <w:strike w:val="false"/>
+                <w:sz w:val="14"/>
+                <w:szCs w:val="14"/>
+                <w:color w:val="000000"/>
+              </w:rPr>
+            </w:pPr>
+            <w:r xmlns:w="http://schemas.openxmlformats.org/wordprocessingml/2006/main" xmlns:wp="http://schemas.openxmlformats.org/drawingml/2006/wordprocessingDrawing" xmlns:r="http://schemas.openxmlformats.org/officeDocument/2006/relationships" xmlns:w14="http://schemas.microsoft.com/office/word/2010/wordml">
+              <w:rPr>
+                <w:rFonts w:ascii="Times New Roman" w:hAnsi="Times New Roman" w:eastAsia="Times New Roman" w:cs="Times New Roman"/>
+                <w:i w:val="false"/>
+                <w:b w:val="true"/>
+                <w:u w:val="none"/>
+                <w:strike w:val="false"/>
+                <w:sz w:val="14"/>
+                <w:szCs w:val="14"/>
                 <w:color w:val="000000"/>
               </w:rPr>
               <w:t xml:space="preserve">3,842</w:t>
@@ -7836,28 +7836,28 @@
                 <w:left w:val="none" w:sz="0" w:space="0" w:color="000000"/>
                 <w:right w:val="none" w:sz="0" w:space="0" w:color="000000"/>
               </w:pBdr>
-              <w:spacing w:after="36" w:before="36" w:line="240"/>
-              <w:ind w:left="100" w:right="100" w:firstLine="0" w:firstLineChars="0"/>
-              <w:rPr>
-                <w:rFonts w:ascii="Times New Roman" w:hAnsi="Times New Roman" w:eastAsia="Times New Roman" w:cs="Times New Roman"/>
-                <w:i w:val="false"/>
-                <w:b w:val="true"/>
-                <w:u w:val="none"/>
-                <w:strike w:val="false"/>
-                <w:sz w:val="16"/>
-                <w:szCs w:val="16"/>
-                <w:color w:val="000000"/>
-              </w:rPr>
-            </w:pPr>
-            <w:r xmlns:w="http://schemas.openxmlformats.org/wordprocessingml/2006/main" xmlns:wp="http://schemas.openxmlformats.org/drawingml/2006/wordprocessingDrawing" xmlns:r="http://schemas.openxmlformats.org/officeDocument/2006/relationships" xmlns:w14="http://schemas.microsoft.com/office/word/2010/wordml">
-              <w:rPr>
-                <w:rFonts w:ascii="Times New Roman" w:hAnsi="Times New Roman" w:eastAsia="Times New Roman" w:cs="Times New Roman"/>
-                <w:i w:val="false"/>
-                <w:b w:val="true"/>
-                <w:u w:val="none"/>
-                <w:strike w:val="false"/>
-                <w:sz w:val="16"/>
-                <w:szCs w:val="16"/>
+              <w:spacing w:after="0" w:before="0" w:line="240"/>
+              <w:ind w:left="100" w:right="100" w:firstLine="0" w:firstLineChars="0"/>
+              <w:rPr>
+                <w:rFonts w:ascii="Times New Roman" w:hAnsi="Times New Roman" w:eastAsia="Times New Roman" w:cs="Times New Roman"/>
+                <w:i w:val="false"/>
+                <w:b w:val="true"/>
+                <w:u w:val="none"/>
+                <w:strike w:val="false"/>
+                <w:sz w:val="14"/>
+                <w:szCs w:val="14"/>
+                <w:color w:val="000000"/>
+              </w:rPr>
+            </w:pPr>
+            <w:r xmlns:w="http://schemas.openxmlformats.org/wordprocessingml/2006/main" xmlns:wp="http://schemas.openxmlformats.org/drawingml/2006/wordprocessingDrawing" xmlns:r="http://schemas.openxmlformats.org/officeDocument/2006/relationships" xmlns:w14="http://schemas.microsoft.com/office/word/2010/wordml">
+              <w:rPr>
+                <w:rFonts w:ascii="Times New Roman" w:hAnsi="Times New Roman" w:eastAsia="Times New Roman" w:cs="Times New Roman"/>
+                <w:i w:val="false"/>
+                <w:b w:val="true"/>
+                <w:u w:val="none"/>
+                <w:strike w:val="false"/>
+                <w:sz w:val="14"/>
+                <w:szCs w:val="14"/>
                 <w:color w:val="000000"/>
               </w:rPr>
               <w:t xml:space="preserve">10 - التعليم</w:t>
@@ -7896,28 +7896,28 @@
                 <w:left w:val="none" w:sz="0" w:space="0" w:color="000000"/>
                 <w:right w:val="none" w:sz="0" w:space="0" w:color="000000"/>
               </w:pBdr>
-              <w:spacing w:after="36" w:before="36" w:line="240"/>
-              <w:ind w:left="100" w:right="100" w:firstLine="0" w:firstLineChars="0"/>
-              <w:rPr>
-                <w:rFonts w:ascii="Times New Roman" w:hAnsi="Times New Roman" w:eastAsia="Times New Roman" w:cs="Times New Roman"/>
-                <w:i w:val="false"/>
-                <w:b w:val="true"/>
-                <w:u w:val="none"/>
-                <w:strike w:val="false"/>
-                <w:sz w:val="16"/>
-                <w:szCs w:val="16"/>
-                <w:color w:val="000000"/>
-              </w:rPr>
-            </w:pPr>
-            <w:r xmlns:w="http://schemas.openxmlformats.org/wordprocessingml/2006/main" xmlns:wp="http://schemas.openxmlformats.org/drawingml/2006/wordprocessingDrawing" xmlns:r="http://schemas.openxmlformats.org/officeDocument/2006/relationships" xmlns:w14="http://schemas.microsoft.com/office/word/2010/wordml">
-              <w:rPr>
-                <w:rFonts w:ascii="Times New Roman" w:hAnsi="Times New Roman" w:eastAsia="Times New Roman" w:cs="Times New Roman"/>
-                <w:i w:val="false"/>
-                <w:b w:val="true"/>
-                <w:u w:val="none"/>
-                <w:strike w:val="false"/>
-                <w:sz w:val="16"/>
-                <w:szCs w:val="16"/>
+              <w:spacing w:after="0" w:before="0" w:line="240"/>
+              <w:ind w:left="100" w:right="100" w:firstLine="0" w:firstLineChars="0"/>
+              <w:rPr>
+                <w:rFonts w:ascii="Times New Roman" w:hAnsi="Times New Roman" w:eastAsia="Times New Roman" w:cs="Times New Roman"/>
+                <w:i w:val="false"/>
+                <w:b w:val="true"/>
+                <w:u w:val="none"/>
+                <w:strike w:val="false"/>
+                <w:sz w:val="14"/>
+                <w:szCs w:val="14"/>
+                <w:color w:val="000000"/>
+              </w:rPr>
+            </w:pPr>
+            <w:r xmlns:w="http://schemas.openxmlformats.org/wordprocessingml/2006/main" xmlns:wp="http://schemas.openxmlformats.org/drawingml/2006/wordprocessingDrawing" xmlns:r="http://schemas.openxmlformats.org/officeDocument/2006/relationships" xmlns:w14="http://schemas.microsoft.com/office/word/2010/wordml">
+              <w:rPr>
+                <w:rFonts w:ascii="Times New Roman" w:hAnsi="Times New Roman" w:eastAsia="Times New Roman" w:cs="Times New Roman"/>
+                <w:i w:val="false"/>
+                <w:b w:val="true"/>
+                <w:u w:val="none"/>
+                <w:strike w:val="false"/>
+                <w:sz w:val="14"/>
+                <w:szCs w:val="14"/>
                 <w:color w:val="000000"/>
               </w:rPr>
               <w:t xml:space="preserve">2,9</w:t>
@@ -7950,28 +7950,28 @@
                 <w:left w:val="none" w:sz="0" w:space="0" w:color="000000"/>
                 <w:right w:val="none" w:sz="0" w:space="0" w:color="000000"/>
               </w:pBdr>
-              <w:spacing w:after="36" w:before="36" w:line="240"/>
-              <w:ind w:left="100" w:right="100" w:firstLine="0" w:firstLineChars="0"/>
-              <w:rPr>
-                <w:rFonts w:ascii="Times New Roman" w:hAnsi="Times New Roman" w:eastAsia="Times New Roman" w:cs="Times New Roman"/>
-                <w:i w:val="false"/>
-                <w:b w:val="true"/>
-                <w:u w:val="none"/>
-                <w:strike w:val="false"/>
-                <w:sz w:val="16"/>
-                <w:szCs w:val="16"/>
-                <w:color w:val="000000"/>
-              </w:rPr>
-            </w:pPr>
-            <w:r xmlns:w="http://schemas.openxmlformats.org/wordprocessingml/2006/main" xmlns:wp="http://schemas.openxmlformats.org/drawingml/2006/wordprocessingDrawing" xmlns:r="http://schemas.openxmlformats.org/officeDocument/2006/relationships" xmlns:w14="http://schemas.microsoft.com/office/word/2010/wordml">
-              <w:rPr>
-                <w:rFonts w:ascii="Times New Roman" w:hAnsi="Times New Roman" w:eastAsia="Times New Roman" w:cs="Times New Roman"/>
-                <w:i w:val="false"/>
-                <w:b w:val="true"/>
-                <w:u w:val="none"/>
-                <w:strike w:val="false"/>
-                <w:sz w:val="16"/>
-                <w:szCs w:val="16"/>
+              <w:spacing w:after="0" w:before="0" w:line="240"/>
+              <w:ind w:left="100" w:right="100" w:firstLine="0" w:firstLineChars="0"/>
+              <w:rPr>
+                <w:rFonts w:ascii="Times New Roman" w:hAnsi="Times New Roman" w:eastAsia="Times New Roman" w:cs="Times New Roman"/>
+                <w:i w:val="false"/>
+                <w:b w:val="true"/>
+                <w:u w:val="none"/>
+                <w:strike w:val="false"/>
+                <w:sz w:val="14"/>
+                <w:szCs w:val="14"/>
+                <w:color w:val="000000"/>
+              </w:rPr>
+            </w:pPr>
+            <w:r xmlns:w="http://schemas.openxmlformats.org/wordprocessingml/2006/main" xmlns:wp="http://schemas.openxmlformats.org/drawingml/2006/wordprocessingDrawing" xmlns:r="http://schemas.openxmlformats.org/officeDocument/2006/relationships" xmlns:w14="http://schemas.microsoft.com/office/word/2010/wordml">
+              <w:rPr>
+                <w:rFonts w:ascii="Times New Roman" w:hAnsi="Times New Roman" w:eastAsia="Times New Roman" w:cs="Times New Roman"/>
+                <w:i w:val="false"/>
+                <w:b w:val="true"/>
+                <w:u w:val="none"/>
+                <w:strike w:val="false"/>
+                <w:sz w:val="14"/>
+                <w:szCs w:val="14"/>
                 <w:color w:val="000000"/>
               </w:rPr>
               <w:t xml:space="preserve">0,1</w:t>
@@ -8004,28 +8004,28 @@
                 <w:left w:val="none" w:sz="0" w:space="0" w:color="000000"/>
                 <w:right w:val="none" w:sz="0" w:space="0" w:color="000000"/>
               </w:pBdr>
-              <w:spacing w:after="36" w:before="36" w:line="240"/>
-              <w:ind w:left="100" w:right="100" w:firstLine="0" w:firstLineChars="0"/>
-              <w:rPr>
-                <w:rFonts w:ascii="Times New Roman" w:hAnsi="Times New Roman" w:eastAsia="Times New Roman" w:cs="Times New Roman"/>
-                <w:i w:val="false"/>
-                <w:b w:val="true"/>
-                <w:u w:val="none"/>
-                <w:strike w:val="false"/>
-                <w:sz w:val="16"/>
-                <w:szCs w:val="16"/>
-                <w:color w:val="000000"/>
-              </w:rPr>
-            </w:pPr>
-            <w:r xmlns:w="http://schemas.openxmlformats.org/wordprocessingml/2006/main" xmlns:wp="http://schemas.openxmlformats.org/drawingml/2006/wordprocessingDrawing" xmlns:r="http://schemas.openxmlformats.org/officeDocument/2006/relationships" xmlns:w14="http://schemas.microsoft.com/office/word/2010/wordml">
-              <w:rPr>
-                <w:rFonts w:ascii="Times New Roman" w:hAnsi="Times New Roman" w:eastAsia="Times New Roman" w:cs="Times New Roman"/>
-                <w:i w:val="false"/>
-                <w:b w:val="true"/>
-                <w:u w:val="none"/>
-                <w:strike w:val="false"/>
-                <w:sz w:val="16"/>
-                <w:szCs w:val="16"/>
+              <w:spacing w:after="0" w:before="0" w:line="240"/>
+              <w:ind w:left="100" w:right="100" w:firstLine="0" w:firstLineChars="0"/>
+              <w:rPr>
+                <w:rFonts w:ascii="Times New Roman" w:hAnsi="Times New Roman" w:eastAsia="Times New Roman" w:cs="Times New Roman"/>
+                <w:i w:val="false"/>
+                <w:b w:val="true"/>
+                <w:u w:val="none"/>
+                <w:strike w:val="false"/>
+                <w:sz w:val="14"/>
+                <w:szCs w:val="14"/>
+                <w:color w:val="000000"/>
+              </w:rPr>
+            </w:pPr>
+            <w:r xmlns:w="http://schemas.openxmlformats.org/wordprocessingml/2006/main" xmlns:wp="http://schemas.openxmlformats.org/drawingml/2006/wordprocessingDrawing" xmlns:r="http://schemas.openxmlformats.org/officeDocument/2006/relationships" xmlns:w14="http://schemas.microsoft.com/office/word/2010/wordml">
+              <w:rPr>
+                <w:rFonts w:ascii="Times New Roman" w:hAnsi="Times New Roman" w:eastAsia="Times New Roman" w:cs="Times New Roman"/>
+                <w:i w:val="false"/>
+                <w:b w:val="true"/>
+                <w:u w:val="none"/>
+                <w:strike w:val="false"/>
+                <w:sz w:val="14"/>
+                <w:szCs w:val="14"/>
                 <w:color w:val="000000"/>
               </w:rPr>
               <w:t xml:space="preserve">0,4</w:t>
@@ -8058,28 +8058,28 @@
                 <w:left w:val="none" w:sz="0" w:space="0" w:color="000000"/>
                 <w:right w:val="none" w:sz="0" w:space="0" w:color="000000"/>
               </w:pBdr>
-              <w:spacing w:after="36" w:before="36" w:line="240"/>
-              <w:ind w:left="100" w:right="100" w:firstLine="0" w:firstLineChars="0"/>
-              <w:rPr>
-                <w:rFonts w:ascii="Times New Roman" w:hAnsi="Times New Roman" w:eastAsia="Times New Roman" w:cs="Times New Roman"/>
-                <w:i w:val="false"/>
-                <w:b w:val="true"/>
-                <w:u w:val="none"/>
-                <w:strike w:val="false"/>
-                <w:sz w:val="16"/>
-                <w:szCs w:val="16"/>
-                <w:color w:val="000000"/>
-              </w:rPr>
-            </w:pPr>
-            <w:r xmlns:w="http://schemas.openxmlformats.org/wordprocessingml/2006/main" xmlns:wp="http://schemas.openxmlformats.org/drawingml/2006/wordprocessingDrawing" xmlns:r="http://schemas.openxmlformats.org/officeDocument/2006/relationships" xmlns:w14="http://schemas.microsoft.com/office/word/2010/wordml">
-              <w:rPr>
-                <w:rFonts w:ascii="Times New Roman" w:hAnsi="Times New Roman" w:eastAsia="Times New Roman" w:cs="Times New Roman"/>
-                <w:i w:val="false"/>
-                <w:b w:val="true"/>
-                <w:u w:val="none"/>
-                <w:strike w:val="false"/>
-                <w:sz w:val="16"/>
-                <w:szCs w:val="16"/>
+              <w:spacing w:after="0" w:before="0" w:line="240"/>
+              <w:ind w:left="100" w:right="100" w:firstLine="0" w:firstLineChars="0"/>
+              <w:rPr>
+                <w:rFonts w:ascii="Times New Roman" w:hAnsi="Times New Roman" w:eastAsia="Times New Roman" w:cs="Times New Roman"/>
+                <w:i w:val="false"/>
+                <w:b w:val="true"/>
+                <w:u w:val="none"/>
+                <w:strike w:val="false"/>
+                <w:sz w:val="14"/>
+                <w:szCs w:val="14"/>
+                <w:color w:val="000000"/>
+              </w:rPr>
+            </w:pPr>
+            <w:r xmlns:w="http://schemas.openxmlformats.org/wordprocessingml/2006/main" xmlns:wp="http://schemas.openxmlformats.org/drawingml/2006/wordprocessingDrawing" xmlns:r="http://schemas.openxmlformats.org/officeDocument/2006/relationships" xmlns:w14="http://schemas.microsoft.com/office/word/2010/wordml">
+              <w:rPr>
+                <w:rFonts w:ascii="Times New Roman" w:hAnsi="Times New Roman" w:eastAsia="Times New Roman" w:cs="Times New Roman"/>
+                <w:i w:val="false"/>
+                <w:b w:val="true"/>
+                <w:u w:val="none"/>
+                <w:strike w:val="false"/>
+                <w:sz w:val="14"/>
+                <w:szCs w:val="14"/>
                 <w:color w:val="000000"/>
               </w:rPr>
               <w:t xml:space="preserve">113,3</w:t>
@@ -8112,28 +8112,28 @@
                 <w:left w:val="none" w:sz="0" w:space="0" w:color="000000"/>
                 <w:right w:val="none" w:sz="0" w:space="0" w:color="000000"/>
               </w:pBdr>
-              <w:spacing w:after="36" w:before="36" w:line="240"/>
-              <w:ind w:left="100" w:right="100" w:firstLine="0" w:firstLineChars="0"/>
-              <w:rPr>
-                <w:rFonts w:ascii="Times New Roman" w:hAnsi="Times New Roman" w:eastAsia="Times New Roman" w:cs="Times New Roman"/>
-                <w:i w:val="false"/>
-                <w:b w:val="true"/>
-                <w:u w:val="none"/>
-                <w:strike w:val="false"/>
-                <w:sz w:val="16"/>
-                <w:szCs w:val="16"/>
-                <w:color w:val="000000"/>
-              </w:rPr>
-            </w:pPr>
-            <w:r xmlns:w="http://schemas.openxmlformats.org/wordprocessingml/2006/main" xmlns:wp="http://schemas.openxmlformats.org/drawingml/2006/wordprocessingDrawing" xmlns:r="http://schemas.openxmlformats.org/officeDocument/2006/relationships" xmlns:w14="http://schemas.microsoft.com/office/word/2010/wordml">
-              <w:rPr>
-                <w:rFonts w:ascii="Times New Roman" w:hAnsi="Times New Roman" w:eastAsia="Times New Roman" w:cs="Times New Roman"/>
-                <w:i w:val="false"/>
-                <w:b w:val="true"/>
-                <w:u w:val="none"/>
-                <w:strike w:val="false"/>
-                <w:sz w:val="16"/>
-                <w:szCs w:val="16"/>
+              <w:spacing w:after="0" w:before="0" w:line="240"/>
+              <w:ind w:left="100" w:right="100" w:firstLine="0" w:firstLineChars="0"/>
+              <w:rPr>
+                <w:rFonts w:ascii="Times New Roman" w:hAnsi="Times New Roman" w:eastAsia="Times New Roman" w:cs="Times New Roman"/>
+                <w:i w:val="false"/>
+                <w:b w:val="true"/>
+                <w:u w:val="none"/>
+                <w:strike w:val="false"/>
+                <w:sz w:val="14"/>
+                <w:szCs w:val="14"/>
+                <w:color w:val="000000"/>
+              </w:rPr>
+            </w:pPr>
+            <w:r xmlns:w="http://schemas.openxmlformats.org/wordprocessingml/2006/main" xmlns:wp="http://schemas.openxmlformats.org/drawingml/2006/wordprocessingDrawing" xmlns:r="http://schemas.openxmlformats.org/officeDocument/2006/relationships" xmlns:w14="http://schemas.microsoft.com/office/word/2010/wordml">
+              <w:rPr>
+                <w:rFonts w:ascii="Times New Roman" w:hAnsi="Times New Roman" w:eastAsia="Times New Roman" w:cs="Times New Roman"/>
+                <w:i w:val="false"/>
+                <w:b w:val="true"/>
+                <w:u w:val="none"/>
+                <w:strike w:val="false"/>
+                <w:sz w:val="14"/>
+                <w:szCs w:val="14"/>
                 <w:color w:val="000000"/>
               </w:rPr>
               <w:t xml:space="preserve">112,8</w:t>
@@ -8166,28 +8166,28 @@
                 <w:left w:val="none" w:sz="0" w:space="0" w:color="000000"/>
                 <w:right w:val="none" w:sz="0" w:space="0" w:color="000000"/>
               </w:pBdr>
-              <w:spacing w:after="36" w:before="36" w:line="240"/>
-              <w:ind w:left="100" w:right="100" w:firstLine="0" w:firstLineChars="0"/>
-              <w:rPr>
-                <w:rFonts w:ascii="Times New Roman" w:hAnsi="Times New Roman" w:eastAsia="Times New Roman" w:cs="Times New Roman"/>
-                <w:i w:val="false"/>
-                <w:b w:val="true"/>
-                <w:u w:val="none"/>
-                <w:strike w:val="false"/>
-                <w:sz w:val="16"/>
-                <w:szCs w:val="16"/>
-                <w:color w:val="000000"/>
-              </w:rPr>
-            </w:pPr>
-            <w:r xmlns:w="http://schemas.openxmlformats.org/wordprocessingml/2006/main" xmlns:wp="http://schemas.openxmlformats.org/drawingml/2006/wordprocessingDrawing" xmlns:r="http://schemas.openxmlformats.org/officeDocument/2006/relationships" xmlns:w14="http://schemas.microsoft.com/office/word/2010/wordml">
-              <w:rPr>
-                <w:rFonts w:ascii="Times New Roman" w:hAnsi="Times New Roman" w:eastAsia="Times New Roman" w:cs="Times New Roman"/>
-                <w:i w:val="false"/>
-                <w:b w:val="true"/>
-                <w:u w:val="none"/>
-                <w:strike w:val="false"/>
-                <w:sz w:val="16"/>
-                <w:szCs w:val="16"/>
+              <w:spacing w:after="0" w:before="0" w:line="240"/>
+              <w:ind w:left="100" w:right="100" w:firstLine="0" w:firstLineChars="0"/>
+              <w:rPr>
+                <w:rFonts w:ascii="Times New Roman" w:hAnsi="Times New Roman" w:eastAsia="Times New Roman" w:cs="Times New Roman"/>
+                <w:i w:val="false"/>
+                <w:b w:val="true"/>
+                <w:u w:val="none"/>
+                <w:strike w:val="false"/>
+                <w:sz w:val="14"/>
+                <w:szCs w:val="14"/>
+                <w:color w:val="000000"/>
+              </w:rPr>
+            </w:pPr>
+            <w:r xmlns:w="http://schemas.openxmlformats.org/wordprocessingml/2006/main" xmlns:wp="http://schemas.openxmlformats.org/drawingml/2006/wordprocessingDrawing" xmlns:r="http://schemas.openxmlformats.org/officeDocument/2006/relationships" xmlns:w14="http://schemas.microsoft.com/office/word/2010/wordml">
+              <w:rPr>
+                <w:rFonts w:ascii="Times New Roman" w:hAnsi="Times New Roman" w:eastAsia="Times New Roman" w:cs="Times New Roman"/>
+                <w:i w:val="false"/>
+                <w:b w:val="true"/>
+                <w:u w:val="none"/>
+                <w:strike w:val="false"/>
+                <w:sz w:val="14"/>
+                <w:szCs w:val="14"/>
                 <w:color w:val="000000"/>
               </w:rPr>
               <w:t xml:space="preserve">113,3</w:t>
@@ -8220,28 +8220,28 @@
                 <w:left w:val="none" w:sz="0" w:space="0" w:color="000000"/>
                 <w:right w:val="none" w:sz="0" w:space="0" w:color="000000"/>
               </w:pBdr>
-              <w:spacing w:after="36" w:before="36" w:line="240"/>
-              <w:ind w:left="100" w:right="100" w:firstLine="0" w:firstLineChars="0"/>
-              <w:rPr>
-                <w:rFonts w:ascii="Times New Roman" w:hAnsi="Times New Roman" w:eastAsia="Times New Roman" w:cs="Times New Roman"/>
-                <w:i w:val="false"/>
-                <w:b w:val="true"/>
-                <w:u w:val="none"/>
-                <w:strike w:val="false"/>
-                <w:sz w:val="16"/>
-                <w:szCs w:val="16"/>
-                <w:color w:val="000000"/>
-              </w:rPr>
-            </w:pPr>
-            <w:r xmlns:w="http://schemas.openxmlformats.org/wordprocessingml/2006/main" xmlns:wp="http://schemas.openxmlformats.org/drawingml/2006/wordprocessingDrawing" xmlns:r="http://schemas.openxmlformats.org/officeDocument/2006/relationships" xmlns:w14="http://schemas.microsoft.com/office/word/2010/wordml">
-              <w:rPr>
-                <w:rFonts w:ascii="Times New Roman" w:hAnsi="Times New Roman" w:eastAsia="Times New Roman" w:cs="Times New Roman"/>
-                <w:i w:val="false"/>
-                <w:b w:val="true"/>
-                <w:u w:val="none"/>
-                <w:strike w:val="false"/>
-                <w:sz w:val="16"/>
-                <w:szCs w:val="16"/>
+              <w:spacing w:after="0" w:before="0" w:line="240"/>
+              <w:ind w:left="100" w:right="100" w:firstLine="0" w:firstLineChars="0"/>
+              <w:rPr>
+                <w:rFonts w:ascii="Times New Roman" w:hAnsi="Times New Roman" w:eastAsia="Times New Roman" w:cs="Times New Roman"/>
+                <w:i w:val="false"/>
+                <w:b w:val="true"/>
+                <w:u w:val="none"/>
+                <w:strike w:val="false"/>
+                <w:sz w:val="14"/>
+                <w:szCs w:val="14"/>
+                <w:color w:val="000000"/>
+              </w:rPr>
+            </w:pPr>
+            <w:r xmlns:w="http://schemas.openxmlformats.org/wordprocessingml/2006/main" xmlns:wp="http://schemas.openxmlformats.org/drawingml/2006/wordprocessingDrawing" xmlns:r="http://schemas.openxmlformats.org/officeDocument/2006/relationships" xmlns:w14="http://schemas.microsoft.com/office/word/2010/wordml">
+              <w:rPr>
+                <w:rFonts w:ascii="Times New Roman" w:hAnsi="Times New Roman" w:eastAsia="Times New Roman" w:cs="Times New Roman"/>
+                <w:i w:val="false"/>
+                <w:b w:val="true"/>
+                <w:u w:val="none"/>
+                <w:strike w:val="false"/>
+                <w:sz w:val="14"/>
+                <w:szCs w:val="14"/>
                 <w:color w:val="000000"/>
               </w:rPr>
               <w:t xml:space="preserve">113,2</w:t>
@@ -8274,28 +8274,28 @@
                 <w:left w:val="none" w:sz="0" w:space="0" w:color="000000"/>
                 <w:right w:val="none" w:sz="0" w:space="0" w:color="000000"/>
               </w:pBdr>
-              <w:spacing w:after="36" w:before="36" w:line="240"/>
-              <w:ind w:left="100" w:right="100" w:firstLine="0" w:firstLineChars="0"/>
-              <w:rPr>
-                <w:rFonts w:ascii="Times New Roman" w:hAnsi="Times New Roman" w:eastAsia="Times New Roman" w:cs="Times New Roman"/>
-                <w:i w:val="false"/>
-                <w:b w:val="true"/>
-                <w:u w:val="none"/>
-                <w:strike w:val="false"/>
-                <w:sz w:val="16"/>
-                <w:szCs w:val="16"/>
-                <w:color w:val="000000"/>
-              </w:rPr>
-            </w:pPr>
-            <w:r xmlns:w="http://schemas.openxmlformats.org/wordprocessingml/2006/main" xmlns:wp="http://schemas.openxmlformats.org/drawingml/2006/wordprocessingDrawing" xmlns:r="http://schemas.openxmlformats.org/officeDocument/2006/relationships" xmlns:w14="http://schemas.microsoft.com/office/word/2010/wordml">
-              <w:rPr>
-                <w:rFonts w:ascii="Times New Roman" w:hAnsi="Times New Roman" w:eastAsia="Times New Roman" w:cs="Times New Roman"/>
-                <w:i w:val="false"/>
-                <w:b w:val="true"/>
-                <w:u w:val="none"/>
-                <w:strike w:val="false"/>
-                <w:sz w:val="16"/>
-                <w:szCs w:val="16"/>
+              <w:spacing w:after="0" w:before="0" w:line="240"/>
+              <w:ind w:left="100" w:right="100" w:firstLine="0" w:firstLineChars="0"/>
+              <w:rPr>
+                <w:rFonts w:ascii="Times New Roman" w:hAnsi="Times New Roman" w:eastAsia="Times New Roman" w:cs="Times New Roman"/>
+                <w:i w:val="false"/>
+                <w:b w:val="true"/>
+                <w:u w:val="none"/>
+                <w:strike w:val="false"/>
+                <w:sz w:val="14"/>
+                <w:szCs w:val="14"/>
+                <w:color w:val="000000"/>
+              </w:rPr>
+            </w:pPr>
+            <w:r xmlns:w="http://schemas.openxmlformats.org/wordprocessingml/2006/main" xmlns:wp="http://schemas.openxmlformats.org/drawingml/2006/wordprocessingDrawing" xmlns:r="http://schemas.openxmlformats.org/officeDocument/2006/relationships" xmlns:w14="http://schemas.microsoft.com/office/word/2010/wordml">
+              <w:rPr>
+                <w:rFonts w:ascii="Times New Roman" w:hAnsi="Times New Roman" w:eastAsia="Times New Roman" w:cs="Times New Roman"/>
+                <w:i w:val="false"/>
+                <w:b w:val="true"/>
+                <w:u w:val="none"/>
+                <w:strike w:val="false"/>
+                <w:sz w:val="14"/>
+                <w:szCs w:val="14"/>
                 <w:color w:val="000000"/>
               </w:rPr>
               <w:t xml:space="preserve">110,1</w:t>
@@ -8328,28 +8328,28 @@
                 <w:left w:val="none" w:sz="0" w:space="0" w:color="000000"/>
                 <w:right w:val="none" w:sz="0" w:space="0" w:color="000000"/>
               </w:pBdr>
-              <w:spacing w:after="36" w:before="36" w:line="240"/>
-              <w:ind w:left="100" w:right="100" w:firstLine="0" w:firstLineChars="0"/>
-              <w:rPr>
-                <w:rFonts w:ascii="Times New Roman" w:hAnsi="Times New Roman" w:eastAsia="Times New Roman" w:cs="Times New Roman"/>
-                <w:i w:val="false"/>
-                <w:b w:val="true"/>
-                <w:u w:val="none"/>
-                <w:strike w:val="false"/>
-                <w:sz w:val="16"/>
-                <w:szCs w:val="16"/>
-                <w:color w:val="000000"/>
-              </w:rPr>
-            </w:pPr>
-            <w:r xmlns:w="http://schemas.openxmlformats.org/wordprocessingml/2006/main" xmlns:wp="http://schemas.openxmlformats.org/drawingml/2006/wordprocessingDrawing" xmlns:r="http://schemas.openxmlformats.org/officeDocument/2006/relationships" xmlns:w14="http://schemas.microsoft.com/office/word/2010/wordml">
-              <w:rPr>
-                <w:rFonts w:ascii="Times New Roman" w:hAnsi="Times New Roman" w:eastAsia="Times New Roman" w:cs="Times New Roman"/>
-                <w:i w:val="false"/>
-                <w:b w:val="true"/>
-                <w:u w:val="none"/>
-                <w:strike w:val="false"/>
-                <w:sz w:val="16"/>
-                <w:szCs w:val="16"/>
+              <w:spacing w:after="0" w:before="0" w:line="240"/>
+              <w:ind w:left="100" w:right="100" w:firstLine="0" w:firstLineChars="0"/>
+              <w:rPr>
+                <w:rFonts w:ascii="Times New Roman" w:hAnsi="Times New Roman" w:eastAsia="Times New Roman" w:cs="Times New Roman"/>
+                <w:i w:val="false"/>
+                <w:b w:val="true"/>
+                <w:u w:val="none"/>
+                <w:strike w:val="false"/>
+                <w:sz w:val="14"/>
+                <w:szCs w:val="14"/>
+                <w:color w:val="000000"/>
+              </w:rPr>
+            </w:pPr>
+            <w:r xmlns:w="http://schemas.openxmlformats.org/wordprocessingml/2006/main" xmlns:wp="http://schemas.openxmlformats.org/drawingml/2006/wordprocessingDrawing" xmlns:r="http://schemas.openxmlformats.org/officeDocument/2006/relationships" xmlns:w14="http://schemas.microsoft.com/office/word/2010/wordml">
+              <w:rPr>
+                <w:rFonts w:ascii="Times New Roman" w:hAnsi="Times New Roman" w:eastAsia="Times New Roman" w:cs="Times New Roman"/>
+                <w:i w:val="false"/>
+                <w:b w:val="true"/>
+                <w:u w:val="none"/>
+                <w:strike w:val="false"/>
+                <w:sz w:val="14"/>
+                <w:szCs w:val="14"/>
                 <w:color w:val="000000"/>
               </w:rPr>
               <w:t xml:space="preserve">2,258</w:t>
@@ -8382,28 +8382,28 @@
                 <w:left w:val="none" w:sz="0" w:space="0" w:color="000000"/>
                 <w:right w:val="none" w:sz="0" w:space="0" w:color="000000"/>
               </w:pBdr>
-              <w:spacing w:after="36" w:before="36" w:line="240"/>
-              <w:ind w:left="100" w:right="100" w:firstLine="0" w:firstLineChars="0"/>
-              <w:rPr>
-                <w:rFonts w:ascii="Times New Roman" w:hAnsi="Times New Roman" w:eastAsia="Times New Roman" w:cs="Times New Roman"/>
-                <w:i w:val="false"/>
-                <w:b w:val="true"/>
-                <w:u w:val="none"/>
-                <w:strike w:val="false"/>
-                <w:sz w:val="16"/>
-                <w:szCs w:val="16"/>
-                <w:color w:val="000000"/>
-              </w:rPr>
-            </w:pPr>
-            <w:r xmlns:w="http://schemas.openxmlformats.org/wordprocessingml/2006/main" xmlns:wp="http://schemas.openxmlformats.org/drawingml/2006/wordprocessingDrawing" xmlns:r="http://schemas.openxmlformats.org/officeDocument/2006/relationships" xmlns:w14="http://schemas.microsoft.com/office/word/2010/wordml">
-              <w:rPr>
-                <w:rFonts w:ascii="Times New Roman" w:hAnsi="Times New Roman" w:eastAsia="Times New Roman" w:cs="Times New Roman"/>
-                <w:i w:val="false"/>
-                <w:b w:val="true"/>
-                <w:u w:val="none"/>
-                <w:strike w:val="false"/>
-                <w:sz w:val="16"/>
-                <w:szCs w:val="16"/>
+              <w:spacing w:after="0" w:before="0" w:line="240"/>
+              <w:ind w:left="100" w:right="100" w:firstLine="0" w:firstLineChars="0"/>
+              <w:rPr>
+                <w:rFonts w:ascii="Times New Roman" w:hAnsi="Times New Roman" w:eastAsia="Times New Roman" w:cs="Times New Roman"/>
+                <w:i w:val="false"/>
+                <w:b w:val="true"/>
+                <w:u w:val="none"/>
+                <w:strike w:val="false"/>
+                <w:sz w:val="14"/>
+                <w:szCs w:val="14"/>
+                <w:color w:val="000000"/>
+              </w:rPr>
+            </w:pPr>
+            <w:r xmlns:w="http://schemas.openxmlformats.org/wordprocessingml/2006/main" xmlns:wp="http://schemas.openxmlformats.org/drawingml/2006/wordprocessingDrawing" xmlns:r="http://schemas.openxmlformats.org/officeDocument/2006/relationships" xmlns:w14="http://schemas.microsoft.com/office/word/2010/wordml">
+              <w:rPr>
+                <w:rFonts w:ascii="Times New Roman" w:hAnsi="Times New Roman" w:eastAsia="Times New Roman" w:cs="Times New Roman"/>
+                <w:i w:val="false"/>
+                <w:b w:val="true"/>
+                <w:u w:val="none"/>
+                <w:strike w:val="false"/>
+                <w:sz w:val="14"/>
+                <w:szCs w:val="14"/>
                 <w:color w:val="000000"/>
               </w:rPr>
               <w:t xml:space="preserve">11 - مطاعم وفنادق</w:t>
@@ -8442,28 +8442,28 @@
                 <w:left w:val="none" w:sz="0" w:space="0" w:color="000000"/>
                 <w:right w:val="none" w:sz="0" w:space="0" w:color="000000"/>
               </w:pBdr>
-              <w:spacing w:after="36" w:before="36" w:line="240"/>
-              <w:ind w:left="100" w:right="100" w:firstLine="0" w:firstLineChars="0"/>
-              <w:rPr>
-                <w:rFonts w:ascii="Times New Roman" w:hAnsi="Times New Roman" w:eastAsia="Times New Roman" w:cs="Times New Roman"/>
-                <w:i w:val="false"/>
-                <w:b w:val="true"/>
-                <w:u w:val="none"/>
-                <w:strike w:val="false"/>
-                <w:sz w:val="16"/>
-                <w:szCs w:val="16"/>
-                <w:color w:val="000000"/>
-              </w:rPr>
-            </w:pPr>
-            <w:r xmlns:w="http://schemas.openxmlformats.org/wordprocessingml/2006/main" xmlns:wp="http://schemas.openxmlformats.org/drawingml/2006/wordprocessingDrawing" xmlns:r="http://schemas.openxmlformats.org/officeDocument/2006/relationships" xmlns:w14="http://schemas.microsoft.com/office/word/2010/wordml">
-              <w:rPr>
-                <w:rFonts w:ascii="Times New Roman" w:hAnsi="Times New Roman" w:eastAsia="Times New Roman" w:cs="Times New Roman"/>
-                <w:i w:val="false"/>
-                <w:b w:val="true"/>
-                <w:u w:val="none"/>
-                <w:strike w:val="false"/>
-                <w:sz w:val="16"/>
-                <w:szCs w:val="16"/>
+              <w:spacing w:after="0" w:before="0" w:line="240"/>
+              <w:ind w:left="100" w:right="100" w:firstLine="0" w:firstLineChars="0"/>
+              <w:rPr>
+                <w:rFonts w:ascii="Times New Roman" w:hAnsi="Times New Roman" w:eastAsia="Times New Roman" w:cs="Times New Roman"/>
+                <w:i w:val="false"/>
+                <w:b w:val="true"/>
+                <w:u w:val="none"/>
+                <w:strike w:val="false"/>
+                <w:sz w:val="14"/>
+                <w:szCs w:val="14"/>
+                <w:color w:val="000000"/>
+              </w:rPr>
+            </w:pPr>
+            <w:r xmlns:w="http://schemas.openxmlformats.org/wordprocessingml/2006/main" xmlns:wp="http://schemas.openxmlformats.org/drawingml/2006/wordprocessingDrawing" xmlns:r="http://schemas.openxmlformats.org/officeDocument/2006/relationships" xmlns:w14="http://schemas.microsoft.com/office/word/2010/wordml">
+              <w:rPr>
+                <w:rFonts w:ascii="Times New Roman" w:hAnsi="Times New Roman" w:eastAsia="Times New Roman" w:cs="Times New Roman"/>
+                <w:i w:val="false"/>
+                <w:b w:val="true"/>
+                <w:u w:val="none"/>
+                <w:strike w:val="false"/>
+                <w:sz w:val="14"/>
+                <w:szCs w:val="14"/>
                 <w:color w:val="000000"/>
               </w:rPr>
               <w:t xml:space="preserve">3,6</w:t>
@@ -8496,28 +8496,28 @@
                 <w:left w:val="none" w:sz="0" w:space="0" w:color="000000"/>
                 <w:right w:val="none" w:sz="0" w:space="0" w:color="000000"/>
               </w:pBdr>
-              <w:spacing w:after="36" w:before="36" w:line="240"/>
-              <w:ind w:left="100" w:right="100" w:firstLine="0" w:firstLineChars="0"/>
-              <w:rPr>
-                <w:rFonts w:ascii="Times New Roman" w:hAnsi="Times New Roman" w:eastAsia="Times New Roman" w:cs="Times New Roman"/>
-                <w:i w:val="false"/>
-                <w:b w:val="true"/>
-                <w:u w:val="none"/>
-                <w:strike w:val="false"/>
-                <w:sz w:val="16"/>
-                <w:szCs w:val="16"/>
-                <w:color w:val="000000"/>
-              </w:rPr>
-            </w:pPr>
-            <w:r xmlns:w="http://schemas.openxmlformats.org/wordprocessingml/2006/main" xmlns:wp="http://schemas.openxmlformats.org/drawingml/2006/wordprocessingDrawing" xmlns:r="http://schemas.openxmlformats.org/officeDocument/2006/relationships" xmlns:w14="http://schemas.microsoft.com/office/word/2010/wordml">
-              <w:rPr>
-                <w:rFonts w:ascii="Times New Roman" w:hAnsi="Times New Roman" w:eastAsia="Times New Roman" w:cs="Times New Roman"/>
-                <w:i w:val="false"/>
-                <w:b w:val="true"/>
-                <w:u w:val="none"/>
-                <w:strike w:val="false"/>
-                <w:sz w:val="16"/>
-                <w:szCs w:val="16"/>
+              <w:spacing w:after="0" w:before="0" w:line="240"/>
+              <w:ind w:left="100" w:right="100" w:firstLine="0" w:firstLineChars="0"/>
+              <w:rPr>
+                <w:rFonts w:ascii="Times New Roman" w:hAnsi="Times New Roman" w:eastAsia="Times New Roman" w:cs="Times New Roman"/>
+                <w:i w:val="false"/>
+                <w:b w:val="true"/>
+                <w:u w:val="none"/>
+                <w:strike w:val="false"/>
+                <w:sz w:val="14"/>
+                <w:szCs w:val="14"/>
+                <w:color w:val="000000"/>
+              </w:rPr>
+            </w:pPr>
+            <w:r xmlns:w="http://schemas.openxmlformats.org/wordprocessingml/2006/main" xmlns:wp="http://schemas.openxmlformats.org/drawingml/2006/wordprocessingDrawing" xmlns:r="http://schemas.openxmlformats.org/officeDocument/2006/relationships" xmlns:w14="http://schemas.microsoft.com/office/word/2010/wordml">
+              <w:rPr>
+                <w:rFonts w:ascii="Times New Roman" w:hAnsi="Times New Roman" w:eastAsia="Times New Roman" w:cs="Times New Roman"/>
+                <w:i w:val="false"/>
+                <w:b w:val="true"/>
+                <w:u w:val="none"/>
+                <w:strike w:val="false"/>
+                <w:sz w:val="14"/>
+                <w:szCs w:val="14"/>
                 <w:color w:val="000000"/>
               </w:rPr>
               <w:t xml:space="preserve">1,7</w:t>
@@ -8550,28 +8550,28 @@
                 <w:left w:val="none" w:sz="0" w:space="0" w:color="000000"/>
                 <w:right w:val="none" w:sz="0" w:space="0" w:color="000000"/>
               </w:pBdr>
-              <w:spacing w:after="36" w:before="36" w:line="240"/>
-              <w:ind w:left="100" w:right="100" w:firstLine="0" w:firstLineChars="0"/>
-              <w:rPr>
-                <w:rFonts w:ascii="Times New Roman" w:hAnsi="Times New Roman" w:eastAsia="Times New Roman" w:cs="Times New Roman"/>
-                <w:i w:val="false"/>
-                <w:b w:val="true"/>
-                <w:u w:val="none"/>
-                <w:strike w:val="false"/>
-                <w:sz w:val="16"/>
-                <w:szCs w:val="16"/>
-                <w:color w:val="000000"/>
-              </w:rPr>
-            </w:pPr>
-            <w:r xmlns:w="http://schemas.openxmlformats.org/wordprocessingml/2006/main" xmlns:wp="http://schemas.openxmlformats.org/drawingml/2006/wordprocessingDrawing" xmlns:r="http://schemas.openxmlformats.org/officeDocument/2006/relationships" xmlns:w14="http://schemas.microsoft.com/office/word/2010/wordml">
-              <w:rPr>
-                <w:rFonts w:ascii="Times New Roman" w:hAnsi="Times New Roman" w:eastAsia="Times New Roman" w:cs="Times New Roman"/>
-                <w:i w:val="false"/>
-                <w:b w:val="true"/>
-                <w:u w:val="none"/>
-                <w:strike w:val="false"/>
-                <w:sz w:val="16"/>
-                <w:szCs w:val="16"/>
+              <w:spacing w:after="0" w:before="0" w:line="240"/>
+              <w:ind w:left="100" w:right="100" w:firstLine="0" w:firstLineChars="0"/>
+              <w:rPr>
+                <w:rFonts w:ascii="Times New Roman" w:hAnsi="Times New Roman" w:eastAsia="Times New Roman" w:cs="Times New Roman"/>
+                <w:i w:val="false"/>
+                <w:b w:val="true"/>
+                <w:u w:val="none"/>
+                <w:strike w:val="false"/>
+                <w:sz w:val="14"/>
+                <w:szCs w:val="14"/>
+                <w:color w:val="000000"/>
+              </w:rPr>
+            </w:pPr>
+            <w:r xmlns:w="http://schemas.openxmlformats.org/wordprocessingml/2006/main" xmlns:wp="http://schemas.openxmlformats.org/drawingml/2006/wordprocessingDrawing" xmlns:r="http://schemas.openxmlformats.org/officeDocument/2006/relationships" xmlns:w14="http://schemas.microsoft.com/office/word/2010/wordml">
+              <w:rPr>
+                <w:rFonts w:ascii="Times New Roman" w:hAnsi="Times New Roman" w:eastAsia="Times New Roman" w:cs="Times New Roman"/>
+                <w:i w:val="false"/>
+                <w:b w:val="true"/>
+                <w:u w:val="none"/>
+                <w:strike w:val="false"/>
+                <w:sz w:val="14"/>
+                <w:szCs w:val="14"/>
                 <w:color w:val="000000"/>
               </w:rPr>
               <w:t xml:space="preserve">1,0</w:t>
@@ -8604,28 +8604,28 @@
                 <w:left w:val="none" w:sz="0" w:space="0" w:color="000000"/>
                 <w:right w:val="none" w:sz="0" w:space="0" w:color="000000"/>
               </w:pBdr>
-              <w:spacing w:after="36" w:before="36" w:line="240"/>
-              <w:ind w:left="100" w:right="100" w:firstLine="0" w:firstLineChars="0"/>
-              <w:rPr>
-                <w:rFonts w:ascii="Times New Roman" w:hAnsi="Times New Roman" w:eastAsia="Times New Roman" w:cs="Times New Roman"/>
-                <w:i w:val="false"/>
-                <w:b w:val="true"/>
-                <w:u w:val="none"/>
-                <w:strike w:val="false"/>
-                <w:sz w:val="16"/>
-                <w:szCs w:val="16"/>
-                <w:color w:val="000000"/>
-              </w:rPr>
-            </w:pPr>
-            <w:r xmlns:w="http://schemas.openxmlformats.org/wordprocessingml/2006/main" xmlns:wp="http://schemas.openxmlformats.org/drawingml/2006/wordprocessingDrawing" xmlns:r="http://schemas.openxmlformats.org/officeDocument/2006/relationships" xmlns:w14="http://schemas.microsoft.com/office/word/2010/wordml">
-              <w:rPr>
-                <w:rFonts w:ascii="Times New Roman" w:hAnsi="Times New Roman" w:eastAsia="Times New Roman" w:cs="Times New Roman"/>
-                <w:i w:val="false"/>
-                <w:b w:val="true"/>
-                <w:u w:val="none"/>
-                <w:strike w:val="false"/>
-                <w:sz w:val="16"/>
-                <w:szCs w:val="16"/>
+              <w:spacing w:after="0" w:before="0" w:line="240"/>
+              <w:ind w:left="100" w:right="100" w:firstLine="0" w:firstLineChars="0"/>
+              <w:rPr>
+                <w:rFonts w:ascii="Times New Roman" w:hAnsi="Times New Roman" w:eastAsia="Times New Roman" w:cs="Times New Roman"/>
+                <w:i w:val="false"/>
+                <w:b w:val="true"/>
+                <w:u w:val="none"/>
+                <w:strike w:val="false"/>
+                <w:sz w:val="14"/>
+                <w:szCs w:val="14"/>
+                <w:color w:val="000000"/>
+              </w:rPr>
+            </w:pPr>
+            <w:r xmlns:w="http://schemas.openxmlformats.org/wordprocessingml/2006/main" xmlns:wp="http://schemas.openxmlformats.org/drawingml/2006/wordprocessingDrawing" xmlns:r="http://schemas.openxmlformats.org/officeDocument/2006/relationships" xmlns:w14="http://schemas.microsoft.com/office/word/2010/wordml">
+              <w:rPr>
+                <w:rFonts w:ascii="Times New Roman" w:hAnsi="Times New Roman" w:eastAsia="Times New Roman" w:cs="Times New Roman"/>
+                <w:i w:val="false"/>
+                <w:b w:val="true"/>
+                <w:u w:val="none"/>
+                <w:strike w:val="false"/>
+                <w:sz w:val="14"/>
+                <w:szCs w:val="14"/>
                 <w:color w:val="000000"/>
               </w:rPr>
               <w:t xml:space="preserve">116,3</w:t>
@@ -8658,28 +8658,28 @@
                 <w:left w:val="none" w:sz="0" w:space="0" w:color="000000"/>
                 <w:right w:val="none" w:sz="0" w:space="0" w:color="000000"/>
               </w:pBdr>
-              <w:spacing w:after="36" w:before="36" w:line="240"/>
-              <w:ind w:left="100" w:right="100" w:firstLine="0" w:firstLineChars="0"/>
-              <w:rPr>
-                <w:rFonts w:ascii="Times New Roman" w:hAnsi="Times New Roman" w:eastAsia="Times New Roman" w:cs="Times New Roman"/>
-                <w:i w:val="false"/>
-                <w:b w:val="true"/>
-                <w:u w:val="none"/>
-                <w:strike w:val="false"/>
-                <w:sz w:val="16"/>
-                <w:szCs w:val="16"/>
-                <w:color w:val="000000"/>
-              </w:rPr>
-            </w:pPr>
-            <w:r xmlns:w="http://schemas.openxmlformats.org/wordprocessingml/2006/main" xmlns:wp="http://schemas.openxmlformats.org/drawingml/2006/wordprocessingDrawing" xmlns:r="http://schemas.openxmlformats.org/officeDocument/2006/relationships" xmlns:w14="http://schemas.microsoft.com/office/word/2010/wordml">
-              <w:rPr>
-                <w:rFonts w:ascii="Times New Roman" w:hAnsi="Times New Roman" w:eastAsia="Times New Roman" w:cs="Times New Roman"/>
-                <w:i w:val="false"/>
-                <w:b w:val="true"/>
-                <w:u w:val="none"/>
-                <w:strike w:val="false"/>
-                <w:sz w:val="16"/>
-                <w:szCs w:val="16"/>
+              <w:spacing w:after="0" w:before="0" w:line="240"/>
+              <w:ind w:left="100" w:right="100" w:firstLine="0" w:firstLineChars="0"/>
+              <w:rPr>
+                <w:rFonts w:ascii="Times New Roman" w:hAnsi="Times New Roman" w:eastAsia="Times New Roman" w:cs="Times New Roman"/>
+                <w:i w:val="false"/>
+                <w:b w:val="true"/>
+                <w:u w:val="none"/>
+                <w:strike w:val="false"/>
+                <w:sz w:val="14"/>
+                <w:szCs w:val="14"/>
+                <w:color w:val="000000"/>
+              </w:rPr>
+            </w:pPr>
+            <w:r xmlns:w="http://schemas.openxmlformats.org/wordprocessingml/2006/main" xmlns:wp="http://schemas.openxmlformats.org/drawingml/2006/wordprocessingDrawing" xmlns:r="http://schemas.openxmlformats.org/officeDocument/2006/relationships" xmlns:w14="http://schemas.microsoft.com/office/word/2010/wordml">
+              <w:rPr>
+                <w:rFonts w:ascii="Times New Roman" w:hAnsi="Times New Roman" w:eastAsia="Times New Roman" w:cs="Times New Roman"/>
+                <w:i w:val="false"/>
+                <w:b w:val="true"/>
+                <w:u w:val="none"/>
+                <w:strike w:val="false"/>
+                <w:sz w:val="14"/>
+                <w:szCs w:val="14"/>
                 <w:color w:val="000000"/>
               </w:rPr>
               <w:t xml:space="preserve">115,1</w:t>
@@ -8712,28 +8712,28 @@
                 <w:left w:val="none" w:sz="0" w:space="0" w:color="000000"/>
                 <w:right w:val="none" w:sz="0" w:space="0" w:color="000000"/>
               </w:pBdr>
-              <w:spacing w:after="36" w:before="36" w:line="240"/>
-              <w:ind w:left="100" w:right="100" w:firstLine="0" w:firstLineChars="0"/>
-              <w:rPr>
-                <w:rFonts w:ascii="Times New Roman" w:hAnsi="Times New Roman" w:eastAsia="Times New Roman" w:cs="Times New Roman"/>
-                <w:i w:val="false"/>
-                <w:b w:val="true"/>
-                <w:u w:val="none"/>
-                <w:strike w:val="false"/>
-                <w:sz w:val="16"/>
-                <w:szCs w:val="16"/>
-                <w:color w:val="000000"/>
-              </w:rPr>
-            </w:pPr>
-            <w:r xmlns:w="http://schemas.openxmlformats.org/wordprocessingml/2006/main" xmlns:wp="http://schemas.openxmlformats.org/drawingml/2006/wordprocessingDrawing" xmlns:r="http://schemas.openxmlformats.org/officeDocument/2006/relationships" xmlns:w14="http://schemas.microsoft.com/office/word/2010/wordml">
-              <w:rPr>
-                <w:rFonts w:ascii="Times New Roman" w:hAnsi="Times New Roman" w:eastAsia="Times New Roman" w:cs="Times New Roman"/>
-                <w:i w:val="false"/>
-                <w:b w:val="true"/>
-                <w:u w:val="none"/>
-                <w:strike w:val="false"/>
-                <w:sz w:val="16"/>
-                <w:szCs w:val="16"/>
+              <w:spacing w:after="0" w:before="0" w:line="240"/>
+              <w:ind w:left="100" w:right="100" w:firstLine="0" w:firstLineChars="0"/>
+              <w:rPr>
+                <w:rFonts w:ascii="Times New Roman" w:hAnsi="Times New Roman" w:eastAsia="Times New Roman" w:cs="Times New Roman"/>
+                <w:i w:val="false"/>
+                <w:b w:val="true"/>
+                <w:u w:val="none"/>
+                <w:strike w:val="false"/>
+                <w:sz w:val="14"/>
+                <w:szCs w:val="14"/>
+                <w:color w:val="000000"/>
+              </w:rPr>
+            </w:pPr>
+            <w:r xmlns:w="http://schemas.openxmlformats.org/wordprocessingml/2006/main" xmlns:wp="http://schemas.openxmlformats.org/drawingml/2006/wordprocessingDrawing" xmlns:r="http://schemas.openxmlformats.org/officeDocument/2006/relationships" xmlns:w14="http://schemas.microsoft.com/office/word/2010/wordml">
+              <w:rPr>
+                <w:rFonts w:ascii="Times New Roman" w:hAnsi="Times New Roman" w:eastAsia="Times New Roman" w:cs="Times New Roman"/>
+                <w:i w:val="false"/>
+                <w:b w:val="true"/>
+                <w:u w:val="none"/>
+                <w:strike w:val="false"/>
+                <w:sz w:val="14"/>
+                <w:szCs w:val="14"/>
                 <w:color w:val="000000"/>
               </w:rPr>
               <w:t xml:space="preserve">114,4</w:t>
@@ -8766,28 +8766,28 @@
                 <w:left w:val="none" w:sz="0" w:space="0" w:color="000000"/>
                 <w:right w:val="none" w:sz="0" w:space="0" w:color="000000"/>
               </w:pBdr>
-              <w:spacing w:after="36" w:before="36" w:line="240"/>
-              <w:ind w:left="100" w:right="100" w:firstLine="0" w:firstLineChars="0"/>
-              <w:rPr>
-                <w:rFonts w:ascii="Times New Roman" w:hAnsi="Times New Roman" w:eastAsia="Times New Roman" w:cs="Times New Roman"/>
-                <w:i w:val="false"/>
-                <w:b w:val="true"/>
-                <w:u w:val="none"/>
-                <w:strike w:val="false"/>
-                <w:sz w:val="16"/>
-                <w:szCs w:val="16"/>
-                <w:color w:val="000000"/>
-              </w:rPr>
-            </w:pPr>
-            <w:r xmlns:w="http://schemas.openxmlformats.org/wordprocessingml/2006/main" xmlns:wp="http://schemas.openxmlformats.org/drawingml/2006/wordprocessingDrawing" xmlns:r="http://schemas.openxmlformats.org/officeDocument/2006/relationships" xmlns:w14="http://schemas.microsoft.com/office/word/2010/wordml">
-              <w:rPr>
-                <w:rFonts w:ascii="Times New Roman" w:hAnsi="Times New Roman" w:eastAsia="Times New Roman" w:cs="Times New Roman"/>
-                <w:i w:val="false"/>
-                <w:b w:val="true"/>
-                <w:u w:val="none"/>
-                <w:strike w:val="false"/>
-                <w:sz w:val="16"/>
-                <w:szCs w:val="16"/>
+              <w:spacing w:after="0" w:before="0" w:line="240"/>
+              <w:ind w:left="100" w:right="100" w:firstLine="0" w:firstLineChars="0"/>
+              <w:rPr>
+                <w:rFonts w:ascii="Times New Roman" w:hAnsi="Times New Roman" w:eastAsia="Times New Roman" w:cs="Times New Roman"/>
+                <w:i w:val="false"/>
+                <w:b w:val="true"/>
+                <w:u w:val="none"/>
+                <w:strike w:val="false"/>
+                <w:sz w:val="14"/>
+                <w:szCs w:val="14"/>
+                <w:color w:val="000000"/>
+              </w:rPr>
+            </w:pPr>
+            <w:r xmlns:w="http://schemas.openxmlformats.org/wordprocessingml/2006/main" xmlns:wp="http://schemas.openxmlformats.org/drawingml/2006/wordprocessingDrawing" xmlns:r="http://schemas.openxmlformats.org/officeDocument/2006/relationships" xmlns:w14="http://schemas.microsoft.com/office/word/2010/wordml">
+              <w:rPr>
+                <w:rFonts w:ascii="Times New Roman" w:hAnsi="Times New Roman" w:eastAsia="Times New Roman" w:cs="Times New Roman"/>
+                <w:i w:val="false"/>
+                <w:b w:val="true"/>
+                <w:u w:val="none"/>
+                <w:strike w:val="false"/>
+                <w:sz w:val="14"/>
+                <w:szCs w:val="14"/>
                 <w:color w:val="000000"/>
               </w:rPr>
               <w:t xml:space="preserve">114,3</w:t>
@@ -8820,28 +8820,28 @@
                 <w:left w:val="none" w:sz="0" w:space="0" w:color="000000"/>
                 <w:right w:val="none" w:sz="0" w:space="0" w:color="000000"/>
               </w:pBdr>
-              <w:spacing w:after="36" w:before="36" w:line="240"/>
-              <w:ind w:left="100" w:right="100" w:firstLine="0" w:firstLineChars="0"/>
-              <w:rPr>
-                <w:rFonts w:ascii="Times New Roman" w:hAnsi="Times New Roman" w:eastAsia="Times New Roman" w:cs="Times New Roman"/>
-                <w:i w:val="false"/>
-                <w:b w:val="true"/>
-                <w:u w:val="none"/>
-                <w:strike w:val="false"/>
-                <w:sz w:val="16"/>
-                <w:szCs w:val="16"/>
-                <w:color w:val="000000"/>
-              </w:rPr>
-            </w:pPr>
-            <w:r xmlns:w="http://schemas.openxmlformats.org/wordprocessingml/2006/main" xmlns:wp="http://schemas.openxmlformats.org/drawingml/2006/wordprocessingDrawing" xmlns:r="http://schemas.openxmlformats.org/officeDocument/2006/relationships" xmlns:w14="http://schemas.microsoft.com/office/word/2010/wordml">
-              <w:rPr>
-                <w:rFonts w:ascii="Times New Roman" w:hAnsi="Times New Roman" w:eastAsia="Times New Roman" w:cs="Times New Roman"/>
-                <w:i w:val="false"/>
-                <w:b w:val="true"/>
-                <w:u w:val="none"/>
-                <w:strike w:val="false"/>
-                <w:sz w:val="16"/>
-                <w:szCs w:val="16"/>
+              <w:spacing w:after="0" w:before="0" w:line="240"/>
+              <w:ind w:left="100" w:right="100" w:firstLine="0" w:firstLineChars="0"/>
+              <w:rPr>
+                <w:rFonts w:ascii="Times New Roman" w:hAnsi="Times New Roman" w:eastAsia="Times New Roman" w:cs="Times New Roman"/>
+                <w:i w:val="false"/>
+                <w:b w:val="true"/>
+                <w:u w:val="none"/>
+                <w:strike w:val="false"/>
+                <w:sz w:val="14"/>
+                <w:szCs w:val="14"/>
+                <w:color w:val="000000"/>
+              </w:rPr>
+            </w:pPr>
+            <w:r xmlns:w="http://schemas.openxmlformats.org/wordprocessingml/2006/main" xmlns:wp="http://schemas.openxmlformats.org/drawingml/2006/wordprocessingDrawing" xmlns:r="http://schemas.openxmlformats.org/officeDocument/2006/relationships" xmlns:w14="http://schemas.microsoft.com/office/word/2010/wordml">
+              <w:rPr>
+                <w:rFonts w:ascii="Times New Roman" w:hAnsi="Times New Roman" w:eastAsia="Times New Roman" w:cs="Times New Roman"/>
+                <w:i w:val="false"/>
+                <w:b w:val="true"/>
+                <w:u w:val="none"/>
+                <w:strike w:val="false"/>
+                <w:sz w:val="14"/>
+                <w:szCs w:val="14"/>
                 <w:color w:val="000000"/>
               </w:rPr>
               <w:t xml:space="preserve">112,3</w:t>
@@ -8874,28 +8874,28 @@
                 <w:left w:val="none" w:sz="0" w:space="0" w:color="000000"/>
                 <w:right w:val="none" w:sz="0" w:space="0" w:color="000000"/>
               </w:pBdr>
-              <w:spacing w:after="36" w:before="36" w:line="240"/>
-              <w:ind w:left="100" w:right="100" w:firstLine="0" w:firstLineChars="0"/>
-              <w:rPr>
-                <w:rFonts w:ascii="Times New Roman" w:hAnsi="Times New Roman" w:eastAsia="Times New Roman" w:cs="Times New Roman"/>
-                <w:i w:val="false"/>
-                <w:b w:val="true"/>
-                <w:u w:val="none"/>
-                <w:strike w:val="false"/>
-                <w:sz w:val="16"/>
-                <w:szCs w:val="16"/>
-                <w:color w:val="000000"/>
-              </w:rPr>
-            </w:pPr>
-            <w:r xmlns:w="http://schemas.openxmlformats.org/wordprocessingml/2006/main" xmlns:wp="http://schemas.openxmlformats.org/drawingml/2006/wordprocessingDrawing" xmlns:r="http://schemas.openxmlformats.org/officeDocument/2006/relationships" xmlns:w14="http://schemas.microsoft.com/office/word/2010/wordml">
-              <w:rPr>
-                <w:rFonts w:ascii="Times New Roman" w:hAnsi="Times New Roman" w:eastAsia="Times New Roman" w:cs="Times New Roman"/>
-                <w:i w:val="false"/>
-                <w:b w:val="true"/>
-                <w:u w:val="none"/>
-                <w:strike w:val="false"/>
-                <w:sz w:val="16"/>
-                <w:szCs w:val="16"/>
+              <w:spacing w:after="0" w:before="0" w:line="240"/>
+              <w:ind w:left="100" w:right="100" w:firstLine="0" w:firstLineChars="0"/>
+              <w:rPr>
+                <w:rFonts w:ascii="Times New Roman" w:hAnsi="Times New Roman" w:eastAsia="Times New Roman" w:cs="Times New Roman"/>
+                <w:i w:val="false"/>
+                <w:b w:val="true"/>
+                <w:u w:val="none"/>
+                <w:strike w:val="false"/>
+                <w:sz w:val="14"/>
+                <w:szCs w:val="14"/>
+                <w:color w:val="000000"/>
+              </w:rPr>
+            </w:pPr>
+            <w:r xmlns:w="http://schemas.openxmlformats.org/wordprocessingml/2006/main" xmlns:wp="http://schemas.openxmlformats.org/drawingml/2006/wordprocessingDrawing" xmlns:r="http://schemas.openxmlformats.org/officeDocument/2006/relationships" xmlns:w14="http://schemas.microsoft.com/office/word/2010/wordml">
+              <w:rPr>
+                <w:rFonts w:ascii="Times New Roman" w:hAnsi="Times New Roman" w:eastAsia="Times New Roman" w:cs="Times New Roman"/>
+                <w:i w:val="false"/>
+                <w:b w:val="true"/>
+                <w:u w:val="none"/>
+                <w:strike w:val="false"/>
+                <w:sz w:val="14"/>
+                <w:szCs w:val="14"/>
                 <w:color w:val="000000"/>
               </w:rPr>
               <w:t xml:space="preserve">5,261</w:t>
@@ -8928,28 +8928,28 @@
                 <w:left w:val="none" w:sz="0" w:space="0" w:color="000000"/>
                 <w:right w:val="none" w:sz="0" w:space="0" w:color="000000"/>
               </w:pBdr>
-              <w:spacing w:after="36" w:before="36" w:line="240"/>
-              <w:ind w:left="100" w:right="100" w:firstLine="0" w:firstLineChars="0"/>
-              <w:rPr>
-                <w:rFonts w:ascii="Times New Roman" w:hAnsi="Times New Roman" w:eastAsia="Times New Roman" w:cs="Times New Roman"/>
-                <w:i w:val="false"/>
-                <w:b w:val="true"/>
-                <w:u w:val="none"/>
-                <w:strike w:val="false"/>
-                <w:sz w:val="16"/>
-                <w:szCs w:val="16"/>
-                <w:color w:val="000000"/>
-              </w:rPr>
-            </w:pPr>
-            <w:r xmlns:w="http://schemas.openxmlformats.org/wordprocessingml/2006/main" xmlns:wp="http://schemas.openxmlformats.org/drawingml/2006/wordprocessingDrawing" xmlns:r="http://schemas.openxmlformats.org/officeDocument/2006/relationships" xmlns:w14="http://schemas.microsoft.com/office/word/2010/wordml">
-              <w:rPr>
-                <w:rFonts w:ascii="Times New Roman" w:hAnsi="Times New Roman" w:eastAsia="Times New Roman" w:cs="Times New Roman"/>
-                <w:i w:val="false"/>
-                <w:b w:val="true"/>
-                <w:u w:val="none"/>
-                <w:strike w:val="false"/>
-                <w:sz w:val="16"/>
-                <w:szCs w:val="16"/>
+              <w:spacing w:after="0" w:before="0" w:line="240"/>
+              <w:ind w:left="100" w:right="100" w:firstLine="0" w:firstLineChars="0"/>
+              <w:rPr>
+                <w:rFonts w:ascii="Times New Roman" w:hAnsi="Times New Roman" w:eastAsia="Times New Roman" w:cs="Times New Roman"/>
+                <w:i w:val="false"/>
+                <w:b w:val="true"/>
+                <w:u w:val="none"/>
+                <w:strike w:val="false"/>
+                <w:sz w:val="14"/>
+                <w:szCs w:val="14"/>
+                <w:color w:val="000000"/>
+              </w:rPr>
+            </w:pPr>
+            <w:r xmlns:w="http://schemas.openxmlformats.org/wordprocessingml/2006/main" xmlns:wp="http://schemas.openxmlformats.org/drawingml/2006/wordprocessingDrawing" xmlns:r="http://schemas.openxmlformats.org/officeDocument/2006/relationships" xmlns:w14="http://schemas.microsoft.com/office/word/2010/wordml">
+              <w:rPr>
+                <w:rFonts w:ascii="Times New Roman" w:hAnsi="Times New Roman" w:eastAsia="Times New Roman" w:cs="Times New Roman"/>
+                <w:i w:val="false"/>
+                <w:b w:val="true"/>
+                <w:u w:val="none"/>
+                <w:strike w:val="false"/>
+                <w:sz w:val="14"/>
+                <w:szCs w:val="14"/>
                 <w:color w:val="000000"/>
               </w:rPr>
               <w:t xml:space="preserve">12 - مواد وخدمات أخرى</w:t>
@@ -8988,28 +8988,28 @@
                 <w:left w:val="none" w:sz="0" w:space="0" w:color="000000"/>
                 <w:right w:val="none" w:sz="0" w:space="0" w:color="000000"/>
               </w:pBdr>
-              <w:spacing w:after="36" w:before="36" w:line="240"/>
-              <w:ind w:left="100" w:right="100" w:firstLine="0" w:firstLineChars="0"/>
-              <w:rPr>
-                <w:rFonts w:ascii="Times New Roman" w:hAnsi="Times New Roman" w:eastAsia="Times New Roman" w:cs="Times New Roman"/>
-                <w:i w:val="false"/>
-                <w:b w:val="true"/>
-                <w:u w:val="none"/>
-                <w:strike w:val="false"/>
-                <w:sz w:val="16"/>
-                <w:szCs w:val="16"/>
-                <w:color w:val="000000"/>
-              </w:rPr>
-            </w:pPr>
-            <w:r xmlns:w="http://schemas.openxmlformats.org/wordprocessingml/2006/main" xmlns:wp="http://schemas.openxmlformats.org/drawingml/2006/wordprocessingDrawing" xmlns:r="http://schemas.openxmlformats.org/officeDocument/2006/relationships" xmlns:w14="http://schemas.microsoft.com/office/word/2010/wordml">
-              <w:rPr>
-                <w:rFonts w:ascii="Times New Roman" w:hAnsi="Times New Roman" w:eastAsia="Times New Roman" w:cs="Times New Roman"/>
-                <w:i w:val="false"/>
-                <w:b w:val="true"/>
-                <w:u w:val="none"/>
-                <w:strike w:val="false"/>
-                <w:sz w:val="16"/>
-                <w:szCs w:val="16"/>
+              <w:spacing w:after="0" w:before="0" w:line="240"/>
+              <w:ind w:left="100" w:right="100" w:firstLine="0" w:firstLineChars="0"/>
+              <w:rPr>
+                <w:rFonts w:ascii="Times New Roman" w:hAnsi="Times New Roman" w:eastAsia="Times New Roman" w:cs="Times New Roman"/>
+                <w:i w:val="false"/>
+                <w:b w:val="true"/>
+                <w:u w:val="none"/>
+                <w:strike w:val="false"/>
+                <w:sz w:val="14"/>
+                <w:szCs w:val="14"/>
+                <w:color w:val="000000"/>
+              </w:rPr>
+            </w:pPr>
+            <w:r xmlns:w="http://schemas.openxmlformats.org/wordprocessingml/2006/main" xmlns:wp="http://schemas.openxmlformats.org/drawingml/2006/wordprocessingDrawing" xmlns:r="http://schemas.openxmlformats.org/officeDocument/2006/relationships" xmlns:w14="http://schemas.microsoft.com/office/word/2010/wordml">
+              <w:rPr>
+                <w:rFonts w:ascii="Times New Roman" w:hAnsi="Times New Roman" w:eastAsia="Times New Roman" w:cs="Times New Roman"/>
+                <w:i w:val="false"/>
+                <w:b w:val="true"/>
+                <w:u w:val="none"/>
+                <w:strike w:val="false"/>
+                <w:sz w:val="14"/>
+                <w:szCs w:val="14"/>
                 <w:color w:val="000000"/>
               </w:rPr>
               <w:t xml:space="preserve">-0,2</w:t>
@@ -9042,28 +9042,28 @@
                 <w:left w:val="none" w:sz="0" w:space="0" w:color="000000"/>
                 <w:right w:val="none" w:sz="0" w:space="0" w:color="000000"/>
               </w:pBdr>
-              <w:spacing w:after="36" w:before="36" w:line="240"/>
-              <w:ind w:left="100" w:right="100" w:firstLine="0" w:firstLineChars="0"/>
-              <w:rPr>
-                <w:rFonts w:ascii="Times New Roman" w:hAnsi="Times New Roman" w:eastAsia="Times New Roman" w:cs="Times New Roman"/>
-                <w:i w:val="false"/>
-                <w:b w:val="true"/>
-                <w:u w:val="none"/>
-                <w:strike w:val="false"/>
-                <w:sz w:val="16"/>
-                <w:szCs w:val="16"/>
-                <w:color w:val="000000"/>
-              </w:rPr>
-            </w:pPr>
-            <w:r xmlns:w="http://schemas.openxmlformats.org/wordprocessingml/2006/main" xmlns:wp="http://schemas.openxmlformats.org/drawingml/2006/wordprocessingDrawing" xmlns:r="http://schemas.openxmlformats.org/officeDocument/2006/relationships" xmlns:w14="http://schemas.microsoft.com/office/word/2010/wordml">
-              <w:rPr>
-                <w:rFonts w:ascii="Times New Roman" w:hAnsi="Times New Roman" w:eastAsia="Times New Roman" w:cs="Times New Roman"/>
-                <w:i w:val="false"/>
-                <w:b w:val="true"/>
-                <w:u w:val="none"/>
-                <w:strike w:val="false"/>
-                <w:sz w:val="16"/>
-                <w:szCs w:val="16"/>
+              <w:spacing w:after="0" w:before="0" w:line="240"/>
+              <w:ind w:left="100" w:right="100" w:firstLine="0" w:firstLineChars="0"/>
+              <w:rPr>
+                <w:rFonts w:ascii="Times New Roman" w:hAnsi="Times New Roman" w:eastAsia="Times New Roman" w:cs="Times New Roman"/>
+                <w:i w:val="false"/>
+                <w:b w:val="true"/>
+                <w:u w:val="none"/>
+                <w:strike w:val="false"/>
+                <w:sz w:val="14"/>
+                <w:szCs w:val="14"/>
+                <w:color w:val="000000"/>
+              </w:rPr>
+            </w:pPr>
+            <w:r xmlns:w="http://schemas.openxmlformats.org/wordprocessingml/2006/main" xmlns:wp="http://schemas.openxmlformats.org/drawingml/2006/wordprocessingDrawing" xmlns:r="http://schemas.openxmlformats.org/officeDocument/2006/relationships" xmlns:w14="http://schemas.microsoft.com/office/word/2010/wordml">
+              <w:rPr>
+                <w:rFonts w:ascii="Times New Roman" w:hAnsi="Times New Roman" w:eastAsia="Times New Roman" w:cs="Times New Roman"/>
+                <w:i w:val="false"/>
+                <w:b w:val="true"/>
+                <w:u w:val="none"/>
+                <w:strike w:val="false"/>
+                <w:sz w:val="14"/>
+                <w:szCs w:val="14"/>
                 <w:color w:val="000000"/>
               </w:rPr>
               <w:t xml:space="preserve">1,1</w:t>
@@ -9096,28 +9096,28 @@
                 <w:left w:val="none" w:sz="0" w:space="0" w:color="000000"/>
                 <w:right w:val="none" w:sz="0" w:space="0" w:color="000000"/>
               </w:pBdr>
-              <w:spacing w:after="36" w:before="36" w:line="240"/>
-              <w:ind w:left="100" w:right="100" w:firstLine="0" w:firstLineChars="0"/>
-              <w:rPr>
-                <w:rFonts w:ascii="Times New Roman" w:hAnsi="Times New Roman" w:eastAsia="Times New Roman" w:cs="Times New Roman"/>
-                <w:i w:val="false"/>
-                <w:b w:val="true"/>
-                <w:u w:val="none"/>
-                <w:strike w:val="false"/>
-                <w:sz w:val="16"/>
-                <w:szCs w:val="16"/>
-                <w:color w:val="000000"/>
-              </w:rPr>
-            </w:pPr>
-            <w:r xmlns:w="http://schemas.openxmlformats.org/wordprocessingml/2006/main" xmlns:wp="http://schemas.openxmlformats.org/drawingml/2006/wordprocessingDrawing" xmlns:r="http://schemas.openxmlformats.org/officeDocument/2006/relationships" xmlns:w14="http://schemas.microsoft.com/office/word/2010/wordml">
-              <w:rPr>
-                <w:rFonts w:ascii="Times New Roman" w:hAnsi="Times New Roman" w:eastAsia="Times New Roman" w:cs="Times New Roman"/>
-                <w:i w:val="false"/>
-                <w:b w:val="true"/>
-                <w:u w:val="none"/>
-                <w:strike w:val="false"/>
-                <w:sz w:val="16"/>
-                <w:szCs w:val="16"/>
+              <w:spacing w:after="0" w:before="0" w:line="240"/>
+              <w:ind w:left="100" w:right="100" w:firstLine="0" w:firstLineChars="0"/>
+              <w:rPr>
+                <w:rFonts w:ascii="Times New Roman" w:hAnsi="Times New Roman" w:eastAsia="Times New Roman" w:cs="Times New Roman"/>
+                <w:i w:val="false"/>
+                <w:b w:val="true"/>
+                <w:u w:val="none"/>
+                <w:strike w:val="false"/>
+                <w:sz w:val="14"/>
+                <w:szCs w:val="14"/>
+                <w:color w:val="000000"/>
+              </w:rPr>
+            </w:pPr>
+            <w:r xmlns:w="http://schemas.openxmlformats.org/wordprocessingml/2006/main" xmlns:wp="http://schemas.openxmlformats.org/drawingml/2006/wordprocessingDrawing" xmlns:r="http://schemas.openxmlformats.org/officeDocument/2006/relationships" xmlns:w14="http://schemas.microsoft.com/office/word/2010/wordml">
+              <w:rPr>
+                <w:rFonts w:ascii="Times New Roman" w:hAnsi="Times New Roman" w:eastAsia="Times New Roman" w:cs="Times New Roman"/>
+                <w:i w:val="false"/>
+                <w:b w:val="true"/>
+                <w:u w:val="none"/>
+                <w:strike w:val="false"/>
+                <w:sz w:val="14"/>
+                <w:szCs w:val="14"/>
                 <w:color w:val="000000"/>
               </w:rPr>
               <w:t xml:space="preserve">0,7</w:t>
@@ -9150,28 +9150,28 @@
                 <w:left w:val="none" w:sz="0" w:space="0" w:color="000000"/>
                 <w:right w:val="none" w:sz="0" w:space="0" w:color="000000"/>
               </w:pBdr>
-              <w:spacing w:after="36" w:before="36" w:line="240"/>
-              <w:ind w:left="100" w:right="100" w:firstLine="0" w:firstLineChars="0"/>
-              <w:rPr>
-                <w:rFonts w:ascii="Times New Roman" w:hAnsi="Times New Roman" w:eastAsia="Times New Roman" w:cs="Times New Roman"/>
-                <w:i w:val="false"/>
-                <w:b w:val="true"/>
-                <w:u w:val="none"/>
-                <w:strike w:val="false"/>
-                <w:sz w:val="16"/>
-                <w:szCs w:val="16"/>
-                <w:color w:val="000000"/>
-              </w:rPr>
-            </w:pPr>
-            <w:r xmlns:w="http://schemas.openxmlformats.org/wordprocessingml/2006/main" xmlns:wp="http://schemas.openxmlformats.org/drawingml/2006/wordprocessingDrawing" xmlns:r="http://schemas.openxmlformats.org/officeDocument/2006/relationships" xmlns:w14="http://schemas.microsoft.com/office/word/2010/wordml">
-              <w:rPr>
-                <w:rFonts w:ascii="Times New Roman" w:hAnsi="Times New Roman" w:eastAsia="Times New Roman" w:cs="Times New Roman"/>
-                <w:i w:val="false"/>
-                <w:b w:val="true"/>
-                <w:u w:val="none"/>
-                <w:strike w:val="false"/>
-                <w:sz w:val="16"/>
-                <w:szCs w:val="16"/>
+              <w:spacing w:after="0" w:before="0" w:line="240"/>
+              <w:ind w:left="100" w:right="100" w:firstLine="0" w:firstLineChars="0"/>
+              <w:rPr>
+                <w:rFonts w:ascii="Times New Roman" w:hAnsi="Times New Roman" w:eastAsia="Times New Roman" w:cs="Times New Roman"/>
+                <w:i w:val="false"/>
+                <w:b w:val="true"/>
+                <w:u w:val="none"/>
+                <w:strike w:val="false"/>
+                <w:sz w:val="14"/>
+                <w:szCs w:val="14"/>
+                <w:color w:val="000000"/>
+              </w:rPr>
+            </w:pPr>
+            <w:r xmlns:w="http://schemas.openxmlformats.org/wordprocessingml/2006/main" xmlns:wp="http://schemas.openxmlformats.org/drawingml/2006/wordprocessingDrawing" xmlns:r="http://schemas.openxmlformats.org/officeDocument/2006/relationships" xmlns:w14="http://schemas.microsoft.com/office/word/2010/wordml">
+              <w:rPr>
+                <w:rFonts w:ascii="Times New Roman" w:hAnsi="Times New Roman" w:eastAsia="Times New Roman" w:cs="Times New Roman"/>
+                <w:i w:val="false"/>
+                <w:b w:val="true"/>
+                <w:u w:val="none"/>
+                <w:strike w:val="false"/>
+                <w:sz w:val="14"/>
+                <w:szCs w:val="14"/>
                 <w:color w:val="000000"/>
               </w:rPr>
               <w:t xml:space="preserve">123,9</w:t>
@@ -9204,28 +9204,28 @@
                 <w:left w:val="none" w:sz="0" w:space="0" w:color="000000"/>
                 <w:right w:val="none" w:sz="0" w:space="0" w:color="000000"/>
               </w:pBdr>
-              <w:spacing w:after="36" w:before="36" w:line="240"/>
-              <w:ind w:left="100" w:right="100" w:firstLine="0" w:firstLineChars="0"/>
-              <w:rPr>
-                <w:rFonts w:ascii="Times New Roman" w:hAnsi="Times New Roman" w:eastAsia="Times New Roman" w:cs="Times New Roman"/>
-                <w:i w:val="false"/>
-                <w:b w:val="true"/>
-                <w:u w:val="none"/>
-                <w:strike w:val="false"/>
-                <w:sz w:val="16"/>
-                <w:szCs w:val="16"/>
-                <w:color w:val="000000"/>
-              </w:rPr>
-            </w:pPr>
-            <w:r xmlns:w="http://schemas.openxmlformats.org/wordprocessingml/2006/main" xmlns:wp="http://schemas.openxmlformats.org/drawingml/2006/wordprocessingDrawing" xmlns:r="http://schemas.openxmlformats.org/officeDocument/2006/relationships" xmlns:w14="http://schemas.microsoft.com/office/word/2010/wordml">
-              <w:rPr>
-                <w:rFonts w:ascii="Times New Roman" w:hAnsi="Times New Roman" w:eastAsia="Times New Roman" w:cs="Times New Roman"/>
-                <w:i w:val="false"/>
-                <w:b w:val="true"/>
-                <w:u w:val="none"/>
-                <w:strike w:val="false"/>
-                <w:sz w:val="16"/>
-                <w:szCs w:val="16"/>
+              <w:spacing w:after="0" w:before="0" w:line="240"/>
+              <w:ind w:left="100" w:right="100" w:firstLine="0" w:firstLineChars="0"/>
+              <w:rPr>
+                <w:rFonts w:ascii="Times New Roman" w:hAnsi="Times New Roman" w:eastAsia="Times New Roman" w:cs="Times New Roman"/>
+                <w:i w:val="false"/>
+                <w:b w:val="true"/>
+                <w:u w:val="none"/>
+                <w:strike w:val="false"/>
+                <w:sz w:val="14"/>
+                <w:szCs w:val="14"/>
+                <w:color w:val="000000"/>
+              </w:rPr>
+            </w:pPr>
+            <w:r xmlns:w="http://schemas.openxmlformats.org/wordprocessingml/2006/main" xmlns:wp="http://schemas.openxmlformats.org/drawingml/2006/wordprocessingDrawing" xmlns:r="http://schemas.openxmlformats.org/officeDocument/2006/relationships" xmlns:w14="http://schemas.microsoft.com/office/word/2010/wordml">
+              <w:rPr>
+                <w:rFonts w:ascii="Times New Roman" w:hAnsi="Times New Roman" w:eastAsia="Times New Roman" w:cs="Times New Roman"/>
+                <w:i w:val="false"/>
+                <w:b w:val="true"/>
+                <w:u w:val="none"/>
+                <w:strike w:val="false"/>
+                <w:sz w:val="14"/>
+                <w:szCs w:val="14"/>
                 <w:color w:val="000000"/>
               </w:rPr>
               <w:t xml:space="preserve">123,0</w:t>
@@ -9258,28 +9258,28 @@
                 <w:left w:val="none" w:sz="0" w:space="0" w:color="000000"/>
                 <w:right w:val="none" w:sz="0" w:space="0" w:color="000000"/>
               </w:pBdr>
-              <w:spacing w:after="36" w:before="36" w:line="240"/>
-              <w:ind w:left="100" w:right="100" w:firstLine="0" w:firstLineChars="0"/>
-              <w:rPr>
-                <w:rFonts w:ascii="Times New Roman" w:hAnsi="Times New Roman" w:eastAsia="Times New Roman" w:cs="Times New Roman"/>
-                <w:i w:val="false"/>
-                <w:b w:val="true"/>
-                <w:u w:val="none"/>
-                <w:strike w:val="false"/>
-                <w:sz w:val="16"/>
-                <w:szCs w:val="16"/>
-                <w:color w:val="000000"/>
-              </w:rPr>
-            </w:pPr>
-            <w:r xmlns:w="http://schemas.openxmlformats.org/wordprocessingml/2006/main" xmlns:wp="http://schemas.openxmlformats.org/drawingml/2006/wordprocessingDrawing" xmlns:r="http://schemas.openxmlformats.org/officeDocument/2006/relationships" xmlns:w14="http://schemas.microsoft.com/office/word/2010/wordml">
-              <w:rPr>
-                <w:rFonts w:ascii="Times New Roman" w:hAnsi="Times New Roman" w:eastAsia="Times New Roman" w:cs="Times New Roman"/>
-                <w:i w:val="false"/>
-                <w:b w:val="true"/>
-                <w:u w:val="none"/>
-                <w:strike w:val="false"/>
-                <w:sz w:val="16"/>
-                <w:szCs w:val="16"/>
+              <w:spacing w:after="0" w:before="0" w:line="240"/>
+              <w:ind w:left="100" w:right="100" w:firstLine="0" w:firstLineChars="0"/>
+              <w:rPr>
+                <w:rFonts w:ascii="Times New Roman" w:hAnsi="Times New Roman" w:eastAsia="Times New Roman" w:cs="Times New Roman"/>
+                <w:i w:val="false"/>
+                <w:b w:val="true"/>
+                <w:u w:val="none"/>
+                <w:strike w:val="false"/>
+                <w:sz w:val="14"/>
+                <w:szCs w:val="14"/>
+                <w:color w:val="000000"/>
+              </w:rPr>
+            </w:pPr>
+            <w:r xmlns:w="http://schemas.openxmlformats.org/wordprocessingml/2006/main" xmlns:wp="http://schemas.openxmlformats.org/drawingml/2006/wordprocessingDrawing" xmlns:r="http://schemas.openxmlformats.org/officeDocument/2006/relationships" xmlns:w14="http://schemas.microsoft.com/office/word/2010/wordml">
+              <w:rPr>
+                <w:rFonts w:ascii="Times New Roman" w:hAnsi="Times New Roman" w:eastAsia="Times New Roman" w:cs="Times New Roman"/>
+                <w:i w:val="false"/>
+                <w:b w:val="true"/>
+                <w:u w:val="none"/>
+                <w:strike w:val="false"/>
+                <w:sz w:val="14"/>
+                <w:szCs w:val="14"/>
                 <w:color w:val="000000"/>
               </w:rPr>
               <w:t xml:space="preserve">122,1</w:t>
@@ -9312,28 +9312,28 @@
                 <w:left w:val="none" w:sz="0" w:space="0" w:color="000000"/>
                 <w:right w:val="none" w:sz="0" w:space="0" w:color="000000"/>
               </w:pBdr>
-              <w:spacing w:after="36" w:before="36" w:line="240"/>
-              <w:ind w:left="100" w:right="100" w:firstLine="0" w:firstLineChars="0"/>
-              <w:rPr>
-                <w:rFonts w:ascii="Times New Roman" w:hAnsi="Times New Roman" w:eastAsia="Times New Roman" w:cs="Times New Roman"/>
-                <w:i w:val="false"/>
-                <w:b w:val="true"/>
-                <w:u w:val="none"/>
-                <w:strike w:val="false"/>
-                <w:sz w:val="16"/>
-                <w:szCs w:val="16"/>
-                <w:color w:val="000000"/>
-              </w:rPr>
-            </w:pPr>
-            <w:r xmlns:w="http://schemas.openxmlformats.org/wordprocessingml/2006/main" xmlns:wp="http://schemas.openxmlformats.org/drawingml/2006/wordprocessingDrawing" xmlns:r="http://schemas.openxmlformats.org/officeDocument/2006/relationships" xmlns:w14="http://schemas.microsoft.com/office/word/2010/wordml">
-              <w:rPr>
-                <w:rFonts w:ascii="Times New Roman" w:hAnsi="Times New Roman" w:eastAsia="Times New Roman" w:cs="Times New Roman"/>
-                <w:i w:val="false"/>
-                <w:b w:val="true"/>
-                <w:u w:val="none"/>
-                <w:strike w:val="false"/>
-                <w:sz w:val="16"/>
-                <w:szCs w:val="16"/>
+              <w:spacing w:after="0" w:before="0" w:line="240"/>
+              <w:ind w:left="100" w:right="100" w:firstLine="0" w:firstLineChars="0"/>
+              <w:rPr>
+                <w:rFonts w:ascii="Times New Roman" w:hAnsi="Times New Roman" w:eastAsia="Times New Roman" w:cs="Times New Roman"/>
+                <w:i w:val="false"/>
+                <w:b w:val="true"/>
+                <w:u w:val="none"/>
+                <w:strike w:val="false"/>
+                <w:sz w:val="14"/>
+                <w:szCs w:val="14"/>
+                <w:color w:val="000000"/>
+              </w:rPr>
+            </w:pPr>
+            <w:r xmlns:w="http://schemas.openxmlformats.org/wordprocessingml/2006/main" xmlns:wp="http://schemas.openxmlformats.org/drawingml/2006/wordprocessingDrawing" xmlns:r="http://schemas.openxmlformats.org/officeDocument/2006/relationships" xmlns:w14="http://schemas.microsoft.com/office/word/2010/wordml">
+              <w:rPr>
+                <w:rFonts w:ascii="Times New Roman" w:hAnsi="Times New Roman" w:eastAsia="Times New Roman" w:cs="Times New Roman"/>
+                <w:i w:val="false"/>
+                <w:b w:val="true"/>
+                <w:u w:val="none"/>
+                <w:strike w:val="false"/>
+                <w:sz w:val="14"/>
+                <w:szCs w:val="14"/>
                 <w:color w:val="000000"/>
               </w:rPr>
               <w:t xml:space="preserve">122,6</w:t>
@@ -9366,28 +9366,28 @@
                 <w:left w:val="none" w:sz="0" w:space="0" w:color="000000"/>
                 <w:right w:val="none" w:sz="0" w:space="0" w:color="000000"/>
               </w:pBdr>
-              <w:spacing w:after="36" w:before="36" w:line="240"/>
-              <w:ind w:left="100" w:right="100" w:firstLine="0" w:firstLineChars="0"/>
-              <w:rPr>
-                <w:rFonts w:ascii="Times New Roman" w:hAnsi="Times New Roman" w:eastAsia="Times New Roman" w:cs="Times New Roman"/>
-                <w:i w:val="false"/>
-                <w:b w:val="true"/>
-                <w:u w:val="none"/>
-                <w:strike w:val="false"/>
-                <w:sz w:val="16"/>
-                <w:szCs w:val="16"/>
-                <w:color w:val="000000"/>
-              </w:rPr>
-            </w:pPr>
-            <w:r xmlns:w="http://schemas.openxmlformats.org/wordprocessingml/2006/main" xmlns:wp="http://schemas.openxmlformats.org/drawingml/2006/wordprocessingDrawing" xmlns:r="http://schemas.openxmlformats.org/officeDocument/2006/relationships" xmlns:w14="http://schemas.microsoft.com/office/word/2010/wordml">
-              <w:rPr>
-                <w:rFonts w:ascii="Times New Roman" w:hAnsi="Times New Roman" w:eastAsia="Times New Roman" w:cs="Times New Roman"/>
-                <w:i w:val="false"/>
-                <w:b w:val="true"/>
-                <w:u w:val="none"/>
-                <w:strike w:val="false"/>
-                <w:sz w:val="16"/>
-                <w:szCs w:val="16"/>
+              <w:spacing w:after="0" w:before="0" w:line="240"/>
+              <w:ind w:left="100" w:right="100" w:firstLine="0" w:firstLineChars="0"/>
+              <w:rPr>
+                <w:rFonts w:ascii="Times New Roman" w:hAnsi="Times New Roman" w:eastAsia="Times New Roman" w:cs="Times New Roman"/>
+                <w:i w:val="false"/>
+                <w:b w:val="true"/>
+                <w:u w:val="none"/>
+                <w:strike w:val="false"/>
+                <w:sz w:val="14"/>
+                <w:szCs w:val="14"/>
+                <w:color w:val="000000"/>
+              </w:rPr>
+            </w:pPr>
+            <w:r xmlns:w="http://schemas.openxmlformats.org/wordprocessingml/2006/main" xmlns:wp="http://schemas.openxmlformats.org/drawingml/2006/wordprocessingDrawing" xmlns:r="http://schemas.openxmlformats.org/officeDocument/2006/relationships" xmlns:w14="http://schemas.microsoft.com/office/word/2010/wordml">
+              <w:rPr>
+                <w:rFonts w:ascii="Times New Roman" w:hAnsi="Times New Roman" w:eastAsia="Times New Roman" w:cs="Times New Roman"/>
+                <w:i w:val="false"/>
+                <w:b w:val="true"/>
+                <w:u w:val="none"/>
+                <w:strike w:val="false"/>
+                <w:sz w:val="14"/>
+                <w:szCs w:val="14"/>
                 <w:color w:val="000000"/>
               </w:rPr>
               <w:t xml:space="preserve">124,2</w:t>
@@ -9420,28 +9420,28 @@
                 <w:left w:val="none" w:sz="0" w:space="0" w:color="000000"/>
                 <w:right w:val="none" w:sz="0" w:space="0" w:color="000000"/>
               </w:pBdr>
-              <w:spacing w:after="36" w:before="36" w:line="240"/>
-              <w:ind w:left="100" w:right="100" w:firstLine="0" w:firstLineChars="0"/>
-              <w:rPr>
-                <w:rFonts w:ascii="Times New Roman" w:hAnsi="Times New Roman" w:eastAsia="Times New Roman" w:cs="Times New Roman"/>
-                <w:i w:val="false"/>
-                <w:b w:val="true"/>
-                <w:u w:val="none"/>
-                <w:strike w:val="false"/>
-                <w:sz w:val="16"/>
-                <w:szCs w:val="16"/>
-                <w:color w:val="000000"/>
-              </w:rPr>
-            </w:pPr>
-            <w:r xmlns:w="http://schemas.openxmlformats.org/wordprocessingml/2006/main" xmlns:wp="http://schemas.openxmlformats.org/drawingml/2006/wordprocessingDrawing" xmlns:r="http://schemas.openxmlformats.org/officeDocument/2006/relationships" xmlns:w14="http://schemas.microsoft.com/office/word/2010/wordml">
-              <w:rPr>
-                <w:rFonts w:ascii="Times New Roman" w:hAnsi="Times New Roman" w:eastAsia="Times New Roman" w:cs="Times New Roman"/>
-                <w:i w:val="false"/>
-                <w:b w:val="true"/>
-                <w:u w:val="none"/>
-                <w:strike w:val="false"/>
-                <w:sz w:val="16"/>
-                <w:szCs w:val="16"/>
+              <w:spacing w:after="0" w:before="0" w:line="240"/>
+              <w:ind w:left="100" w:right="100" w:firstLine="0" w:firstLineChars="0"/>
+              <w:rPr>
+                <w:rFonts w:ascii="Times New Roman" w:hAnsi="Times New Roman" w:eastAsia="Times New Roman" w:cs="Times New Roman"/>
+                <w:i w:val="false"/>
+                <w:b w:val="true"/>
+                <w:u w:val="none"/>
+                <w:strike w:val="false"/>
+                <w:sz w:val="14"/>
+                <w:szCs w:val="14"/>
+                <w:color w:val="000000"/>
+              </w:rPr>
+            </w:pPr>
+            <w:r xmlns:w="http://schemas.openxmlformats.org/wordprocessingml/2006/main" xmlns:wp="http://schemas.openxmlformats.org/drawingml/2006/wordprocessingDrawing" xmlns:r="http://schemas.openxmlformats.org/officeDocument/2006/relationships" xmlns:w14="http://schemas.microsoft.com/office/word/2010/wordml">
+              <w:rPr>
+                <w:rFonts w:ascii="Times New Roman" w:hAnsi="Times New Roman" w:eastAsia="Times New Roman" w:cs="Times New Roman"/>
+                <w:i w:val="false"/>
+                <w:b w:val="true"/>
+                <w:u w:val="none"/>
+                <w:strike w:val="false"/>
+                <w:sz w:val="14"/>
+                <w:szCs w:val="14"/>
                 <w:color w:val="000000"/>
               </w:rPr>
               <w:t xml:space="preserve">100,000</w:t>
@@ -9474,28 +9474,28 @@
                 <w:left w:val="none" w:sz="0" w:space="0" w:color="000000"/>
                 <w:right w:val="none" w:sz="0" w:space="0" w:color="000000"/>
               </w:pBdr>
-              <w:spacing w:after="36" w:before="36" w:line="240"/>
-              <w:ind w:left="100" w:right="100" w:firstLine="0" w:firstLineChars="0"/>
-              <w:rPr>
-                <w:rFonts w:ascii="Times New Roman" w:hAnsi="Times New Roman" w:eastAsia="Times New Roman" w:cs="Times New Roman"/>
-                <w:i w:val="false"/>
-                <w:b w:val="true"/>
-                <w:u w:val="none"/>
-                <w:strike w:val="false"/>
-                <w:sz w:val="16"/>
-                <w:szCs w:val="16"/>
-                <w:color w:val="000000"/>
-              </w:rPr>
-            </w:pPr>
-            <w:r xmlns:w="http://schemas.openxmlformats.org/wordprocessingml/2006/main" xmlns:wp="http://schemas.openxmlformats.org/drawingml/2006/wordprocessingDrawing" xmlns:r="http://schemas.openxmlformats.org/officeDocument/2006/relationships" xmlns:w14="http://schemas.microsoft.com/office/word/2010/wordml">
-              <w:rPr>
-                <w:rFonts w:ascii="Times New Roman" w:hAnsi="Times New Roman" w:eastAsia="Times New Roman" w:cs="Times New Roman"/>
-                <w:i w:val="false"/>
-                <w:b w:val="true"/>
-                <w:u w:val="none"/>
-                <w:strike w:val="false"/>
-                <w:sz w:val="16"/>
-                <w:szCs w:val="16"/>
+              <w:spacing w:after="0" w:before="0" w:line="240"/>
+              <w:ind w:left="100" w:right="100" w:firstLine="0" w:firstLineChars="0"/>
+              <w:rPr>
+                <w:rFonts w:ascii="Times New Roman" w:hAnsi="Times New Roman" w:eastAsia="Times New Roman" w:cs="Times New Roman"/>
+                <w:i w:val="false"/>
+                <w:b w:val="true"/>
+                <w:u w:val="none"/>
+                <w:strike w:val="false"/>
+                <w:sz w:val="14"/>
+                <w:szCs w:val="14"/>
+                <w:color w:val="000000"/>
+              </w:rPr>
+            </w:pPr>
+            <w:r xmlns:w="http://schemas.openxmlformats.org/wordprocessingml/2006/main" xmlns:wp="http://schemas.openxmlformats.org/drawingml/2006/wordprocessingDrawing" xmlns:r="http://schemas.openxmlformats.org/officeDocument/2006/relationships" xmlns:w14="http://schemas.microsoft.com/office/word/2010/wordml">
+              <w:rPr>
+                <w:rFonts w:ascii="Times New Roman" w:hAnsi="Times New Roman" w:eastAsia="Times New Roman" w:cs="Times New Roman"/>
+                <w:i w:val="false"/>
+                <w:b w:val="true"/>
+                <w:u w:val="none"/>
+                <w:strike w:val="false"/>
+                <w:sz w:val="14"/>
+                <w:szCs w:val="14"/>
                 <w:color w:val="000000"/>
               </w:rPr>
               <w:t xml:space="preserve">الرقم الاستدلالي العام</w:t>
@@ -9509,7 +9509,7 @@
         <w:pStyle w:val="ipcpara0"/>
       </w:pPr>
       <w:r>
-        <w:t xml:space="preserve">المصدر: المندوبية السامية للتخطيط، مديرية الإحصاء -البحث الوطني حول الأثمان عند الاستهلاك</w:t>
+        <w:t xml:space="preserve">المندوبية السامية للتخطيط، مديرية الإحصاء -البحث الوطني حول الأثمان عند الاستهلاك</w:t>
       </w:r>
     </w:p>
     <w:sectPr>
